--- a/UserManualAppDevProjectFinal (2).docx
+++ b/UserManualAppDevProjectFinal (2).docx
@@ -1,6 +1,6 @@
 
 <file path=word/document.xml><?xml version="1.0" encoding="utf-8"?>
-<w:document xmlns:wpc="http://schemas.microsoft.com/office/word/2010/wordprocessingCanvas" xmlns:cx="http://schemas.microsoft.com/office/drawing/2014/chartex" xmlns:cx1="http://schemas.microsoft.com/office/drawing/2015/9/8/chartex" xmlns:cx2="http://schemas.microsoft.com/office/drawing/2015/10/21/chartex" xmlns:cx3="http://schemas.microsoft.com/office/drawing/2016/5/9/chartex" xmlns:cx4="http://schemas.microsoft.com/office/drawing/2016/5/10/chartex" xmlns:cx5="http://schemas.microsoft.com/office/drawing/2016/5/11/chartex" xmlns:cx6="http://schemas.microsoft.com/office/drawing/2016/5/12/chartex" xmlns:cx7="http://schemas.microsoft.com/office/drawing/2016/5/13/chartex" xmlns:cx8="http://schemas.microsoft.com/office/drawing/2016/5/14/chartex" xmlns:mc="http://schemas.openxmlformats.org/markup-compatibility/2006" xmlns:aink="http://schemas.microsoft.com/office/drawing/2016/ink" xmlns:am3d="http://schemas.microsoft.com/office/drawing/2017/model3d" xmlns:o="urn:schemas-microsoft-com:office:office" xmlns:oel="http://schemas.microsoft.com/office/2019/extlst" xmlns:r="http://schemas.openxmlformats.org/officeDocument/2006/relationships" xmlns:m="http://schemas.openxmlformats.org/officeDocument/2006/math" xmlns:v="urn:schemas-microsoft-com:vml" xmlns:wp14="http://schemas.microsoft.com/office/word/2010/wordprocessingDrawing" xmlns:wp="http://schemas.openxmlformats.org/drawingml/2006/wordprocessingDrawing" xmlns:w10="urn:schemas-microsoft-com:office:word" xmlns:w="http://schemas.openxmlformats.org/wordprocessingml/2006/main" xmlns:w14="http://schemas.microsoft.com/office/word/2010/wordml" xmlns:w15="http://schemas.microsoft.com/office/word/2012/wordml" xmlns:w16cex="http://schemas.microsoft.com/office/word/2018/wordml/cex" xmlns:w16cid="http://schemas.microsoft.com/office/word/2016/wordml/cid" xmlns:w16="http://schemas.microsoft.com/office/word/2018/wordml" xmlns:w16sdtdh="http://schemas.microsoft.com/office/word/2020/wordml/sdtdatahash" xmlns:w16se="http://schemas.microsoft.com/office/word/2015/wordml/symex" xmlns:wpg="http://schemas.microsoft.com/office/word/2010/wordprocessingGroup" xmlns:wpi="http://schemas.microsoft.com/office/word/2010/wordprocessingInk" xmlns:wne="http://schemas.microsoft.com/office/word/2006/wordml" xmlns:wps="http://schemas.microsoft.com/office/word/2010/wordprocessingShape" mc:Ignorable="w14 w15 w16se w16cid w16 w16cex w16sdtdh wp14">
+<w:document xmlns:ve="http://schemas.openxmlformats.org/markup-compatibility/2006" xmlns:o="urn:schemas-microsoft-com:office:office" xmlns:r="http://schemas.openxmlformats.org/officeDocument/2006/relationships" xmlns:m="http://schemas.openxmlformats.org/officeDocument/2006/math" xmlns:v="urn:schemas-microsoft-com:vml" xmlns:wp="http://schemas.openxmlformats.org/drawingml/2006/wordprocessingDrawing" xmlns:w10="urn:schemas-microsoft-com:office:word" xmlns:w="http://schemas.openxmlformats.org/wordprocessingml/2006/main" xmlns:wne="http://schemas.microsoft.com/office/word/2006/wordml">
   <w:body>
     <w:sdt>
       <w:sdtPr>
@@ -18,7 +18,6 @@
           <w:sz w:val="22"/>
           <w:szCs w:val="22"/>
           <w:lang w:val="en-US"/>
-          <w14:ligatures w14:val="none"/>
         </w:rPr>
       </w:sdtEndPr>
       <w:sdtContent>
@@ -27,577 +26,140 @@
             <w:rPr>
               <w:noProof/>
             </w:rPr>
-            <mc:AlternateContent>
-              <mc:Choice Requires="wpg">
-                <w:drawing>
-                  <wp:anchor distT="0" distB="0" distL="114300" distR="114300" simplePos="0" relativeHeight="251713536" behindDoc="0" locked="0" layoutInCell="1" allowOverlap="1" wp14:anchorId="41DA8A82" wp14:editId="78006501">
-                    <wp:simplePos x="0" y="0"/>
-                    <wp:positionH relativeFrom="page">
-                      <wp:align>center</wp:align>
-                    </wp:positionH>
-                    <mc:AlternateContent>
-                      <mc:Choice Requires="wp14">
-                        <wp:positionV relativeFrom="page">
-                          <wp14:pctPosVOffset>2300</wp14:pctPosVOffset>
-                        </wp:positionV>
-                      </mc:Choice>
-                      <mc:Fallback>
-                        <wp:positionV relativeFrom="page">
-                          <wp:posOffset>231140</wp:posOffset>
-                        </wp:positionV>
-                      </mc:Fallback>
-                    </mc:AlternateContent>
-                    <wp:extent cx="7315200" cy="1215391"/>
-                    <wp:effectExtent l="0" t="0" r="1270" b="1905"/>
-                    <wp:wrapNone/>
-                    <wp:docPr id="149" name="Group 157"/>
-                    <wp:cNvGraphicFramePr/>
-                    <a:graphic xmlns:a="http://schemas.openxmlformats.org/drawingml/2006/main">
-                      <a:graphicData uri="http://schemas.microsoft.com/office/word/2010/wordprocessingGroup">
-                        <wpg:wgp>
-                          <wpg:cNvGrpSpPr/>
-                          <wpg:grpSpPr>
-                            <a:xfrm>
-                              <a:off x="0" y="0"/>
-                              <a:ext cx="7315200" cy="1215391"/>
-                              <a:chOff x="0" y="-1"/>
-                              <a:chExt cx="7315200" cy="1216153"/>
-                            </a:xfrm>
-                          </wpg:grpSpPr>
-                          <wps:wsp>
-                            <wps:cNvPr id="150" name="Rectangle 51"/>
-                            <wps:cNvSpPr/>
-                            <wps:spPr>
-                              <a:xfrm>
-                                <a:off x="0" y="-1"/>
-                                <a:ext cx="7315200" cy="1130373"/>
-                              </a:xfrm>
-                              <a:custGeom>
-                                <a:avLst/>
-                                <a:gdLst>
-                                  <a:gd name="connsiteX0" fmla="*/ 0 w 7312660"/>
-                                  <a:gd name="connsiteY0" fmla="*/ 0 h 1215390"/>
-                                  <a:gd name="connsiteX1" fmla="*/ 7312660 w 7312660"/>
-                                  <a:gd name="connsiteY1" fmla="*/ 0 h 1215390"/>
-                                  <a:gd name="connsiteX2" fmla="*/ 7312660 w 7312660"/>
-                                  <a:gd name="connsiteY2" fmla="*/ 1215390 h 1215390"/>
-                                  <a:gd name="connsiteX3" fmla="*/ 0 w 7312660"/>
-                                  <a:gd name="connsiteY3" fmla="*/ 1215390 h 1215390"/>
-                                  <a:gd name="connsiteX4" fmla="*/ 0 w 7312660"/>
-                                  <a:gd name="connsiteY4" fmla="*/ 0 h 1215390"/>
-                                  <a:gd name="connsiteX0" fmla="*/ 0 w 7312660"/>
-                                  <a:gd name="connsiteY0" fmla="*/ 0 h 1215390"/>
-                                  <a:gd name="connsiteX1" fmla="*/ 7312660 w 7312660"/>
-                                  <a:gd name="connsiteY1" fmla="*/ 0 h 1215390"/>
-                                  <a:gd name="connsiteX2" fmla="*/ 7312660 w 7312660"/>
-                                  <a:gd name="connsiteY2" fmla="*/ 1215390 h 1215390"/>
-                                  <a:gd name="connsiteX3" fmla="*/ 3667125 w 7312660"/>
-                                  <a:gd name="connsiteY3" fmla="*/ 1209675 h 1215390"/>
-                                  <a:gd name="connsiteX4" fmla="*/ 0 w 7312660"/>
-                                  <a:gd name="connsiteY4" fmla="*/ 1215390 h 1215390"/>
-                                  <a:gd name="connsiteX5" fmla="*/ 0 w 7312660"/>
-                                  <a:gd name="connsiteY5" fmla="*/ 0 h 1215390"/>
-                                  <a:gd name="connsiteX0" fmla="*/ 0 w 7312660"/>
-                                  <a:gd name="connsiteY0" fmla="*/ 0 h 1215390"/>
-                                  <a:gd name="connsiteX1" fmla="*/ 7312660 w 7312660"/>
-                                  <a:gd name="connsiteY1" fmla="*/ 0 h 1215390"/>
-                                  <a:gd name="connsiteX2" fmla="*/ 7312660 w 7312660"/>
-                                  <a:gd name="connsiteY2" fmla="*/ 1215390 h 1215390"/>
-                                  <a:gd name="connsiteX3" fmla="*/ 3619500 w 7312660"/>
-                                  <a:gd name="connsiteY3" fmla="*/ 733425 h 1215390"/>
-                                  <a:gd name="connsiteX4" fmla="*/ 0 w 7312660"/>
-                                  <a:gd name="connsiteY4" fmla="*/ 1215390 h 1215390"/>
-                                  <a:gd name="connsiteX5" fmla="*/ 0 w 7312660"/>
-                                  <a:gd name="connsiteY5" fmla="*/ 0 h 1215390"/>
-                                  <a:gd name="connsiteX0" fmla="*/ 0 w 7312660"/>
-                                  <a:gd name="connsiteY0" fmla="*/ 0 h 1215390"/>
-                                  <a:gd name="connsiteX1" fmla="*/ 7312660 w 7312660"/>
-                                  <a:gd name="connsiteY1" fmla="*/ 0 h 1215390"/>
-                                  <a:gd name="connsiteX2" fmla="*/ 7312660 w 7312660"/>
-                                  <a:gd name="connsiteY2" fmla="*/ 1129665 h 1215390"/>
-                                  <a:gd name="connsiteX3" fmla="*/ 3619500 w 7312660"/>
-                                  <a:gd name="connsiteY3" fmla="*/ 733425 h 1215390"/>
-                                  <a:gd name="connsiteX4" fmla="*/ 0 w 7312660"/>
-                                  <a:gd name="connsiteY4" fmla="*/ 1215390 h 1215390"/>
-                                  <a:gd name="connsiteX5" fmla="*/ 0 w 7312660"/>
-                                  <a:gd name="connsiteY5" fmla="*/ 0 h 1215390"/>
-                                  <a:gd name="connsiteX0" fmla="*/ 9525 w 7322185"/>
-                                  <a:gd name="connsiteY0" fmla="*/ 0 h 1129665"/>
-                                  <a:gd name="connsiteX1" fmla="*/ 7322185 w 7322185"/>
-                                  <a:gd name="connsiteY1" fmla="*/ 0 h 1129665"/>
-                                  <a:gd name="connsiteX2" fmla="*/ 7322185 w 7322185"/>
-                                  <a:gd name="connsiteY2" fmla="*/ 1129665 h 1129665"/>
-                                  <a:gd name="connsiteX3" fmla="*/ 3629025 w 7322185"/>
-                                  <a:gd name="connsiteY3" fmla="*/ 733425 h 1129665"/>
-                                  <a:gd name="connsiteX4" fmla="*/ 0 w 7322185"/>
-                                  <a:gd name="connsiteY4" fmla="*/ 1091565 h 1129665"/>
-                                  <a:gd name="connsiteX5" fmla="*/ 9525 w 7322185"/>
-                                  <a:gd name="connsiteY5" fmla="*/ 0 h 1129665"/>
-                                  <a:gd name="connsiteX0" fmla="*/ 0 w 7312660"/>
-                                  <a:gd name="connsiteY0" fmla="*/ 0 h 1129665"/>
-                                  <a:gd name="connsiteX1" fmla="*/ 7312660 w 7312660"/>
-                                  <a:gd name="connsiteY1" fmla="*/ 0 h 1129665"/>
-                                  <a:gd name="connsiteX2" fmla="*/ 7312660 w 7312660"/>
-                                  <a:gd name="connsiteY2" fmla="*/ 1129665 h 1129665"/>
-                                  <a:gd name="connsiteX3" fmla="*/ 3619500 w 7312660"/>
-                                  <a:gd name="connsiteY3" fmla="*/ 733425 h 1129665"/>
-                                  <a:gd name="connsiteX4" fmla="*/ 0 w 7312660"/>
-                                  <a:gd name="connsiteY4" fmla="*/ 1091565 h 1129665"/>
-                                  <a:gd name="connsiteX5" fmla="*/ 0 w 7312660"/>
-                                  <a:gd name="connsiteY5" fmla="*/ 0 h 1129665"/>
-                                </a:gdLst>
-                                <a:ahLst/>
-                                <a:cxnLst>
-                                  <a:cxn ang="0">
-                                    <a:pos x="connsiteX0" y="connsiteY0"/>
-                                  </a:cxn>
-                                  <a:cxn ang="0">
-                                    <a:pos x="connsiteX1" y="connsiteY1"/>
-                                  </a:cxn>
-                                  <a:cxn ang="0">
-                                    <a:pos x="connsiteX2" y="connsiteY2"/>
-                                  </a:cxn>
-                                  <a:cxn ang="0">
-                                    <a:pos x="connsiteX3" y="connsiteY3"/>
-                                  </a:cxn>
-                                  <a:cxn ang="0">
-                                    <a:pos x="connsiteX4" y="connsiteY4"/>
-                                  </a:cxn>
-                                  <a:cxn ang="0">
-                                    <a:pos x="connsiteX5" y="connsiteY5"/>
-                                  </a:cxn>
-                                </a:cxnLst>
-                                <a:rect l="l" t="t" r="r" b="b"/>
-                                <a:pathLst>
-                                  <a:path w="7312660" h="1129665">
-                                    <a:moveTo>
-                                      <a:pt x="0" y="0"/>
-                                    </a:moveTo>
-                                    <a:lnTo>
-                                      <a:pt x="7312660" y="0"/>
-                                    </a:lnTo>
-                                    <a:lnTo>
-                                      <a:pt x="7312660" y="1129665"/>
-                                    </a:lnTo>
-                                    <a:lnTo>
-                                      <a:pt x="3619500" y="733425"/>
-                                    </a:lnTo>
-                                    <a:lnTo>
-                                      <a:pt x="0" y="1091565"/>
-                                    </a:lnTo>
-                                    <a:lnTo>
-                                      <a:pt x="0" y="0"/>
-                                    </a:lnTo>
-                                    <a:close/>
-                                  </a:path>
-                                </a:pathLst>
-                              </a:custGeom>
-                              <a:ln>
-                                <a:noFill/>
-                              </a:ln>
-                            </wps:spPr>
-                            <wps:style>
-                              <a:lnRef idx="2">
-                                <a:schemeClr val="accent1">
-                                  <a:shade val="50000"/>
-                                </a:schemeClr>
-                              </a:lnRef>
-                              <a:fillRef idx="1">
-                                <a:schemeClr val="accent1"/>
-                              </a:fillRef>
-                              <a:effectRef idx="0">
-                                <a:schemeClr val="accent1"/>
-                              </a:effectRef>
-                              <a:fontRef idx="minor">
-                                <a:schemeClr val="lt1"/>
-                              </a:fontRef>
-                            </wps:style>
-                            <wps:bodyPr rot="0" spcFirstLastPara="0" vertOverflow="overflow" horzOverflow="overflow" vert="horz" wrap="square" lIns="91440" tIns="45720" rIns="91440" bIns="45720" numCol="1" spcCol="0" rtlCol="0" fromWordArt="0" anchor="ctr" anchorCtr="0" forceAA="0" compatLnSpc="1">
-                              <a:prstTxWarp prst="textNoShape">
-                                <a:avLst/>
-                              </a:prstTxWarp>
-                              <a:noAutofit/>
-                            </wps:bodyPr>
-                          </wps:wsp>
-                          <wps:wsp>
-                            <wps:cNvPr id="151" name="Rectangle 151"/>
-                            <wps:cNvSpPr/>
-                            <wps:spPr>
-                              <a:xfrm>
-                                <a:off x="0" y="0"/>
-                                <a:ext cx="7315200" cy="1216152"/>
-                              </a:xfrm>
-                              <a:prstGeom prst="rect">
-                                <a:avLst/>
-                              </a:prstGeom>
-                              <a:blipFill>
-                                <a:blip r:embed="rId8"/>
-                                <a:stretch>
-                                  <a:fillRect r="-7574"/>
-                                </a:stretch>
-                              </a:blipFill>
-                              <a:ln>
-                                <a:noFill/>
-                              </a:ln>
-                            </wps:spPr>
-                            <wps:style>
-                              <a:lnRef idx="2">
-                                <a:schemeClr val="accent1">
-                                  <a:shade val="50000"/>
-                                </a:schemeClr>
-                              </a:lnRef>
-                              <a:fillRef idx="1">
-                                <a:schemeClr val="accent1"/>
-                              </a:fillRef>
-                              <a:effectRef idx="0">
-                                <a:schemeClr val="accent1"/>
-                              </a:effectRef>
-                              <a:fontRef idx="minor">
-                                <a:schemeClr val="lt1"/>
-                              </a:fontRef>
-                            </wps:style>
-                            <wps:bodyPr rot="0" spcFirstLastPara="0" vertOverflow="overflow" horzOverflow="overflow" vert="horz" wrap="square" lIns="91440" tIns="45720" rIns="91440" bIns="45720" numCol="1" spcCol="0" rtlCol="0" fromWordArt="0" anchor="ctr" anchorCtr="0" forceAA="0" compatLnSpc="1">
-                              <a:prstTxWarp prst="textNoShape">
-                                <a:avLst/>
-                              </a:prstTxWarp>
-                              <a:noAutofit/>
-                            </wps:bodyPr>
-                          </wps:wsp>
-                        </wpg:wgp>
-                      </a:graphicData>
-                    </a:graphic>
-                    <wp14:sizeRelH relativeFrom="page">
-                      <wp14:pctWidth>94100</wp14:pctWidth>
-                    </wp14:sizeRelH>
-                    <wp14:sizeRelV relativeFrom="page">
-                      <wp14:pctHeight>12100</wp14:pctHeight>
-                    </wp14:sizeRelV>
-                  </wp:anchor>
-                </w:drawing>
-              </mc:Choice>
-              <mc:Fallback xmlns:w16sdtfl="http://schemas.microsoft.com/office/word/2024/wordml/sdtformatlock" xmlns:w16du="http://schemas.microsoft.com/office/word/2023/wordml/word16du">
-                <w:pict>
-                  <v:group w14:anchorId="385C7918" id="Group 157" o:spid="_x0000_s1026" style="position:absolute;margin-left:0;margin-top:0;width:8in;height:95.7pt;z-index:251713536;mso-width-percent:941;mso-height-percent:121;mso-top-percent:23;mso-position-horizontal:center;mso-position-horizontal-relative:page;mso-position-vertical-relative:page;mso-width-percent:941;mso-height-percent:121;mso-top-percent:23" coordorigin="" coordsize="73152,12161" o:gfxdata="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">
-                    <v:shape id="Rectangle 51" o:spid="_x0000_s1027" style="position:absolute;width:73152;height:11303;visibility:visible;mso-wrap-style:square;v-text-anchor:middle" coordsize="7312660,1129665" o:gfxdata="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" path="m,l7312660,r,1129665l3619500,733425,,1091565,,xe" fillcolor="#156082 [3204]" stroked="f" strokeweight="1.5pt">
-                      <v:stroke joinstyle="miter"/>
-                      <v:path arrowok="t" o:connecttype="custom" o:connectlocs="0,0;7315200,0;7315200,1130373;3620757,733885;0,1092249;0,0" o:connectangles="0,0,0,0,0,0"/>
-                    </v:shape>
-                    <v:rect id="Rectangle 151" o:spid="_x0000_s1028" style="position:absolute;width:73152;height:12161;visibility:visible;mso-wrap-style:square;v-text-anchor:middle" o:gfxdata="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" stroked="f" strokeweight="1.5pt">
-                      <v:fill r:id="rId9" o:title="" recolor="t" rotate="t" type="frame"/>
-                    </v:rect>
-                    <w10:wrap anchorx="page" anchory="page"/>
-                  </v:group>
-                </w:pict>
-              </mc:Fallback>
-            </mc:AlternateContent>
+            <w:pict>
+              <v:group id="Group 157" o:spid="_x0000_s1026" style="position:absolute;margin-left:0;margin-top:0;width:8in;height:95.7pt;z-index:251713536;mso-width-percent:941;mso-height-percent:121;mso-top-percent:23;mso-position-horizontal:center;mso-position-horizontal-relative:page;mso-position-vertical-relative:page;mso-width-percent:941;mso-height-percent:121;mso-top-percent:23" coordsize="73152,12161" o:gfxdata="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">
+                <v:shape id="Rectangle 51" o:spid="_x0000_s1027" style="position:absolute;width:73152;height:11303;visibility:visible;mso-wrap-style:square;v-text-anchor:middle" coordsize="7312660,1129665" o:gfxdata="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" path="m,l7312660,r,1129665l3619500,733425,,1091565,,xe" fillcolor="#156082 [3204]" stroked="f" strokeweight="1.5pt">
+                  <v:stroke joinstyle="miter"/>
+                  <v:path arrowok="t" o:connecttype="custom" o:connectlocs="0,0;7315200,0;7315200,1130373;3620757,733885;0,1092249;0,0" o:connectangles="0,0,0,0,0,0"/>
+                </v:shape>
+                <v:rect id="Rectangle 151" o:spid="_x0000_s1028" style="position:absolute;width:73152;height:12161;visibility:visible;v-text-anchor:middle" o:gfxdata="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" stroked="f" strokeweight="1.5pt">
+                  <v:fill r:id="rId8" o:title="" recolor="t" rotate="t" type="frame"/>
+                </v:rect>
+                <w10:wrap anchorx="page" anchory="page"/>
+              </v:group>
+            </w:pict>
           </w:r>
           <w:r>
             <w:rPr>
               <w:noProof/>
             </w:rPr>
-            <mc:AlternateContent>
-              <mc:Choice Requires="wps">
-                <w:drawing>
-                  <wp:anchor distT="0" distB="0" distL="114300" distR="114300" simplePos="0" relativeHeight="251710464" behindDoc="0" locked="0" layoutInCell="1" allowOverlap="1" wp14:anchorId="66CFFF7E" wp14:editId="3F64DBA0">
-                    <wp:simplePos x="0" y="0"/>
-                    <wp:positionH relativeFrom="page">
-                      <wp:align>center</wp:align>
-                    </wp:positionH>
-                    <mc:AlternateContent>
-                      <mc:Choice Requires="wp14">
-                        <wp:positionV relativeFrom="page">
-                          <wp14:pctPosVOffset>30000</wp14:pctPosVOffset>
-                        </wp:positionV>
-                      </mc:Choice>
-                      <mc:Fallback>
-                        <wp:positionV relativeFrom="page">
-                          <wp:posOffset>3017520</wp:posOffset>
-                        </wp:positionV>
-                      </mc:Fallback>
-                    </mc:AlternateContent>
-                    <wp:extent cx="7315200" cy="3638550"/>
-                    <wp:effectExtent l="0" t="0" r="0" b="6350"/>
-                    <wp:wrapSquare wrapText="bothSides"/>
-                    <wp:docPr id="154" name="Text Box 163"/>
-                    <wp:cNvGraphicFramePr/>
-                    <a:graphic xmlns:a="http://schemas.openxmlformats.org/drawingml/2006/main">
-                      <a:graphicData uri="http://schemas.microsoft.com/office/word/2010/wordprocessingShape">
-                        <wps:wsp>
-                          <wps:cNvSpPr txBox="1"/>
-                          <wps:spPr>
-                            <a:xfrm>
-                              <a:off x="0" y="0"/>
-                              <a:ext cx="7315200" cy="3638550"/>
-                            </a:xfrm>
-                            <a:prstGeom prst="rect">
-                              <a:avLst/>
-                            </a:prstGeom>
-                            <a:noFill/>
-                            <a:ln w="6350">
-                              <a:noFill/>
-                            </a:ln>
-                            <a:effectLst/>
-                          </wps:spPr>
-                          <wps:style>
-                            <a:lnRef idx="0">
-                              <a:schemeClr val="accent1"/>
-                            </a:lnRef>
-                            <a:fillRef idx="0">
-                              <a:schemeClr val="accent1"/>
-                            </a:fillRef>
-                            <a:effectRef idx="0">
-                              <a:schemeClr val="accent1"/>
-                            </a:effectRef>
-                            <a:fontRef idx="minor">
-                              <a:schemeClr val="dk1"/>
-                            </a:fontRef>
-                          </wps:style>
-                          <wps:txbx>
-                            <w:txbxContent>
-                              <w:p>
-                                <w:pPr>
-                                  <w:jc w:val="right"/>
-                                  <w:rPr>
-                                    <w:color w:val="156082" w:themeColor="accent1"/>
-                                    <w:sz w:val="64"/>
-                                    <w:szCs w:val="64"/>
-                                    <w:lang w:val="es-ES"/>
-                                  </w:rPr>
-                                </w:pPr>
-                                <w:sdt>
-                                  <w:sdtPr>
-                                    <w:rPr>
-                                      <w:rFonts w:ascii="Comic Sans MS" w:hAnsi="Comic Sans MS"/>
-                                      <w:caps/>
-                                      <w:color w:val="156082" w:themeColor="accent1"/>
-                                      <w:sz w:val="64"/>
-                                      <w:szCs w:val="64"/>
-                                      <w:lang w:val="es-ES"/>
-                                    </w:rPr>
-                                    <w:alias w:val="Title"/>
-                                    <w:tag w:val=""/>
-                                    <w:id w:val="630141079"/>
-                                    <w:dataBinding w:prefixMappings="xmlns:ns0='http://purl.org/dc/elements/1.1/' xmlns:ns1='http://schemas.openxmlformats.org/package/2006/metadata/core-properties' " w:xpath="/ns1:coreProperties[1]/ns0:title[1]" w:storeItemID="{6C3C8BC8-F283-45AE-878A-BAB7291924A1}"/>
-                                    <w:text w:multiLine="1"/>
-                                  </w:sdtPr>
-                                  <w:sdtEndPr>
-                                    <w:rPr>
-                                      <w:caps w:val="0"/>
-                                    </w:rPr>
-                                  </w:sdtEndPr>
-                                  <w:sdtContent>
-                                    <w:r>
-                                      <w:rPr>
-                                        <w:rFonts w:ascii="Comic Sans MS" w:hAnsi="Comic Sans MS"/>
-                                        <w:caps/>
-                                        <w:color w:val="156082" w:themeColor="accent1"/>
-                                        <w:sz w:val="64"/>
-                                        <w:szCs w:val="64"/>
-                                        <w:lang w:val="es-ES"/>
-                                      </w:rPr>
-                                      <w:t xml:space="preserve">COMFY COZY CAFÉ </w:t>
-                                    </w:r>
-                                    <w:r>
-                                      <w:rPr>
-                                        <w:rFonts w:ascii="Comic Sans MS" w:hAnsi="Comic Sans MS"/>
-                                        <w:caps/>
-                                        <w:color w:val="156082" w:themeColor="accent1"/>
-                                        <w:sz w:val="64"/>
-                                        <w:szCs w:val="64"/>
-                                        <w:lang w:val="es-ES"/>
-                                      </w:rPr>
-                                      <w:br/>
-                                      <w:t>User Manual</w:t>
-                                    </w:r>
-                                  </w:sdtContent>
-                                </w:sdt>
-                              </w:p>
-                              <w:p>
-                                <w:pPr>
-                                  <w:spacing w:after="0"/>
-                                  <w:jc w:val="right"/>
-                                  <w:rPr>
-                                    <w:color w:val="404040" w:themeColor="text1" w:themeTint="BF"/>
-                                    <w:sz w:val="36"/>
-                                    <w:szCs w:val="36"/>
-                                  </w:rPr>
-                                </w:pPr>
-                                <w:r>
-                                  <w:rPr>
-                                    <w:color w:val="404040" w:themeColor="text1" w:themeTint="BF"/>
-                                    <w:sz w:val="36"/>
-                                    <w:szCs w:val="36"/>
-                                  </w:rPr>
-                                  <w:t>Vanier College</w:t>
-                                </w:r>
-                                <w:r>
-                                  <w:rPr>
-                                    <w:color w:val="404040" w:themeColor="text1" w:themeTint="BF"/>
-                                    <w:sz w:val="36"/>
-                                    <w:szCs w:val="36"/>
-                                  </w:rPr>
-                                  <w:t xml:space="preserve">          </w:t>
-                                </w:r>
-                              </w:p>
-                              <w:p>
-                                <w:pPr>
-                                  <w:jc w:val="right"/>
-                                  <w:rPr>
-                                    <w:smallCaps/>
-                                    <w:color w:val="404040" w:themeColor="text1" w:themeTint="BF"/>
-                                    <w:sz w:val="36"/>
-                                    <w:szCs w:val="36"/>
-                                  </w:rPr>
-                                </w:pPr>
-                                <w:r>
-                                  <w:rPr>
-                                    <w:color w:val="404040" w:themeColor="text1" w:themeTint="BF"/>
-                                    <w:sz w:val="36"/>
-                                    <w:szCs w:val="36"/>
-                                  </w:rPr>
-                                  <w:t>Computer Science Department</w:t>
-                                </w:r>
-                              </w:p>
-                            </w:txbxContent>
-                          </wps:txbx>
-                          <wps:bodyPr rot="0" spcFirstLastPara="0" vertOverflow="overflow" horzOverflow="overflow" vert="horz" wrap="square" lIns="1600200" tIns="0" rIns="685800" bIns="0" numCol="1" spcCol="0" rtlCol="0" fromWordArt="0" anchor="b" anchorCtr="0" forceAA="0" compatLnSpc="1">
-                            <a:prstTxWarp prst="textNoShape">
-                              <a:avLst/>
-                            </a:prstTxWarp>
-                            <a:noAutofit/>
-                          </wps:bodyPr>
-                        </wps:wsp>
-                      </a:graphicData>
-                    </a:graphic>
-                    <wp14:sizeRelH relativeFrom="page">
-                      <wp14:pctWidth>94100</wp14:pctWidth>
-                    </wp14:sizeRelH>
-                    <wp14:sizeRelV relativeFrom="page">
-                      <wp14:pctHeight>36300</wp14:pctHeight>
-                    </wp14:sizeRelV>
-                  </wp:anchor>
-                </w:drawing>
-              </mc:Choice>
-              <mc:Fallback xmlns:w16sdtfl="http://schemas.microsoft.com/office/word/2024/wordml/sdtformatlock" xmlns:w16du="http://schemas.microsoft.com/office/word/2023/wordml/word16du">
-                <w:pict>
-                  <v:shapetype w14:anchorId="66CFFF7E" id="_x0000_t202" coordsize="21600,21600" o:spt="202" path="m,l,21600r21600,l21600,xe">
-                    <v:stroke joinstyle="miter"/>
-                    <v:path gradientshapeok="t" o:connecttype="rect"/>
-                  </v:shapetype>
-                  <v:shape id="Text Box 163" o:spid="_x0000_s1026" type="#_x0000_t202" style="position:absolute;margin-left:0;margin-top:0;width:8in;height:286.5pt;z-index:251710464;visibility:visible;mso-wrap-style:square;mso-width-percent:941;mso-height-percent:363;mso-top-percent:300;mso-wrap-distance-left:9pt;mso-wrap-distance-top:0;mso-wrap-distance-right:9pt;mso-wrap-distance-bottom:0;mso-position-horizontal:center;mso-position-horizontal-relative:page;mso-position-vertical-relative:page;mso-width-percent:941;mso-height-percent:363;mso-top-percent:300;mso-width-relative:page;mso-height-relative:page;v-text-anchor:bottom" o:gfxdata="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" filled="f" stroked="f" strokeweight=".5pt">
-                    <v:textbox inset="126pt,0,54pt,0">
-                      <w:txbxContent>
-                        <w:p>
-                          <w:pPr>
-                            <w:jc w:val="right"/>
+            <w:pict>
+              <v:shapetype id="_x0000_t202" coordsize="21600,21600" o:spt="202" path="m,l,21600r21600,l21600,xe">
+                <v:stroke joinstyle="miter"/>
+                <v:path gradientshapeok="t" o:connecttype="rect"/>
+              </v:shapetype>
+              <v:shape id="Text Box 163" o:spid="_x0000_s1054" type="#_x0000_t202" style="position:absolute;margin-left:0;margin-top:0;width:8in;height:286.5pt;z-index:251710464;visibility:visible;mso-width-percent:941;mso-height-percent:363;mso-top-percent:300;mso-position-horizontal:center;mso-position-horizontal-relative:page;mso-position-vertical-relative:page;mso-width-percent:941;mso-height-percent:363;mso-top-percent:300;v-text-anchor:bottom" o:gfxdata="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" filled="f" stroked="f" strokeweight=".5pt">
+                <v:textbox inset="126pt,0,54pt,0">
+                  <w:txbxContent>
+                    <w:p>
+                      <w:pPr>
+                        <w:jc w:val="right"/>
+                        <w:rPr>
+                          <w:color w:val="156082" w:themeColor="accent1"/>
+                          <w:sz w:val="64"/>
+                          <w:szCs w:val="64"/>
+                          <w:lang w:val="es-ES"/>
+                        </w:rPr>
+                      </w:pPr>
+                      <w:sdt>
+                        <w:sdtPr>
+                          <w:rPr>
+                            <w:rFonts w:ascii="Comic Sans MS" w:hAnsi="Comic Sans MS"/>
+                            <w:caps/>
+                            <w:color w:val="156082" w:themeColor="accent1"/>
+                            <w:sz w:val="64"/>
+                            <w:szCs w:val="64"/>
+                            <w:lang w:val="es-ES"/>
+                          </w:rPr>
+                          <w:alias w:val="Title"/>
+                          <w:tag w:val=""/>
+                          <w:id w:val="630141079"/>
+                          <w:dataBinding w:prefixMappings="xmlns:ns0='http://purl.org/dc/elements/1.1/' xmlns:ns1='http://schemas.openxmlformats.org/package/2006/metadata/core-properties' " w:xpath="/ns1:coreProperties[1]/ns0:title[1]" w:storeItemID="{6C3C8BC8-F283-45AE-878A-BAB7291924A1}"/>
+                          <w:text w:multiLine="1"/>
+                        </w:sdtPr>
+                        <w:sdtEndPr>
+                          <w:rPr>
+                            <w:caps w:val="0"/>
+                          </w:rPr>
+                        </w:sdtEndPr>
+                        <w:sdtContent>
+                          <w:r>
                             <w:rPr>
+                              <w:rFonts w:ascii="Comic Sans MS" w:hAnsi="Comic Sans MS"/>
+                              <w:caps/>
                               <w:color w:val="156082" w:themeColor="accent1"/>
                               <w:sz w:val="64"/>
                               <w:szCs w:val="64"/>
-                              <w:lang w:val="es-ES"/>
+                              <w:lang w:val="en-US"/>
                             </w:rPr>
-                          </w:pPr>
-                          <w:sdt>
-                            <w:sdtPr>
-                              <w:rPr>
-                                <w:rFonts w:ascii="Comic Sans MS" w:hAnsi="Comic Sans MS"/>
-                                <w:caps/>
-                                <w:color w:val="156082" w:themeColor="accent1"/>
-                                <w:sz w:val="64"/>
-                                <w:szCs w:val="64"/>
-                                <w:lang w:val="es-ES"/>
-                              </w:rPr>
-                              <w:alias w:val="Title"/>
-                              <w:tag w:val=""/>
-                              <w:id w:val="630141079"/>
-                              <w:dataBinding w:prefixMappings="xmlns:ns0='http://purl.org/dc/elements/1.1/' xmlns:ns1='http://schemas.openxmlformats.org/package/2006/metadata/core-properties' " w:xpath="/ns1:coreProperties[1]/ns0:title[1]" w:storeItemID="{6C3C8BC8-F283-45AE-878A-BAB7291924A1}"/>
-                              <w:text w:multiLine="1"/>
-                            </w:sdtPr>
-                            <w:sdtEndPr>
-                              <w:rPr>
-                                <w:caps w:val="0"/>
-                              </w:rPr>
-                            </w:sdtEndPr>
-                            <w:sdtContent>
-                              <w:r>
-                                <w:rPr>
-                                  <w:rFonts w:ascii="Comic Sans MS" w:hAnsi="Comic Sans MS"/>
-                                  <w:caps/>
-                                  <w:color w:val="156082" w:themeColor="accent1"/>
-                                  <w:sz w:val="64"/>
-                                  <w:szCs w:val="64"/>
-                                  <w:lang w:val="es-ES"/>
-                                </w:rPr>
-                                <w:t xml:space="preserve">COMFY COZY CAFÉ </w:t>
-                              </w:r>
-                              <w:r>
-                                <w:rPr>
-                                  <w:rFonts w:ascii="Comic Sans MS" w:hAnsi="Comic Sans MS"/>
-                                  <w:caps/>
-                                  <w:color w:val="156082" w:themeColor="accent1"/>
-                                  <w:sz w:val="64"/>
-                                  <w:szCs w:val="64"/>
-                                  <w:lang w:val="es-ES"/>
-                                </w:rPr>
-                                <w:br/>
-                                <w:t>User Manual</w:t>
-                              </w:r>
-                            </w:sdtContent>
-                          </w:sdt>
-                        </w:p>
-                        <w:p>
-                          <w:pPr>
-                            <w:spacing w:after="0"/>
-                            <w:jc w:val="right"/>
-                            <w:rPr>
-                              <w:color w:val="404040" w:themeColor="text1" w:themeTint="BF"/>
-                              <w:sz w:val="36"/>
-                              <w:szCs w:val="36"/>
-                            </w:rPr>
-                          </w:pPr>
-                          <w:r>
-                            <w:rPr>
-                              <w:color w:val="404040" w:themeColor="text1" w:themeTint="BF"/>
-                              <w:sz w:val="36"/>
-                              <w:szCs w:val="36"/>
-                            </w:rPr>
-                            <w:t>Vanier College</w:t>
+                            <w:t xml:space="preserve">COMFY COZY CAFÉ </w:t>
                           </w:r>
                           <w:r>
                             <w:rPr>
-                              <w:color w:val="404040" w:themeColor="text1" w:themeTint="BF"/>
-                              <w:sz w:val="36"/>
-                              <w:szCs w:val="36"/>
+                              <w:rFonts w:ascii="Comic Sans MS" w:hAnsi="Comic Sans MS"/>
+                              <w:caps/>
+                              <w:color w:val="156082" w:themeColor="accent1"/>
+                              <w:sz w:val="64"/>
+                              <w:szCs w:val="64"/>
+                              <w:lang w:val="en-US"/>
                             </w:rPr>
-                            <w:t xml:space="preserve">          </w:t>
+                            <w:br/>
+                            <w:t>User Manual</w:t>
                           </w:r>
-                        </w:p>
-                        <w:p>
-                          <w:pPr>
-                            <w:jc w:val="right"/>
-                            <w:rPr>
-                              <w:smallCaps/>
-                              <w:color w:val="404040" w:themeColor="text1" w:themeTint="BF"/>
-                              <w:sz w:val="36"/>
-                              <w:szCs w:val="36"/>
-                            </w:rPr>
-                          </w:pPr>
-                          <w:r>
-                            <w:rPr>
-                              <w:color w:val="404040" w:themeColor="text1" w:themeTint="BF"/>
-                              <w:sz w:val="36"/>
-                              <w:szCs w:val="36"/>
-                            </w:rPr>
-                            <w:t>Computer Science Department</w:t>
-                          </w:r>
-                        </w:p>
-                      </w:txbxContent>
-                    </v:textbox>
-                    <w10:wrap type="square" anchorx="page" anchory="page"/>
-                  </v:shape>
-                </w:pict>
-              </mc:Fallback>
-            </mc:AlternateContent>
+                        </w:sdtContent>
+                      </w:sdt>
+                    </w:p>
+                    <w:p>
+                      <w:pPr>
+                        <w:spacing w:after="0"/>
+                        <w:jc w:val="right"/>
+                        <w:rPr>
+                          <w:color w:val="404040" w:themeColor="text1" w:themeTint="BF"/>
+                          <w:sz w:val="36"/>
+                          <w:szCs w:val="36"/>
+                        </w:rPr>
+                      </w:pPr>
+                      <w:r>
+                        <w:rPr>
+                          <w:color w:val="404040" w:themeColor="text1" w:themeTint="BF"/>
+                          <w:sz w:val="36"/>
+                          <w:szCs w:val="36"/>
+                        </w:rPr>
+                        <w:t>Vanier College</w:t>
+                      </w:r>
+                      <w:r>
+                        <w:rPr>
+                          <w:color w:val="404040" w:themeColor="text1" w:themeTint="BF"/>
+                          <w:sz w:val="36"/>
+                          <w:szCs w:val="36"/>
+                        </w:rPr>
+                        <w:t xml:space="preserve">          </w:t>
+                      </w:r>
+                    </w:p>
+                    <w:p>
+                      <w:pPr>
+                        <w:jc w:val="right"/>
+                        <w:rPr>
+                          <w:smallCaps/>
+                          <w:color w:val="404040" w:themeColor="text1" w:themeTint="BF"/>
+                          <w:sz w:val="36"/>
+                          <w:szCs w:val="36"/>
+                        </w:rPr>
+                      </w:pPr>
+                      <w:r>
+                        <w:rPr>
+                          <w:color w:val="404040" w:themeColor="text1" w:themeTint="BF"/>
+                          <w:sz w:val="36"/>
+                          <w:szCs w:val="36"/>
+                        </w:rPr>
+                        <w:t>Computer Science Department</w:t>
+                      </w:r>
+                    </w:p>
+                  </w:txbxContent>
+                </v:textbox>
+                <w10:wrap type="square" anchorx="page" anchory="page"/>
+              </v:shape>
+            </w:pict>
           </w:r>
         </w:p>
         <w:p>
@@ -609,7 +171,6 @@
               <w:sz w:val="22"/>
               <w:szCs w:val="22"/>
               <w:lang w:val="en-US"/>
-              <w14:ligatures w14:val="none"/>
             </w:rPr>
             <w:sectPr>
               <w:pgSz w:w="12240" w:h="15840"/>
@@ -624,272 +185,235 @@
             <w:rPr>
               <w:noProof/>
             </w:rPr>
-            <mc:AlternateContent>
-              <mc:Choice Requires="wps">
-                <w:drawing>
-                  <wp:anchor distT="0" distB="0" distL="114300" distR="114300" simplePos="0" relativeHeight="251712512" behindDoc="0" locked="0" layoutInCell="1" allowOverlap="1" wp14:anchorId="5F6335EF" wp14:editId="631D1D8B">
-                    <wp:simplePos x="0" y="0"/>
-                    <wp:positionH relativeFrom="margin">
-                      <wp:align>center</wp:align>
-                    </wp:positionH>
-                    <wp:positionV relativeFrom="margin">
-                      <wp:align>bottom</wp:align>
-                    </wp:positionV>
-                    <wp:extent cx="7315200" cy="1009650"/>
-                    <wp:effectExtent l="0" t="0" r="0" b="1905"/>
-                    <wp:wrapSquare wrapText="bothSides"/>
-                    <wp:docPr id="153" name="Text Box 161"/>
-                    <wp:cNvGraphicFramePr/>
-                    <a:graphic xmlns:a="http://schemas.openxmlformats.org/drawingml/2006/main">
-                      <a:graphicData uri="http://schemas.microsoft.com/office/word/2010/wordprocessingShape">
-                        <wps:wsp>
-                          <wps:cNvSpPr txBox="1"/>
-                          <wps:spPr>
-                            <a:xfrm>
-                              <a:off x="0" y="0"/>
-                              <a:ext cx="7315200" cy="1009650"/>
-                            </a:xfrm>
-                            <a:prstGeom prst="rect">
-                              <a:avLst/>
-                            </a:prstGeom>
-                            <a:noFill/>
-                            <a:ln w="6350">
-                              <a:noFill/>
-                            </a:ln>
-                            <a:effectLst/>
-                          </wps:spPr>
-                          <wps:style>
-                            <a:lnRef idx="0">
-                              <a:schemeClr val="accent1"/>
-                            </a:lnRef>
-                            <a:fillRef idx="0">
-                              <a:schemeClr val="accent1"/>
-                            </a:fillRef>
-                            <a:effectRef idx="0">
-                              <a:schemeClr val="accent1"/>
-                            </a:effectRef>
-                            <a:fontRef idx="minor">
-                              <a:schemeClr val="dk1"/>
-                            </a:fontRef>
-                          </wps:style>
-                          <wps:txbx>
-                            <w:txbxContent>
-                              <w:p>
-                                <w:pPr>
-                                  <w:pStyle w:val="NoSpacing"/>
-                                  <w:jc w:val="right"/>
-                                  <w:rPr>
-                                    <w:color w:val="595959" w:themeColor="text1" w:themeTint="A6"/>
-                                    <w:sz w:val="20"/>
-                                    <w:szCs w:val="20"/>
-                                  </w:rPr>
-                                </w:pPr>
-                                <w:r>
-                                  <w:rPr>
-                                    <w:color w:val="595959" w:themeColor="text1" w:themeTint="A6"/>
-                                    <w:sz w:val="20"/>
-                                    <w:szCs w:val="20"/>
-                                  </w:rPr>
-                                  <w:t xml:space="preserve">Application Development </w:t>
-                                </w:r>
-                                <w:r>
-                                  <w:rPr>
-                                    <w:color w:val="595959" w:themeColor="text1" w:themeTint="A6"/>
-                                    <w:sz w:val="20"/>
-                                    <w:szCs w:val="20"/>
-                                  </w:rPr>
-                                  <w:t xml:space="preserve">(Desktop) </w:t>
-                                </w:r>
-                                <w:r>
-                                  <w:rPr>
-                                    <w:color w:val="595959" w:themeColor="text1" w:themeTint="A6"/>
-                                    <w:sz w:val="20"/>
-                                    <w:szCs w:val="20"/>
-                                  </w:rPr>
-                                  <w:t>Final Project</w:t>
-                                </w:r>
-                              </w:p>
-                              <w:p>
-                                <w:pPr>
-                                  <w:pStyle w:val="NoSpacing"/>
-                                  <w:jc w:val="right"/>
-                                  <w:rPr>
-                                    <w:color w:val="595959" w:themeColor="text1" w:themeTint="A6"/>
-                                    <w:sz w:val="20"/>
-                                    <w:szCs w:val="20"/>
-                                  </w:rPr>
-                                </w:pPr>
-                                <w:r>
-                                  <w:rPr>
-                                    <w:color w:val="595959" w:themeColor="text1" w:themeTint="A6"/>
-                                    <w:sz w:val="20"/>
-                                    <w:szCs w:val="20"/>
-                                  </w:rPr>
-                                  <w:t>Kiara Bartuccio, Audreane Deschenes, Jia-Yu Joy Ho</w:t>
-                                </w:r>
-                              </w:p>
-                              <w:p>
-                                <w:pPr>
-                                  <w:pStyle w:val="NoSpacing"/>
-                                  <w:jc w:val="right"/>
-                                  <w:rPr>
-                                    <w:color w:val="595959" w:themeColor="text1" w:themeTint="A6"/>
-                                    <w:sz w:val="20"/>
-                                    <w:szCs w:val="20"/>
-                                  </w:rPr>
-                                </w:pPr>
-                                <w:r>
-                                  <w:rPr>
-                                    <w:color w:val="595959" w:themeColor="text1" w:themeTint="A6"/>
-                                    <w:sz w:val="20"/>
-                                    <w:szCs w:val="20"/>
-                                  </w:rPr>
-                                  <w:t>Course: 420-331-VA (Sec-02)</w:t>
-                                </w:r>
-                              </w:p>
-                              <w:p>
-                                <w:pPr>
-                                  <w:pStyle w:val="NoSpacing"/>
-                                  <w:jc w:val="right"/>
-                                  <w:rPr>
-                                    <w:color w:val="595959" w:themeColor="text1" w:themeTint="A6"/>
-                                    <w:sz w:val="20"/>
-                                    <w:szCs w:val="20"/>
-                                  </w:rPr>
-                                </w:pPr>
-                                <w:r>
-                                  <w:rPr>
-                                    <w:color w:val="595959" w:themeColor="text1" w:themeTint="A6"/>
-                                    <w:sz w:val="20"/>
-                                    <w:szCs w:val="20"/>
-                                  </w:rPr>
-                                  <w:t>Teacher: Syed Naseem Afzal</w:t>
-                                </w:r>
-                              </w:p>
-                            </w:txbxContent>
-                          </wps:txbx>
-                          <wps:bodyPr rot="0" spcFirstLastPara="0" vertOverflow="overflow" horzOverflow="overflow" vert="horz" wrap="square" lIns="1600200" tIns="0" rIns="685800" bIns="0" numCol="1" spcCol="0" rtlCol="0" fromWordArt="0" anchor="t" anchorCtr="0" forceAA="0" compatLnSpc="1">
-                            <a:prstTxWarp prst="textNoShape">
-                              <a:avLst/>
-                            </a:prstTxWarp>
-                            <a:spAutoFit/>
-                          </wps:bodyPr>
-                        </wps:wsp>
-                      </a:graphicData>
-                    </a:graphic>
-                    <wp14:sizeRelH relativeFrom="page">
-                      <wp14:pctWidth>94100</wp14:pctWidth>
-                    </wp14:sizeRelH>
-                    <wp14:sizeRelV relativeFrom="page">
-                      <wp14:pctHeight>10000</wp14:pctHeight>
-                    </wp14:sizeRelV>
-                  </wp:anchor>
-                </w:drawing>
-              </mc:Choice>
-              <mc:Fallback xmlns:w16sdtfl="http://schemas.microsoft.com/office/word/2024/wordml/sdtformatlock" xmlns:w16du="http://schemas.microsoft.com/office/word/2023/wordml/word16du">
-                <w:pict>
-                  <v:shape w14:anchorId="5F6335EF" id="Text Box 161" o:spid="_x0000_s1027" type="#_x0000_t202" style="position:absolute;margin-left:0;margin-top:0;width:8in;height:79.5pt;z-index:251712512;visibility:visible;mso-wrap-style:square;mso-width-percent:941;mso-height-percent:100;mso-wrap-distance-left:9pt;mso-wrap-distance-top:0;mso-wrap-distance-right:9pt;mso-wrap-distance-bottom:0;mso-position-horizontal:center;mso-position-horizontal-relative:margin;mso-position-vertical:bottom;mso-position-vertical-relative:margin;mso-width-percent:941;mso-height-percent:100;mso-width-relative:page;mso-height-relative:page;v-text-anchor:top" o:gfxdata="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" filled="f" stroked="f" strokeweight=".5pt">
-                    <v:textbox style="mso-fit-shape-to-text:t" inset="126pt,0,54pt,0">
-                      <w:txbxContent>
-                        <w:p>
-                          <w:pPr>
-                            <w:pStyle w:val="NoSpacing"/>
-                            <w:jc w:val="right"/>
-                            <w:rPr>
-                              <w:color w:val="595959" w:themeColor="text1" w:themeTint="A6"/>
-                              <w:sz w:val="20"/>
-                              <w:szCs w:val="20"/>
-                            </w:rPr>
-                          </w:pPr>
-                          <w:r>
-                            <w:rPr>
-                              <w:color w:val="595959" w:themeColor="text1" w:themeTint="A6"/>
-                              <w:sz w:val="20"/>
-                              <w:szCs w:val="20"/>
-                            </w:rPr>
-                            <w:t xml:space="preserve">Application Development </w:t>
-                          </w:r>
-                          <w:r>
-                            <w:rPr>
-                              <w:color w:val="595959" w:themeColor="text1" w:themeTint="A6"/>
-                              <w:sz w:val="20"/>
-                              <w:szCs w:val="20"/>
-                            </w:rPr>
-                            <w:t xml:space="preserve">(Desktop) </w:t>
-                          </w:r>
-                          <w:r>
-                            <w:rPr>
-                              <w:color w:val="595959" w:themeColor="text1" w:themeTint="A6"/>
-                              <w:sz w:val="20"/>
-                              <w:szCs w:val="20"/>
-                            </w:rPr>
-                            <w:t>Final Project</w:t>
-                          </w:r>
-                        </w:p>
-                        <w:p>
-                          <w:pPr>
-                            <w:pStyle w:val="NoSpacing"/>
-                            <w:jc w:val="right"/>
-                            <w:rPr>
-                              <w:color w:val="595959" w:themeColor="text1" w:themeTint="A6"/>
-                              <w:sz w:val="20"/>
-                              <w:szCs w:val="20"/>
-                            </w:rPr>
-                          </w:pPr>
-                          <w:r>
-                            <w:rPr>
-                              <w:color w:val="595959" w:themeColor="text1" w:themeTint="A6"/>
-                              <w:sz w:val="20"/>
-                              <w:szCs w:val="20"/>
-                            </w:rPr>
-                            <w:t>Kiara Bartuccio, Audreane Deschenes, Jia-Yu Joy Ho</w:t>
-                          </w:r>
-                        </w:p>
-                        <w:p>
-                          <w:pPr>
-                            <w:pStyle w:val="NoSpacing"/>
-                            <w:jc w:val="right"/>
-                            <w:rPr>
-                              <w:color w:val="595959" w:themeColor="text1" w:themeTint="A6"/>
-                              <w:sz w:val="20"/>
-                              <w:szCs w:val="20"/>
-                            </w:rPr>
-                          </w:pPr>
-                          <w:r>
-                            <w:rPr>
-                              <w:color w:val="595959" w:themeColor="text1" w:themeTint="A6"/>
-                              <w:sz w:val="20"/>
-                              <w:szCs w:val="20"/>
-                            </w:rPr>
-                            <w:t>Course: 420-331-VA (Sec-02)</w:t>
-                          </w:r>
-                        </w:p>
-                        <w:p>
-                          <w:pPr>
-                            <w:pStyle w:val="NoSpacing"/>
-                            <w:jc w:val="right"/>
-                            <w:rPr>
-                              <w:color w:val="595959" w:themeColor="text1" w:themeTint="A6"/>
-                              <w:sz w:val="20"/>
-                              <w:szCs w:val="20"/>
-                            </w:rPr>
-                          </w:pPr>
-                          <w:r>
-                            <w:rPr>
-                              <w:color w:val="595959" w:themeColor="text1" w:themeTint="A6"/>
-                              <w:sz w:val="20"/>
-                              <w:szCs w:val="20"/>
-                            </w:rPr>
-                            <w:t>Teacher: Syed Naseem Afzal</w:t>
-                          </w:r>
-                        </w:p>
-                      </w:txbxContent>
-                    </v:textbox>
-                    <w10:wrap type="square" anchorx="margin" anchory="margin"/>
-                  </v:shape>
-                </w:pict>
-              </mc:Fallback>
-            </mc:AlternateContent>
+            <w:pict>
+              <v:shape id="Text Box 161" o:spid="_x0000_s1053" type="#_x0000_t202" style="position:absolute;margin-left:0;margin-top:0;width:8in;height:79.5pt;z-index:251712512;visibility:visible;mso-width-percent:941;mso-height-percent:100;mso-position-horizontal:center;mso-position-horizontal-relative:margin;mso-position-vertical:bottom;mso-position-vertical-relative:margin;mso-width-percent:941;mso-height-percent:100" o:gfxdata="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" filled="f" stroked="f" strokeweight=".5pt">
+                <v:textbox style="mso-fit-shape-to-text:t" inset="126pt,0,54pt,0">
+                  <w:txbxContent>
+                    <w:p>
+                      <w:pPr>
+                        <w:pStyle w:val="NoSpacing"/>
+                        <w:jc w:val="right"/>
+                        <w:rPr>
+                          <w:color w:val="595959" w:themeColor="text1" w:themeTint="A6"/>
+                          <w:sz w:val="20"/>
+                          <w:szCs w:val="20"/>
+                        </w:rPr>
+                      </w:pPr>
+                      <w:r>
+                        <w:rPr>
+                          <w:color w:val="595959" w:themeColor="text1" w:themeTint="A6"/>
+                          <w:sz w:val="20"/>
+                          <w:szCs w:val="20"/>
+                        </w:rPr>
+                        <w:t xml:space="preserve">Application Development </w:t>
+                      </w:r>
+                      <w:r>
+                        <w:rPr>
+                          <w:color w:val="595959" w:themeColor="text1" w:themeTint="A6"/>
+                          <w:sz w:val="20"/>
+                          <w:szCs w:val="20"/>
+                        </w:rPr>
+                        <w:t xml:space="preserve">(Desktop) </w:t>
+                      </w:r>
+                      <w:r>
+                        <w:rPr>
+                          <w:color w:val="595959" w:themeColor="text1" w:themeTint="A6"/>
+                          <w:sz w:val="20"/>
+                          <w:szCs w:val="20"/>
+                        </w:rPr>
+                        <w:t>Final Project</w:t>
+                      </w:r>
+                    </w:p>
+                    <w:p>
+                      <w:pPr>
+                        <w:pStyle w:val="NoSpacing"/>
+                        <w:jc w:val="right"/>
+                        <w:rPr>
+                          <w:color w:val="595959" w:themeColor="text1" w:themeTint="A6"/>
+                          <w:sz w:val="20"/>
+                          <w:szCs w:val="20"/>
+                        </w:rPr>
+                      </w:pPr>
+                      <w:proofErr w:type="spellStart"/>
+                      <w:r>
+                        <w:rPr>
+                          <w:color w:val="595959" w:themeColor="text1" w:themeTint="A6"/>
+                          <w:sz w:val="20"/>
+                          <w:szCs w:val="20"/>
+                        </w:rPr>
+                        <w:t>Kiara</w:t>
+                      </w:r>
+                      <w:proofErr w:type="spellEnd"/>
+                      <w:r>
+                        <w:rPr>
+                          <w:color w:val="595959" w:themeColor="text1" w:themeTint="A6"/>
+                          <w:sz w:val="20"/>
+                          <w:szCs w:val="20"/>
+                        </w:rPr>
+                        <w:t xml:space="preserve"> </w:t>
+                      </w:r>
+                      <w:proofErr w:type="spellStart"/>
+                      <w:r>
+                        <w:rPr>
+                          <w:color w:val="595959" w:themeColor="text1" w:themeTint="A6"/>
+                          <w:sz w:val="20"/>
+                          <w:szCs w:val="20"/>
+                        </w:rPr>
+                        <w:t>Bartuccio</w:t>
+                      </w:r>
+                      <w:proofErr w:type="spellEnd"/>
+                      <w:r>
+                        <w:rPr>
+                          <w:color w:val="595959" w:themeColor="text1" w:themeTint="A6"/>
+                          <w:sz w:val="20"/>
+                          <w:szCs w:val="20"/>
+                        </w:rPr>
+                        <w:t xml:space="preserve">, </w:t>
+                      </w:r>
+                      <w:proofErr w:type="spellStart"/>
+                      <w:r>
+                        <w:rPr>
+                          <w:color w:val="595959" w:themeColor="text1" w:themeTint="A6"/>
+                          <w:sz w:val="20"/>
+                          <w:szCs w:val="20"/>
+                        </w:rPr>
+                        <w:t>Audreane</w:t>
+                      </w:r>
+                      <w:proofErr w:type="spellEnd"/>
+                      <w:r>
+                        <w:rPr>
+                          <w:color w:val="595959" w:themeColor="text1" w:themeTint="A6"/>
+                          <w:sz w:val="20"/>
+                          <w:szCs w:val="20"/>
+                        </w:rPr>
+                        <w:t xml:space="preserve"> </w:t>
+                      </w:r>
+                      <w:proofErr w:type="spellStart"/>
+                      <w:r>
+                        <w:rPr>
+                          <w:color w:val="595959" w:themeColor="text1" w:themeTint="A6"/>
+                          <w:sz w:val="20"/>
+                          <w:szCs w:val="20"/>
+                        </w:rPr>
+                        <w:t>Deschenes</w:t>
+                      </w:r>
+                      <w:proofErr w:type="spellEnd"/>
+                      <w:r>
+                        <w:rPr>
+                          <w:color w:val="595959" w:themeColor="text1" w:themeTint="A6"/>
+                          <w:sz w:val="20"/>
+                          <w:szCs w:val="20"/>
+                        </w:rPr>
+                        <w:t xml:space="preserve">, </w:t>
+                      </w:r>
+                      <w:proofErr w:type="spellStart"/>
+                      <w:r>
+                        <w:rPr>
+                          <w:color w:val="595959" w:themeColor="text1" w:themeTint="A6"/>
+                          <w:sz w:val="20"/>
+                          <w:szCs w:val="20"/>
+                        </w:rPr>
+                        <w:t>Jia</w:t>
+                      </w:r>
+                      <w:proofErr w:type="spellEnd"/>
+                      <w:r>
+                        <w:rPr>
+                          <w:color w:val="595959" w:themeColor="text1" w:themeTint="A6"/>
+                          <w:sz w:val="20"/>
+                          <w:szCs w:val="20"/>
+                        </w:rPr>
+                        <w:t>-Yu Joy Ho</w:t>
+                      </w:r>
+                    </w:p>
+                    <w:p>
+                      <w:pPr>
+                        <w:pStyle w:val="NoSpacing"/>
+                        <w:jc w:val="right"/>
+                        <w:rPr>
+                          <w:color w:val="595959" w:themeColor="text1" w:themeTint="A6"/>
+                          <w:sz w:val="20"/>
+                          <w:szCs w:val="20"/>
+                        </w:rPr>
+                      </w:pPr>
+                      <w:r>
+                        <w:rPr>
+                          <w:color w:val="595959" w:themeColor="text1" w:themeTint="A6"/>
+                          <w:sz w:val="20"/>
+                          <w:szCs w:val="20"/>
+                        </w:rPr>
+                        <w:t>Course: 420-331-VA (Sec-02)</w:t>
+                      </w:r>
+                    </w:p>
+                    <w:p>
+                      <w:pPr>
+                        <w:pStyle w:val="NoSpacing"/>
+                        <w:jc w:val="right"/>
+                        <w:rPr>
+                          <w:color w:val="595959" w:themeColor="text1" w:themeTint="A6"/>
+                          <w:sz w:val="20"/>
+                          <w:szCs w:val="20"/>
+                        </w:rPr>
+                      </w:pPr>
+                      <w:r>
+                        <w:rPr>
+                          <w:color w:val="595959" w:themeColor="text1" w:themeTint="A6"/>
+                          <w:sz w:val="20"/>
+                          <w:szCs w:val="20"/>
+                        </w:rPr>
+                        <w:t xml:space="preserve">Teacher: </w:t>
+                      </w:r>
+                      <w:proofErr w:type="spellStart"/>
+                      <w:r>
+                        <w:rPr>
+                          <w:color w:val="595959" w:themeColor="text1" w:themeTint="A6"/>
+                          <w:sz w:val="20"/>
+                          <w:szCs w:val="20"/>
+                        </w:rPr>
+                        <w:t>Syed</w:t>
+                      </w:r>
+                      <w:proofErr w:type="spellEnd"/>
+                      <w:r>
+                        <w:rPr>
+                          <w:color w:val="595959" w:themeColor="text1" w:themeTint="A6"/>
+                          <w:sz w:val="20"/>
+                          <w:szCs w:val="20"/>
+                        </w:rPr>
+                        <w:t xml:space="preserve"> </w:t>
+                      </w:r>
+                      <w:proofErr w:type="spellStart"/>
+                      <w:r>
+                        <w:rPr>
+                          <w:color w:val="595959" w:themeColor="text1" w:themeTint="A6"/>
+                          <w:sz w:val="20"/>
+                          <w:szCs w:val="20"/>
+                        </w:rPr>
+                        <w:t>Naseem</w:t>
+                      </w:r>
+                      <w:proofErr w:type="spellEnd"/>
+                      <w:r>
+                        <w:rPr>
+                          <w:color w:val="595959" w:themeColor="text1" w:themeTint="A6"/>
+                          <w:sz w:val="20"/>
+                          <w:szCs w:val="20"/>
+                        </w:rPr>
+                        <w:t xml:space="preserve"> </w:t>
+                      </w:r>
+                      <w:proofErr w:type="spellStart"/>
+                      <w:r>
+                        <w:rPr>
+                          <w:color w:val="595959" w:themeColor="text1" w:themeTint="A6"/>
+                          <w:sz w:val="20"/>
+                          <w:szCs w:val="20"/>
+                        </w:rPr>
+                        <w:t>Afzal</w:t>
+                      </w:r>
+                      <w:proofErr w:type="spellEnd"/>
+                    </w:p>
+                  </w:txbxContent>
+                </v:textbox>
+                <w10:wrap type="square" anchorx="margin" anchory="margin"/>
+              </v:shape>
+            </w:pict>
           </w:r>
           <w:r>
             <w:rPr>
@@ -899,7 +423,6 @@
               <w:sz w:val="22"/>
               <w:szCs w:val="22"/>
               <w:lang w:val="en-US"/>
-              <w14:ligatures w14:val="none"/>
             </w:rPr>
             <w:br w:type="page"/>
           </w:r>
@@ -913,7 +436,6 @@
               <w:sz w:val="24"/>
               <w:szCs w:val="24"/>
               <w:lang w:val="en-CA"/>
-              <w14:ligatures w14:val="standardContextual"/>
             </w:rPr>
             <w:id w:val="-264692387"/>
             <w:docPartObj>
@@ -2227,7 +1749,6 @@
               <w:sz w:val="22"/>
               <w:szCs w:val="22"/>
               <w:lang w:val="en-US"/>
-              <w14:ligatures w14:val="none"/>
             </w:rPr>
           </w:pPr>
         </w:p>
@@ -2249,7 +1770,7 @@
     <w:p>
       <w:pPr>
         <w:sectPr>
-          <w:footerReference w:type="first" r:id="rId10"/>
+          <w:footerReference w:type="first" r:id="rId9"/>
           <w:type w:val="continuous"/>
           <w:pgSz w:w="12240" w:h="15840"/>
           <w:pgMar w:top="1440" w:right="1440" w:bottom="1440" w:left="1440" w:header="708" w:footer="708" w:gutter="0"/>
@@ -2634,9 +2155,11 @@
       </w:r>
     </w:p>
     <w:p>
+      <w:proofErr w:type="gramStart"/>
       <w:r>
         <w:t>Can instantly switch between the 3 languages with the click of a button.</w:t>
       </w:r>
+      <w:proofErr w:type="gramEnd"/>
     </w:p>
     <w:p>
       <w:r>
@@ -2679,9 +2202,11 @@
           <w:numId w:val="7"/>
         </w:numPr>
       </w:pPr>
+      <w:proofErr w:type="spellStart"/>
       <w:r>
         <w:t>Français</w:t>
       </w:r>
+      <w:proofErr w:type="spellEnd"/>
     </w:p>
     <w:p>
       <w:pPr>
@@ -2691,9 +2216,11 @@
           <w:numId w:val="7"/>
         </w:numPr>
       </w:pPr>
+      <w:proofErr w:type="spellStart"/>
       <w:r>
         <w:t>Espanol</w:t>
       </w:r>
+      <w:proofErr w:type="spellEnd"/>
     </w:p>
     <w:p/>
     <w:p>
@@ -2817,8 +2344,13 @@
         </w:numPr>
       </w:pPr>
       <w:r>
-        <w:t>Add Ons</w:t>
-      </w:r>
+        <w:t xml:space="preserve">Add </w:t>
+      </w:r>
+      <w:proofErr w:type="spellStart"/>
+      <w:r>
+        <w:t>Ons</w:t>
+      </w:r>
+      <w:proofErr w:type="spellEnd"/>
     </w:p>
     <w:p>
       <w:r>
@@ -2873,7 +2405,15 @@
         </w:numPr>
       </w:pPr>
       <w:r>
-        <w:t>Download the Comfy Cozy Café ZIP file containing the .sln file</w:t>
+        <w:t>Download the Comfy Cozy Café ZIP file containing the .</w:t>
+      </w:r>
+      <w:proofErr w:type="spellStart"/>
+      <w:r>
+        <w:t>sln</w:t>
+      </w:r>
+      <w:proofErr w:type="spellEnd"/>
+      <w:r>
+        <w:t xml:space="preserve"> file</w:t>
       </w:r>
     </w:p>
     <w:p>
@@ -2897,7 +2437,15 @@
         </w:numPr>
       </w:pPr>
       <w:r>
-        <w:t>Open the .sln file in Visual Studio 2022</w:t>
+        <w:t>Open the .</w:t>
+      </w:r>
+      <w:proofErr w:type="spellStart"/>
+      <w:r>
+        <w:t>sln</w:t>
+      </w:r>
+      <w:proofErr w:type="spellEnd"/>
+      <w:r>
+        <w:t xml:space="preserve"> file in Visual Studio 2022</w:t>
       </w:r>
     </w:p>
     <w:p>
@@ -2912,73 +2460,13 @@
         <w:rPr>
           <w:noProof/>
         </w:rPr>
-        <mc:AlternateContent>
-          <mc:Choice Requires="wps">
-            <w:drawing>
-              <wp:anchor distT="0" distB="0" distL="114300" distR="114300" simplePos="0" relativeHeight="251659264" behindDoc="0" locked="0" layoutInCell="1" allowOverlap="1" wp14:anchorId="656EBB3B" wp14:editId="279B6B3F">
-                <wp:simplePos x="0" y="0"/>
-                <wp:positionH relativeFrom="column">
-                  <wp:posOffset>1821180</wp:posOffset>
-                </wp:positionH>
-                <wp:positionV relativeFrom="paragraph">
-                  <wp:posOffset>56515</wp:posOffset>
-                </wp:positionV>
-                <wp:extent cx="91440" cy="91440"/>
-                <wp:effectExtent l="0" t="19050" r="41910" b="41910"/>
-                <wp:wrapNone/>
-                <wp:docPr id="2093375974" name="Flowchart: Extract 1"/>
-                <wp:cNvGraphicFramePr/>
-                <a:graphic xmlns:a="http://schemas.openxmlformats.org/drawingml/2006/main">
-                  <a:graphicData uri="http://schemas.microsoft.com/office/word/2010/wordprocessingShape">
-                    <wps:wsp>
-                      <wps:cNvSpPr/>
-                      <wps:spPr>
-                        <a:xfrm rot="5400000">
-                          <a:off x="0" y="0"/>
-                          <a:ext cx="91440" cy="91440"/>
-                        </a:xfrm>
-                        <a:prstGeom prst="flowChartExtract">
-                          <a:avLst/>
-                        </a:prstGeom>
-                      </wps:spPr>
-                      <wps:style>
-                        <a:lnRef idx="2">
-                          <a:schemeClr val="dk1">
-                            <a:shade val="15000"/>
-                          </a:schemeClr>
-                        </a:lnRef>
-                        <a:fillRef idx="1">
-                          <a:schemeClr val="dk1"/>
-                        </a:fillRef>
-                        <a:effectRef idx="0">
-                          <a:schemeClr val="dk1"/>
-                        </a:effectRef>
-                        <a:fontRef idx="minor">
-                          <a:schemeClr val="lt1"/>
-                        </a:fontRef>
-                      </wps:style>
-                      <wps:bodyPr rot="0" spcFirstLastPara="0" vertOverflow="overflow" horzOverflow="overflow" vert="horz" wrap="square" lIns="91440" tIns="45720" rIns="91440" bIns="45720" numCol="1" spcCol="0" rtlCol="0" fromWordArt="0" anchor="ctr" anchorCtr="0" forceAA="0" compatLnSpc="1">
-                        <a:prstTxWarp prst="textNoShape">
-                          <a:avLst/>
-                        </a:prstTxWarp>
-                        <a:noAutofit/>
-                      </wps:bodyPr>
-                    </wps:wsp>
-                  </a:graphicData>
-                </a:graphic>
-              </wp:anchor>
-            </w:drawing>
-          </mc:Choice>
-          <mc:Fallback xmlns:w16sdtfl="http://schemas.microsoft.com/office/word/2024/wordml/sdtformatlock" xmlns:w16du="http://schemas.microsoft.com/office/word/2023/wordml/word16du">
-            <w:pict>
-              <v:shapetype w14:anchorId="47FD24F8" id="_x0000_t127" coordsize="21600,21600" o:spt="127" path="m10800,l21600,21600,,21600xe">
-                <v:stroke joinstyle="miter"/>
-                <v:path gradientshapeok="t" o:connecttype="custom" o:connectlocs="10800,0;5400,10800;10800,21600;16200,10800" textboxrect="5400,10800,16200,21600"/>
-              </v:shapetype>
-              <v:shape id="Flowchart: Extract 1" o:spid="_x0000_s1026" type="#_x0000_t127" style="position:absolute;margin-left:143.4pt;margin-top:4.45pt;width:7.2pt;height:7.2pt;rotation:90;z-index:251659264;visibility:visible;mso-wrap-style:square;mso-wrap-distance-left:9pt;mso-wrap-distance-top:0;mso-wrap-distance-right:9pt;mso-wrap-distance-bottom:0;mso-position-horizontal:absolute;mso-position-horizontal-relative:text;mso-position-vertical:absolute;mso-position-vertical-relative:text;v-text-anchor:middle" o:gfxdata="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" fillcolor="black [3200]" strokecolor="black [480]" strokeweight="1.5pt"/>
-            </w:pict>
-          </mc:Fallback>
-        </mc:AlternateContent>
+        <w:pict>
+          <v:shapetype id="_x0000_t127" coordsize="21600,21600" o:spt="127" path="m10800,l21600,21600,,21600xe">
+            <v:stroke joinstyle="miter"/>
+            <v:path gradientshapeok="t" o:connecttype="custom" o:connectlocs="10800,0;5400,10800;10800,21600;16200,10800" textboxrect="5400,10800,16200,21600"/>
+          </v:shapetype>
+          <v:shape id="Flowchart: Extract 1" o:spid="_x0000_s1052" type="#_x0000_t127" style="position:absolute;left:0;text-align:left;margin-left:143.4pt;margin-top:4.45pt;width:7.2pt;height:7.2pt;rotation:90;z-index:251659264;visibility:visible;v-text-anchor:middle" o:gfxdata="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" fillcolor="black [3200]" strokecolor="black [480]" strokeweight="1.5pt"/>
+        </w:pict>
       </w:r>
       <w:r>
         <w:t>Click the run button       to run the entire application</w:t>
@@ -3019,111 +2507,30 @@
         <w:rPr>
           <w:noProof/>
         </w:rPr>
-        <mc:AlternateContent>
-          <mc:Choice Requires="wps">
-            <w:drawing>
-              <wp:anchor distT="45720" distB="45720" distL="114300" distR="114300" simplePos="0" relativeHeight="251667456" behindDoc="0" locked="0" layoutInCell="1" allowOverlap="1" wp14:anchorId="749B5D23" wp14:editId="0486F71A">
-                <wp:simplePos x="0" y="0"/>
-                <wp:positionH relativeFrom="column">
-                  <wp:posOffset>-472440</wp:posOffset>
-                </wp:positionH>
-                <wp:positionV relativeFrom="paragraph">
-                  <wp:posOffset>175260</wp:posOffset>
-                </wp:positionV>
-                <wp:extent cx="723900" cy="411480"/>
-                <wp:effectExtent l="0" t="0" r="19050" b="26670"/>
-                <wp:wrapSquare wrapText="bothSides"/>
-                <wp:docPr id="187786886" name="Text Box 2"/>
-                <wp:cNvGraphicFramePr>
-                  <a:graphicFrameLocks xmlns:a="http://schemas.openxmlformats.org/drawingml/2006/main"/>
-                </wp:cNvGraphicFramePr>
-                <a:graphic xmlns:a="http://schemas.openxmlformats.org/drawingml/2006/main">
-                  <a:graphicData uri="http://schemas.microsoft.com/office/word/2010/wordprocessingShape">
-                    <wps:wsp>
-                      <wps:cNvSpPr txBox="1">
-                        <a:spLocks noChangeArrowheads="1"/>
-                      </wps:cNvSpPr>
-                      <wps:spPr bwMode="auto">
-                        <a:xfrm>
-                          <a:off x="0" y="0"/>
-                          <a:ext cx="723900" cy="411480"/>
-                        </a:xfrm>
-                        <a:prstGeom prst="rect">
-                          <a:avLst/>
-                        </a:prstGeom>
-                        <a:solidFill>
-                          <a:srgbClr val="FFFFFF"/>
-                        </a:solidFill>
-                        <a:ln w="9525">
-                          <a:solidFill>
-                            <a:srgbClr val="000000"/>
-                          </a:solidFill>
-                          <a:miter lim="800000"/>
-                          <a:headEnd/>
-                          <a:tailEnd/>
-                        </a:ln>
-                      </wps:spPr>
-                      <wps:txbx>
-                        <w:txbxContent>
-                          <w:p>
-                            <w:pPr>
-                              <w:rPr>
-                                <w:sz w:val="18"/>
-                                <w:szCs w:val="18"/>
-                              </w:rPr>
-                            </w:pPr>
-                            <w:r>
-                              <w:rPr>
-                                <w:sz w:val="18"/>
-                                <w:szCs w:val="18"/>
-                              </w:rPr>
-                              <w:t>Language selector</w:t>
-                            </w:r>
-                          </w:p>
-                        </w:txbxContent>
-                      </wps:txbx>
-                      <wps:bodyPr rot="0" vert="horz" wrap="square" lIns="91440" tIns="45720" rIns="91440" bIns="45720" anchor="t" anchorCtr="0">
-                        <a:noAutofit/>
-                      </wps:bodyPr>
-                    </wps:wsp>
-                  </a:graphicData>
-                </a:graphic>
-                <wp14:sizeRelH relativeFrom="margin">
-                  <wp14:pctWidth>0</wp14:pctWidth>
-                </wp14:sizeRelH>
-                <wp14:sizeRelV relativeFrom="margin">
-                  <wp14:pctHeight>0</wp14:pctHeight>
-                </wp14:sizeRelV>
-              </wp:anchor>
-            </w:drawing>
-          </mc:Choice>
-          <mc:Fallback xmlns:w16sdtfl="http://schemas.microsoft.com/office/word/2024/wordml/sdtformatlock" xmlns:w16du="http://schemas.microsoft.com/office/word/2023/wordml/word16du">
-            <w:pict>
-              <v:shape w14:anchorId="749B5D23" id="Text Box 2" o:spid="_x0000_s1028" type="#_x0000_t202" style="position:absolute;left:0;text-align:left;margin-left:-37.2pt;margin-top:13.8pt;width:57pt;height:32.4pt;z-index:251667456;visibility:visible;mso-wrap-style:square;mso-width-percent:0;mso-height-percent:0;mso-wrap-distance-left:9pt;mso-wrap-distance-top:3.6pt;mso-wrap-distance-right:9pt;mso-wrap-distance-bottom:3.6pt;mso-position-horizontal:absolute;mso-position-horizontal-relative:text;mso-position-vertical:absolute;mso-position-vertical-relative:text;mso-width-percent:0;mso-height-percent:0;mso-width-relative:margin;mso-height-relative:margin;v-text-anchor:top" o:gfxdata="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">
-                <v:textbox>
-                  <w:txbxContent>
-                    <w:p>
-                      <w:pPr>
-                        <w:rPr>
-                          <w:sz w:val="18"/>
-                          <w:szCs w:val="18"/>
-                        </w:rPr>
-                      </w:pPr>
-                      <w:r>
-                        <w:rPr>
-                          <w:sz w:val="18"/>
-                          <w:szCs w:val="18"/>
-                        </w:rPr>
-                        <w:t>Language selector</w:t>
-                      </w:r>
-                    </w:p>
-                  </w:txbxContent>
-                </v:textbox>
-                <w10:wrap type="square"/>
-              </v:shape>
-            </w:pict>
-          </mc:Fallback>
-        </mc:AlternateContent>
+        <w:pict>
+          <v:shape id="Text Box 2" o:spid="_x0000_s1051" type="#_x0000_t202" style="position:absolute;left:0;text-align:left;margin-left:-37.2pt;margin-top:13.8pt;width:57pt;height:32.4pt;z-index:251667456;visibility:visible;mso-wrap-distance-top:3.6pt;mso-wrap-distance-bottom:3.6pt;mso-width-relative:margin;mso-height-relative:margin" o:gfxdata="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">
+            <v:textbox>
+              <w:txbxContent>
+                <w:p>
+                  <w:pPr>
+                    <w:rPr>
+                      <w:sz w:val="18"/>
+                      <w:szCs w:val="18"/>
+                    </w:rPr>
+                  </w:pPr>
+                  <w:r>
+                    <w:rPr>
+                      <w:sz w:val="18"/>
+                      <w:szCs w:val="18"/>
+                    </w:rPr>
+                    <w:t>Language selector</w:t>
+                  </w:r>
+                </w:p>
+              </w:txbxContent>
+            </v:textbox>
+            <w10:wrap type="square"/>
+          </v:shape>
+        </w:pict>
       </w:r>
       <w:r>
         <w:t>Our logo for the café</w:t>
@@ -3153,65 +2560,30 @@
         <w:rPr>
           <w:noProof/>
         </w:rPr>
-        <mc:AlternateContent>
-          <mc:Choice Requires="wpi">
-            <w:drawing>
-              <wp:anchor distT="0" distB="0" distL="114300" distR="114300" simplePos="0" relativeHeight="251665408" behindDoc="0" locked="0" layoutInCell="1" allowOverlap="1" wp14:anchorId="76FC3967" wp14:editId="5A24C873">
-                <wp:simplePos x="0" y="0"/>
-                <wp:positionH relativeFrom="column">
-                  <wp:posOffset>-76380</wp:posOffset>
-                </wp:positionH>
-                <wp:positionV relativeFrom="paragraph">
-                  <wp:posOffset>150530</wp:posOffset>
-                </wp:positionV>
-                <wp:extent cx="91800" cy="351000"/>
-                <wp:effectExtent l="38100" t="38100" r="41910" b="49530"/>
-                <wp:wrapNone/>
-                <wp:docPr id="1371424958" name="Ink 7"/>
-                <wp:cNvGraphicFramePr/>
-                <a:graphic xmlns:a="http://schemas.openxmlformats.org/drawingml/2006/main">
-                  <a:graphicData uri="http://schemas.microsoft.com/office/word/2010/wordprocessingInk">
-                    <w14:contentPart bwMode="auto" r:id="rId11">
-                      <w14:nvContentPartPr>
-                        <w14:cNvContentPartPr/>
-                      </w14:nvContentPartPr>
-                      <w14:xfrm>
-                        <a:off x="0" y="0"/>
-                        <a:ext cx="91800" cy="351000"/>
-                      </w14:xfrm>
-                    </w14:contentPart>
-                  </a:graphicData>
-                </a:graphic>
-              </wp:anchor>
-            </w:drawing>
-          </mc:Choice>
-          <mc:Fallback xmlns:w16sdtfl="http://schemas.microsoft.com/office/word/2024/wordml/sdtformatlock" xmlns:w16du="http://schemas.microsoft.com/office/word/2023/wordml/word16du">
-            <w:pict>
-              <v:shapetype w14:anchorId="1C60B666" id="_x0000_t75" coordsize="21600,21600" o:spt="75" o:preferrelative="t" path="m@4@5l@4@11@9@11@9@5xe" filled="f" stroked="f">
-                <v:stroke joinstyle="miter"/>
-                <v:formulas>
-                  <v:f eqn="if lineDrawn pixelLineWidth 0"/>
-                  <v:f eqn="sum @0 1 0"/>
-                  <v:f eqn="sum 0 0 @1"/>
-                  <v:f eqn="prod @2 1 2"/>
-                  <v:f eqn="prod @3 21600 pixelWidth"/>
-                  <v:f eqn="prod @3 21600 pixelHeight"/>
-                  <v:f eqn="sum @0 0 1"/>
-                  <v:f eqn="prod @6 1 2"/>
-                  <v:f eqn="prod @7 21600 pixelWidth"/>
-                  <v:f eqn="sum @8 21600 0"/>
-                  <v:f eqn="prod @7 21600 pixelHeight"/>
-                  <v:f eqn="sum @10 21600 0"/>
-                </v:formulas>
-                <v:path o:extrusionok="f" gradientshapeok="t" o:connecttype="rect"/>
-                <o:lock v:ext="edit" aspectratio="t"/>
-              </v:shapetype>
-              <v:shape id="Ink 7" o:spid="_x0000_s1026" type="#_x0000_t75" style="position:absolute;margin-left:-6.5pt;margin-top:11.35pt;width:8.25pt;height:28.65pt;z-index:251665408;visibility:visible;mso-wrap-style:square;mso-wrap-distance-left:9pt;mso-wrap-distance-top:0;mso-wrap-distance-right:9pt;mso-wrap-distance-bottom:0;mso-position-horizontal:absolute;mso-position-horizontal-relative:text;mso-position-vertical:absolute;mso-position-vertical-relative:text" o:gfxdata="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">
-                <v:imagedata r:id="rId12" o:title=""/>
-              </v:shape>
-            </w:pict>
-          </mc:Fallback>
-        </mc:AlternateContent>
+        <w:pict>
+          <v:shapetype id="_x0000_t75" coordsize="21600,21600" o:spt="75" o:preferrelative="t" path="m@4@5l@4@11@9@11@9@5xe" filled="f" stroked="f">
+            <v:stroke joinstyle="miter"/>
+            <v:formulas>
+              <v:f eqn="if lineDrawn pixelLineWidth 0"/>
+              <v:f eqn="sum @0 1 0"/>
+              <v:f eqn="sum 0 0 @1"/>
+              <v:f eqn="prod @2 1 2"/>
+              <v:f eqn="prod @3 21600 pixelWidth"/>
+              <v:f eqn="prod @3 21600 pixelHeight"/>
+              <v:f eqn="sum @0 0 1"/>
+              <v:f eqn="prod @6 1 2"/>
+              <v:f eqn="prod @7 21600 pixelWidth"/>
+              <v:f eqn="sum @8 21600 0"/>
+              <v:f eqn="prod @7 21600 pixelHeight"/>
+              <v:f eqn="sum @10 21600 0"/>
+            </v:formulas>
+            <v:path o:extrusionok="f" gradientshapeok="t" o:connecttype="rect"/>
+            <o:lock v:ext="edit" aspectratio="t"/>
+          </v:shapetype>
+          <v:shape id="Ink 7" o:spid="_x0000_s1050" type="#_x0000_t75" style="position:absolute;left:0;text-align:left;margin-left:-6.5pt;margin-top:11.35pt;width:8.25pt;height:28.65pt;z-index:251665408;visibility:visible" o:gfxdata="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">
+            <v:imagedata r:id="rId10" o:title=""/>
+          </v:shape>
+        </w:pict>
       </w:r>
       <w:r>
         <w:t>A language selector at the very top of the screen</w:t>
@@ -3222,163 +2594,48 @@
         <w:rPr>
           <w:noProof/>
         </w:rPr>
-        <mc:AlternateContent>
-          <mc:Choice Requires="wps">
-            <w:drawing>
-              <wp:anchor distT="45720" distB="45720" distL="114300" distR="114300" simplePos="0" relativeHeight="251663360" behindDoc="0" locked="0" layoutInCell="1" allowOverlap="1" wp14:anchorId="6C9E1444" wp14:editId="4E0123A9">
-                <wp:simplePos x="0" y="0"/>
-                <wp:positionH relativeFrom="column">
-                  <wp:posOffset>5135245</wp:posOffset>
-                </wp:positionH>
-                <wp:positionV relativeFrom="paragraph">
-                  <wp:posOffset>334645</wp:posOffset>
-                </wp:positionV>
-                <wp:extent cx="998220" cy="586740"/>
-                <wp:effectExtent l="0" t="0" r="11430" b="22860"/>
-                <wp:wrapSquare wrapText="bothSides"/>
-                <wp:docPr id="217" name="Text Box 2"/>
-                <wp:cNvGraphicFramePr>
-                  <a:graphicFrameLocks xmlns:a="http://schemas.openxmlformats.org/drawingml/2006/main"/>
-                </wp:cNvGraphicFramePr>
-                <a:graphic xmlns:a="http://schemas.openxmlformats.org/drawingml/2006/main">
-                  <a:graphicData uri="http://schemas.microsoft.com/office/word/2010/wordprocessingShape">
-                    <wps:wsp>
-                      <wps:cNvSpPr txBox="1">
-                        <a:spLocks noChangeArrowheads="1"/>
-                      </wps:cNvSpPr>
-                      <wps:spPr bwMode="auto">
-                        <a:xfrm>
-                          <a:off x="0" y="0"/>
-                          <a:ext cx="998220" cy="586740"/>
-                        </a:xfrm>
-                        <a:prstGeom prst="rect">
-                          <a:avLst/>
-                        </a:prstGeom>
-                        <a:solidFill>
-                          <a:srgbClr val="FFFFFF"/>
-                        </a:solidFill>
-                        <a:ln w="9525">
-                          <a:solidFill>
-                            <a:srgbClr val="000000"/>
-                          </a:solidFill>
-                          <a:miter lim="800000"/>
-                          <a:headEnd/>
-                          <a:tailEnd/>
-                        </a:ln>
-                      </wps:spPr>
-                      <wps:txbx>
-                        <w:txbxContent>
-                          <w:p>
-                            <w:pPr>
-                              <w:rPr>
-                                <w:sz w:val="18"/>
-                                <w:szCs w:val="18"/>
-                              </w:rPr>
-                            </w:pPr>
-                            <w:r>
-                              <w:rPr>
-                                <w:sz w:val="18"/>
-                                <w:szCs w:val="18"/>
-                              </w:rPr>
-                              <w:t>What to press when you want to start ordering</w:t>
-                            </w:r>
-                          </w:p>
-                        </w:txbxContent>
-                      </wps:txbx>
-                      <wps:bodyPr rot="0" vert="horz" wrap="square" lIns="91440" tIns="45720" rIns="91440" bIns="45720" anchor="t" anchorCtr="0">
-                        <a:noAutofit/>
-                      </wps:bodyPr>
-                    </wps:wsp>
-                  </a:graphicData>
-                </a:graphic>
-                <wp14:sizeRelH relativeFrom="margin">
-                  <wp14:pctWidth>0</wp14:pctWidth>
-                </wp14:sizeRelH>
-                <wp14:sizeRelV relativeFrom="margin">
-                  <wp14:pctHeight>0</wp14:pctHeight>
-                </wp14:sizeRelV>
-              </wp:anchor>
-            </w:drawing>
-          </mc:Choice>
-          <mc:Fallback xmlns:w16sdtfl="http://schemas.microsoft.com/office/word/2024/wordml/sdtformatlock" xmlns:w16du="http://schemas.microsoft.com/office/word/2023/wordml/word16du">
-            <w:pict>
-              <v:shape w14:anchorId="6C9E1444" id="_x0000_s1029" type="#_x0000_t202" style="position:absolute;margin-left:404.35pt;margin-top:26.35pt;width:78.6pt;height:46.2pt;z-index:251663360;visibility:visible;mso-wrap-style:square;mso-width-percent:0;mso-height-percent:0;mso-wrap-distance-left:9pt;mso-wrap-distance-top:3.6pt;mso-wrap-distance-right:9pt;mso-wrap-distance-bottom:3.6pt;mso-position-horizontal:absolute;mso-position-horizontal-relative:text;mso-position-vertical:absolute;mso-position-vertical-relative:text;mso-width-percent:0;mso-height-percent:0;mso-width-relative:margin;mso-height-relative:margin;v-text-anchor:top" o:gfxdata="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">
-                <v:textbox>
-                  <w:txbxContent>
-                    <w:p>
-                      <w:pPr>
-                        <w:rPr>
-                          <w:sz w:val="18"/>
-                          <w:szCs w:val="18"/>
-                        </w:rPr>
-                      </w:pPr>
-                      <w:r>
-                        <w:rPr>
-                          <w:sz w:val="18"/>
-                          <w:szCs w:val="18"/>
-                        </w:rPr>
-                        <w:t>What to press when you want to start ordering</w:t>
-                      </w:r>
-                    </w:p>
-                  </w:txbxContent>
-                </v:textbox>
-                <w10:wrap type="square"/>
-              </v:shape>
-            </w:pict>
-          </mc:Fallback>
-        </mc:AlternateContent>
+        <w:pict>
+          <v:shape id="_x0000_s1029" type="#_x0000_t202" style="position:absolute;margin-left:404.35pt;margin-top:26.35pt;width:78.6pt;height:46.2pt;z-index:251663360;visibility:visible;mso-wrap-distance-top:3.6pt;mso-wrap-distance-bottom:3.6pt;mso-width-relative:margin;mso-height-relative:margin" o:gfxdata="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">
+            <v:textbox>
+              <w:txbxContent>
+                <w:p>
+                  <w:pPr>
+                    <w:rPr>
+                      <w:sz w:val="18"/>
+                      <w:szCs w:val="18"/>
+                    </w:rPr>
+                  </w:pPr>
+                  <w:r>
+                    <w:rPr>
+                      <w:sz w:val="18"/>
+                      <w:szCs w:val="18"/>
+                    </w:rPr>
+                    <w:t>What to press when you want to start ordering</w:t>
+                  </w:r>
+                </w:p>
+              </w:txbxContent>
+            </v:textbox>
+            <w10:wrap type="square"/>
+          </v:shape>
+        </w:pict>
       </w:r>
       <w:r>
         <w:rPr>
           <w:noProof/>
         </w:rPr>
-        <mc:AlternateContent>
-          <mc:Choice Requires="wpi">
-            <w:drawing>
-              <wp:anchor distT="0" distB="0" distL="114300" distR="114300" simplePos="0" relativeHeight="251661312" behindDoc="0" locked="0" layoutInCell="1" allowOverlap="1" wp14:anchorId="3B551B45" wp14:editId="083C24FF">
-                <wp:simplePos x="0" y="0"/>
-                <wp:positionH relativeFrom="column">
-                  <wp:posOffset>2849700</wp:posOffset>
-                </wp:positionH>
-                <wp:positionV relativeFrom="paragraph">
-                  <wp:posOffset>677185</wp:posOffset>
-                </wp:positionV>
-                <wp:extent cx="2286360" cy="1150920"/>
-                <wp:effectExtent l="38100" t="38100" r="38100" b="49530"/>
-                <wp:wrapNone/>
-                <wp:docPr id="1431287999" name="Ink 3"/>
-                <wp:cNvGraphicFramePr/>
-                <a:graphic xmlns:a="http://schemas.openxmlformats.org/drawingml/2006/main">
-                  <a:graphicData uri="http://schemas.microsoft.com/office/word/2010/wordprocessingInk">
-                    <w14:contentPart bwMode="auto" r:id="rId13">
-                      <w14:nvContentPartPr>
-                        <w14:cNvContentPartPr/>
-                      </w14:nvContentPartPr>
-                      <w14:xfrm>
-                        <a:off x="0" y="0"/>
-                        <a:ext cx="2286360" cy="1150920"/>
-                      </w14:xfrm>
-                    </w14:contentPart>
-                  </a:graphicData>
-                </a:graphic>
-              </wp:anchor>
-            </w:drawing>
-          </mc:Choice>
-          <mc:Fallback xmlns:w16sdtfl="http://schemas.microsoft.com/office/word/2024/wordml/sdtformatlock" xmlns:w16du="http://schemas.microsoft.com/office/word/2023/wordml/word16du">
-            <w:pict>
-              <v:shape w14:anchorId="1AF034C6" id="Ink 3" o:spid="_x0000_s1026" type="#_x0000_t75" style="position:absolute;margin-left:223.9pt;margin-top:52.8pt;width:181.05pt;height:91.6pt;z-index:251661312;visibility:visible;mso-wrap-style:square;mso-wrap-distance-left:9pt;mso-wrap-distance-top:0;mso-wrap-distance-right:9pt;mso-wrap-distance-bottom:0;mso-position-horizontal:absolute;mso-position-horizontal-relative:text;mso-position-vertical:absolute;mso-position-vertical-relative:text" o:gfxdata="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">
-                <v:imagedata r:id="rId14" o:title=""/>
-              </v:shape>
-            </w:pict>
-          </mc:Fallback>
-        </mc:AlternateContent>
+        <w:pict>
+          <v:shape id="Ink 3" o:spid="_x0000_s1049" type="#_x0000_t75" style="position:absolute;margin-left:223.9pt;margin-top:52.8pt;width:181.05pt;height:91.6pt;z-index:251661312;visibility:visible" o:gfxdata="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">
+            <v:imagedata r:id="rId11" o:title=""/>
+          </v:shape>
+        </w:pict>
       </w:r>
       <w:r>
         <w:rPr>
           <w:noProof/>
+          <w:lang w:val="en-US" w:eastAsia="zh-CN"/>
         </w:rPr>
         <w:drawing>
-          <wp:inline distT="0" distB="0" distL="0" distR="0" wp14:anchorId="46CFB0D6" wp14:editId="2A90ED5F">
+          <wp:inline distT="0" distB="0" distL="0" distR="0">
             <wp:extent cx="4458004" cy="3124200"/>
             <wp:effectExtent l="0" t="0" r="0" b="0"/>
             <wp:docPr id="2052935248" name="Picture 1" descr="A group of drinks and pastries on a table&#10;&#10;AI-generated content may be incorrect."/>
@@ -3393,7 +2650,7 @@
                     <pic:cNvPicPr/>
                   </pic:nvPicPr>
                   <pic:blipFill>
-                    <a:blip r:embed="rId15"/>
+                    <a:blip r:embed="rId12" cstate="print"/>
                     <a:stretch>
                       <a:fillRect/>
                     </a:stretch>
@@ -3486,239 +2743,66 @@
         <w:rPr>
           <w:noProof/>
         </w:rPr>
-        <mc:AlternateContent>
-          <mc:Choice Requires="wps">
-            <w:drawing>
-              <wp:anchor distT="45720" distB="45720" distL="114300" distR="114300" simplePos="0" relativeHeight="251675648" behindDoc="0" locked="0" layoutInCell="1" allowOverlap="1" wp14:anchorId="54EC6A05" wp14:editId="0624DC5C">
-                <wp:simplePos x="0" y="0"/>
-                <wp:positionH relativeFrom="column">
-                  <wp:posOffset>1744980</wp:posOffset>
-                </wp:positionH>
-                <wp:positionV relativeFrom="paragraph">
-                  <wp:posOffset>2876550</wp:posOffset>
-                </wp:positionV>
-                <wp:extent cx="2156460" cy="693420"/>
-                <wp:effectExtent l="0" t="0" r="15240" b="11430"/>
-                <wp:wrapSquare wrapText="bothSides"/>
-                <wp:docPr id="1195508742" name="Text Box 2"/>
-                <wp:cNvGraphicFramePr>
-                  <a:graphicFrameLocks xmlns:a="http://schemas.openxmlformats.org/drawingml/2006/main"/>
-                </wp:cNvGraphicFramePr>
-                <a:graphic xmlns:a="http://schemas.openxmlformats.org/drawingml/2006/main">
-                  <a:graphicData uri="http://schemas.microsoft.com/office/word/2010/wordprocessingShape">
-                    <wps:wsp>
-                      <wps:cNvSpPr txBox="1">
-                        <a:spLocks noChangeArrowheads="1"/>
-                      </wps:cNvSpPr>
-                      <wps:spPr bwMode="auto">
-                        <a:xfrm>
-                          <a:off x="0" y="0"/>
-                          <a:ext cx="2156460" cy="693420"/>
-                        </a:xfrm>
-                        <a:prstGeom prst="rect">
-                          <a:avLst/>
-                        </a:prstGeom>
-                        <a:solidFill>
-                          <a:srgbClr val="FFFFFF"/>
-                        </a:solidFill>
-                        <a:ln w="9525">
-                          <a:solidFill>
-                            <a:srgbClr val="000000"/>
-                          </a:solidFill>
-                          <a:miter lim="800000"/>
-                          <a:headEnd/>
-                          <a:tailEnd/>
-                        </a:ln>
-                      </wps:spPr>
-                      <wps:txbx>
-                        <w:txbxContent>
-                          <w:p>
-                            <w:r>
-                              <w:t>Click on 1 of 3 circles to select either Hot Drinks, Cold Drinks, or Pastries</w:t>
-                            </w:r>
-                          </w:p>
-                        </w:txbxContent>
-                      </wps:txbx>
-                      <wps:bodyPr rot="0" vert="horz" wrap="square" lIns="91440" tIns="45720" rIns="91440" bIns="45720" anchor="t" anchorCtr="0">
-                        <a:noAutofit/>
-                      </wps:bodyPr>
-                    </wps:wsp>
-                  </a:graphicData>
-                </a:graphic>
-                <wp14:sizeRelH relativeFrom="margin">
-                  <wp14:pctWidth>0</wp14:pctWidth>
-                </wp14:sizeRelH>
-                <wp14:sizeRelV relativeFrom="margin">
-                  <wp14:pctHeight>0</wp14:pctHeight>
-                </wp14:sizeRelV>
-              </wp:anchor>
-            </w:drawing>
-          </mc:Choice>
-          <mc:Fallback xmlns:w16sdtfl="http://schemas.microsoft.com/office/word/2024/wordml/sdtformatlock" xmlns:w16du="http://schemas.microsoft.com/office/word/2023/wordml/word16du">
-            <w:pict>
-              <v:shape w14:anchorId="54EC6A05" id="_x0000_s1030" type="#_x0000_t202" style="position:absolute;left:0;text-align:left;margin-left:137.4pt;margin-top:226.5pt;width:169.8pt;height:54.6pt;z-index:251675648;visibility:visible;mso-wrap-style:square;mso-width-percent:0;mso-height-percent:0;mso-wrap-distance-left:9pt;mso-wrap-distance-top:3.6pt;mso-wrap-distance-right:9pt;mso-wrap-distance-bottom:3.6pt;mso-position-horizontal:absolute;mso-position-horizontal-relative:text;mso-position-vertical:absolute;mso-position-vertical-relative:text;mso-width-percent:0;mso-height-percent:0;mso-width-relative:margin;mso-height-relative:margin;v-text-anchor:top" o:gfxdata="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">
-                <v:textbox>
-                  <w:txbxContent>
-                    <w:p>
-                      <w:r>
-                        <w:t>Click on 1 of 3 circles to select either Hot Drinks, Cold Drinks, or Pastries</w:t>
-                      </w:r>
-                    </w:p>
-                  </w:txbxContent>
-                </v:textbox>
-                <w10:wrap type="square"/>
-              </v:shape>
-            </w:pict>
-          </mc:Fallback>
-        </mc:AlternateContent>
+        <w:pict>
+          <v:shape id="_x0000_s1030" type="#_x0000_t202" style="position:absolute;left:0;text-align:left;margin-left:137.4pt;margin-top:226.5pt;width:169.8pt;height:54.6pt;z-index:251675648;visibility:visible;mso-wrap-distance-top:3.6pt;mso-wrap-distance-bottom:3.6pt;mso-width-relative:margin;mso-height-relative:margin" o:gfxdata="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">
+            <v:textbox>
+              <w:txbxContent>
+                <w:p>
+                  <w:r>
+                    <w:t xml:space="preserve">Click on 1 of 3 circles to select </w:t>
+                  </w:r>
+                  <w:proofErr w:type="gramStart"/>
+                  <w:r>
+                    <w:t>either Hot</w:t>
+                  </w:r>
+                  <w:proofErr w:type="gramEnd"/>
+                  <w:r>
+                    <w:t xml:space="preserve"> Drinks, Cold Drinks, or Pastries</w:t>
+                  </w:r>
+                </w:p>
+              </w:txbxContent>
+            </v:textbox>
+            <w10:wrap type="square"/>
+          </v:shape>
+        </w:pict>
       </w:r>
       <w:r>
         <w:rPr>
           <w:noProof/>
         </w:rPr>
-        <mc:AlternateContent>
-          <mc:Choice Requires="wpi">
-            <w:drawing>
-              <wp:anchor distT="0" distB="0" distL="114300" distR="114300" simplePos="0" relativeHeight="251673600" behindDoc="0" locked="0" layoutInCell="1" allowOverlap="1" wp14:anchorId="5DBFB0D1" wp14:editId="4457F0C0">
-                <wp:simplePos x="0" y="0"/>
-                <wp:positionH relativeFrom="column">
-                  <wp:posOffset>3467100</wp:posOffset>
-                </wp:positionH>
-                <wp:positionV relativeFrom="paragraph">
-                  <wp:posOffset>1641475</wp:posOffset>
-                </wp:positionV>
-                <wp:extent cx="510540" cy="1219200"/>
-                <wp:effectExtent l="38100" t="38100" r="41910" b="38100"/>
-                <wp:wrapNone/>
-                <wp:docPr id="620644617" name="Ink 13"/>
-                <wp:cNvGraphicFramePr/>
-                <a:graphic xmlns:a="http://schemas.openxmlformats.org/drawingml/2006/main">
-                  <a:graphicData uri="http://schemas.microsoft.com/office/word/2010/wordprocessingInk">
-                    <w14:contentPart bwMode="auto" r:id="rId16">
-                      <w14:nvContentPartPr>
-                        <w14:cNvContentPartPr/>
-                      </w14:nvContentPartPr>
-                      <w14:xfrm>
-                        <a:off x="0" y="0"/>
-                        <a:ext cx="510540" cy="1219200"/>
-                      </w14:xfrm>
-                    </w14:contentPart>
-                  </a:graphicData>
-                </a:graphic>
-                <wp14:sizeRelH relativeFrom="margin">
-                  <wp14:pctWidth>0</wp14:pctWidth>
-                </wp14:sizeRelH>
-                <wp14:sizeRelV relativeFrom="margin">
-                  <wp14:pctHeight>0</wp14:pctHeight>
-                </wp14:sizeRelV>
-              </wp:anchor>
-            </w:drawing>
-          </mc:Choice>
-          <mc:Fallback xmlns:w16sdtfl="http://schemas.microsoft.com/office/word/2024/wordml/sdtformatlock" xmlns:w16du="http://schemas.microsoft.com/office/word/2023/wordml/word16du">
-            <w:pict>
-              <v:shape w14:anchorId="41E08F38" id="Ink 13" o:spid="_x0000_s1026" type="#_x0000_t75" style="position:absolute;margin-left:272.5pt;margin-top:128.75pt;width:41.15pt;height:96.95pt;z-index:251673600;visibility:visible;mso-wrap-style:square;mso-width-percent:0;mso-height-percent:0;mso-wrap-distance-left:9pt;mso-wrap-distance-top:0;mso-wrap-distance-right:9pt;mso-wrap-distance-bottom:0;mso-position-horizontal:absolute;mso-position-horizontal-relative:text;mso-position-vertical:absolute;mso-position-vertical-relative:text;mso-width-percent:0;mso-height-percent:0;mso-width-relative:margin;mso-height-relative:margin" o:gfxdata="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">
-                <v:imagedata r:id="rId17" o:title=""/>
-              </v:shape>
-            </w:pict>
-          </mc:Fallback>
-        </mc:AlternateContent>
+        <w:pict>
+          <v:shape id="Ink 13" o:spid="_x0000_s1048" type="#_x0000_t75" style="position:absolute;left:0;text-align:left;margin-left:272.5pt;margin-top:128.75pt;width:41.15pt;height:96.95pt;z-index:251673600;visibility:visible;mso-width-relative:margin;mso-height-relative:margin" o:gfxdata="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">
+            <v:imagedata r:id="rId13" o:title=""/>
+          </v:shape>
+        </w:pict>
       </w:r>
       <w:r>
         <w:rPr>
           <w:noProof/>
         </w:rPr>
-        <mc:AlternateContent>
-          <mc:Choice Requires="wpi">
-            <w:drawing>
-              <wp:anchor distT="0" distB="0" distL="114300" distR="114300" simplePos="0" relativeHeight="251671552" behindDoc="0" locked="0" layoutInCell="1" allowOverlap="1" wp14:anchorId="2C332BF3" wp14:editId="79266E2A">
-                <wp:simplePos x="0" y="0"/>
-                <wp:positionH relativeFrom="column">
-                  <wp:posOffset>2918100</wp:posOffset>
-                </wp:positionH>
-                <wp:positionV relativeFrom="paragraph">
-                  <wp:posOffset>1740570</wp:posOffset>
-                </wp:positionV>
-                <wp:extent cx="8280" cy="1105560"/>
-                <wp:effectExtent l="38100" t="38100" r="48895" b="37465"/>
-                <wp:wrapNone/>
-                <wp:docPr id="155999353" name="Ink 11"/>
-                <wp:cNvGraphicFramePr/>
-                <a:graphic xmlns:a="http://schemas.openxmlformats.org/drawingml/2006/main">
-                  <a:graphicData uri="http://schemas.microsoft.com/office/word/2010/wordprocessingInk">
-                    <w14:contentPart bwMode="auto" r:id="rId18">
-                      <w14:nvContentPartPr>
-                        <w14:cNvContentPartPr/>
-                      </w14:nvContentPartPr>
-                      <w14:xfrm>
-                        <a:off x="0" y="0"/>
-                        <a:ext cx="8280" cy="1105560"/>
-                      </w14:xfrm>
-                    </w14:contentPart>
-                  </a:graphicData>
-                </a:graphic>
-              </wp:anchor>
-            </w:drawing>
-          </mc:Choice>
-          <mc:Fallback xmlns:w16sdtfl="http://schemas.microsoft.com/office/word/2024/wordml/sdtformatlock" xmlns:w16du="http://schemas.microsoft.com/office/word/2023/wordml/word16du">
-            <w:pict>
-              <v:shape w14:anchorId="251291B0" id="Ink 11" o:spid="_x0000_s1026" type="#_x0000_t75" style="position:absolute;margin-left:229.25pt;margin-top:136.55pt;width:1.6pt;height:88pt;z-index:251671552;visibility:visible;mso-wrap-style:square;mso-wrap-distance-left:9pt;mso-wrap-distance-top:0;mso-wrap-distance-right:9pt;mso-wrap-distance-bottom:0;mso-position-horizontal:absolute;mso-position-horizontal-relative:text;mso-position-vertical:absolute;mso-position-vertical-relative:text" o:gfxdata="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">
-                <v:imagedata r:id="rId19" o:title=""/>
-              </v:shape>
-            </w:pict>
-          </mc:Fallback>
-        </mc:AlternateContent>
+        <w:pict>
+          <v:shape id="Ink 11" o:spid="_x0000_s1047" type="#_x0000_t75" style="position:absolute;left:0;text-align:left;margin-left:229.25pt;margin-top:136.55pt;width:1.6pt;height:88pt;z-index:251671552;visibility:visible" o:gfxdata="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">
+            <v:imagedata r:id="rId14" o:title=""/>
+          </v:shape>
+        </w:pict>
       </w:r>
       <w:r>
         <w:rPr>
           <w:noProof/>
         </w:rPr>
-        <mc:AlternateContent>
-          <mc:Choice Requires="wpi">
-            <w:drawing>
-              <wp:anchor distT="0" distB="0" distL="114300" distR="114300" simplePos="0" relativeHeight="251669504" behindDoc="0" locked="0" layoutInCell="1" allowOverlap="1" wp14:anchorId="19E6218F" wp14:editId="1D705656">
-                <wp:simplePos x="0" y="0"/>
-                <wp:positionH relativeFrom="column">
-                  <wp:posOffset>1995780</wp:posOffset>
-                </wp:positionH>
-                <wp:positionV relativeFrom="paragraph">
-                  <wp:posOffset>1634010</wp:posOffset>
-                </wp:positionV>
-                <wp:extent cx="320400" cy="1242360"/>
-                <wp:effectExtent l="38100" t="38100" r="41910" b="34290"/>
-                <wp:wrapNone/>
-                <wp:docPr id="1834411565" name="Ink 9"/>
-                <wp:cNvGraphicFramePr/>
-                <a:graphic xmlns:a="http://schemas.openxmlformats.org/drawingml/2006/main">
-                  <a:graphicData uri="http://schemas.microsoft.com/office/word/2010/wordprocessingInk">
-                    <w14:contentPart bwMode="auto" r:id="rId20">
-                      <w14:nvContentPartPr>
-                        <w14:cNvContentPartPr/>
-                      </w14:nvContentPartPr>
-                      <w14:xfrm>
-                        <a:off x="0" y="0"/>
-                        <a:ext cx="320400" cy="1242360"/>
-                      </w14:xfrm>
-                    </w14:contentPart>
-                  </a:graphicData>
-                </a:graphic>
-              </wp:anchor>
-            </w:drawing>
-          </mc:Choice>
-          <mc:Fallback xmlns:w16sdtfl="http://schemas.microsoft.com/office/word/2024/wordml/sdtformatlock" xmlns:w16du="http://schemas.microsoft.com/office/word/2023/wordml/word16du">
-            <w:pict>
-              <v:shape w14:anchorId="3CBC7839" id="Ink 9" o:spid="_x0000_s1026" type="#_x0000_t75" style="position:absolute;margin-left:156.65pt;margin-top:128.15pt;width:26.25pt;height:98.8pt;z-index:251669504;visibility:visible;mso-wrap-style:square;mso-wrap-distance-left:9pt;mso-wrap-distance-top:0;mso-wrap-distance-right:9pt;mso-wrap-distance-bottom:0;mso-position-horizontal:absolute;mso-position-horizontal-relative:text;mso-position-vertical:absolute;mso-position-vertical-relative:text" o:gfxdata="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">
-                <v:imagedata r:id="rId21" o:title=""/>
-              </v:shape>
-            </w:pict>
-          </mc:Fallback>
-        </mc:AlternateContent>
+        <w:pict>
+          <v:shape id="Ink 9" o:spid="_x0000_s1046" type="#_x0000_t75" style="position:absolute;left:0;text-align:left;margin-left:156.65pt;margin-top:128.15pt;width:26.25pt;height:98.8pt;z-index:251669504;visibility:visible" o:gfxdata="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">
+            <v:imagedata r:id="rId15" o:title=""/>
+          </v:shape>
+        </w:pict>
       </w:r>
       <w:r>
         <w:rPr>
           <w:noProof/>
+          <w:lang w:val="en-US" w:eastAsia="zh-CN"/>
         </w:rPr>
         <w:drawing>
-          <wp:inline distT="0" distB="0" distL="0" distR="0" wp14:anchorId="24431B8E" wp14:editId="37C27D99">
+          <wp:inline distT="0" distB="0" distL="0" distR="0">
             <wp:extent cx="3634740" cy="2428208"/>
             <wp:effectExtent l="0" t="0" r="3810" b="0"/>
             <wp:docPr id="1865937051" name="Picture 1" descr="A screenshot of a menu&#10;&#10;AI-generated content may be incorrect."/>
@@ -3733,7 +2817,7 @@
                     <pic:cNvPicPr/>
                   </pic:nvPicPr>
                   <pic:blipFill>
-                    <a:blip r:embed="rId22"/>
+                    <a:blip r:embed="rId16" cstate="print"/>
                     <a:stretch>
                       <a:fillRect/>
                     </a:stretch>
@@ -3845,8 +2929,13 @@
         </w:numPr>
       </w:pPr>
       <w:r>
-        <w:t>Add-Ons</w:t>
-      </w:r>
+        <w:t>Add-</w:t>
+      </w:r>
+      <w:proofErr w:type="spellStart"/>
+      <w:r>
+        <w:t>Ons</w:t>
+      </w:r>
+      <w:proofErr w:type="spellEnd"/>
     </w:p>
     <w:p>
       <w:pPr>
@@ -3867,13 +2956,14 @@
       <w:r>
         <w:rPr>
           <w:noProof/>
+          <w:lang w:val="en-US" w:eastAsia="zh-CN"/>
         </w:rPr>
         <w:lastRenderedPageBreak/>
         <w:drawing>
-          <wp:inline distT="0" distB="0" distL="0" distR="0" wp14:anchorId="2172F9D6" wp14:editId="30262285">
-            <wp:extent cx="5943600" cy="3575685"/>
-            <wp:effectExtent l="0" t="0" r="0" b="5715"/>
-            <wp:docPr id="1256550939" name="Picture 1" descr="A screenshot of a computer&#10;&#10;AI-generated content may be incorrect."/>
+          <wp:inline distT="0" distB="0" distL="0" distR="0">
+            <wp:extent cx="5943600" cy="2703702"/>
+            <wp:effectExtent l="19050" t="0" r="0" b="0"/>
+            <wp:docPr id="7" name="Picture 7"/>
             <wp:cNvGraphicFramePr>
               <a:graphicFrameLocks xmlns:a="http://schemas.openxmlformats.org/drawingml/2006/main" noChangeAspect="1"/>
             </wp:cNvGraphicFramePr>
@@ -3881,23 +2971,33 @@
               <a:graphicData uri="http://schemas.openxmlformats.org/drawingml/2006/picture">
                 <pic:pic xmlns:pic="http://schemas.openxmlformats.org/drawingml/2006/picture">
                   <pic:nvPicPr>
-                    <pic:cNvPr id="1256550939" name="Picture 1" descr="A screenshot of a computer&#10;&#10;AI-generated content may be incorrect."/>
-                    <pic:cNvPicPr/>
+                    <pic:cNvPr id="0" name="Picture 7"/>
+                    <pic:cNvPicPr>
+                      <a:picLocks noChangeAspect="1" noChangeArrowheads="1"/>
+                    </pic:cNvPicPr>
                   </pic:nvPicPr>
                   <pic:blipFill>
-                    <a:blip r:embed="rId23"/>
+                    <a:blip r:embed="rId17" cstate="print"/>
+                    <a:srcRect/>
                     <a:stretch>
                       <a:fillRect/>
                     </a:stretch>
                   </pic:blipFill>
-                  <pic:spPr>
+                  <pic:spPr bwMode="auto">
                     <a:xfrm>
                       <a:off x="0" y="0"/>
-                      <a:ext cx="5943600" cy="3575685"/>
+                      <a:ext cx="5943600" cy="2703702"/>
                     </a:xfrm>
                     <a:prstGeom prst="rect">
                       <a:avLst/>
                     </a:prstGeom>
+                    <a:noFill/>
+                    <a:ln w="9525">
+                      <a:noFill/>
+                      <a:miter lim="800000"/>
+                      <a:headEnd/>
+                      <a:tailEnd/>
+                    </a:ln>
                   </pic:spPr>
                 </pic:pic>
               </a:graphicData>
@@ -3989,9 +3089,10 @@
       <w:r>
         <w:rPr>
           <w:noProof/>
+          <w:lang w:val="en-US" w:eastAsia="zh-CN"/>
         </w:rPr>
         <w:drawing>
-          <wp:inline distT="0" distB="0" distL="0" distR="0" wp14:anchorId="1E7F2591" wp14:editId="7F7198DF">
+          <wp:inline distT="0" distB="0" distL="0" distR="0">
             <wp:extent cx="1771524" cy="1249680"/>
             <wp:effectExtent l="190500" t="190500" r="191135" b="198120"/>
             <wp:docPr id="485726066" name="Picture 1" descr="A screen shot of a computer error&#10;&#10;AI-generated content may be incorrect."/>
@@ -4006,7 +3107,7 @@
                     <pic:cNvPicPr/>
                   </pic:nvPicPr>
                   <pic:blipFill>
-                    <a:blip r:embed="rId24"/>
+                    <a:blip r:embed="rId18" cstate="print"/>
                     <a:stretch>
                       <a:fillRect/>
                     </a:stretch>
@@ -4045,46 +3146,11 @@
         <w:rPr>
           <w:noProof/>
         </w:rPr>
-        <mc:AlternateContent>
-          <mc:Choice Requires="wpi">
-            <w:drawing>
-              <wp:anchor distT="0" distB="0" distL="114300" distR="114300" simplePos="0" relativeHeight="251695104" behindDoc="0" locked="0" layoutInCell="1" allowOverlap="1" wp14:anchorId="2418053A" wp14:editId="4F829743">
-                <wp:simplePos x="0" y="0"/>
-                <wp:positionH relativeFrom="column">
-                  <wp:posOffset>7894020</wp:posOffset>
-                </wp:positionH>
-                <wp:positionV relativeFrom="paragraph">
-                  <wp:posOffset>413480</wp:posOffset>
-                </wp:positionV>
-                <wp:extent cx="360" cy="360"/>
-                <wp:effectExtent l="38100" t="38100" r="38100" b="38100"/>
-                <wp:wrapNone/>
-                <wp:docPr id="1356233116" name="Ink 30"/>
-                <wp:cNvGraphicFramePr/>
-                <a:graphic xmlns:a="http://schemas.openxmlformats.org/drawingml/2006/main">
-                  <a:graphicData uri="http://schemas.microsoft.com/office/word/2010/wordprocessingInk">
-                    <w14:contentPart bwMode="auto" r:id="rId25">
-                      <w14:nvContentPartPr>
-                        <w14:cNvContentPartPr/>
-                      </w14:nvContentPartPr>
-                      <w14:xfrm>
-                        <a:off x="0" y="0"/>
-                        <a:ext cx="360" cy="360"/>
-                      </w14:xfrm>
-                    </w14:contentPart>
-                  </a:graphicData>
-                </a:graphic>
-              </wp:anchor>
-            </w:drawing>
-          </mc:Choice>
-          <mc:Fallback xmlns:w16sdtfl="http://schemas.microsoft.com/office/word/2024/wordml/sdtformatlock" xmlns:w16du="http://schemas.microsoft.com/office/word/2023/wordml/word16du">
-            <w:pict>
-              <v:shape w14:anchorId="1C01CA11" id="Ink 30" o:spid="_x0000_s1026" type="#_x0000_t75" style="position:absolute;margin-left:621.1pt;margin-top:32.05pt;width:1.05pt;height:1.05pt;z-index:251695104;visibility:visible;mso-wrap-style:square;mso-wrap-distance-left:9pt;mso-wrap-distance-top:0;mso-wrap-distance-right:9pt;mso-wrap-distance-bottom:0;mso-position-horizontal:absolute;mso-position-horizontal-relative:text;mso-position-vertical:absolute;mso-position-vertical-relative:text" o:gfxdata="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">
-                <v:imagedata r:id="rId26" o:title=""/>
-              </v:shape>
-            </w:pict>
-          </mc:Fallback>
-        </mc:AlternateContent>
+        <w:pict>
+          <v:shape id="Ink 30" o:spid="_x0000_s1045" type="#_x0000_t75" style="position:absolute;left:0;text-align:left;margin-left:621.1pt;margin-top:32.05pt;width:1.05pt;height:1.05pt;z-index:251695104;visibility:visible" o:gfxdata="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">
+            <v:imagedata r:id="rId19" o:title=""/>
+          </v:shape>
+        </w:pict>
       </w:r>
     </w:p>
     <w:p>
@@ -4092,8 +3158,15 @@
         <w:ind w:left="360"/>
       </w:pPr>
       <w:r>
-        <w:lastRenderedPageBreak/>
-        <w:t>If your decision was to include Add-Ons, this is what you will be faced with:</w:t>
+        <w:t>If your decision was to include Add-</w:t>
+      </w:r>
+      <w:proofErr w:type="spellStart"/>
+      <w:r>
+        <w:t>Ons</w:t>
+      </w:r>
+      <w:proofErr w:type="spellEnd"/>
+      <w:r>
+        <w:t>, this is what you will be faced with:</w:t>
       </w:r>
     </w:p>
     <w:p>
@@ -4104,111 +3177,39 @@
         <w:rPr>
           <w:noProof/>
         </w:rPr>
-        <mc:AlternateContent>
-          <mc:Choice Requires="wps">
-            <w:drawing>
-              <wp:anchor distT="45720" distB="45720" distL="114300" distR="114300" simplePos="0" relativeHeight="251683840" behindDoc="0" locked="0" layoutInCell="1" allowOverlap="1" wp14:anchorId="0E006E3F" wp14:editId="4776B10D">
-                <wp:simplePos x="0" y="0"/>
-                <wp:positionH relativeFrom="leftMargin">
-                  <wp:align>right</wp:align>
-                </wp:positionH>
-                <wp:positionV relativeFrom="paragraph">
-                  <wp:posOffset>328295</wp:posOffset>
-                </wp:positionV>
-                <wp:extent cx="784860" cy="731520"/>
-                <wp:effectExtent l="0" t="0" r="15240" b="11430"/>
-                <wp:wrapSquare wrapText="bothSides"/>
-                <wp:docPr id="2036826862" name="Text Box 2"/>
-                <wp:cNvGraphicFramePr>
-                  <a:graphicFrameLocks xmlns:a="http://schemas.openxmlformats.org/drawingml/2006/main"/>
-                </wp:cNvGraphicFramePr>
-                <a:graphic xmlns:a="http://schemas.openxmlformats.org/drawingml/2006/main">
-                  <a:graphicData uri="http://schemas.microsoft.com/office/word/2010/wordprocessingShape">
-                    <wps:wsp>
-                      <wps:cNvSpPr txBox="1">
-                        <a:spLocks noChangeArrowheads="1"/>
-                      </wps:cNvSpPr>
-                      <wps:spPr bwMode="auto">
-                        <a:xfrm>
-                          <a:off x="0" y="0"/>
-                          <a:ext cx="784860" cy="731520"/>
-                        </a:xfrm>
-                        <a:prstGeom prst="rect">
-                          <a:avLst/>
-                        </a:prstGeom>
-                        <a:solidFill>
-                          <a:srgbClr val="FFFFFF"/>
-                        </a:solidFill>
-                        <a:ln w="9525">
-                          <a:solidFill>
-                            <a:srgbClr val="000000"/>
-                          </a:solidFill>
-                          <a:miter lim="800000"/>
-                          <a:headEnd/>
-                          <a:tailEnd/>
-                        </a:ln>
-                      </wps:spPr>
-                      <wps:txbx>
-                        <w:txbxContent>
-                          <w:p>
-                            <w:pPr>
-                              <w:rPr>
-                                <w:sz w:val="18"/>
-                                <w:szCs w:val="18"/>
-                              </w:rPr>
-                            </w:pPr>
-                            <w:r>
-                              <w:rPr>
-                                <w:sz w:val="18"/>
-                                <w:szCs w:val="18"/>
-                              </w:rPr>
-                              <w:t>Can adjust the quantity of Americanos</w:t>
-                            </w:r>
-                          </w:p>
-                        </w:txbxContent>
-                      </wps:txbx>
-                      <wps:bodyPr rot="0" vert="horz" wrap="square" lIns="91440" tIns="45720" rIns="91440" bIns="45720" anchor="t" anchorCtr="0">
-                        <a:noAutofit/>
-                      </wps:bodyPr>
-                    </wps:wsp>
-                  </a:graphicData>
-                </a:graphic>
-                <wp14:sizeRelH relativeFrom="margin">
-                  <wp14:pctWidth>0</wp14:pctWidth>
-                </wp14:sizeRelH>
-                <wp14:sizeRelV relativeFrom="margin">
-                  <wp14:pctHeight>0</wp14:pctHeight>
-                </wp14:sizeRelV>
-              </wp:anchor>
-            </w:drawing>
-          </mc:Choice>
-          <mc:Fallback xmlns:w16sdtfl="http://schemas.microsoft.com/office/word/2024/wordml/sdtformatlock" xmlns:w16du="http://schemas.microsoft.com/office/word/2023/wordml/word16du">
-            <w:pict>
-              <v:shape w14:anchorId="0E006E3F" id="_x0000_s1031" type="#_x0000_t202" style="position:absolute;left:0;text-align:left;margin-left:10.6pt;margin-top:25.85pt;width:61.8pt;height:57.6pt;z-index:251683840;visibility:visible;mso-wrap-style:square;mso-width-percent:0;mso-height-percent:0;mso-wrap-distance-left:9pt;mso-wrap-distance-top:3.6pt;mso-wrap-distance-right:9pt;mso-wrap-distance-bottom:3.6pt;mso-position-horizontal:right;mso-position-horizontal-relative:left-margin-area;mso-position-vertical:absolute;mso-position-vertical-relative:text;mso-width-percent:0;mso-height-percent:0;mso-width-relative:margin;mso-height-relative:margin;v-text-anchor:top" o:gfxdata="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">
-                <v:textbox>
-                  <w:txbxContent>
-                    <w:p>
-                      <w:pPr>
-                        <w:rPr>
-                          <w:sz w:val="18"/>
-                          <w:szCs w:val="18"/>
-                        </w:rPr>
-                      </w:pPr>
-                      <w:r>
-                        <w:rPr>
-                          <w:sz w:val="18"/>
-                          <w:szCs w:val="18"/>
-                        </w:rPr>
-                        <w:t>Can adjust the quantity of Americanos</w:t>
-                      </w:r>
-                    </w:p>
-                  </w:txbxContent>
-                </v:textbox>
-                <w10:wrap type="square" anchorx="margin"/>
-              </v:shape>
-            </w:pict>
-          </mc:Fallback>
-        </mc:AlternateContent>
+        <w:pict>
+          <v:shape id="_x0000_s1031" type="#_x0000_t202" style="position:absolute;left:0;text-align:left;margin-left:32.4pt;margin-top:25.85pt;width:61.8pt;height:57.6pt;z-index:251683840;visibility:visible;mso-wrap-distance-top:3.6pt;mso-wrap-distance-bottom:3.6pt;mso-position-horizontal:right;mso-position-horizontal-relative:left-margin-area;mso-width-relative:margin;mso-height-relative:margin" o:gfxdata="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">
+            <v:textbox>
+              <w:txbxContent>
+                <w:p>
+                  <w:pPr>
+                    <w:rPr>
+                      <w:sz w:val="18"/>
+                      <w:szCs w:val="18"/>
+                    </w:rPr>
+                  </w:pPr>
+                  <w:r>
+                    <w:rPr>
+                      <w:sz w:val="18"/>
+                      <w:szCs w:val="18"/>
+                    </w:rPr>
+                    <w:t xml:space="preserve">Can adjust the quantity of </w:t>
+                  </w:r>
+                  <w:proofErr w:type="spellStart"/>
+                  <w:r>
+                    <w:rPr>
+                      <w:sz w:val="18"/>
+                      <w:szCs w:val="18"/>
+                    </w:rPr>
+                    <w:t>Americanos</w:t>
+                  </w:r>
+                  <w:proofErr w:type="spellEnd"/>
+                </w:p>
+              </w:txbxContent>
+            </v:textbox>
+            <w10:wrap type="square" anchorx="margin"/>
+          </v:shape>
+        </w:pict>
       </w:r>
     </w:p>
     <w:p>
@@ -4220,403 +3221,128 @@
         <w:rPr>
           <w:noProof/>
         </w:rPr>
-        <mc:AlternateContent>
-          <mc:Choice Requires="wps">
-            <w:drawing>
-              <wp:anchor distT="45720" distB="45720" distL="114300" distR="114300" simplePos="0" relativeHeight="251687936" behindDoc="0" locked="0" layoutInCell="1" allowOverlap="1" wp14:anchorId="4925A7AE" wp14:editId="5196F66D">
-                <wp:simplePos x="0" y="0"/>
-                <wp:positionH relativeFrom="column">
-                  <wp:posOffset>-792480</wp:posOffset>
-                </wp:positionH>
-                <wp:positionV relativeFrom="paragraph">
-                  <wp:posOffset>1738630</wp:posOffset>
-                </wp:positionV>
-                <wp:extent cx="769620" cy="381000"/>
-                <wp:effectExtent l="0" t="0" r="11430" b="19050"/>
-                <wp:wrapSquare wrapText="bothSides"/>
-                <wp:docPr id="1306382493" name="Text Box 2"/>
-                <wp:cNvGraphicFramePr>
-                  <a:graphicFrameLocks xmlns:a="http://schemas.openxmlformats.org/drawingml/2006/main"/>
-                </wp:cNvGraphicFramePr>
-                <a:graphic xmlns:a="http://schemas.openxmlformats.org/drawingml/2006/main">
-                  <a:graphicData uri="http://schemas.microsoft.com/office/word/2010/wordprocessingShape">
-                    <wps:wsp>
-                      <wps:cNvSpPr txBox="1">
-                        <a:spLocks noChangeArrowheads="1"/>
-                      </wps:cNvSpPr>
-                      <wps:spPr bwMode="auto">
-                        <a:xfrm>
-                          <a:off x="0" y="0"/>
-                          <a:ext cx="769620" cy="381000"/>
-                        </a:xfrm>
-                        <a:prstGeom prst="rect">
-                          <a:avLst/>
-                        </a:prstGeom>
-                        <a:solidFill>
-                          <a:srgbClr val="FFFFFF"/>
-                        </a:solidFill>
-                        <a:ln w="9525">
-                          <a:solidFill>
-                            <a:srgbClr val="000000"/>
-                          </a:solidFill>
-                          <a:miter lim="800000"/>
-                          <a:headEnd/>
-                          <a:tailEnd/>
-                        </a:ln>
-                      </wps:spPr>
-                      <wps:txbx>
-                        <w:txbxContent>
-                          <w:p>
-                            <w:pPr>
-                              <w:rPr>
-                                <w:sz w:val="18"/>
-                                <w:szCs w:val="18"/>
-                              </w:rPr>
-                            </w:pPr>
-                            <w:r>
-                              <w:rPr>
-                                <w:sz w:val="18"/>
-                                <w:szCs w:val="18"/>
-                              </w:rPr>
-                              <w:t>Add to cart button</w:t>
-                            </w:r>
-                          </w:p>
-                        </w:txbxContent>
-                      </wps:txbx>
-                      <wps:bodyPr rot="0" vert="horz" wrap="square" lIns="91440" tIns="45720" rIns="91440" bIns="45720" anchor="t" anchorCtr="0">
-                        <a:noAutofit/>
-                      </wps:bodyPr>
-                    </wps:wsp>
-                  </a:graphicData>
-                </a:graphic>
-                <wp14:sizeRelH relativeFrom="margin">
-                  <wp14:pctWidth>0</wp14:pctWidth>
-                </wp14:sizeRelH>
-                <wp14:sizeRelV relativeFrom="margin">
-                  <wp14:pctHeight>0</wp14:pctHeight>
-                </wp14:sizeRelV>
-              </wp:anchor>
-            </w:drawing>
-          </mc:Choice>
-          <mc:Fallback xmlns:w16sdtfl="http://schemas.microsoft.com/office/word/2024/wordml/sdtformatlock" xmlns:w16du="http://schemas.microsoft.com/office/word/2023/wordml/word16du">
-            <w:pict>
-              <v:shape w14:anchorId="4925A7AE" id="_x0000_s1032" type="#_x0000_t202" style="position:absolute;left:0;text-align:left;margin-left:-62.4pt;margin-top:136.9pt;width:60.6pt;height:30pt;z-index:251687936;visibility:visible;mso-wrap-style:square;mso-width-percent:0;mso-height-percent:0;mso-wrap-distance-left:9pt;mso-wrap-distance-top:3.6pt;mso-wrap-distance-right:9pt;mso-wrap-distance-bottom:3.6pt;mso-position-horizontal:absolute;mso-position-horizontal-relative:text;mso-position-vertical:absolute;mso-position-vertical-relative:text;mso-width-percent:0;mso-height-percent:0;mso-width-relative:margin;mso-height-relative:margin;v-text-anchor:top" o:gfxdata="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">
-                <v:textbox>
-                  <w:txbxContent>
-                    <w:p>
-                      <w:pPr>
-                        <w:rPr>
-                          <w:sz w:val="18"/>
-                          <w:szCs w:val="18"/>
-                        </w:rPr>
-                      </w:pPr>
-                      <w:r>
-                        <w:rPr>
-                          <w:sz w:val="18"/>
-                          <w:szCs w:val="18"/>
-                        </w:rPr>
-                        <w:t>Add to cart button</w:t>
-                      </w:r>
-                    </w:p>
-                  </w:txbxContent>
-                </v:textbox>
-                <w10:wrap type="square"/>
-              </v:shape>
-            </w:pict>
-          </mc:Fallback>
-        </mc:AlternateContent>
+        <w:lastRenderedPageBreak/>
+        <w:pict>
+          <v:shape id="_x0000_s1032" type="#_x0000_t202" style="position:absolute;left:0;text-align:left;margin-left:-62.4pt;margin-top:136.9pt;width:60.6pt;height:30pt;z-index:251687936;visibility:visible;mso-wrap-distance-top:3.6pt;mso-wrap-distance-bottom:3.6pt;mso-width-relative:margin;mso-height-relative:margin" o:gfxdata="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">
+            <v:textbox>
+              <w:txbxContent>
+                <w:p>
+                  <w:pPr>
+                    <w:rPr>
+                      <w:sz w:val="18"/>
+                      <w:szCs w:val="18"/>
+                    </w:rPr>
+                  </w:pPr>
+                  <w:r>
+                    <w:rPr>
+                      <w:sz w:val="18"/>
+                      <w:szCs w:val="18"/>
+                    </w:rPr>
+                    <w:t>Add to cart button</w:t>
+                  </w:r>
+                </w:p>
+              </w:txbxContent>
+            </v:textbox>
+            <w10:wrap type="square"/>
+          </v:shape>
+        </w:pict>
       </w:r>
       <w:r>
         <w:rPr>
           <w:noProof/>
         </w:rPr>
-        <mc:AlternateContent>
-          <mc:Choice Requires="wpi">
-            <w:drawing>
-              <wp:anchor distT="0" distB="0" distL="114300" distR="114300" simplePos="0" relativeHeight="251694080" behindDoc="0" locked="0" layoutInCell="1" allowOverlap="1" wp14:anchorId="7AC002D0" wp14:editId="60716B7D">
-                <wp:simplePos x="0" y="0"/>
-                <wp:positionH relativeFrom="column">
-                  <wp:posOffset>4716145</wp:posOffset>
-                </wp:positionH>
-                <wp:positionV relativeFrom="paragraph">
-                  <wp:posOffset>528320</wp:posOffset>
-                </wp:positionV>
-                <wp:extent cx="1226820" cy="678180"/>
-                <wp:effectExtent l="38100" t="38100" r="49530" b="45720"/>
-                <wp:wrapNone/>
-                <wp:docPr id="1803441761" name="Ink 29"/>
-                <wp:cNvGraphicFramePr/>
-                <a:graphic xmlns:a="http://schemas.openxmlformats.org/drawingml/2006/main">
-                  <a:graphicData uri="http://schemas.microsoft.com/office/word/2010/wordprocessingInk">
-                    <w14:contentPart bwMode="auto" r:id="rId27">
-                      <w14:nvContentPartPr>
-                        <w14:cNvContentPartPr/>
-                      </w14:nvContentPartPr>
-                      <w14:xfrm>
-                        <a:off x="0" y="0"/>
-                        <a:ext cx="1226820" cy="678180"/>
-                      </w14:xfrm>
-                    </w14:contentPart>
-                  </a:graphicData>
-                </a:graphic>
-                <wp14:sizeRelH relativeFrom="margin">
-                  <wp14:pctWidth>0</wp14:pctWidth>
-                </wp14:sizeRelH>
-                <wp14:sizeRelV relativeFrom="margin">
-                  <wp14:pctHeight>0</wp14:pctHeight>
-                </wp14:sizeRelV>
-              </wp:anchor>
-            </w:drawing>
-          </mc:Choice>
-          <mc:Fallback xmlns:w16sdtfl="http://schemas.microsoft.com/office/word/2024/wordml/sdtformatlock" xmlns:w16du="http://schemas.microsoft.com/office/word/2023/wordml/word16du">
-            <w:pict>
-              <v:shape w14:anchorId="70621C25" id="Ink 29" o:spid="_x0000_s1026" type="#_x0000_t75" style="position:absolute;margin-left:370.85pt;margin-top:41.1pt;width:97.55pt;height:54.35pt;z-index:251694080;visibility:visible;mso-wrap-style:square;mso-width-percent:0;mso-height-percent:0;mso-wrap-distance-left:9pt;mso-wrap-distance-top:0;mso-wrap-distance-right:9pt;mso-wrap-distance-bottom:0;mso-position-horizontal:absolute;mso-position-horizontal-relative:text;mso-position-vertical:absolute;mso-position-vertical-relative:text;mso-width-percent:0;mso-height-percent:0;mso-width-relative:margin;mso-height-relative:margin" o:gfxdata="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">
-                <v:imagedata r:id="rId28" o:title=""/>
-              </v:shape>
-            </w:pict>
-          </mc:Fallback>
-        </mc:AlternateContent>
+        <w:pict>
+          <v:shape id="Ink 29" o:spid="_x0000_s1044" type="#_x0000_t75" style="position:absolute;left:0;text-align:left;margin-left:370.85pt;margin-top:41.1pt;width:97.55pt;height:54.35pt;z-index:251694080;visibility:visible;mso-width-relative:margin;mso-height-relative:margin" o:gfxdata="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">
+            <v:imagedata r:id="rId20" o:title=""/>
+          </v:shape>
+        </w:pict>
       </w:r>
       <w:r>
         <w:rPr>
           <w:noProof/>
         </w:rPr>
-        <mc:AlternateContent>
-          <mc:Choice Requires="wps">
-            <w:drawing>
-              <wp:anchor distT="45720" distB="45720" distL="114300" distR="114300" simplePos="0" relativeHeight="251692032" behindDoc="0" locked="0" layoutInCell="1" allowOverlap="1" wp14:anchorId="531C8B9E" wp14:editId="75275A82">
-                <wp:simplePos x="0" y="0"/>
-                <wp:positionH relativeFrom="rightMargin">
-                  <wp:align>left</wp:align>
-                </wp:positionH>
-                <wp:positionV relativeFrom="paragraph">
-                  <wp:posOffset>94615</wp:posOffset>
-                </wp:positionV>
-                <wp:extent cx="838200" cy="769620"/>
-                <wp:effectExtent l="0" t="0" r="19050" b="11430"/>
-                <wp:wrapSquare wrapText="bothSides"/>
-                <wp:docPr id="481797276" name="Text Box 2"/>
-                <wp:cNvGraphicFramePr>
-                  <a:graphicFrameLocks xmlns:a="http://schemas.openxmlformats.org/drawingml/2006/main"/>
-                </wp:cNvGraphicFramePr>
-                <a:graphic xmlns:a="http://schemas.openxmlformats.org/drawingml/2006/main">
-                  <a:graphicData uri="http://schemas.microsoft.com/office/word/2010/wordprocessingShape">
-                    <wps:wsp>
-                      <wps:cNvSpPr txBox="1">
-                        <a:spLocks noChangeArrowheads="1"/>
-                      </wps:cNvSpPr>
-                      <wps:spPr bwMode="auto">
-                        <a:xfrm>
-                          <a:off x="0" y="0"/>
-                          <a:ext cx="838200" cy="769620"/>
-                        </a:xfrm>
-                        <a:prstGeom prst="rect">
-                          <a:avLst/>
-                        </a:prstGeom>
-                        <a:solidFill>
-                          <a:srgbClr val="FFFFFF"/>
-                        </a:solidFill>
-                        <a:ln w="9525">
-                          <a:solidFill>
-                            <a:srgbClr val="000000"/>
-                          </a:solidFill>
-                          <a:miter lim="800000"/>
-                          <a:headEnd/>
-                          <a:tailEnd/>
-                        </a:ln>
-                      </wps:spPr>
-                      <wps:txbx>
-                        <w:txbxContent>
-                          <w:p>
-                            <w:pPr>
-                              <w:rPr>
-                                <w:sz w:val="18"/>
-                                <w:szCs w:val="18"/>
-                              </w:rPr>
-                            </w:pPr>
-                            <w:r>
-                              <w:rPr>
-                                <w:sz w:val="18"/>
-                                <w:szCs w:val="18"/>
-                              </w:rPr>
-                              <w:t xml:space="preserve">Add the </w:t>
-                            </w:r>
-                            <w:r>
-                              <w:rPr>
-                                <w:sz w:val="18"/>
-                                <w:szCs w:val="18"/>
-                              </w:rPr>
-                              <w:t>number</w:t>
-                            </w:r>
-                            <w:r>
-                              <w:rPr>
-                                <w:sz w:val="18"/>
-                                <w:szCs w:val="18"/>
-                              </w:rPr>
-                              <w:t xml:space="preserve"> of Add-Ons you would like</w:t>
-                            </w:r>
-                          </w:p>
-                        </w:txbxContent>
-                      </wps:txbx>
-                      <wps:bodyPr rot="0" vert="horz" wrap="square" lIns="91440" tIns="45720" rIns="91440" bIns="45720" anchor="t" anchorCtr="0">
-                        <a:noAutofit/>
-                      </wps:bodyPr>
-                    </wps:wsp>
-                  </a:graphicData>
-                </a:graphic>
-                <wp14:sizeRelH relativeFrom="margin">
-                  <wp14:pctWidth>0</wp14:pctWidth>
-                </wp14:sizeRelH>
-                <wp14:sizeRelV relativeFrom="margin">
-                  <wp14:pctHeight>0</wp14:pctHeight>
-                </wp14:sizeRelV>
-              </wp:anchor>
-            </w:drawing>
-          </mc:Choice>
-          <mc:Fallback xmlns:w16sdtfl="http://schemas.microsoft.com/office/word/2024/wordml/sdtformatlock" xmlns:w16du="http://schemas.microsoft.com/office/word/2023/wordml/word16du">
-            <w:pict>
-              <v:shape w14:anchorId="531C8B9E" id="_x0000_s1033" type="#_x0000_t202" style="position:absolute;left:0;text-align:left;margin-left:0;margin-top:7.45pt;width:66pt;height:60.6pt;z-index:251692032;visibility:visible;mso-wrap-style:square;mso-width-percent:0;mso-height-percent:0;mso-wrap-distance-left:9pt;mso-wrap-distance-top:3.6pt;mso-wrap-distance-right:9pt;mso-wrap-distance-bottom:3.6pt;mso-position-horizontal:left;mso-position-horizontal-relative:right-margin-area;mso-position-vertical:absolute;mso-position-vertical-relative:text;mso-width-percent:0;mso-height-percent:0;mso-width-relative:margin;mso-height-relative:margin;v-text-anchor:top" o:gfxdata="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">
-                <v:textbox>
-                  <w:txbxContent>
-                    <w:p>
-                      <w:pPr>
-                        <w:rPr>
-                          <w:sz w:val="18"/>
-                          <w:szCs w:val="18"/>
-                        </w:rPr>
-                      </w:pPr>
-                      <w:r>
-                        <w:rPr>
-                          <w:sz w:val="18"/>
-                          <w:szCs w:val="18"/>
-                        </w:rPr>
-                        <w:t xml:space="preserve">Add the </w:t>
-                      </w:r>
-                      <w:r>
-                        <w:rPr>
-                          <w:sz w:val="18"/>
-                          <w:szCs w:val="18"/>
-                        </w:rPr>
-                        <w:t>number</w:t>
-                      </w:r>
-                      <w:r>
-                        <w:rPr>
-                          <w:sz w:val="18"/>
-                          <w:szCs w:val="18"/>
-                        </w:rPr>
-                        <w:t xml:space="preserve"> of Add-Ons you would like</w:t>
-                      </w:r>
-                    </w:p>
-                  </w:txbxContent>
-                </v:textbox>
-                <w10:wrap type="square" anchorx="margin"/>
-              </v:shape>
-            </w:pict>
-          </mc:Fallback>
-        </mc:AlternateContent>
+        <w:pict>
+          <v:shape id="_x0000_s1033" type="#_x0000_t202" style="position:absolute;left:0;text-align:left;margin-left:0;margin-top:7.45pt;width:66pt;height:60.6pt;z-index:251692032;visibility:visible;mso-wrap-distance-top:3.6pt;mso-wrap-distance-bottom:3.6pt;mso-position-horizontal:left;mso-position-horizontal-relative:right-margin-area;mso-width-relative:margin;mso-height-relative:margin" o:gfxdata="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">
+            <v:textbox>
+              <w:txbxContent>
+                <w:p>
+                  <w:pPr>
+                    <w:rPr>
+                      <w:sz w:val="18"/>
+                      <w:szCs w:val="18"/>
+                    </w:rPr>
+                  </w:pPr>
+                  <w:r>
+                    <w:rPr>
+                      <w:sz w:val="18"/>
+                      <w:szCs w:val="18"/>
+                    </w:rPr>
+                    <w:t xml:space="preserve">Add the </w:t>
+                  </w:r>
+                  <w:r>
+                    <w:rPr>
+                      <w:sz w:val="18"/>
+                      <w:szCs w:val="18"/>
+                    </w:rPr>
+                    <w:t>number</w:t>
+                  </w:r>
+                  <w:r>
+                    <w:rPr>
+                      <w:sz w:val="18"/>
+                      <w:szCs w:val="18"/>
+                    </w:rPr>
+                    <w:t xml:space="preserve"> of Add-</w:t>
+                  </w:r>
+                  <w:proofErr w:type="spellStart"/>
+                  <w:r>
+                    <w:rPr>
+                      <w:sz w:val="18"/>
+                      <w:szCs w:val="18"/>
+                    </w:rPr>
+                    <w:t>Ons</w:t>
+                  </w:r>
+                  <w:proofErr w:type="spellEnd"/>
+                  <w:r>
+                    <w:rPr>
+                      <w:sz w:val="18"/>
+                      <w:szCs w:val="18"/>
+                    </w:rPr>
+                    <w:t xml:space="preserve"> you would like</w:t>
+                  </w:r>
+                </w:p>
+              </w:txbxContent>
+            </v:textbox>
+            <w10:wrap type="square" anchorx="margin"/>
+          </v:shape>
+        </w:pict>
       </w:r>
       <w:r>
         <w:rPr>
           <w:noProof/>
         </w:rPr>
-        <mc:AlternateContent>
-          <mc:Choice Requires="wpi">
-            <w:drawing>
-              <wp:anchor distT="0" distB="0" distL="114300" distR="114300" simplePos="0" relativeHeight="251689984" behindDoc="0" locked="0" layoutInCell="1" allowOverlap="1" wp14:anchorId="54878A8C" wp14:editId="40679CA3">
-                <wp:simplePos x="0" y="0"/>
-                <wp:positionH relativeFrom="column">
-                  <wp:posOffset>-60</wp:posOffset>
-                </wp:positionH>
-                <wp:positionV relativeFrom="paragraph">
-                  <wp:posOffset>1976215</wp:posOffset>
-                </wp:positionV>
-                <wp:extent cx="1295640" cy="15840"/>
-                <wp:effectExtent l="38100" t="38100" r="38100" b="41910"/>
-                <wp:wrapNone/>
-                <wp:docPr id="871926262" name="Ink 27"/>
-                <wp:cNvGraphicFramePr/>
-                <a:graphic xmlns:a="http://schemas.openxmlformats.org/drawingml/2006/main">
-                  <a:graphicData uri="http://schemas.microsoft.com/office/word/2010/wordprocessingInk">
-                    <w14:contentPart bwMode="auto" r:id="rId29">
-                      <w14:nvContentPartPr>
-                        <w14:cNvContentPartPr/>
-                      </w14:nvContentPartPr>
-                      <w14:xfrm>
-                        <a:off x="0" y="0"/>
-                        <a:ext cx="1295640" cy="15840"/>
-                      </w14:xfrm>
-                    </w14:contentPart>
-                  </a:graphicData>
-                </a:graphic>
-              </wp:anchor>
-            </w:drawing>
-          </mc:Choice>
-          <mc:Fallback xmlns:w16sdtfl="http://schemas.microsoft.com/office/word/2024/wordml/sdtformatlock" xmlns:w16du="http://schemas.microsoft.com/office/word/2023/wordml/word16du">
-            <w:pict>
-              <v:shape w14:anchorId="3CE0B3F4" id="Ink 27" o:spid="_x0000_s1026" type="#_x0000_t75" style="position:absolute;margin-left:-.5pt;margin-top:155.1pt;width:103pt;height:2.25pt;z-index:251689984;visibility:visible;mso-wrap-style:square;mso-wrap-distance-left:9pt;mso-wrap-distance-top:0;mso-wrap-distance-right:9pt;mso-wrap-distance-bottom:0;mso-position-horizontal:absolute;mso-position-horizontal-relative:text;mso-position-vertical:absolute;mso-position-vertical-relative:text" o:gfxdata="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">
-                <v:imagedata r:id="rId30" o:title=""/>
-              </v:shape>
-            </w:pict>
-          </mc:Fallback>
-        </mc:AlternateContent>
+        <w:pict>
+          <v:shape id="Ink 27" o:spid="_x0000_s1043" type="#_x0000_t75" style="position:absolute;left:0;text-align:left;margin-left:-.5pt;margin-top:155.1pt;width:103pt;height:2.25pt;z-index:251689984;visibility:visible" o:gfxdata="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">
+            <v:imagedata r:id="rId21" o:title=""/>
+          </v:shape>
+        </w:pict>
       </w:r>
       <w:r>
         <w:rPr>
           <w:noProof/>
         </w:rPr>
-        <mc:AlternateContent>
-          <mc:Choice Requires="wpi">
-            <w:drawing>
-              <wp:anchor distT="0" distB="0" distL="114300" distR="114300" simplePos="0" relativeHeight="251685888" behindDoc="0" locked="0" layoutInCell="1" allowOverlap="1" wp14:anchorId="58D90E97" wp14:editId="564A8EF7">
-                <wp:simplePos x="0" y="0"/>
-                <wp:positionH relativeFrom="column">
-                  <wp:posOffset>-7620</wp:posOffset>
-                </wp:positionH>
-                <wp:positionV relativeFrom="paragraph">
-                  <wp:posOffset>551180</wp:posOffset>
-                </wp:positionV>
-                <wp:extent cx="1303020" cy="990600"/>
-                <wp:effectExtent l="38100" t="38100" r="49530" b="38100"/>
-                <wp:wrapNone/>
-                <wp:docPr id="1012707464" name="Ink 24"/>
-                <wp:cNvGraphicFramePr/>
-                <a:graphic xmlns:a="http://schemas.openxmlformats.org/drawingml/2006/main">
-                  <a:graphicData uri="http://schemas.microsoft.com/office/word/2010/wordprocessingInk">
-                    <w14:contentPart bwMode="auto" r:id="rId31">
-                      <w14:nvContentPartPr>
-                        <w14:cNvContentPartPr/>
-                      </w14:nvContentPartPr>
-                      <w14:xfrm>
-                        <a:off x="0" y="0"/>
-                        <a:ext cx="1303020" cy="990600"/>
-                      </w14:xfrm>
-                    </w14:contentPart>
-                  </a:graphicData>
-                </a:graphic>
-                <wp14:sizeRelH relativeFrom="margin">
-                  <wp14:pctWidth>0</wp14:pctWidth>
-                </wp14:sizeRelH>
-                <wp14:sizeRelV relativeFrom="margin">
-                  <wp14:pctHeight>0</wp14:pctHeight>
-                </wp14:sizeRelV>
-              </wp:anchor>
-            </w:drawing>
-          </mc:Choice>
-          <mc:Fallback xmlns:w16sdtfl="http://schemas.microsoft.com/office/word/2024/wordml/sdtformatlock" xmlns:w16du="http://schemas.microsoft.com/office/word/2023/wordml/word16du">
-            <w:pict>
-              <v:shape w14:anchorId="1E93D56B" id="Ink 24" o:spid="_x0000_s1026" type="#_x0000_t75" style="position:absolute;margin-left:-1.1pt;margin-top:42.9pt;width:103.55pt;height:78.95pt;z-index:251685888;visibility:visible;mso-wrap-style:square;mso-width-percent:0;mso-height-percent:0;mso-wrap-distance-left:9pt;mso-wrap-distance-top:0;mso-wrap-distance-right:9pt;mso-wrap-distance-bottom:0;mso-position-horizontal:absolute;mso-position-horizontal-relative:text;mso-position-vertical:absolute;mso-position-vertical-relative:text;mso-width-percent:0;mso-height-percent:0;mso-width-relative:margin;mso-height-relative:margin" o:gfxdata="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">
-                <v:imagedata r:id="rId32" o:title=""/>
-              </v:shape>
-            </w:pict>
-          </mc:Fallback>
-        </mc:AlternateContent>
+        <w:pict>
+          <v:shape id="Ink 24" o:spid="_x0000_s1042" type="#_x0000_t75" style="position:absolute;left:0;text-align:left;margin-left:-1.1pt;margin-top:42.9pt;width:103.55pt;height:78.95pt;z-index:251685888;visibility:visible;mso-width-relative:margin;mso-height-relative:margin" o:gfxdata="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">
+            <v:imagedata r:id="rId22" o:title=""/>
+          </v:shape>
+        </w:pict>
       </w:r>
       <w:r>
         <w:rPr>
           <w:noProof/>
+          <w:lang w:val="en-US" w:eastAsia="zh-CN"/>
         </w:rPr>
         <w:drawing>
-          <wp:inline distT="0" distB="0" distL="0" distR="0" wp14:anchorId="6C68156A" wp14:editId="1EB983EE">
+          <wp:inline distT="0" distB="0" distL="0" distR="0">
             <wp:extent cx="3977640" cy="2491550"/>
             <wp:effectExtent l="0" t="0" r="3810" b="4445"/>
             <wp:docPr id="1342037176" name="Picture 1" descr="A screenshot of a coffee shop&#10;&#10;AI-generated content may be incorrect."/>
@@ -4631,7 +3357,7 @@
                     <pic:cNvPicPr/>
                   </pic:nvPicPr>
                   <pic:blipFill>
-                    <a:blip r:embed="rId33"/>
+                    <a:blip r:embed="rId23" cstate="print"/>
                     <a:stretch>
                       <a:fillRect/>
                     </a:stretch>
@@ -4670,9 +3396,10 @@
       <w:r>
         <w:rPr>
           <w:noProof/>
+          <w:lang w:val="en-US" w:eastAsia="zh-CN"/>
         </w:rPr>
         <w:drawing>
-          <wp:inline distT="0" distB="0" distL="0" distR="0" wp14:anchorId="2EA76A6B" wp14:editId="5A899B8C">
+          <wp:inline distT="0" distB="0" distL="0" distR="0">
             <wp:extent cx="1043305" cy="1150620"/>
             <wp:effectExtent l="190500" t="190500" r="194945" b="182880"/>
             <wp:docPr id="102864072" name="Picture 1" descr="A screenshot of a computer&#10;&#10;AI-generated content may be incorrect."/>
@@ -4687,7 +3414,7 @@
                     <pic:cNvPicPr/>
                   </pic:nvPicPr>
                   <pic:blipFill>
-                    <a:blip r:embed="rId34"/>
+                    <a:blip r:embed="rId24" cstate="print"/>
                     <a:stretch>
                       <a:fillRect/>
                     </a:stretch>
@@ -4730,18 +3457,36 @@
       <w:bookmarkEnd w:id="10"/>
     </w:p>
     <w:p>
-      <w:r>
-        <w:t>The Cold Drink menu is very similar to the Hot Drink menu. However, in this menu, you do not have the option of Add-Ons.</w:t>
+      <w:pPr>
+        <w:rPr>
+          <w:rFonts w:eastAsia="SimSun" w:hint="eastAsia"/>
+          <w:lang w:eastAsia="zh-CN"/>
+        </w:rPr>
+      </w:pPr>
+      <w:r>
+        <w:t>The Cold Drink menu is very similar to the Hot Drink menu. However, in this menu, you do not have the option of Add-</w:t>
+      </w:r>
+      <w:proofErr w:type="spellStart"/>
+      <w:r>
+        <w:t>Ons</w:t>
+      </w:r>
+      <w:proofErr w:type="spellEnd"/>
+      <w:r>
+        <w:t>.</w:t>
+      </w:r>
+      <w:r>
+        <w:t xml:space="preserve"> </w:t>
       </w:r>
       <w:r>
         <w:rPr>
           <w:noProof/>
+          <w:lang w:val="en-US" w:eastAsia="zh-CN"/>
         </w:rPr>
         <w:drawing>
-          <wp:inline distT="0" distB="0" distL="0" distR="0" wp14:anchorId="725D9744" wp14:editId="0623051C">
-            <wp:extent cx="5067300" cy="3013311"/>
-            <wp:effectExtent l="0" t="0" r="0" b="0"/>
-            <wp:docPr id="1023343418" name="Picture 1" descr="A screenshot of a menu&#10;&#10;AI-generated content may be incorrect."/>
+          <wp:inline distT="0" distB="0" distL="0" distR="0">
+            <wp:extent cx="5943600" cy="2664990"/>
+            <wp:effectExtent l="19050" t="0" r="0" b="0"/>
+            <wp:docPr id="19" name="Picture 19"/>
             <wp:cNvGraphicFramePr>
               <a:graphicFrameLocks xmlns:a="http://schemas.openxmlformats.org/drawingml/2006/main" noChangeAspect="1"/>
             </wp:cNvGraphicFramePr>
@@ -4749,23 +3494,33 @@
               <a:graphicData uri="http://schemas.openxmlformats.org/drawingml/2006/picture">
                 <pic:pic xmlns:pic="http://schemas.openxmlformats.org/drawingml/2006/picture">
                   <pic:nvPicPr>
-                    <pic:cNvPr id="1023343418" name="Picture 1" descr="A screenshot of a menu&#10;&#10;AI-generated content may be incorrect."/>
-                    <pic:cNvPicPr/>
+                    <pic:cNvPr id="0" name="Picture 19"/>
+                    <pic:cNvPicPr>
+                      <a:picLocks noChangeAspect="1" noChangeArrowheads="1"/>
+                    </pic:cNvPicPr>
                   </pic:nvPicPr>
                   <pic:blipFill>
-                    <a:blip r:embed="rId35"/>
+                    <a:blip r:embed="rId25" cstate="print"/>
+                    <a:srcRect/>
                     <a:stretch>
                       <a:fillRect/>
                     </a:stretch>
                   </pic:blipFill>
-                  <pic:spPr>
+                  <pic:spPr bwMode="auto">
                     <a:xfrm>
                       <a:off x="0" y="0"/>
-                      <a:ext cx="5082204" cy="3022174"/>
+                      <a:ext cx="5943600" cy="2664990"/>
                     </a:xfrm>
                     <a:prstGeom prst="rect">
                       <a:avLst/>
                     </a:prstGeom>
+                    <a:noFill/>
+                    <a:ln w="9525">
+                      <a:noFill/>
+                      <a:miter lim="800000"/>
+                      <a:headEnd/>
+                      <a:tailEnd/>
+                    </a:ln>
                   </pic:spPr>
                 </pic:pic>
               </a:graphicData>
@@ -4849,9 +3604,10 @@
       <w:r>
         <w:rPr>
           <w:noProof/>
+          <w:lang w:val="en-US" w:eastAsia="zh-CN"/>
         </w:rPr>
         <w:drawing>
-          <wp:inline distT="0" distB="0" distL="0" distR="0" wp14:anchorId="6F27F93E" wp14:editId="56B41ACD">
+          <wp:inline distT="0" distB="0" distL="0" distR="0">
             <wp:extent cx="2215088" cy="1533525"/>
             <wp:effectExtent l="190500" t="190500" r="185420" b="180975"/>
             <wp:docPr id="1130828236" name="Picture 1" descr="A screen shot of a computer error&#10;&#10;AI-generated content may be incorrect."/>
@@ -4866,7 +3622,7 @@
                     <pic:cNvPicPr/>
                   </pic:nvPicPr>
                   <pic:blipFill>
-                    <a:blip r:embed="rId36"/>
+                    <a:blip r:embed="rId26" cstate="print"/>
                     <a:stretch>
                       <a:fillRect/>
                     </a:stretch>
@@ -4903,7 +3659,6 @@
       </w:pPr>
       <w:bookmarkStart w:id="11" w:name="_Toc216317513"/>
       <w:r>
-        <w:lastRenderedPageBreak/>
         <w:t>Pastry Menu</w:t>
       </w:r>
       <w:bookmarkEnd w:id="11"/>
@@ -4920,7 +3675,16 @@
     </w:p>
     <w:p>
       <w:r>
-        <w:t>Also, for the Pastry Menu, it is very similar steps as to the Hot and Cold Drink menu, however, the Pastry Menu does not have Add-Ons, nor does it have a size selection.</w:t>
+        <w:lastRenderedPageBreak/>
+        <w:t>Also, for the Pastry Menu, it is very similar steps as to the Hot and Cold Drink menu, however, the Pastry Menu does not have Add-</w:t>
+      </w:r>
+      <w:proofErr w:type="spellStart"/>
+      <w:r>
+        <w:t>Ons</w:t>
+      </w:r>
+      <w:proofErr w:type="spellEnd"/>
+      <w:r>
+        <w:t>, nor does it have a size selection.</w:t>
       </w:r>
     </w:p>
     <w:p>
@@ -4930,12 +3694,13 @@
       <w:r>
         <w:rPr>
           <w:noProof/>
+          <w:lang w:val="en-US" w:eastAsia="zh-CN"/>
         </w:rPr>
         <w:drawing>
-          <wp:inline distT="0" distB="0" distL="0" distR="0" wp14:anchorId="3865261C" wp14:editId="26D2FE4C">
-            <wp:extent cx="4754880" cy="2827528"/>
-            <wp:effectExtent l="0" t="0" r="7620" b="0"/>
-            <wp:docPr id="1600567504" name="Picture 1" descr="A screenshot of a bakery&#10;&#10;AI-generated content may be incorrect."/>
+          <wp:inline distT="0" distB="0" distL="0" distR="0">
+            <wp:extent cx="5943600" cy="2745685"/>
+            <wp:effectExtent l="19050" t="0" r="0" b="0"/>
+            <wp:docPr id="16" name="Picture 16"/>
             <wp:cNvGraphicFramePr>
               <a:graphicFrameLocks xmlns:a="http://schemas.openxmlformats.org/drawingml/2006/main" noChangeAspect="1"/>
             </wp:cNvGraphicFramePr>
@@ -4943,23 +3708,33 @@
               <a:graphicData uri="http://schemas.openxmlformats.org/drawingml/2006/picture">
                 <pic:pic xmlns:pic="http://schemas.openxmlformats.org/drawingml/2006/picture">
                   <pic:nvPicPr>
-                    <pic:cNvPr id="1600567504" name="Picture 1" descr="A screenshot of a bakery&#10;&#10;AI-generated content may be incorrect."/>
-                    <pic:cNvPicPr/>
+                    <pic:cNvPr id="0" name="Picture 16"/>
+                    <pic:cNvPicPr>
+                      <a:picLocks noChangeAspect="1" noChangeArrowheads="1"/>
+                    </pic:cNvPicPr>
                   </pic:nvPicPr>
                   <pic:blipFill>
-                    <a:blip r:embed="rId37"/>
+                    <a:blip r:embed="rId27" cstate="print"/>
+                    <a:srcRect/>
                     <a:stretch>
                       <a:fillRect/>
                     </a:stretch>
                   </pic:blipFill>
-                  <pic:spPr>
+                  <pic:spPr bwMode="auto">
                     <a:xfrm>
                       <a:off x="0" y="0"/>
-                      <a:ext cx="4765446" cy="2833811"/>
+                      <a:ext cx="5943600" cy="2745685"/>
                     </a:xfrm>
                     <a:prstGeom prst="rect">
                       <a:avLst/>
                     </a:prstGeom>
+                    <a:noFill/>
+                    <a:ln w="9525">
+                      <a:noFill/>
+                      <a:miter lim="800000"/>
+                      <a:headEnd/>
+                      <a:tailEnd/>
+                    </a:ln>
                   </pic:spPr>
                 </pic:pic>
               </a:graphicData>
@@ -5017,7 +3792,15 @@
     </w:p>
     <w:p>
       <w:r>
-        <w:t>Then you are presented with a “Add to Cart” button and once the item is added</w:t>
+        <w:t xml:space="preserve">Then you are presented with </w:t>
+      </w:r>
+      <w:proofErr w:type="gramStart"/>
+      <w:r>
+        <w:t>a</w:t>
+      </w:r>
+      <w:proofErr w:type="gramEnd"/>
+      <w:r>
+        <w:t xml:space="preserve"> “Add to Cart” button and once the item is added</w:t>
       </w:r>
       <w:r>
         <w:t>,</w:t>
@@ -5033,9 +3816,10 @@
       <w:r>
         <w:rPr>
           <w:noProof/>
+          <w:lang w:val="en-US" w:eastAsia="zh-CN"/>
         </w:rPr>
         <w:drawing>
-          <wp:inline distT="0" distB="0" distL="0" distR="0" wp14:anchorId="4A5BB456" wp14:editId="016BE6D6">
+          <wp:inline distT="0" distB="0" distL="0" distR="0">
             <wp:extent cx="967740" cy="1058904"/>
             <wp:effectExtent l="190500" t="190500" r="194310" b="198755"/>
             <wp:docPr id="1371008131" name="Picture 1" descr="A screenshot of a computer&#10;&#10;AI-generated content may be incorrect."/>
@@ -5050,7 +3834,7 @@
                     <pic:cNvPicPr/>
                   </pic:nvPicPr>
                   <pic:blipFill>
-                    <a:blip r:embed="rId38"/>
+                    <a:blip r:embed="rId28" cstate="print"/>
                     <a:stretch>
                       <a:fillRect/>
                     </a:stretch>
@@ -5092,7 +3876,6 @@
       </w:pPr>
       <w:bookmarkStart w:id="12" w:name="_Toc216317514"/>
       <w:r>
-        <w:lastRenderedPageBreak/>
         <w:t>Shortcut</w:t>
       </w:r>
       <w:bookmarkEnd w:id="12"/>
@@ -5104,9 +3887,10 @@
       <w:r>
         <w:rPr>
           <w:noProof/>
+          <w:lang w:val="en-US" w:eastAsia="zh-CN"/>
         </w:rPr>
         <w:drawing>
-          <wp:inline distT="0" distB="0" distL="0" distR="0" wp14:anchorId="6BE7B7D6" wp14:editId="5B0CDB43">
+          <wp:inline distT="0" distB="0" distL="0" distR="0">
             <wp:extent cx="5905500" cy="268145"/>
             <wp:effectExtent l="190500" t="190500" r="190500" b="189230"/>
             <wp:docPr id="500360240" name="Picture 1"/>
@@ -5121,7 +3905,7 @@
                     <pic:cNvPicPr/>
                   </pic:nvPicPr>
                   <pic:blipFill>
-                    <a:blip r:embed="rId39"/>
+                    <a:blip r:embed="rId29" cstate="print"/>
                     <a:stretch>
                       <a:fillRect/>
                     </a:stretch>
@@ -5157,6 +3941,7 @@
         <w:ind w:left="360"/>
       </w:pPr>
       <w:r>
+        <w:lastRenderedPageBreak/>
         <w:t>What you see here is the top bar menu that is present on every menu page.</w:t>
       </w:r>
     </w:p>
@@ -5217,7 +4002,20 @@
         <w:ind w:left="360"/>
       </w:pPr>
       <w:r>
-        <w:t>Once you have added an item to cart, the Cart and Checkout button will change from light grey(unclickable) to black(clickable), which will bring you to the screen that you selected.</w:t>
+        <w:t xml:space="preserve">Once you have added an item to cart, the Cart and Checkout button will change from light </w:t>
+      </w:r>
+      <w:proofErr w:type="gramStart"/>
+      <w:r>
+        <w:t>grey(</w:t>
+      </w:r>
+      <w:proofErr w:type="spellStart"/>
+      <w:proofErr w:type="gramEnd"/>
+      <w:r>
+        <w:t>unclickable</w:t>
+      </w:r>
+      <w:proofErr w:type="spellEnd"/>
+      <w:r>
+        <w:t>) to black(clickable), which will bring you to the screen that you selected.</w:t>
       </w:r>
     </w:p>
     <w:p>
@@ -5245,483 +4043,115 @@
         <w:ind w:left="360"/>
       </w:pPr>
       <w:r>
-        <w:t>This is where al the items you added to cart get put into a list</w:t>
+        <w:t xml:space="preserve">This is where </w:t>
+      </w:r>
+      <w:proofErr w:type="spellStart"/>
+      <w:r>
+        <w:t>al</w:t>
+      </w:r>
+      <w:proofErr w:type="spellEnd"/>
+      <w:r>
+        <w:t xml:space="preserve"> the items you added to cart get put into a list</w:t>
       </w:r>
     </w:p>
     <w:p>
       <w:pPr>
         <w:ind w:left="360"/>
         <w:jc w:val="center"/>
+        <w:rPr>
+          <w:lang w:val="en-US"/>
+        </w:rPr>
       </w:pPr>
       <w:r>
         <w:rPr>
           <w:noProof/>
         </w:rPr>
-        <mc:AlternateContent>
-          <mc:Choice Requires="wps">
-            <w:drawing>
-              <wp:anchor distT="0" distB="0" distL="114300" distR="114300" simplePos="0" relativeHeight="251698176" behindDoc="0" locked="0" layoutInCell="1" allowOverlap="1" wp14:anchorId="74318D73" wp14:editId="6C5D0F8D">
-                <wp:simplePos x="0" y="0"/>
-                <wp:positionH relativeFrom="column">
-                  <wp:posOffset>5600700</wp:posOffset>
-                </wp:positionH>
-                <wp:positionV relativeFrom="paragraph">
-                  <wp:posOffset>2654300</wp:posOffset>
-                </wp:positionV>
-                <wp:extent cx="792480" cy="525780"/>
-                <wp:effectExtent l="0" t="0" r="26670" b="26670"/>
-                <wp:wrapNone/>
-                <wp:docPr id="81907077" name="Text Box 31"/>
-                <wp:cNvGraphicFramePr/>
-                <a:graphic xmlns:a="http://schemas.openxmlformats.org/drawingml/2006/main">
-                  <a:graphicData uri="http://schemas.microsoft.com/office/word/2010/wordprocessingShape">
-                    <wps:wsp>
-                      <wps:cNvSpPr txBox="1"/>
-                      <wps:spPr>
-                        <a:xfrm>
-                          <a:off x="0" y="0"/>
-                          <a:ext cx="792480" cy="525780"/>
-                        </a:xfrm>
-                        <a:prstGeom prst="rect">
-                          <a:avLst/>
-                        </a:prstGeom>
-                        <a:solidFill>
-                          <a:schemeClr val="lt1"/>
-                        </a:solidFill>
-                        <a:ln w="6350">
-                          <a:solidFill>
-                            <a:prstClr val="black"/>
-                          </a:solidFill>
-                        </a:ln>
-                      </wps:spPr>
-                      <wps:txbx>
-                        <w:txbxContent>
-                          <w:p>
-                            <w:r>
-                              <w:t>Total of all items</w:t>
-                            </w:r>
-                          </w:p>
-                        </w:txbxContent>
-                      </wps:txbx>
-                      <wps:bodyPr rot="0" spcFirstLastPara="0" vertOverflow="overflow" horzOverflow="overflow" vert="horz" wrap="square" lIns="91440" tIns="45720" rIns="91440" bIns="45720" numCol="1" spcCol="0" rtlCol="0" fromWordArt="0" anchor="t" anchorCtr="0" forceAA="0" compatLnSpc="1">
-                        <a:prstTxWarp prst="textNoShape">
-                          <a:avLst/>
-                        </a:prstTxWarp>
-                        <a:noAutofit/>
-                      </wps:bodyPr>
-                    </wps:wsp>
-                  </a:graphicData>
-                </a:graphic>
-              </wp:anchor>
-            </w:drawing>
-          </mc:Choice>
-          <mc:Fallback xmlns:w16sdtfl="http://schemas.microsoft.com/office/word/2024/wordml/sdtformatlock" xmlns:w16du="http://schemas.microsoft.com/office/word/2023/wordml/word16du">
-            <w:pict>
-              <v:shape w14:anchorId="74318D73" id="Text Box 31" o:spid="_x0000_s1034" type="#_x0000_t202" style="position:absolute;left:0;text-align:left;margin-left:441pt;margin-top:209pt;width:62.4pt;height:41.4pt;z-index:251698176;visibility:visible;mso-wrap-style:square;mso-wrap-distance-left:9pt;mso-wrap-distance-top:0;mso-wrap-distance-right:9pt;mso-wrap-distance-bottom:0;mso-position-horizontal:absolute;mso-position-horizontal-relative:text;mso-position-vertical:absolute;mso-position-vertical-relative:text;v-text-anchor:top" o:gfxdata="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" fillcolor="white [3201]" strokeweight=".5pt">
-                <v:textbox>
-                  <w:txbxContent>
-                    <w:p>
-                      <w:r>
-                        <w:t>Total of all items</w:t>
-                      </w:r>
-                    </w:p>
-                  </w:txbxContent>
-                </v:textbox>
-              </v:shape>
-            </w:pict>
-          </mc:Fallback>
-        </mc:AlternateContent>
+        <w:pict>
+          <v:shape id="Ink 35" o:spid="_x0000_s1038" type="#_x0000_t75" style="position:absolute;left:0;text-align:left;margin-left:-34.75pt;margin-top:83pt;width:63.45pt;height:15.45pt;z-index:251702272;visibility:visible" o:gfxdata="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">
+            <v:imagedata r:id="rId30" o:title=""/>
+          </v:shape>
+        </w:pict>
       </w:r>
       <w:r>
         <w:rPr>
           <w:noProof/>
         </w:rPr>
-        <mc:AlternateContent>
-          <mc:Choice Requires="wpi">
-            <w:drawing>
-              <wp:anchor distT="0" distB="0" distL="114300" distR="114300" simplePos="0" relativeHeight="251708416" behindDoc="0" locked="0" layoutInCell="1" allowOverlap="1" wp14:anchorId="5D19C030" wp14:editId="675FC74C">
-                <wp:simplePos x="0" y="0"/>
-                <wp:positionH relativeFrom="column">
-                  <wp:posOffset>4952460</wp:posOffset>
-                </wp:positionH>
-                <wp:positionV relativeFrom="paragraph">
-                  <wp:posOffset>2864005</wp:posOffset>
-                </wp:positionV>
-                <wp:extent cx="640440" cy="15480"/>
-                <wp:effectExtent l="38100" t="38100" r="45720" b="41910"/>
-                <wp:wrapNone/>
-                <wp:docPr id="1037891808" name="Ink 41"/>
-                <wp:cNvGraphicFramePr/>
-                <a:graphic xmlns:a="http://schemas.openxmlformats.org/drawingml/2006/main">
-                  <a:graphicData uri="http://schemas.microsoft.com/office/word/2010/wordprocessingInk">
-                    <w14:contentPart bwMode="auto" r:id="rId40">
-                      <w14:nvContentPartPr>
-                        <w14:cNvContentPartPr/>
-                      </w14:nvContentPartPr>
-                      <w14:xfrm>
-                        <a:off x="0" y="0"/>
-                        <a:ext cx="640440" cy="15480"/>
-                      </w14:xfrm>
-                    </w14:contentPart>
-                  </a:graphicData>
-                </a:graphic>
-              </wp:anchor>
-            </w:drawing>
-          </mc:Choice>
-          <mc:Fallback xmlns:w16sdtfl="http://schemas.microsoft.com/office/word/2024/wordml/sdtformatlock" xmlns:w16du="http://schemas.microsoft.com/office/word/2023/wordml/word16du">
-            <w:pict>
-              <v:shape w14:anchorId="24975FD0" id="Ink 41" o:spid="_x0000_s1026" type="#_x0000_t75" style="position:absolute;margin-left:389.45pt;margin-top:225pt;width:51.45pt;height:2.2pt;z-index:251708416;visibility:visible;mso-wrap-style:square;mso-wrap-distance-left:9pt;mso-wrap-distance-top:0;mso-wrap-distance-right:9pt;mso-wrap-distance-bottom:0;mso-position-horizontal:absolute;mso-position-horizontal-relative:text;mso-position-vertical:absolute;mso-position-vertical-relative:text" o:gfxdata="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">
-                <v:imagedata r:id="rId41" o:title=""/>
-              </v:shape>
-            </w:pict>
-          </mc:Fallback>
-        </mc:AlternateContent>
+        <w:pict>
+          <v:shape id="_x0000_s1035" type="#_x0000_t202" style="position:absolute;left:0;text-align:left;margin-left:-57.75pt;margin-top:44.75pt;width:90pt;height:39pt;z-index:251697152;visibility:visible;mso-wrap-distance-top:3.6pt;mso-wrap-distance-bottom:3.6pt;mso-width-relative:margin;mso-height-relative:margin" o:gfxdata="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">
+            <v:textbox>
+              <w:txbxContent>
+                <w:p>
+                  <w:r>
+                    <w:t xml:space="preserve">Where the list of items </w:t>
+                  </w:r>
+                  <w:r>
+                    <w:t>goes</w:t>
+                  </w:r>
+                </w:p>
+              </w:txbxContent>
+            </v:textbox>
+            <w10:wrap type="square"/>
+          </v:shape>
+        </w:pict>
       </w:r>
       <w:r>
         <w:rPr>
           <w:noProof/>
         </w:rPr>
-        <mc:AlternateContent>
-          <mc:Choice Requires="wpi">
-            <w:drawing>
-              <wp:anchor distT="0" distB="0" distL="114300" distR="114300" simplePos="0" relativeHeight="251706368" behindDoc="0" locked="0" layoutInCell="1" allowOverlap="1" wp14:anchorId="19C585DB" wp14:editId="1D74428D">
-                <wp:simplePos x="0" y="0"/>
-                <wp:positionH relativeFrom="column">
-                  <wp:posOffset>3229610</wp:posOffset>
-                </wp:positionH>
-                <wp:positionV relativeFrom="paragraph">
-                  <wp:posOffset>3001010</wp:posOffset>
-                </wp:positionV>
-                <wp:extent cx="635" cy="251460"/>
-                <wp:effectExtent l="38100" t="38100" r="37465" b="53340"/>
-                <wp:wrapNone/>
-                <wp:docPr id="900657518" name="Ink 39"/>
-                <wp:cNvGraphicFramePr/>
-                <a:graphic xmlns:a="http://schemas.openxmlformats.org/drawingml/2006/main">
-                  <a:graphicData uri="http://schemas.microsoft.com/office/word/2010/wordprocessingInk">
-                    <w14:contentPart bwMode="auto" r:id="rId42">
-                      <w14:nvContentPartPr>
-                        <w14:cNvContentPartPr/>
-                      </w14:nvContentPartPr>
-                      <w14:xfrm>
-                        <a:off x="0" y="0"/>
-                        <a:ext cx="635" cy="251460"/>
-                      </w14:xfrm>
-                    </w14:contentPart>
-                  </a:graphicData>
-                </a:graphic>
-                <wp14:sizeRelV relativeFrom="margin">
-                  <wp14:pctHeight>0</wp14:pctHeight>
-                </wp14:sizeRelV>
-              </wp:anchor>
-            </w:drawing>
-          </mc:Choice>
-          <mc:Fallback xmlns:w16sdtfl="http://schemas.microsoft.com/office/word/2024/wordml/sdtformatlock" xmlns:w16du="http://schemas.microsoft.com/office/word/2023/wordml/word16du">
-            <w:pict>
-              <v:shape w14:anchorId="70C155AB" id="Ink 39" o:spid="_x0000_s1026" type="#_x0000_t75" style="position:absolute;margin-left:253.45pt;margin-top:235.8pt;width:1.75pt;height:20.75pt;z-index:251706368;visibility:visible;mso-wrap-style:square;mso-height-percent:0;mso-wrap-distance-left:9pt;mso-wrap-distance-top:0;mso-wrap-distance-right:9pt;mso-wrap-distance-bottom:0;mso-position-horizontal:absolute;mso-position-horizontal-relative:text;mso-position-vertical:absolute;mso-position-vertical-relative:text;mso-height-percent:0;mso-height-relative:margin" o:gfxdata="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">
-                <v:imagedata r:id="rId43" o:title=""/>
-              </v:shape>
-            </w:pict>
-          </mc:Fallback>
-        </mc:AlternateContent>
+        <w:pict>
+          <v:shape id="Ink 39" o:spid="_x0000_s1040" type="#_x0000_t75" style="position:absolute;left:0;text-align:left;margin-left:167.2pt;margin-top:325.05pt;width:1.75pt;height:20.75pt;z-index:251706368;visibility:visible;mso-height-relative:margin" o:gfxdata="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">
+            <v:imagedata r:id="rId31" o:title=""/>
+          </v:shape>
+        </w:pict>
       </w:r>
       <w:r>
         <w:rPr>
           <w:noProof/>
         </w:rPr>
-        <mc:AlternateContent>
-          <mc:Choice Requires="wpi">
-            <w:drawing>
-              <wp:anchor distT="0" distB="0" distL="114300" distR="114300" simplePos="0" relativeHeight="251704320" behindDoc="0" locked="0" layoutInCell="1" allowOverlap="1" wp14:anchorId="5E6825E2" wp14:editId="51B041F1">
-                <wp:simplePos x="0" y="0"/>
-                <wp:positionH relativeFrom="column">
-                  <wp:posOffset>875820</wp:posOffset>
-                </wp:positionH>
-                <wp:positionV relativeFrom="paragraph">
-                  <wp:posOffset>2864005</wp:posOffset>
-                </wp:positionV>
-                <wp:extent cx="587160" cy="360"/>
-                <wp:effectExtent l="38100" t="38100" r="41910" b="38100"/>
-                <wp:wrapNone/>
-                <wp:docPr id="574664568" name="Ink 37"/>
-                <wp:cNvGraphicFramePr/>
-                <a:graphic xmlns:a="http://schemas.openxmlformats.org/drawingml/2006/main">
-                  <a:graphicData uri="http://schemas.microsoft.com/office/word/2010/wordprocessingInk">
-                    <w14:contentPart bwMode="auto" r:id="rId44">
-                      <w14:nvContentPartPr>
-                        <w14:cNvContentPartPr/>
-                      </w14:nvContentPartPr>
-                      <w14:xfrm>
-                        <a:off x="0" y="0"/>
-                        <a:ext cx="587160" cy="360"/>
-                      </w14:xfrm>
-                    </w14:contentPart>
-                  </a:graphicData>
-                </a:graphic>
-              </wp:anchor>
-            </w:drawing>
-          </mc:Choice>
-          <mc:Fallback xmlns:w16sdtfl="http://schemas.microsoft.com/office/word/2024/wordml/sdtformatlock" xmlns:w16du="http://schemas.microsoft.com/office/word/2023/wordml/word16du">
-            <w:pict>
-              <v:shape w14:anchorId="08D8C120" id="Ink 37" o:spid="_x0000_s1026" type="#_x0000_t75" style="position:absolute;margin-left:68.45pt;margin-top:225pt;width:47.25pt;height:1.05pt;z-index:251704320;visibility:visible;mso-wrap-style:square;mso-wrap-distance-left:9pt;mso-wrap-distance-top:0;mso-wrap-distance-right:9pt;mso-wrap-distance-bottom:0;mso-position-horizontal:absolute;mso-position-horizontal-relative:text;mso-position-vertical:absolute;mso-position-vertical-relative:text" o:gfxdata="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">
-                <v:imagedata r:id="rId45" o:title=""/>
-              </v:shape>
-            </w:pict>
-          </mc:Fallback>
-        </mc:AlternateContent>
+        <w:pict>
+          <v:shape id="Ink 37" o:spid="_x0000_s1039" type="#_x0000_t75" style="position:absolute;left:0;text-align:left;margin-left:-18.55pt;margin-top:304.5pt;width:47.25pt;height:1.05pt;z-index:251704320;visibility:visible" o:gfxdata="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">
+            <v:imagedata r:id="rId32" o:title=""/>
+          </v:shape>
+        </w:pict>
       </w:r>
       <w:r>
         <w:rPr>
           <w:noProof/>
         </w:rPr>
-        <mc:AlternateContent>
-          <mc:Choice Requires="wpi">
-            <w:drawing>
-              <wp:anchor distT="0" distB="0" distL="114300" distR="114300" simplePos="0" relativeHeight="251702272" behindDoc="0" locked="0" layoutInCell="1" allowOverlap="1" wp14:anchorId="260B14BA" wp14:editId="62055185">
-                <wp:simplePos x="0" y="0"/>
-                <wp:positionH relativeFrom="column">
-                  <wp:posOffset>669900</wp:posOffset>
-                </wp:positionH>
-                <wp:positionV relativeFrom="paragraph">
-                  <wp:posOffset>555325</wp:posOffset>
-                </wp:positionV>
-                <wp:extent cx="793080" cy="183240"/>
-                <wp:effectExtent l="38100" t="38100" r="45720" b="45720"/>
-                <wp:wrapNone/>
-                <wp:docPr id="720392675" name="Ink 35"/>
-                <wp:cNvGraphicFramePr/>
-                <a:graphic xmlns:a="http://schemas.openxmlformats.org/drawingml/2006/main">
-                  <a:graphicData uri="http://schemas.microsoft.com/office/word/2010/wordprocessingInk">
-                    <w14:contentPart bwMode="auto" r:id="rId46">
-                      <w14:nvContentPartPr>
-                        <w14:cNvContentPartPr/>
-                      </w14:nvContentPartPr>
-                      <w14:xfrm>
-                        <a:off x="0" y="0"/>
-                        <a:ext cx="793080" cy="183240"/>
-                      </w14:xfrm>
-                    </w14:contentPart>
-                  </a:graphicData>
-                </a:graphic>
-              </wp:anchor>
-            </w:drawing>
-          </mc:Choice>
-          <mc:Fallback xmlns:w16sdtfl="http://schemas.microsoft.com/office/word/2024/wordml/sdtformatlock" xmlns:w16du="http://schemas.microsoft.com/office/word/2023/wordml/word16du">
-            <w:pict>
-              <v:shape w14:anchorId="1F7A8585" id="Ink 35" o:spid="_x0000_s1026" type="#_x0000_t75" style="position:absolute;margin-left:52.25pt;margin-top:43.25pt;width:63.45pt;height:15.45pt;z-index:251702272;visibility:visible;mso-wrap-style:square;mso-wrap-distance-left:9pt;mso-wrap-distance-top:0;mso-wrap-distance-right:9pt;mso-wrap-distance-bottom:0;mso-position-horizontal:absolute;mso-position-horizontal-relative:text;mso-position-vertical:absolute;mso-position-vertical-relative:text" o:gfxdata="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">
-                <v:imagedata r:id="rId47" o:title=""/>
-              </v:shape>
-            </w:pict>
-          </mc:Fallback>
-        </mc:AlternateContent>
+        <w:pict>
+          <v:shape id="Text Box 32" o:spid="_x0000_s1036" type="#_x0000_t202" style="position:absolute;left:0;text-align:left;margin-left:-73.95pt;margin-top:266.3pt;width:57pt;height:46.8pt;z-index:251699200;visibility:visible;mso-height-relative:margin" o:gfxdata="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" fillcolor="white [3201]" strokeweight=".5pt">
+            <v:textbox>
+              <w:txbxContent>
+                <w:p>
+                  <w:pPr>
+                    <w:rPr>
+                      <w:sz w:val="18"/>
+                      <w:szCs w:val="18"/>
+                    </w:rPr>
+                  </w:pPr>
+                  <w:r>
+                    <w:rPr>
+                      <w:sz w:val="18"/>
+                      <w:szCs w:val="18"/>
+                    </w:rPr>
+                    <w:t>Remove Item button</w:t>
+                  </w:r>
+                </w:p>
+              </w:txbxContent>
+            </v:textbox>
+          </v:shape>
+        </w:pict>
       </w:r>
       <w:r>
         <w:rPr>
           <w:noProof/>
-        </w:rPr>
-        <mc:AlternateContent>
-          <mc:Choice Requires="wps">
-            <w:drawing>
-              <wp:anchor distT="45720" distB="45720" distL="114300" distR="114300" simplePos="0" relativeHeight="251697152" behindDoc="0" locked="0" layoutInCell="1" allowOverlap="1" wp14:anchorId="32BD46A8" wp14:editId="0B657DCB">
-                <wp:simplePos x="0" y="0"/>
-                <wp:positionH relativeFrom="column">
-                  <wp:posOffset>-495300</wp:posOffset>
-                </wp:positionH>
-                <wp:positionV relativeFrom="paragraph">
-                  <wp:posOffset>330200</wp:posOffset>
-                </wp:positionV>
-                <wp:extent cx="1143000" cy="495300"/>
-                <wp:effectExtent l="0" t="0" r="19050" b="19050"/>
-                <wp:wrapSquare wrapText="bothSides"/>
-                <wp:docPr id="1426571388" name="Text Box 2"/>
-                <wp:cNvGraphicFramePr>
-                  <a:graphicFrameLocks xmlns:a="http://schemas.openxmlformats.org/drawingml/2006/main"/>
-                </wp:cNvGraphicFramePr>
-                <a:graphic xmlns:a="http://schemas.openxmlformats.org/drawingml/2006/main">
-                  <a:graphicData uri="http://schemas.microsoft.com/office/word/2010/wordprocessingShape">
-                    <wps:wsp>
-                      <wps:cNvSpPr txBox="1">
-                        <a:spLocks noChangeArrowheads="1"/>
-                      </wps:cNvSpPr>
-                      <wps:spPr bwMode="auto">
-                        <a:xfrm>
-                          <a:off x="0" y="0"/>
-                          <a:ext cx="1143000" cy="495300"/>
-                        </a:xfrm>
-                        <a:prstGeom prst="rect">
-                          <a:avLst/>
-                        </a:prstGeom>
-                        <a:solidFill>
-                          <a:srgbClr val="FFFFFF"/>
-                        </a:solidFill>
-                        <a:ln w="9525">
-                          <a:solidFill>
-                            <a:srgbClr val="000000"/>
-                          </a:solidFill>
-                          <a:miter lim="800000"/>
-                          <a:headEnd/>
-                          <a:tailEnd/>
-                        </a:ln>
-                      </wps:spPr>
-                      <wps:txbx>
-                        <w:txbxContent>
-                          <w:p>
-                            <w:r>
-                              <w:t xml:space="preserve">Where the list of items </w:t>
-                            </w:r>
-                            <w:r>
-                              <w:t>goes</w:t>
-                            </w:r>
-                          </w:p>
-                        </w:txbxContent>
-                      </wps:txbx>
-                      <wps:bodyPr rot="0" vert="horz" wrap="square" lIns="91440" tIns="45720" rIns="91440" bIns="45720" anchor="t" anchorCtr="0">
-                        <a:noAutofit/>
-                      </wps:bodyPr>
-                    </wps:wsp>
-                  </a:graphicData>
-                </a:graphic>
-                <wp14:sizeRelH relativeFrom="margin">
-                  <wp14:pctWidth>0</wp14:pctWidth>
-                </wp14:sizeRelH>
-                <wp14:sizeRelV relativeFrom="margin">
-                  <wp14:pctHeight>0</wp14:pctHeight>
-                </wp14:sizeRelV>
-              </wp:anchor>
-            </w:drawing>
-          </mc:Choice>
-          <mc:Fallback xmlns:w16sdtfl="http://schemas.microsoft.com/office/word/2024/wordml/sdtformatlock" xmlns:w16du="http://schemas.microsoft.com/office/word/2023/wordml/word16du">
-            <w:pict>
-              <v:shape w14:anchorId="32BD46A8" id="_x0000_s1035" type="#_x0000_t202" style="position:absolute;left:0;text-align:left;margin-left:-39pt;margin-top:26pt;width:90pt;height:39pt;z-index:251697152;visibility:visible;mso-wrap-style:square;mso-width-percent:0;mso-height-percent:0;mso-wrap-distance-left:9pt;mso-wrap-distance-top:3.6pt;mso-wrap-distance-right:9pt;mso-wrap-distance-bottom:3.6pt;mso-position-horizontal:absolute;mso-position-horizontal-relative:text;mso-position-vertical:absolute;mso-position-vertical-relative:text;mso-width-percent:0;mso-height-percent:0;mso-width-relative:margin;mso-height-relative:margin;v-text-anchor:top" o:gfxdata="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">
-                <v:textbox>
-                  <w:txbxContent>
-                    <w:p>
-                      <w:r>
-                        <w:t xml:space="preserve">Where the list of items </w:t>
-                      </w:r>
-                      <w:r>
-                        <w:t>goes</w:t>
-                      </w:r>
-                    </w:p>
-                  </w:txbxContent>
-                </v:textbox>
-                <w10:wrap type="square"/>
-              </v:shape>
-            </w:pict>
-          </mc:Fallback>
-        </mc:AlternateContent>
-      </w:r>
-      <w:r>
-        <w:rPr>
-          <w:noProof/>
-        </w:rPr>
-        <mc:AlternateContent>
-          <mc:Choice Requires="wps">
-            <w:drawing>
-              <wp:anchor distT="0" distB="0" distL="114300" distR="114300" simplePos="0" relativeHeight="251699200" behindDoc="0" locked="0" layoutInCell="1" allowOverlap="1" wp14:anchorId="651F37C2" wp14:editId="3094E110">
-                <wp:simplePos x="0" y="0"/>
-                <wp:positionH relativeFrom="column">
-                  <wp:posOffset>137160</wp:posOffset>
-                </wp:positionH>
-                <wp:positionV relativeFrom="paragraph">
-                  <wp:posOffset>2677160</wp:posOffset>
-                </wp:positionV>
-                <wp:extent cx="723900" cy="594360"/>
-                <wp:effectExtent l="0" t="0" r="19050" b="15240"/>
-                <wp:wrapNone/>
-                <wp:docPr id="1526963073" name="Text Box 32"/>
-                <wp:cNvGraphicFramePr/>
-                <a:graphic xmlns:a="http://schemas.openxmlformats.org/drawingml/2006/main">
-                  <a:graphicData uri="http://schemas.microsoft.com/office/word/2010/wordprocessingShape">
-                    <wps:wsp>
-                      <wps:cNvSpPr txBox="1"/>
-                      <wps:spPr>
-                        <a:xfrm>
-                          <a:off x="0" y="0"/>
-                          <a:ext cx="723900" cy="594360"/>
-                        </a:xfrm>
-                        <a:prstGeom prst="rect">
-                          <a:avLst/>
-                        </a:prstGeom>
-                        <a:solidFill>
-                          <a:schemeClr val="lt1"/>
-                        </a:solidFill>
-                        <a:ln w="6350">
-                          <a:solidFill>
-                            <a:prstClr val="black"/>
-                          </a:solidFill>
-                        </a:ln>
-                      </wps:spPr>
-                      <wps:txbx>
-                        <w:txbxContent>
-                          <w:p>
-                            <w:pPr>
-                              <w:rPr>
-                                <w:sz w:val="18"/>
-                                <w:szCs w:val="18"/>
-                              </w:rPr>
-                            </w:pPr>
-                            <w:r>
-                              <w:rPr>
-                                <w:sz w:val="18"/>
-                                <w:szCs w:val="18"/>
-                              </w:rPr>
-                              <w:t>Remove Item button</w:t>
-                            </w:r>
-                          </w:p>
-                        </w:txbxContent>
-                      </wps:txbx>
-                      <wps:bodyPr rot="0" spcFirstLastPara="0" vertOverflow="overflow" horzOverflow="overflow" vert="horz" wrap="square" lIns="91440" tIns="45720" rIns="91440" bIns="45720" numCol="1" spcCol="0" rtlCol="0" fromWordArt="0" anchor="t" anchorCtr="0" forceAA="0" compatLnSpc="1">
-                        <a:prstTxWarp prst="textNoShape">
-                          <a:avLst/>
-                        </a:prstTxWarp>
-                        <a:noAutofit/>
-                      </wps:bodyPr>
-                    </wps:wsp>
-                  </a:graphicData>
-                </a:graphic>
-                <wp14:sizeRelV relativeFrom="margin">
-                  <wp14:pctHeight>0</wp14:pctHeight>
-                </wp14:sizeRelV>
-              </wp:anchor>
-            </w:drawing>
-          </mc:Choice>
-          <mc:Fallback xmlns:w16sdtfl="http://schemas.microsoft.com/office/word/2024/wordml/sdtformatlock" xmlns:w16du="http://schemas.microsoft.com/office/word/2023/wordml/word16du">
-            <w:pict>
-              <v:shape w14:anchorId="651F37C2" id="Text Box 32" o:spid="_x0000_s1036" type="#_x0000_t202" style="position:absolute;left:0;text-align:left;margin-left:10.8pt;margin-top:210.8pt;width:57pt;height:46.8pt;z-index:251699200;visibility:visible;mso-wrap-style:square;mso-height-percent:0;mso-wrap-distance-left:9pt;mso-wrap-distance-top:0;mso-wrap-distance-right:9pt;mso-wrap-distance-bottom:0;mso-position-horizontal:absolute;mso-position-horizontal-relative:text;mso-position-vertical:absolute;mso-position-vertical-relative:text;mso-height-percent:0;mso-height-relative:margin;v-text-anchor:top" o:gfxdata="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" fillcolor="white [3201]" strokeweight=".5pt">
-                <v:textbox>
-                  <w:txbxContent>
-                    <w:p>
-                      <w:pPr>
-                        <w:rPr>
-                          <w:sz w:val="18"/>
-                          <w:szCs w:val="18"/>
-                        </w:rPr>
-                      </w:pPr>
-                      <w:r>
-                        <w:rPr>
-                          <w:sz w:val="18"/>
-                          <w:szCs w:val="18"/>
-                        </w:rPr>
-                        <w:t>Remove Item button</w:t>
-                      </w:r>
-                    </w:p>
-                  </w:txbxContent>
-                </v:textbox>
-              </v:shape>
-            </w:pict>
-          </mc:Fallback>
-        </mc:AlternateContent>
-      </w:r>
-      <w:r>
-        <w:rPr>
-          <w:noProof/>
+          <w:lang w:val="en-US" w:eastAsia="zh-CN"/>
         </w:rPr>
         <w:drawing>
-          <wp:inline distT="0" distB="0" distL="0" distR="0" wp14:anchorId="68ECCFC1" wp14:editId="0EF3BDB4">
-            <wp:extent cx="3916680" cy="3052165"/>
-            <wp:effectExtent l="0" t="0" r="7620" b="0"/>
-            <wp:docPr id="594190272" name="Picture 1" descr="A screenshot of a computer screen&#10;&#10;AI-generated content may be incorrect."/>
+          <wp:inline distT="0" distB="0" distL="0" distR="0">
+            <wp:extent cx="5067300" cy="4200525"/>
+            <wp:effectExtent l="19050" t="0" r="0" b="0"/>
+            <wp:docPr id="22" name="Picture 22"/>
             <wp:cNvGraphicFramePr>
               <a:graphicFrameLocks xmlns:a="http://schemas.openxmlformats.org/drawingml/2006/main" noChangeAspect="1"/>
             </wp:cNvGraphicFramePr>
@@ -5729,23 +4159,33 @@
               <a:graphicData uri="http://schemas.openxmlformats.org/drawingml/2006/picture">
                 <pic:pic xmlns:pic="http://schemas.openxmlformats.org/drawingml/2006/picture">
                   <pic:nvPicPr>
-                    <pic:cNvPr id="594190272" name="Picture 1" descr="A screenshot of a computer screen&#10;&#10;AI-generated content may be incorrect."/>
-                    <pic:cNvPicPr/>
+                    <pic:cNvPr id="0" name="Picture 22"/>
+                    <pic:cNvPicPr>
+                      <a:picLocks noChangeAspect="1" noChangeArrowheads="1"/>
+                    </pic:cNvPicPr>
                   </pic:nvPicPr>
                   <pic:blipFill>
-                    <a:blip r:embed="rId48"/>
+                    <a:blip r:embed="rId33" cstate="print"/>
+                    <a:srcRect/>
                     <a:stretch>
                       <a:fillRect/>
                     </a:stretch>
                   </pic:blipFill>
-                  <pic:spPr>
+                  <pic:spPr bwMode="auto">
                     <a:xfrm>
                       <a:off x="0" y="0"/>
-                      <a:ext cx="3929202" cy="3061923"/>
+                      <a:ext cx="5067300" cy="4200525"/>
                     </a:xfrm>
                     <a:prstGeom prst="rect">
                       <a:avLst/>
                     </a:prstGeom>
+                    <a:noFill/>
+                    <a:ln w="9525">
+                      <a:noFill/>
+                      <a:miter lim="800000"/>
+                      <a:headEnd/>
+                      <a:tailEnd/>
+                    </a:ln>
                   </pic:spPr>
                 </pic:pic>
               </a:graphicData>
@@ -5763,86 +4203,19 @@
         <w:rPr>
           <w:noProof/>
         </w:rPr>
-        <mc:AlternateContent>
-          <mc:Choice Requires="wps">
-            <w:drawing>
-              <wp:anchor distT="0" distB="0" distL="114300" distR="114300" simplePos="0" relativeHeight="251700224" behindDoc="0" locked="0" layoutInCell="1" allowOverlap="1" wp14:anchorId="048C97E3" wp14:editId="4C7C0F1D">
-                <wp:simplePos x="0" y="0"/>
-                <wp:positionH relativeFrom="column">
-                  <wp:posOffset>2606040</wp:posOffset>
-                </wp:positionH>
-                <wp:positionV relativeFrom="paragraph">
-                  <wp:posOffset>72390</wp:posOffset>
-                </wp:positionV>
-                <wp:extent cx="1112520" cy="487680"/>
-                <wp:effectExtent l="0" t="0" r="11430" b="26670"/>
-                <wp:wrapNone/>
-                <wp:docPr id="1855875701" name="Text Box 33"/>
-                <wp:cNvGraphicFramePr/>
-                <a:graphic xmlns:a="http://schemas.openxmlformats.org/drawingml/2006/main">
-                  <a:graphicData uri="http://schemas.microsoft.com/office/word/2010/wordprocessingShape">
-                    <wps:wsp>
-                      <wps:cNvSpPr txBox="1"/>
-                      <wps:spPr>
-                        <a:xfrm>
-                          <a:off x="0" y="0"/>
-                          <a:ext cx="1112520" cy="487680"/>
-                        </a:xfrm>
-                        <a:prstGeom prst="rect">
-                          <a:avLst/>
-                        </a:prstGeom>
-                        <a:solidFill>
-                          <a:schemeClr val="lt1"/>
-                        </a:solidFill>
-                        <a:ln w="6350">
-                          <a:solidFill>
-                            <a:prstClr val="black"/>
-                          </a:solidFill>
-                        </a:ln>
-                      </wps:spPr>
-                      <wps:txbx>
-                        <w:txbxContent>
-                          <w:p>
-                            <w:r>
-                              <w:t>Edit Quantity buttons</w:t>
-                            </w:r>
-                          </w:p>
-                        </w:txbxContent>
-                      </wps:txbx>
-                      <wps:bodyPr rot="0" spcFirstLastPara="0" vertOverflow="overflow" horzOverflow="overflow" vert="horz" wrap="square" lIns="91440" tIns="45720" rIns="91440" bIns="45720" numCol="1" spcCol="0" rtlCol="0" fromWordArt="0" anchor="t" anchorCtr="0" forceAA="0" compatLnSpc="1">
-                        <a:prstTxWarp prst="textNoShape">
-                          <a:avLst/>
-                        </a:prstTxWarp>
-                        <a:noAutofit/>
-                      </wps:bodyPr>
-                    </wps:wsp>
-                  </a:graphicData>
-                </a:graphic>
-                <wp14:sizeRelH relativeFrom="margin">
-                  <wp14:pctWidth>0</wp14:pctWidth>
-                </wp14:sizeRelH>
-                <wp14:sizeRelV relativeFrom="margin">
-                  <wp14:pctHeight>0</wp14:pctHeight>
-                </wp14:sizeRelV>
-              </wp:anchor>
-            </w:drawing>
-          </mc:Choice>
-          <mc:Fallback xmlns:w16sdtfl="http://schemas.microsoft.com/office/word/2024/wordml/sdtformatlock" xmlns:w16du="http://schemas.microsoft.com/office/word/2023/wordml/word16du">
-            <w:pict>
-              <v:shape w14:anchorId="048C97E3" id="Text Box 33" o:spid="_x0000_s1037" type="#_x0000_t202" style="position:absolute;left:0;text-align:left;margin-left:205.2pt;margin-top:5.7pt;width:87.6pt;height:38.4pt;z-index:251700224;visibility:visible;mso-wrap-style:square;mso-width-percent:0;mso-height-percent:0;mso-wrap-distance-left:9pt;mso-wrap-distance-top:0;mso-wrap-distance-right:9pt;mso-wrap-distance-bottom:0;mso-position-horizontal:absolute;mso-position-horizontal-relative:text;mso-position-vertical:absolute;mso-position-vertical-relative:text;mso-width-percent:0;mso-height-percent:0;mso-width-relative:margin;mso-height-relative:margin;v-text-anchor:top" o:gfxdata="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" fillcolor="white [3201]" strokeweight=".5pt">
-                <v:textbox>
-                  <w:txbxContent>
-                    <w:p>
-                      <w:r>
-                        <w:t>Edit Quantity buttons</w:t>
-                      </w:r>
-                    </w:p>
-                  </w:txbxContent>
-                </v:textbox>
-              </v:shape>
-            </w:pict>
-          </mc:Fallback>
-        </mc:AlternateContent>
+        <w:pict>
+          <v:shape id="Text Box 33" o:spid="_x0000_s1037" type="#_x0000_t202" style="position:absolute;left:0;text-align:left;margin-left:205.2pt;margin-top:5.7pt;width:87.6pt;height:38.4pt;z-index:251700224;visibility:visible;mso-width-relative:margin;mso-height-relative:margin" o:gfxdata="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" fillcolor="white [3201]" strokeweight=".5pt">
+            <v:textbox>
+              <w:txbxContent>
+                <w:p>
+                  <w:r>
+                    <w:t>Edit Quantity buttons</w:t>
+                  </w:r>
+                </w:p>
+              </w:txbxContent>
+            </v:textbox>
+          </v:shape>
+        </w:pict>
       </w:r>
     </w:p>
     <w:p>
@@ -5855,6 +4228,7 @@
         <w:ind w:left="360"/>
       </w:pPr>
       <w:r>
+        <w:lastRenderedPageBreak/>
         <w:t>The Remove Item button and Edit Quantity button:</w:t>
       </w:r>
     </w:p>
@@ -5870,9 +4244,11 @@
       <w:pPr>
         <w:ind w:left="360"/>
       </w:pPr>
+      <w:proofErr w:type="gramStart"/>
       <w:r>
         <w:t>Once something is added to cart the menu resets.</w:t>
       </w:r>
+      <w:proofErr w:type="gramEnd"/>
     </w:p>
     <w:p>
       <w:pPr>
@@ -5894,7 +4270,15 @@
         <w:ind w:left="360"/>
       </w:pPr>
       <w:r>
-        <w:t>You will be presented with a form to fill out and at the end decided whether you would like to pickup your items or have then delivered.</w:t>
+        <w:t xml:space="preserve">You will be presented with a form to fill out and at the end decided whether you would like to </w:t>
+      </w:r>
+      <w:proofErr w:type="spellStart"/>
+      <w:r>
+        <w:t>pickup</w:t>
+      </w:r>
+      <w:proofErr w:type="spellEnd"/>
+      <w:r>
+        <w:t xml:space="preserve"> your items or have then delivered.</w:t>
       </w:r>
     </w:p>
     <w:p>
@@ -5976,75 +4360,86 @@
       </w:r>
     </w:p>
     <w:p>
+      <w:proofErr w:type="gramStart"/>
       <w:r>
         <w:t>The total amount of your order on the bottom right.</w:t>
       </w:r>
+      <w:proofErr w:type="gramEnd"/>
     </w:p>
     <w:p>
       <w:pPr>
         <w:ind w:left="360"/>
       </w:pPr>
+      <w:r>
+        <w:rPr>
+          <w:noProof/>
+          <w:lang w:val="en-US" w:eastAsia="zh-CN"/>
+        </w:rPr>
+        <w:drawing>
+          <wp:inline distT="0" distB="0" distL="0" distR="0">
+            <wp:extent cx="4352925" cy="3362881"/>
+            <wp:effectExtent l="19050" t="0" r="9525" b="0"/>
+            <wp:docPr id="31" name="Picture 31"/>
+            <wp:cNvGraphicFramePr>
+              <a:graphicFrameLocks xmlns:a="http://schemas.openxmlformats.org/drawingml/2006/main" noChangeAspect="1"/>
+            </wp:cNvGraphicFramePr>
+            <a:graphic xmlns:a="http://schemas.openxmlformats.org/drawingml/2006/main">
+              <a:graphicData uri="http://schemas.openxmlformats.org/drawingml/2006/picture">
+                <pic:pic xmlns:pic="http://schemas.openxmlformats.org/drawingml/2006/picture">
+                  <pic:nvPicPr>
+                    <pic:cNvPr id="0" name="Picture 31"/>
+                    <pic:cNvPicPr>
+                      <a:picLocks noChangeAspect="1" noChangeArrowheads="1"/>
+                    </pic:cNvPicPr>
+                  </pic:nvPicPr>
+                  <pic:blipFill>
+                    <a:blip r:embed="rId34" cstate="print"/>
+                    <a:srcRect/>
+                    <a:stretch>
+                      <a:fillRect/>
+                    </a:stretch>
+                  </pic:blipFill>
+                  <pic:spPr bwMode="auto">
+                    <a:xfrm>
+                      <a:off x="0" y="0"/>
+                      <a:ext cx="4356169" cy="3365387"/>
+                    </a:xfrm>
+                    <a:prstGeom prst="rect">
+                      <a:avLst/>
+                    </a:prstGeom>
+                    <a:noFill/>
+                    <a:ln w="9525">
+                      <a:noFill/>
+                      <a:miter lim="800000"/>
+                      <a:headEnd/>
+                      <a:tailEnd/>
+                    </a:ln>
+                  </pic:spPr>
+                </pic:pic>
+              </a:graphicData>
+            </a:graphic>
+          </wp:inline>
+        </w:drawing>
+      </w:r>
     </w:p>
     <w:p>
       <w:pPr>
         <w:ind w:left="360"/>
       </w:pPr>
-      <w:r>
-        <w:t>ADD SCREEN SHOT OF CART</w:t>
-      </w:r>
-      <w:r>
-        <w:t xml:space="preserve"> HERE!!!!!!!!!!!!!!!!</w:t>
-      </w:r>
     </w:p>
     <w:p>
       <w:pPr>
         <w:ind w:left="360"/>
       </w:pPr>
+      <w:r>
+        <w:t>If you picked delivery, you will be charged extra to the total amount.</w:t>
+      </w:r>
     </w:p>
     <w:p>
       <w:pPr>
         <w:ind w:left="360"/>
       </w:pPr>
-    </w:p>
-    <w:p>
-      <w:pPr>
-        <w:ind w:left="360"/>
-      </w:pPr>
-    </w:p>
-    <w:p>
-      <w:pPr>
-        <w:ind w:left="360"/>
-      </w:pPr>
-    </w:p>
-    <w:p>
-      <w:pPr>
-        <w:ind w:left="360"/>
-      </w:pPr>
-    </w:p>
-    <w:p>
-      <w:pPr>
-        <w:ind w:left="360"/>
-      </w:pPr>
-    </w:p>
-    <w:p>
-      <w:pPr>
-        <w:ind w:left="360"/>
-      </w:pPr>
-    </w:p>
-    <w:p>
-      <w:pPr>
-        <w:ind w:left="360"/>
-      </w:pPr>
-      <w:r>
-        <w:t>If you picked delivery, you will be charged extra to the total amount.</w:t>
-      </w:r>
-    </w:p>
-    <w:p>
-      <w:pPr>
-        <w:ind w:left="360"/>
-      </w:pPr>
-      <w:r>
-        <w:lastRenderedPageBreak/>
+      <w:r>
         <w:t>Once you have completed the process you will receive an order confirmation number</w:t>
       </w:r>
       <w:r>
@@ -6403,6 +4798,7 @@
           <w:sz w:val="20"/>
           <w:szCs w:val="20"/>
         </w:rPr>
+        <w:lastRenderedPageBreak/>
         <w:t>Ensure you are using Windows 10 or 11</w:t>
       </w:r>
     </w:p>
@@ -6412,7 +4808,6 @@
       </w:pPr>
       <w:bookmarkStart w:id="16" w:name="_Toc216317518"/>
       <w:r>
-        <w:lastRenderedPageBreak/>
         <w:t>Frequently asked questions (FAQ)</w:t>
       </w:r>
       <w:bookmarkEnd w:id="16"/>
@@ -6541,7 +4936,7 @@
       </w:r>
     </w:p>
     <w:sectPr>
-      <w:footerReference w:type="default" r:id="rId49"/>
+      <w:footerReference w:type="default" r:id="rId35"/>
       <w:type w:val="continuous"/>
       <w:pgSz w:w="12240" w:h="15840"/>
       <w:pgMar w:top="1440" w:right="1440" w:bottom="1440" w:left="1440" w:header="708" w:footer="708" w:gutter="0"/>
@@ -6555,7 +4950,7 @@
 </file>
 
 <file path=word/endnotes.xml><?xml version="1.0" encoding="utf-8"?>
-<w:endnotes xmlns:wpc="http://schemas.microsoft.com/office/word/2010/wordprocessingCanvas" xmlns:cx="http://schemas.microsoft.com/office/drawing/2014/chartex" xmlns:cx1="http://schemas.microsoft.com/office/drawing/2015/9/8/chartex" xmlns:cx2="http://schemas.microsoft.com/office/drawing/2015/10/21/chartex" xmlns:cx3="http://schemas.microsoft.com/office/drawing/2016/5/9/chartex" xmlns:cx4="http://schemas.microsoft.com/office/drawing/2016/5/10/chartex" xmlns:cx5="http://schemas.microsoft.com/office/drawing/2016/5/11/chartex" xmlns:cx6="http://schemas.microsoft.com/office/drawing/2016/5/12/chartex" xmlns:cx7="http://schemas.microsoft.com/office/drawing/2016/5/13/chartex" xmlns:cx8="http://schemas.microsoft.com/office/drawing/2016/5/14/chartex" xmlns:mc="http://schemas.openxmlformats.org/markup-compatibility/2006" xmlns:aink="http://schemas.microsoft.com/office/drawing/2016/ink" xmlns:am3d="http://schemas.microsoft.com/office/drawing/2017/model3d" xmlns:o="urn:schemas-microsoft-com:office:office" xmlns:oel="http://schemas.microsoft.com/office/2019/extlst" xmlns:r="http://schemas.openxmlformats.org/officeDocument/2006/relationships" xmlns:m="http://schemas.openxmlformats.org/officeDocument/2006/math" xmlns:v="urn:schemas-microsoft-com:vml" xmlns:wp14="http://schemas.microsoft.com/office/word/2010/wordprocessingDrawing" xmlns:wp="http://schemas.openxmlformats.org/drawingml/2006/wordprocessingDrawing" xmlns:w10="urn:schemas-microsoft-com:office:word" xmlns:w="http://schemas.openxmlformats.org/wordprocessingml/2006/main" xmlns:w14="http://schemas.microsoft.com/office/word/2010/wordml" xmlns:w15="http://schemas.microsoft.com/office/word/2012/wordml" xmlns:w16cex="http://schemas.microsoft.com/office/word/2018/wordml/cex" xmlns:w16cid="http://schemas.microsoft.com/office/word/2016/wordml/cid" xmlns:w16="http://schemas.microsoft.com/office/word/2018/wordml" xmlns:w16sdtdh="http://schemas.microsoft.com/office/word/2020/wordml/sdtdatahash" xmlns:w16se="http://schemas.microsoft.com/office/word/2015/wordml/symex" xmlns:wpg="http://schemas.microsoft.com/office/word/2010/wordprocessingGroup" xmlns:wpi="http://schemas.microsoft.com/office/word/2010/wordprocessingInk" xmlns:wne="http://schemas.microsoft.com/office/word/2006/wordml" xmlns:wps="http://schemas.microsoft.com/office/word/2010/wordprocessingShape" mc:Ignorable="w14 w15 w16se w16cid w16 w16cex w16sdtdh wp14">
+<w:endnotes xmlns:ve="http://schemas.openxmlformats.org/markup-compatibility/2006" xmlns:o="urn:schemas-microsoft-com:office:office" xmlns:r="http://schemas.openxmlformats.org/officeDocument/2006/relationships" xmlns:m="http://schemas.openxmlformats.org/officeDocument/2006/math" xmlns:v="urn:schemas-microsoft-com:vml" xmlns:wp="http://schemas.openxmlformats.org/drawingml/2006/wordprocessingDrawing" xmlns:w10="urn:schemas-microsoft-com:office:word" xmlns:w="http://schemas.openxmlformats.org/wordprocessingml/2006/main" xmlns:wne="http://schemas.microsoft.com/office/word/2006/wordml">
   <w:endnote w:type="separator" w:id="-1">
     <w:p>
       <w:pPr>
@@ -6580,7 +4975,7 @@
 </file>
 
 <file path=word/footer1.xml><?xml version="1.0" encoding="utf-8"?>
-<w:ftr xmlns:wpc="http://schemas.microsoft.com/office/word/2010/wordprocessingCanvas" xmlns:cx="http://schemas.microsoft.com/office/drawing/2014/chartex" xmlns:cx1="http://schemas.microsoft.com/office/drawing/2015/9/8/chartex" xmlns:cx2="http://schemas.microsoft.com/office/drawing/2015/10/21/chartex" xmlns:cx3="http://schemas.microsoft.com/office/drawing/2016/5/9/chartex" xmlns:cx4="http://schemas.microsoft.com/office/drawing/2016/5/10/chartex" xmlns:cx5="http://schemas.microsoft.com/office/drawing/2016/5/11/chartex" xmlns:cx6="http://schemas.microsoft.com/office/drawing/2016/5/12/chartex" xmlns:cx7="http://schemas.microsoft.com/office/drawing/2016/5/13/chartex" xmlns:cx8="http://schemas.microsoft.com/office/drawing/2016/5/14/chartex" xmlns:mc="http://schemas.openxmlformats.org/markup-compatibility/2006" xmlns:aink="http://schemas.microsoft.com/office/drawing/2016/ink" xmlns:am3d="http://schemas.microsoft.com/office/drawing/2017/model3d" xmlns:o="urn:schemas-microsoft-com:office:office" xmlns:oel="http://schemas.microsoft.com/office/2019/extlst" xmlns:r="http://schemas.openxmlformats.org/officeDocument/2006/relationships" xmlns:m="http://schemas.openxmlformats.org/officeDocument/2006/math" xmlns:v="urn:schemas-microsoft-com:vml" xmlns:wp14="http://schemas.microsoft.com/office/word/2010/wordprocessingDrawing" xmlns:wp="http://schemas.openxmlformats.org/drawingml/2006/wordprocessingDrawing" xmlns:w10="urn:schemas-microsoft-com:office:word" xmlns:w="http://schemas.openxmlformats.org/wordprocessingml/2006/main" xmlns:w14="http://schemas.microsoft.com/office/word/2010/wordml" xmlns:w15="http://schemas.microsoft.com/office/word/2012/wordml" xmlns:w16cex="http://schemas.microsoft.com/office/word/2018/wordml/cex" xmlns:w16cid="http://schemas.microsoft.com/office/word/2016/wordml/cid" xmlns:w16="http://schemas.microsoft.com/office/word/2018/wordml" xmlns:w16sdtdh="http://schemas.microsoft.com/office/word/2020/wordml/sdtdatahash" xmlns:w16se="http://schemas.microsoft.com/office/word/2015/wordml/symex" xmlns:wpg="http://schemas.microsoft.com/office/word/2010/wordprocessingGroup" xmlns:wpi="http://schemas.microsoft.com/office/word/2010/wordprocessingInk" xmlns:wne="http://schemas.microsoft.com/office/word/2006/wordml" xmlns:wps="http://schemas.microsoft.com/office/word/2010/wordprocessingShape" mc:Ignorable="w14 w15 w16se w16cid w16 w16cex w16sdtdh wp14">
+<w:ftr xmlns:ve="http://schemas.openxmlformats.org/markup-compatibility/2006" xmlns:o="urn:schemas-microsoft-com:office:office" xmlns:r="http://schemas.openxmlformats.org/officeDocument/2006/relationships" xmlns:m="http://schemas.openxmlformats.org/officeDocument/2006/math" xmlns:v="urn:schemas-microsoft-com:vml" xmlns:wp="http://schemas.openxmlformats.org/drawingml/2006/wordprocessingDrawing" xmlns:w10="urn:schemas-microsoft-com:office:word" xmlns:w="http://schemas.openxmlformats.org/wordprocessingml/2006/main" xmlns:wne="http://schemas.microsoft.com/office/word/2006/wordml">
   <w:sdt>
     <w:sdtPr>
       <w:id w:val="-277881989"/>
@@ -6617,7 +5012,7 @@
           <w:rPr>
             <w:noProof/>
           </w:rPr>
-          <w:t>2</w:t>
+          <w:t>i</w:t>
         </w:r>
         <w:r>
           <w:rPr>
@@ -6647,7 +5042,7 @@
 </file>
 
 <file path=word/footer2.xml><?xml version="1.0" encoding="utf-8"?>
-<w:ftr xmlns:wpc="http://schemas.microsoft.com/office/word/2010/wordprocessingCanvas" xmlns:cx="http://schemas.microsoft.com/office/drawing/2014/chartex" xmlns:cx1="http://schemas.microsoft.com/office/drawing/2015/9/8/chartex" xmlns:cx2="http://schemas.microsoft.com/office/drawing/2015/10/21/chartex" xmlns:cx3="http://schemas.microsoft.com/office/drawing/2016/5/9/chartex" xmlns:cx4="http://schemas.microsoft.com/office/drawing/2016/5/10/chartex" xmlns:cx5="http://schemas.microsoft.com/office/drawing/2016/5/11/chartex" xmlns:cx6="http://schemas.microsoft.com/office/drawing/2016/5/12/chartex" xmlns:cx7="http://schemas.microsoft.com/office/drawing/2016/5/13/chartex" xmlns:cx8="http://schemas.microsoft.com/office/drawing/2016/5/14/chartex" xmlns:mc="http://schemas.openxmlformats.org/markup-compatibility/2006" xmlns:aink="http://schemas.microsoft.com/office/drawing/2016/ink" xmlns:am3d="http://schemas.microsoft.com/office/drawing/2017/model3d" xmlns:o="urn:schemas-microsoft-com:office:office" xmlns:oel="http://schemas.microsoft.com/office/2019/extlst" xmlns:r="http://schemas.openxmlformats.org/officeDocument/2006/relationships" xmlns:m="http://schemas.openxmlformats.org/officeDocument/2006/math" xmlns:v="urn:schemas-microsoft-com:vml" xmlns:wp14="http://schemas.microsoft.com/office/word/2010/wordprocessingDrawing" xmlns:wp="http://schemas.openxmlformats.org/drawingml/2006/wordprocessingDrawing" xmlns:w10="urn:schemas-microsoft-com:office:word" xmlns:w="http://schemas.openxmlformats.org/wordprocessingml/2006/main" xmlns:w14="http://schemas.microsoft.com/office/word/2010/wordml" xmlns:w15="http://schemas.microsoft.com/office/word/2012/wordml" xmlns:w16cex="http://schemas.microsoft.com/office/word/2018/wordml/cex" xmlns:w16cid="http://schemas.microsoft.com/office/word/2016/wordml/cid" xmlns:w16="http://schemas.microsoft.com/office/word/2018/wordml" xmlns:w16sdtdh="http://schemas.microsoft.com/office/word/2020/wordml/sdtdatahash" xmlns:w16se="http://schemas.microsoft.com/office/word/2015/wordml/symex" xmlns:wpg="http://schemas.microsoft.com/office/word/2010/wordprocessingGroup" xmlns:wpi="http://schemas.microsoft.com/office/word/2010/wordprocessingInk" xmlns:wne="http://schemas.microsoft.com/office/word/2006/wordml" xmlns:wps="http://schemas.microsoft.com/office/word/2010/wordprocessingShape" mc:Ignorable="w14 w15 w16se w16cid w16 w16cex w16sdtdh wp14">
+<w:ftr xmlns:ve="http://schemas.openxmlformats.org/markup-compatibility/2006" xmlns:o="urn:schemas-microsoft-com:office:office" xmlns:r="http://schemas.openxmlformats.org/officeDocument/2006/relationships" xmlns:m="http://schemas.openxmlformats.org/officeDocument/2006/math" xmlns:v="urn:schemas-microsoft-com:vml" xmlns:wp="http://schemas.openxmlformats.org/drawingml/2006/wordprocessingDrawing" xmlns:w10="urn:schemas-microsoft-com:office:word" xmlns:w="http://schemas.openxmlformats.org/wordprocessingml/2006/main" xmlns:wne="http://schemas.microsoft.com/office/word/2006/wordml">
   <w:sdt>
     <w:sdtPr>
       <w:id w:val="-1307316314"/>
@@ -6684,7 +5079,7 @@
           <w:rPr>
             <w:noProof/>
           </w:rPr>
-          <w:t>2</w:t>
+          <w:t>12</w:t>
         </w:r>
         <w:r>
           <w:rPr>
@@ -6714,7 +5109,7 @@
 </file>
 
 <file path=word/footnotes.xml><?xml version="1.0" encoding="utf-8"?>
-<w:footnotes xmlns:wpc="http://schemas.microsoft.com/office/word/2010/wordprocessingCanvas" xmlns:cx="http://schemas.microsoft.com/office/drawing/2014/chartex" xmlns:cx1="http://schemas.microsoft.com/office/drawing/2015/9/8/chartex" xmlns:cx2="http://schemas.microsoft.com/office/drawing/2015/10/21/chartex" xmlns:cx3="http://schemas.microsoft.com/office/drawing/2016/5/9/chartex" xmlns:cx4="http://schemas.microsoft.com/office/drawing/2016/5/10/chartex" xmlns:cx5="http://schemas.microsoft.com/office/drawing/2016/5/11/chartex" xmlns:cx6="http://schemas.microsoft.com/office/drawing/2016/5/12/chartex" xmlns:cx7="http://schemas.microsoft.com/office/drawing/2016/5/13/chartex" xmlns:cx8="http://schemas.microsoft.com/office/drawing/2016/5/14/chartex" xmlns:mc="http://schemas.openxmlformats.org/markup-compatibility/2006" xmlns:aink="http://schemas.microsoft.com/office/drawing/2016/ink" xmlns:am3d="http://schemas.microsoft.com/office/drawing/2017/model3d" xmlns:o="urn:schemas-microsoft-com:office:office" xmlns:oel="http://schemas.microsoft.com/office/2019/extlst" xmlns:r="http://schemas.openxmlformats.org/officeDocument/2006/relationships" xmlns:m="http://schemas.openxmlformats.org/officeDocument/2006/math" xmlns:v="urn:schemas-microsoft-com:vml" xmlns:wp14="http://schemas.microsoft.com/office/word/2010/wordprocessingDrawing" xmlns:wp="http://schemas.openxmlformats.org/drawingml/2006/wordprocessingDrawing" xmlns:w10="urn:schemas-microsoft-com:office:word" xmlns:w="http://schemas.openxmlformats.org/wordprocessingml/2006/main" xmlns:w14="http://schemas.microsoft.com/office/word/2010/wordml" xmlns:w15="http://schemas.microsoft.com/office/word/2012/wordml" xmlns:w16cex="http://schemas.microsoft.com/office/word/2018/wordml/cex" xmlns:w16cid="http://schemas.microsoft.com/office/word/2016/wordml/cid" xmlns:w16="http://schemas.microsoft.com/office/word/2018/wordml" xmlns:w16sdtdh="http://schemas.microsoft.com/office/word/2020/wordml/sdtdatahash" xmlns:w16se="http://schemas.microsoft.com/office/word/2015/wordml/symex" xmlns:wpg="http://schemas.microsoft.com/office/word/2010/wordprocessingGroup" xmlns:wpi="http://schemas.microsoft.com/office/word/2010/wordprocessingInk" xmlns:wne="http://schemas.microsoft.com/office/word/2006/wordml" xmlns:wps="http://schemas.microsoft.com/office/word/2010/wordprocessingShape" mc:Ignorable="w14 w15 w16se w16cid w16 w16cex w16sdtdh wp14">
+<w:footnotes xmlns:ve="http://schemas.openxmlformats.org/markup-compatibility/2006" xmlns:o="urn:schemas-microsoft-com:office:office" xmlns:r="http://schemas.openxmlformats.org/officeDocument/2006/relationships" xmlns:m="http://schemas.openxmlformats.org/officeDocument/2006/math" xmlns:v="urn:schemas-microsoft-com:vml" xmlns:wp="http://schemas.openxmlformats.org/drawingml/2006/wordprocessingDrawing" xmlns:w10="urn:schemas-microsoft-com:office:word" xmlns:w="http://schemas.openxmlformats.org/wordprocessingml/2006/main" xmlns:wne="http://schemas.microsoft.com/office/word/2006/wordml">
   <w:footnote w:type="separator" w:id="-1">
     <w:p>
       <w:pPr>
@@ -6739,8 +5134,8 @@
 </file>
 
 <file path=word/numbering.xml><?xml version="1.0" encoding="utf-8"?>
-<w:numbering xmlns:wpc="http://schemas.microsoft.com/office/word/2010/wordprocessingCanvas" xmlns:cx="http://schemas.microsoft.com/office/drawing/2014/chartex" xmlns:cx1="http://schemas.microsoft.com/office/drawing/2015/9/8/chartex" xmlns:cx2="http://schemas.microsoft.com/office/drawing/2015/10/21/chartex" xmlns:cx3="http://schemas.microsoft.com/office/drawing/2016/5/9/chartex" xmlns:cx4="http://schemas.microsoft.com/office/drawing/2016/5/10/chartex" xmlns:cx5="http://schemas.microsoft.com/office/drawing/2016/5/11/chartex" xmlns:cx6="http://schemas.microsoft.com/office/drawing/2016/5/12/chartex" xmlns:cx7="http://schemas.microsoft.com/office/drawing/2016/5/13/chartex" xmlns:cx8="http://schemas.microsoft.com/office/drawing/2016/5/14/chartex" xmlns:mc="http://schemas.openxmlformats.org/markup-compatibility/2006" xmlns:aink="http://schemas.microsoft.com/office/drawing/2016/ink" xmlns:am3d="http://schemas.microsoft.com/office/drawing/2017/model3d" xmlns:o="urn:schemas-microsoft-com:office:office" xmlns:oel="http://schemas.microsoft.com/office/2019/extlst" xmlns:r="http://schemas.openxmlformats.org/officeDocument/2006/relationships" xmlns:m="http://schemas.openxmlformats.org/officeDocument/2006/math" xmlns:v="urn:schemas-microsoft-com:vml" xmlns:wp14="http://schemas.microsoft.com/office/word/2010/wordprocessingDrawing" xmlns:wp="http://schemas.openxmlformats.org/drawingml/2006/wordprocessingDrawing" xmlns:w10="urn:schemas-microsoft-com:office:word" xmlns:w="http://schemas.openxmlformats.org/wordprocessingml/2006/main" xmlns:w14="http://schemas.microsoft.com/office/word/2010/wordml" xmlns:w15="http://schemas.microsoft.com/office/word/2012/wordml" xmlns:w16cex="http://schemas.microsoft.com/office/word/2018/wordml/cex" xmlns:w16cid="http://schemas.microsoft.com/office/word/2016/wordml/cid" xmlns:w16="http://schemas.microsoft.com/office/word/2018/wordml" xmlns:w16sdtdh="http://schemas.microsoft.com/office/word/2020/wordml/sdtdatahash" xmlns:w16se="http://schemas.microsoft.com/office/word/2015/wordml/symex" xmlns:wpg="http://schemas.microsoft.com/office/word/2010/wordprocessingGroup" xmlns:wpi="http://schemas.microsoft.com/office/word/2010/wordprocessingInk" xmlns:wne="http://schemas.microsoft.com/office/word/2006/wordml" xmlns:wps="http://schemas.microsoft.com/office/word/2010/wordprocessingShape" mc:Ignorable="w14 w15 w16se w16cid w16 w16cex w16sdtdh wp14">
-  <w:abstractNum w:abstractNumId="0" w15:restartNumberingAfterBreak="0">
+<w:numbering xmlns:ve="http://schemas.openxmlformats.org/markup-compatibility/2006" xmlns:o="urn:schemas-microsoft-com:office:office" xmlns:r="http://schemas.openxmlformats.org/officeDocument/2006/relationships" xmlns:m="http://schemas.openxmlformats.org/officeDocument/2006/math" xmlns:v="urn:schemas-microsoft-com:vml" xmlns:wp="http://schemas.openxmlformats.org/drawingml/2006/wordprocessingDrawing" xmlns:w10="urn:schemas-microsoft-com:office:word" xmlns:w="http://schemas.openxmlformats.org/wordprocessingml/2006/main" xmlns:wne="http://schemas.microsoft.com/office/word/2006/wordml">
+  <w:abstractNum w:abstractNumId="0">
     <w:nsid w:val="02757763"/>
     <w:multiLevelType w:val="hybridMultilevel"/>
     <w:tmpl w:val="D860780E"/>
@@ -6853,7 +5248,7 @@
       </w:rPr>
     </w:lvl>
   </w:abstractNum>
-  <w:abstractNum w:abstractNumId="1" w15:restartNumberingAfterBreak="0">
+  <w:abstractNum w:abstractNumId="1">
     <w:nsid w:val="04BA0EA0"/>
     <w:multiLevelType w:val="hybridMultilevel"/>
     <w:tmpl w:val="142A0254"/>
@@ -6943,7 +5338,7 @@
       </w:pPr>
     </w:lvl>
   </w:abstractNum>
-  <w:abstractNum w:abstractNumId="2" w15:restartNumberingAfterBreak="0">
+  <w:abstractNum w:abstractNumId="2">
     <w:nsid w:val="06B46867"/>
     <w:multiLevelType w:val="hybridMultilevel"/>
     <w:tmpl w:val="10DC35E8"/>
@@ -7056,7 +5451,7 @@
       </w:rPr>
     </w:lvl>
   </w:abstractNum>
-  <w:abstractNum w:abstractNumId="3" w15:restartNumberingAfterBreak="0">
+  <w:abstractNum w:abstractNumId="3">
     <w:nsid w:val="169F1227"/>
     <w:multiLevelType w:val="hybridMultilevel"/>
     <w:tmpl w:val="9BEAD41E"/>
@@ -7145,7 +5540,7 @@
       </w:pPr>
     </w:lvl>
   </w:abstractNum>
-  <w:abstractNum w:abstractNumId="4" w15:restartNumberingAfterBreak="0">
+  <w:abstractNum w:abstractNumId="4">
     <w:nsid w:val="240A550C"/>
     <w:multiLevelType w:val="hybridMultilevel"/>
     <w:tmpl w:val="09A0B050"/>
@@ -7258,7 +5653,7 @@
       </w:rPr>
     </w:lvl>
   </w:abstractNum>
-  <w:abstractNum w:abstractNumId="5" w15:restartNumberingAfterBreak="0">
+  <w:abstractNum w:abstractNumId="5">
     <w:nsid w:val="27C90426"/>
     <w:multiLevelType w:val="hybridMultilevel"/>
     <w:tmpl w:val="C518B384"/>
@@ -7347,7 +5742,7 @@
       </w:pPr>
     </w:lvl>
   </w:abstractNum>
-  <w:abstractNum w:abstractNumId="6" w15:restartNumberingAfterBreak="0">
+  <w:abstractNum w:abstractNumId="6">
     <w:nsid w:val="27F94161"/>
     <w:multiLevelType w:val="hybridMultilevel"/>
     <w:tmpl w:val="30C42060"/>
@@ -7436,7 +5831,7 @@
       </w:pPr>
     </w:lvl>
   </w:abstractNum>
-  <w:abstractNum w:abstractNumId="7" w15:restartNumberingAfterBreak="0">
+  <w:abstractNum w:abstractNumId="7">
     <w:nsid w:val="2A0C4A33"/>
     <w:multiLevelType w:val="hybridMultilevel"/>
     <w:tmpl w:val="A5BEEE04"/>
@@ -7549,7 +5944,7 @@
       </w:rPr>
     </w:lvl>
   </w:abstractNum>
-  <w:abstractNum w:abstractNumId="8" w15:restartNumberingAfterBreak="0">
+  <w:abstractNum w:abstractNumId="8">
     <w:nsid w:val="350F36A5"/>
     <w:multiLevelType w:val="hybridMultilevel"/>
     <w:tmpl w:val="44F846CC"/>
@@ -7662,7 +6057,7 @@
       </w:rPr>
     </w:lvl>
   </w:abstractNum>
-  <w:abstractNum w:abstractNumId="9" w15:restartNumberingAfterBreak="0">
+  <w:abstractNum w:abstractNumId="9">
     <w:nsid w:val="36385335"/>
     <w:multiLevelType w:val="hybridMultilevel"/>
     <w:tmpl w:val="3BDE35D0"/>
@@ -7775,7 +6170,7 @@
       </w:rPr>
     </w:lvl>
   </w:abstractNum>
-  <w:abstractNum w:abstractNumId="10" w15:restartNumberingAfterBreak="0">
+  <w:abstractNum w:abstractNumId="10">
     <w:nsid w:val="41341E75"/>
     <w:multiLevelType w:val="hybridMultilevel"/>
     <w:tmpl w:val="DA0CA84E"/>
@@ -7864,7 +6259,7 @@
       </w:pPr>
     </w:lvl>
   </w:abstractNum>
-  <w:abstractNum w:abstractNumId="11" w15:restartNumberingAfterBreak="0">
+  <w:abstractNum w:abstractNumId="11">
     <w:nsid w:val="41522EE4"/>
     <w:multiLevelType w:val="hybridMultilevel"/>
     <w:tmpl w:val="2318A15C"/>
@@ -7977,7 +6372,7 @@
       </w:rPr>
     </w:lvl>
   </w:abstractNum>
-  <w:abstractNum w:abstractNumId="12" w15:restartNumberingAfterBreak="0">
+  <w:abstractNum w:abstractNumId="12">
     <w:nsid w:val="4A334963"/>
     <w:multiLevelType w:val="hybridMultilevel"/>
     <w:tmpl w:val="9BA470DA"/>
@@ -8090,7 +6485,7 @@
       </w:rPr>
     </w:lvl>
   </w:abstractNum>
-  <w:abstractNum w:abstractNumId="13" w15:restartNumberingAfterBreak="0">
+  <w:abstractNum w:abstractNumId="13">
     <w:nsid w:val="4E1B3529"/>
     <w:multiLevelType w:val="hybridMultilevel"/>
     <w:tmpl w:val="4788B1AE"/>
@@ -8179,7 +6574,7 @@
       </w:pPr>
     </w:lvl>
   </w:abstractNum>
-  <w:abstractNum w:abstractNumId="14" w15:restartNumberingAfterBreak="0">
+  <w:abstractNum w:abstractNumId="14">
     <w:nsid w:val="50B445EA"/>
     <w:multiLevelType w:val="hybridMultilevel"/>
     <w:tmpl w:val="39480C1E"/>
@@ -8268,7 +6663,7 @@
       </w:pPr>
     </w:lvl>
   </w:abstractNum>
-  <w:abstractNum w:abstractNumId="15" w15:restartNumberingAfterBreak="0">
+  <w:abstractNum w:abstractNumId="15">
     <w:nsid w:val="526A6E70"/>
     <w:multiLevelType w:val="hybridMultilevel"/>
     <w:tmpl w:val="2C6A2C76"/>
@@ -8381,7 +6776,7 @@
       </w:rPr>
     </w:lvl>
   </w:abstractNum>
-  <w:abstractNum w:abstractNumId="16" w15:restartNumberingAfterBreak="0">
+  <w:abstractNum w:abstractNumId="16">
     <w:nsid w:val="56C22AE8"/>
     <w:multiLevelType w:val="hybridMultilevel"/>
     <w:tmpl w:val="2DE06170"/>
@@ -8494,7 +6889,7 @@
       </w:rPr>
     </w:lvl>
   </w:abstractNum>
-  <w:abstractNum w:abstractNumId="17" w15:restartNumberingAfterBreak="0">
+  <w:abstractNum w:abstractNumId="17">
     <w:nsid w:val="62150C78"/>
     <w:multiLevelType w:val="hybridMultilevel"/>
     <w:tmpl w:val="2FB2508A"/>
@@ -8607,7 +7002,7 @@
       </w:rPr>
     </w:lvl>
   </w:abstractNum>
-  <w:abstractNum w:abstractNumId="18" w15:restartNumberingAfterBreak="0">
+  <w:abstractNum w:abstractNumId="18">
     <w:nsid w:val="6B1B2A04"/>
     <w:multiLevelType w:val="hybridMultilevel"/>
     <w:tmpl w:val="29A296A0"/>
@@ -8720,7 +7115,7 @@
       </w:rPr>
     </w:lvl>
   </w:abstractNum>
-  <w:abstractNum w:abstractNumId="19" w15:restartNumberingAfterBreak="0">
+  <w:abstractNum w:abstractNumId="19">
     <w:nsid w:val="741A58E0"/>
     <w:multiLevelType w:val="hybridMultilevel"/>
     <w:tmpl w:val="9DDEDB5C"/>
@@ -8833,7 +7228,7 @@
       </w:rPr>
     </w:lvl>
   </w:abstractNum>
-  <w:abstractNum w:abstractNumId="20" w15:restartNumberingAfterBreak="0">
+  <w:abstractNum w:abstractNumId="20">
     <w:nsid w:val="76311878"/>
     <w:multiLevelType w:val="hybridMultilevel"/>
     <w:tmpl w:val="CF4ADD3A"/>
@@ -8946,7 +7341,7 @@
       </w:rPr>
     </w:lvl>
   </w:abstractNum>
-  <w:abstractNum w:abstractNumId="21" w15:restartNumberingAfterBreak="0">
+  <w:abstractNum w:abstractNumId="21">
     <w:nsid w:val="7C756F38"/>
     <w:multiLevelType w:val="hybridMultilevel"/>
     <w:tmpl w:val="15C694BA"/>
@@ -9059,7 +7454,7 @@
       </w:rPr>
     </w:lvl>
   </w:abstractNum>
-  <w:abstractNum w:abstractNumId="22" w15:restartNumberingAfterBreak="0">
+  <w:abstractNum w:abstractNumId="22">
     <w:nsid w:val="7C8542FA"/>
     <w:multiLevelType w:val="hybridMultilevel"/>
     <w:tmpl w:val="A6C69C1E"/>
@@ -9148,80 +7543,80 @@
       </w:pPr>
     </w:lvl>
   </w:abstractNum>
-  <w:num w:numId="1" w16cid:durableId="1429931030">
+  <w:num w:numId="1">
     <w:abstractNumId w:val="10"/>
   </w:num>
-  <w:num w:numId="2" w16cid:durableId="56318146">
+  <w:num w:numId="2">
     <w:abstractNumId w:val="15"/>
   </w:num>
-  <w:num w:numId="3" w16cid:durableId="1223059890">
+  <w:num w:numId="3">
     <w:abstractNumId w:val="7"/>
   </w:num>
-  <w:num w:numId="4" w16cid:durableId="1486435522">
+  <w:num w:numId="4">
     <w:abstractNumId w:val="8"/>
   </w:num>
-  <w:num w:numId="5" w16cid:durableId="250939697">
+  <w:num w:numId="5">
     <w:abstractNumId w:val="9"/>
   </w:num>
-  <w:num w:numId="6" w16cid:durableId="392120386">
+  <w:num w:numId="6">
     <w:abstractNumId w:val="3"/>
   </w:num>
-  <w:num w:numId="7" w16cid:durableId="224341791">
+  <w:num w:numId="7">
     <w:abstractNumId w:val="5"/>
   </w:num>
-  <w:num w:numId="8" w16cid:durableId="2066488304">
+  <w:num w:numId="8">
     <w:abstractNumId w:val="20"/>
   </w:num>
-  <w:num w:numId="9" w16cid:durableId="1680963680">
+  <w:num w:numId="9">
     <w:abstractNumId w:val="16"/>
   </w:num>
-  <w:num w:numId="10" w16cid:durableId="388842174">
+  <w:num w:numId="10">
     <w:abstractNumId w:val="13"/>
   </w:num>
-  <w:num w:numId="11" w16cid:durableId="159201247">
+  <w:num w:numId="11">
     <w:abstractNumId w:val="4"/>
   </w:num>
-  <w:num w:numId="12" w16cid:durableId="789472045">
+  <w:num w:numId="12">
     <w:abstractNumId w:val="6"/>
   </w:num>
-  <w:num w:numId="13" w16cid:durableId="432629005">
+  <w:num w:numId="13">
     <w:abstractNumId w:val="18"/>
   </w:num>
-  <w:num w:numId="14" w16cid:durableId="1918593928">
+  <w:num w:numId="14">
     <w:abstractNumId w:val="2"/>
   </w:num>
-  <w:num w:numId="15" w16cid:durableId="863708291">
+  <w:num w:numId="15">
     <w:abstractNumId w:val="19"/>
   </w:num>
-  <w:num w:numId="16" w16cid:durableId="1902011263">
+  <w:num w:numId="16">
     <w:abstractNumId w:val="11"/>
   </w:num>
-  <w:num w:numId="17" w16cid:durableId="648478815">
+  <w:num w:numId="17">
     <w:abstractNumId w:val="21"/>
   </w:num>
-  <w:num w:numId="18" w16cid:durableId="8602044">
+  <w:num w:numId="18">
     <w:abstractNumId w:val="14"/>
   </w:num>
-  <w:num w:numId="19" w16cid:durableId="484517014">
+  <w:num w:numId="19">
     <w:abstractNumId w:val="12"/>
   </w:num>
-  <w:num w:numId="20" w16cid:durableId="1198082752">
+  <w:num w:numId="20">
     <w:abstractNumId w:val="17"/>
   </w:num>
-  <w:num w:numId="21" w16cid:durableId="1092429979">
+  <w:num w:numId="21">
     <w:abstractNumId w:val="0"/>
   </w:num>
-  <w:num w:numId="22" w16cid:durableId="1234315648">
+  <w:num w:numId="22">
     <w:abstractNumId w:val="22"/>
   </w:num>
-  <w:num w:numId="23" w16cid:durableId="301620720">
+  <w:num w:numId="23">
     <w:abstractNumId w:val="1"/>
   </w:num>
 </w:numbering>
 </file>
 
 <file path=word/styles.xml><?xml version="1.0" encoding="utf-8"?>
-<w:styles xmlns:mc="http://schemas.openxmlformats.org/markup-compatibility/2006" xmlns:r="http://schemas.openxmlformats.org/officeDocument/2006/relationships" xmlns:w="http://schemas.openxmlformats.org/wordprocessingml/2006/main" xmlns:w14="http://schemas.microsoft.com/office/word/2010/wordml" xmlns:w15="http://schemas.microsoft.com/office/word/2012/wordml" xmlns:w16cex="http://schemas.microsoft.com/office/word/2018/wordml/cex" xmlns:w16cid="http://schemas.microsoft.com/office/word/2016/wordml/cid" xmlns:w16="http://schemas.microsoft.com/office/word/2018/wordml" xmlns:w16sdtdh="http://schemas.microsoft.com/office/word/2020/wordml/sdtdatahash" xmlns:w16se="http://schemas.microsoft.com/office/word/2015/wordml/symex" mc:Ignorable="w14 w15 w16se w16cid w16 w16cex w16sdtdh">
+<w:styles xmlns:r="http://schemas.openxmlformats.org/officeDocument/2006/relationships" xmlns:w="http://schemas.openxmlformats.org/wordprocessingml/2006/main">
   <w:docDefaults>
     <w:rPrDefault>
       <w:rPr>
@@ -9230,7 +7625,6 @@
         <w:sz w:val="24"/>
         <w:szCs w:val="24"/>
         <w:lang w:val="en-CA" w:eastAsia="en-US" w:bidi="ar-SA"/>
-        <w14:ligatures w14:val="standardContextual"/>
       </w:rPr>
     </w:rPrDefault>
     <w:pPrDefault>
@@ -9239,387 +7633,149 @@
       </w:pPr>
     </w:pPrDefault>
   </w:docDefaults>
-  <w:latentStyles w:defLockedState="0" w:defUIPriority="99" w:defSemiHidden="0" w:defUnhideWhenUsed="0" w:defQFormat="0" w:count="376">
-    <w:lsdException w:name="Normal" w:uiPriority="0" w:qFormat="1"/>
-    <w:lsdException w:name="heading 1" w:uiPriority="9" w:qFormat="1"/>
-    <w:lsdException w:name="heading 2" w:semiHidden="1" w:uiPriority="9" w:unhideWhenUsed="1" w:qFormat="1"/>
-    <w:lsdException w:name="heading 3" w:semiHidden="1" w:uiPriority="9" w:unhideWhenUsed="1" w:qFormat="1"/>
-    <w:lsdException w:name="heading 4" w:semiHidden="1" w:uiPriority="9" w:unhideWhenUsed="1" w:qFormat="1"/>
-    <w:lsdException w:name="heading 5" w:semiHidden="1" w:uiPriority="9" w:unhideWhenUsed="1" w:qFormat="1"/>
-    <w:lsdException w:name="heading 6" w:semiHidden="1" w:uiPriority="9" w:unhideWhenUsed="1" w:qFormat="1"/>
-    <w:lsdException w:name="heading 7" w:semiHidden="1" w:uiPriority="9" w:unhideWhenUsed="1" w:qFormat="1"/>
-    <w:lsdException w:name="heading 8" w:semiHidden="1" w:uiPriority="9" w:unhideWhenUsed="1" w:qFormat="1"/>
-    <w:lsdException w:name="heading 9" w:semiHidden="1" w:uiPriority="9" w:unhideWhenUsed="1" w:qFormat="1"/>
-    <w:lsdException w:name="index 1" w:semiHidden="1" w:unhideWhenUsed="1"/>
-    <w:lsdException w:name="index 2" w:semiHidden="1" w:unhideWhenUsed="1"/>
-    <w:lsdException w:name="index 3" w:semiHidden="1" w:unhideWhenUsed="1"/>
-    <w:lsdException w:name="index 4" w:semiHidden="1" w:unhideWhenUsed="1"/>
-    <w:lsdException w:name="index 5" w:semiHidden="1" w:unhideWhenUsed="1"/>
-    <w:lsdException w:name="index 6" w:semiHidden="1" w:unhideWhenUsed="1"/>
-    <w:lsdException w:name="index 7" w:semiHidden="1" w:unhideWhenUsed="1"/>
-    <w:lsdException w:name="index 8" w:semiHidden="1" w:unhideWhenUsed="1"/>
-    <w:lsdException w:name="index 9" w:semiHidden="1" w:unhideWhenUsed="1"/>
-    <w:lsdException w:name="toc 1" w:semiHidden="1" w:uiPriority="39" w:unhideWhenUsed="1"/>
-    <w:lsdException w:name="toc 2" w:semiHidden="1" w:uiPriority="39" w:unhideWhenUsed="1"/>
-    <w:lsdException w:name="toc 3" w:semiHidden="1" w:uiPriority="39" w:unhideWhenUsed="1"/>
-    <w:lsdException w:name="toc 4" w:semiHidden="1" w:uiPriority="39" w:unhideWhenUsed="1"/>
-    <w:lsdException w:name="toc 5" w:semiHidden="1" w:uiPriority="39" w:unhideWhenUsed="1"/>
-    <w:lsdException w:name="toc 6" w:semiHidden="1" w:uiPriority="39" w:unhideWhenUsed="1"/>
-    <w:lsdException w:name="toc 7" w:semiHidden="1" w:uiPriority="39" w:unhideWhenUsed="1"/>
-    <w:lsdException w:name="toc 8" w:semiHidden="1" w:uiPriority="39" w:unhideWhenUsed="1"/>
-    <w:lsdException w:name="toc 9" w:semiHidden="1" w:uiPriority="39" w:unhideWhenUsed="1"/>
-    <w:lsdException w:name="Normal Indent" w:semiHidden="1" w:unhideWhenUsed="1"/>
-    <w:lsdException w:name="footnote text" w:semiHidden="1" w:unhideWhenUsed="1"/>
-    <w:lsdException w:name="annotation text" w:semiHidden="1" w:unhideWhenUsed="1"/>
-    <w:lsdException w:name="header" w:semiHidden="1" w:unhideWhenUsed="1"/>
-    <w:lsdException w:name="footer" w:semiHidden="1" w:unhideWhenUsed="1"/>
-    <w:lsdException w:name="index heading" w:semiHidden="1" w:unhideWhenUsed="1"/>
-    <w:lsdException w:name="caption" w:semiHidden="1" w:uiPriority="35" w:unhideWhenUsed="1" w:qFormat="1"/>
-    <w:lsdException w:name="table of figures" w:semiHidden="1" w:unhideWhenUsed="1"/>
-    <w:lsdException w:name="envelope address" w:semiHidden="1" w:unhideWhenUsed="1"/>
-    <w:lsdException w:name="envelope return" w:semiHidden="1" w:unhideWhenUsed="1"/>
-    <w:lsdException w:name="footnote reference" w:semiHidden="1" w:unhideWhenUsed="1"/>
-    <w:lsdException w:name="annotation reference" w:semiHidden="1" w:unhideWhenUsed="1"/>
-    <w:lsdException w:name="line number" w:semiHidden="1" w:unhideWhenUsed="1"/>
-    <w:lsdException w:name="page number" w:semiHidden="1" w:unhideWhenUsed="1"/>
-    <w:lsdException w:name="endnote reference" w:semiHidden="1" w:unhideWhenUsed="1"/>
-    <w:lsdException w:name="endnote text" w:semiHidden="1" w:unhideWhenUsed="1"/>
-    <w:lsdException w:name="table of authorities" w:semiHidden="1" w:unhideWhenUsed="1"/>
-    <w:lsdException w:name="macro" w:semiHidden="1" w:unhideWhenUsed="1"/>
-    <w:lsdException w:name="toa heading" w:semiHidden="1" w:unhideWhenUsed="1"/>
-    <w:lsdException w:name="List" w:semiHidden="1" w:unhideWhenUsed="1"/>
-    <w:lsdException w:name="List Bullet" w:semiHidden="1" w:unhideWhenUsed="1"/>
-    <w:lsdException w:name="List Number" w:semiHidden="1" w:unhideWhenUsed="1"/>
-    <w:lsdException w:name="List 2" w:semiHidden="1" w:unhideWhenUsed="1"/>
-    <w:lsdException w:name="List 3" w:semiHidden="1" w:unhideWhenUsed="1"/>
-    <w:lsdException w:name="List 4" w:semiHidden="1" w:unhideWhenUsed="1"/>
-    <w:lsdException w:name="List 5" w:semiHidden="1" w:unhideWhenUsed="1"/>
-    <w:lsdException w:name="List Bullet 2" w:semiHidden="1" w:unhideWhenUsed="1"/>
-    <w:lsdException w:name="List Bullet 3" w:semiHidden="1" w:unhideWhenUsed="1"/>
-    <w:lsdException w:name="List Bullet 4" w:semiHidden="1" w:unhideWhenUsed="1"/>
-    <w:lsdException w:name="List Bullet 5" w:semiHidden="1" w:unhideWhenUsed="1"/>
-    <w:lsdException w:name="List Number 2" w:semiHidden="1" w:unhideWhenUsed="1"/>
-    <w:lsdException w:name="List Number 3" w:semiHidden="1" w:unhideWhenUsed="1"/>
-    <w:lsdException w:name="List Number 4" w:semiHidden="1" w:unhideWhenUsed="1"/>
-    <w:lsdException w:name="List Number 5" w:semiHidden="1" w:unhideWhenUsed="1"/>
-    <w:lsdException w:name="Title" w:uiPriority="10" w:qFormat="1"/>
-    <w:lsdException w:name="Closing" w:semiHidden="1" w:unhideWhenUsed="1"/>
-    <w:lsdException w:name="Signature" w:semiHidden="1" w:unhideWhenUsed="1"/>
-    <w:lsdException w:name="Default Paragraph Font" w:semiHidden="1" w:uiPriority="1" w:unhideWhenUsed="1"/>
-    <w:lsdException w:name="Body Text" w:semiHidden="1" w:unhideWhenUsed="1"/>
-    <w:lsdException w:name="Body Text Indent" w:semiHidden="1" w:unhideWhenUsed="1"/>
-    <w:lsdException w:name="List Continue" w:semiHidden="1" w:unhideWhenUsed="1"/>
-    <w:lsdException w:name="List Continue 2" w:semiHidden="1" w:unhideWhenUsed="1"/>
-    <w:lsdException w:name="List Continue 3" w:semiHidden="1" w:unhideWhenUsed="1"/>
-    <w:lsdException w:name="List Continue 4" w:semiHidden="1" w:unhideWhenUsed="1"/>
-    <w:lsdException w:name="List Continue 5" w:semiHidden="1" w:unhideWhenUsed="1"/>
-    <w:lsdException w:name="Message Header" w:semiHidden="1" w:unhideWhenUsed="1"/>
-    <w:lsdException w:name="Subtitle" w:uiPriority="11" w:qFormat="1"/>
-    <w:lsdException w:name="Salutation" w:semiHidden="1" w:unhideWhenUsed="1"/>
-    <w:lsdException w:name="Date" w:semiHidden="1" w:unhideWhenUsed="1"/>
-    <w:lsdException w:name="Body Text First Indent" w:semiHidden="1" w:unhideWhenUsed="1"/>
-    <w:lsdException w:name="Body Text First Indent 2" w:semiHidden="1" w:unhideWhenUsed="1"/>
-    <w:lsdException w:name="Note Heading" w:semiHidden="1" w:unhideWhenUsed="1"/>
-    <w:lsdException w:name="Body Text 2" w:semiHidden="1" w:unhideWhenUsed="1"/>
-    <w:lsdException w:name="Body Text 3" w:semiHidden="1" w:unhideWhenUsed="1"/>
-    <w:lsdException w:name="Body Text Indent 2" w:semiHidden="1" w:unhideWhenUsed="1"/>
-    <w:lsdException w:name="Body Text Indent 3" w:semiHidden="1" w:unhideWhenUsed="1"/>
-    <w:lsdException w:name="Block Text" w:semiHidden="1" w:unhideWhenUsed="1"/>
-    <w:lsdException w:name="Hyperlink" w:semiHidden="1" w:unhideWhenUsed="1"/>
-    <w:lsdException w:name="FollowedHyperlink" w:semiHidden="1" w:unhideWhenUsed="1"/>
-    <w:lsdException w:name="Strong" w:uiPriority="22" w:qFormat="1"/>
-    <w:lsdException w:name="Emphasis" w:uiPriority="20" w:qFormat="1"/>
-    <w:lsdException w:name="Document Map" w:semiHidden="1" w:unhideWhenUsed="1"/>
-    <w:lsdException w:name="Plain Text" w:semiHidden="1" w:unhideWhenUsed="1"/>
-    <w:lsdException w:name="E-mail Signature" w:semiHidden="1" w:unhideWhenUsed="1"/>
-    <w:lsdException w:name="HTML Top of Form" w:semiHidden="1" w:unhideWhenUsed="1"/>
-    <w:lsdException w:name="HTML Bottom of Form" w:semiHidden="1" w:unhideWhenUsed="1"/>
-    <w:lsdException w:name="Normal (Web)" w:semiHidden="1" w:unhideWhenUsed="1"/>
-    <w:lsdException w:name="HTML Acronym" w:semiHidden="1" w:unhideWhenUsed="1"/>
-    <w:lsdException w:name="HTML Address" w:semiHidden="1" w:unhideWhenUsed="1"/>
-    <w:lsdException w:name="HTML Cite" w:semiHidden="1" w:unhideWhenUsed="1"/>
-    <w:lsdException w:name="HTML Code" w:semiHidden="1" w:unhideWhenUsed="1"/>
-    <w:lsdException w:name="HTML Definition" w:semiHidden="1" w:unhideWhenUsed="1"/>
-    <w:lsdException w:name="HTML Keyboard" w:semiHidden="1" w:unhideWhenUsed="1"/>
-    <w:lsdException w:name="HTML Preformatted" w:semiHidden="1" w:unhideWhenUsed="1"/>
-    <w:lsdException w:name="HTML Sample" w:semiHidden="1" w:unhideWhenUsed="1"/>
-    <w:lsdException w:name="HTML Typewriter" w:semiHidden="1" w:unhideWhenUsed="1"/>
-    <w:lsdException w:name="HTML Variable" w:semiHidden="1" w:unhideWhenUsed="1"/>
-    <w:lsdException w:name="Normal Table" w:semiHidden="1" w:unhideWhenUsed="1"/>
-    <w:lsdException w:name="annotation subject" w:semiHidden="1" w:unhideWhenUsed="1"/>
-    <w:lsdException w:name="No List" w:semiHidden="1" w:unhideWhenUsed="1"/>
-    <w:lsdException w:name="Outline List 1" w:semiHidden="1" w:unhideWhenUsed="1"/>
-    <w:lsdException w:name="Outline List 2" w:semiHidden="1" w:unhideWhenUsed="1"/>
-    <w:lsdException w:name="Outline List 3" w:semiHidden="1" w:unhideWhenUsed="1"/>
-    <w:lsdException w:name="Table Simple 1" w:semiHidden="1" w:unhideWhenUsed="1"/>
-    <w:lsdException w:name="Table Simple 2" w:semiHidden="1" w:unhideWhenUsed="1"/>
-    <w:lsdException w:name="Table Simple 3" w:semiHidden="1" w:unhideWhenUsed="1"/>
-    <w:lsdException w:name="Table Classic 1" w:semiHidden="1" w:unhideWhenUsed="1"/>
-    <w:lsdException w:name="Table Classic 2" w:semiHidden="1" w:unhideWhenUsed="1"/>
-    <w:lsdException w:name="Table Classic 3" w:semiHidden="1" w:unhideWhenUsed="1"/>
-    <w:lsdException w:name="Table Classic 4" w:semiHidden="1" w:unhideWhenUsed="1"/>
-    <w:lsdException w:name="Table Colorful 1" w:semiHidden="1" w:unhideWhenUsed="1"/>
-    <w:lsdException w:name="Table Colorful 2" w:semiHidden="1" w:unhideWhenUsed="1"/>
-    <w:lsdException w:name="Table Colorful 3" w:semiHidden="1" w:unhideWhenUsed="1"/>
-    <w:lsdException w:name="Table Columns 1" w:semiHidden="1" w:unhideWhenUsed="1"/>
-    <w:lsdException w:name="Table Columns 2" w:semiHidden="1" w:unhideWhenUsed="1"/>
-    <w:lsdException w:name="Table Columns 3" w:semiHidden="1" w:unhideWhenUsed="1"/>
-    <w:lsdException w:name="Table Columns 4" w:semiHidden="1" w:unhideWhenUsed="1"/>
-    <w:lsdException w:name="Table Columns 5" w:semiHidden="1" w:unhideWhenUsed="1"/>
-    <w:lsdException w:name="Table Grid 1" w:semiHidden="1" w:unhideWhenUsed="1"/>
-    <w:lsdException w:name="Table Grid 2" w:semiHidden="1" w:unhideWhenUsed="1"/>
-    <w:lsdException w:name="Table Grid 3" w:semiHidden="1" w:unhideWhenUsed="1"/>
-    <w:lsdException w:name="Table Grid 4" w:semiHidden="1" w:unhideWhenUsed="1"/>
-    <w:lsdException w:name="Table Grid 5" w:semiHidden="1" w:unhideWhenUsed="1"/>
-    <w:lsdException w:name="Table Grid 6" w:semiHidden="1" w:unhideWhenUsed="1"/>
-    <w:lsdException w:name="Table Grid 7" w:semiHidden="1" w:unhideWhenUsed="1"/>
-    <w:lsdException w:name="Table Grid 8" w:semiHidden="1" w:unhideWhenUsed="1"/>
-    <w:lsdException w:name="Table List 1" w:semiHidden="1" w:unhideWhenUsed="1"/>
-    <w:lsdException w:name="Table List 2" w:semiHidden="1" w:unhideWhenUsed="1"/>
-    <w:lsdException w:name="Table List 3" w:semiHidden="1" w:unhideWhenUsed="1"/>
-    <w:lsdException w:name="Table List 4" w:semiHidden="1" w:unhideWhenUsed="1"/>
-    <w:lsdException w:name="Table List 5" w:semiHidden="1" w:unhideWhenUsed="1"/>
-    <w:lsdException w:name="Table List 6" w:semiHidden="1" w:unhideWhenUsed="1"/>
-    <w:lsdException w:name="Table List 7" w:semiHidden="1" w:unhideWhenUsed="1"/>
-    <w:lsdException w:name="Table List 8" w:semiHidden="1" w:unhideWhenUsed="1"/>
-    <w:lsdException w:name="Table 3D effects 1" w:semiHidden="1" w:unhideWhenUsed="1"/>
-    <w:lsdException w:name="Table 3D effects 2" w:semiHidden="1" w:unhideWhenUsed="1"/>
-    <w:lsdException w:name="Table 3D effects 3" w:semiHidden="1" w:unhideWhenUsed="1"/>
-    <w:lsdException w:name="Table Contemporary" w:semiHidden="1" w:unhideWhenUsed="1"/>
-    <w:lsdException w:name="Table Elegant" w:semiHidden="1" w:unhideWhenUsed="1"/>
-    <w:lsdException w:name="Table Professional" w:semiHidden="1" w:unhideWhenUsed="1"/>
-    <w:lsdException w:name="Table Subtle 1" w:semiHidden="1" w:unhideWhenUsed="1"/>
-    <w:lsdException w:name="Table Subtle 2" w:semiHidden="1" w:unhideWhenUsed="1"/>
-    <w:lsdException w:name="Table Web 1" w:semiHidden="1" w:unhideWhenUsed="1"/>
-    <w:lsdException w:name="Table Web 2" w:semiHidden="1" w:unhideWhenUsed="1"/>
-    <w:lsdException w:name="Table Web 3" w:semiHidden="1" w:unhideWhenUsed="1"/>
-    <w:lsdException w:name="Balloon Text" w:semiHidden="1" w:unhideWhenUsed="1"/>
-    <w:lsdException w:name="Table Grid" w:uiPriority="39"/>
-    <w:lsdException w:name="Table Theme" w:semiHidden="1" w:unhideWhenUsed="1"/>
-    <w:lsdException w:name="Placeholder Text" w:semiHidden="1"/>
-    <w:lsdException w:name="No Spacing" w:uiPriority="1" w:qFormat="1"/>
-    <w:lsdException w:name="Light Shading" w:uiPriority="60"/>
-    <w:lsdException w:name="Light List" w:uiPriority="61"/>
-    <w:lsdException w:name="Light Grid" w:uiPriority="62"/>
-    <w:lsdException w:name="Medium Shading 1" w:uiPriority="63"/>
-    <w:lsdException w:name="Medium Shading 2" w:uiPriority="64"/>
-    <w:lsdException w:name="Medium List 1" w:uiPriority="65"/>
-    <w:lsdException w:name="Medium List 2" w:uiPriority="66"/>
-    <w:lsdException w:name="Medium Grid 1" w:uiPriority="67"/>
-    <w:lsdException w:name="Medium Grid 2" w:uiPriority="68"/>
-    <w:lsdException w:name="Medium Grid 3" w:uiPriority="69"/>
-    <w:lsdException w:name="Dark List" w:uiPriority="70"/>
-    <w:lsdException w:name="Colorful Shading" w:uiPriority="71"/>
-    <w:lsdException w:name="Colorful List" w:uiPriority="72"/>
-    <w:lsdException w:name="Colorful Grid" w:uiPriority="73"/>
-    <w:lsdException w:name="Light Shading Accent 1" w:uiPriority="60"/>
-    <w:lsdException w:name="Light List Accent 1" w:uiPriority="61"/>
-    <w:lsdException w:name="Light Grid Accent 1" w:uiPriority="62"/>
-    <w:lsdException w:name="Medium Shading 1 Accent 1" w:uiPriority="63"/>
-    <w:lsdException w:name="Medium Shading 2 Accent 1" w:uiPriority="64"/>
-    <w:lsdException w:name="Medium List 1 Accent 1" w:uiPriority="65"/>
-    <w:lsdException w:name="Revision" w:semiHidden="1"/>
-    <w:lsdException w:name="List Paragraph" w:uiPriority="34" w:qFormat="1"/>
-    <w:lsdException w:name="Quote" w:uiPriority="29" w:qFormat="1"/>
-    <w:lsdException w:name="Intense Quote" w:uiPriority="30" w:qFormat="1"/>
-    <w:lsdException w:name="Medium List 2 Accent 1" w:uiPriority="66"/>
-    <w:lsdException w:name="Medium Grid 1 Accent 1" w:uiPriority="67"/>
-    <w:lsdException w:name="Medium Grid 2 Accent 1" w:uiPriority="68"/>
-    <w:lsdException w:name="Medium Grid 3 Accent 1" w:uiPriority="69"/>
-    <w:lsdException w:name="Dark List Accent 1" w:uiPriority="70"/>
-    <w:lsdException w:name="Colorful Shading Accent 1" w:uiPriority="71"/>
-    <w:lsdException w:name="Colorful List Accent 1" w:uiPriority="72"/>
-    <w:lsdException w:name="Colorful Grid Accent 1" w:uiPriority="73"/>
-    <w:lsdException w:name="Light Shading Accent 2" w:uiPriority="60"/>
-    <w:lsdException w:name="Light List Accent 2" w:uiPriority="61"/>
-    <w:lsdException w:name="Light Grid Accent 2" w:uiPriority="62"/>
-    <w:lsdException w:name="Medium Shading 1 Accent 2" w:uiPriority="63"/>
-    <w:lsdException w:name="Medium Shading 2 Accent 2" w:uiPriority="64"/>
-    <w:lsdException w:name="Medium List 1 Accent 2" w:uiPriority="65"/>
-    <w:lsdException w:name="Medium List 2 Accent 2" w:uiPriority="66"/>
-    <w:lsdException w:name="Medium Grid 1 Accent 2" w:uiPriority="67"/>
-    <w:lsdException w:name="Medium Grid 2 Accent 2" w:uiPriority="68"/>
-    <w:lsdException w:name="Medium Grid 3 Accent 2" w:uiPriority="69"/>
-    <w:lsdException w:name="Dark List Accent 2" w:uiPriority="70"/>
-    <w:lsdException w:name="Colorful Shading Accent 2" w:uiPriority="71"/>
-    <w:lsdException w:name="Colorful List Accent 2" w:uiPriority="72"/>
-    <w:lsdException w:name="Colorful Grid Accent 2" w:uiPriority="73"/>
-    <w:lsdException w:name="Light Shading Accent 3" w:uiPriority="60"/>
-    <w:lsdException w:name="Light List Accent 3" w:uiPriority="61"/>
-    <w:lsdException w:name="Light Grid Accent 3" w:uiPriority="62"/>
-    <w:lsdException w:name="Medium Shading 1 Accent 3" w:uiPriority="63"/>
-    <w:lsdException w:name="Medium Shading 2 Accent 3" w:uiPriority="64"/>
-    <w:lsdException w:name="Medium List 1 Accent 3" w:uiPriority="65"/>
-    <w:lsdException w:name="Medium List 2 Accent 3" w:uiPriority="66"/>
-    <w:lsdException w:name="Medium Grid 1 Accent 3" w:uiPriority="67"/>
-    <w:lsdException w:name="Medium Grid 2 Accent 3" w:uiPriority="68"/>
-    <w:lsdException w:name="Medium Grid 3 Accent 3" w:uiPriority="69"/>
-    <w:lsdException w:name="Dark List Accent 3" w:uiPriority="70"/>
-    <w:lsdException w:name="Colorful Shading Accent 3" w:uiPriority="71"/>
-    <w:lsdException w:name="Colorful List Accent 3" w:uiPriority="72"/>
-    <w:lsdException w:name="Colorful Grid Accent 3" w:uiPriority="73"/>
-    <w:lsdException w:name="Light Shading Accent 4" w:uiPriority="60"/>
-    <w:lsdException w:name="Light List Accent 4" w:uiPriority="61"/>
-    <w:lsdException w:name="Light Grid Accent 4" w:uiPriority="62"/>
-    <w:lsdException w:name="Medium Shading 1 Accent 4" w:uiPriority="63"/>
-    <w:lsdException w:name="Medium Shading 2 Accent 4" w:uiPriority="64"/>
-    <w:lsdException w:name="Medium List 1 Accent 4" w:uiPriority="65"/>
-    <w:lsdException w:name="Medium List 2 Accent 4" w:uiPriority="66"/>
-    <w:lsdException w:name="Medium Grid 1 Accent 4" w:uiPriority="67"/>
-    <w:lsdException w:name="Medium Grid 2 Accent 4" w:uiPriority="68"/>
-    <w:lsdException w:name="Medium Grid 3 Accent 4" w:uiPriority="69"/>
-    <w:lsdException w:name="Dark List Accent 4" w:uiPriority="70"/>
-    <w:lsdException w:name="Colorful Shading Accent 4" w:uiPriority="71"/>
-    <w:lsdException w:name="Colorful List Accent 4" w:uiPriority="72"/>
-    <w:lsdException w:name="Colorful Grid Accent 4" w:uiPriority="73"/>
-    <w:lsdException w:name="Light Shading Accent 5" w:uiPriority="60"/>
-    <w:lsdException w:name="Light List Accent 5" w:uiPriority="61"/>
-    <w:lsdException w:name="Light Grid Accent 5" w:uiPriority="62"/>
-    <w:lsdException w:name="Medium Shading 1 Accent 5" w:uiPriority="63"/>
-    <w:lsdException w:name="Medium Shading 2 Accent 5" w:uiPriority="64"/>
-    <w:lsdException w:name="Medium List 1 Accent 5" w:uiPriority="65"/>
-    <w:lsdException w:name="Medium List 2 Accent 5" w:uiPriority="66"/>
-    <w:lsdException w:name="Medium Grid 1 Accent 5" w:uiPriority="67"/>
-    <w:lsdException w:name="Medium Grid 2 Accent 5" w:uiPriority="68"/>
-    <w:lsdException w:name="Medium Grid 3 Accent 5" w:uiPriority="69"/>
-    <w:lsdException w:name="Dark List Accent 5" w:uiPriority="70"/>
-    <w:lsdException w:name="Colorful Shading Accent 5" w:uiPriority="71"/>
-    <w:lsdException w:name="Colorful List Accent 5" w:uiPriority="72"/>
-    <w:lsdException w:name="Colorful Grid Accent 5" w:uiPriority="73"/>
-    <w:lsdException w:name="Light Shading Accent 6" w:uiPriority="60"/>
-    <w:lsdException w:name="Light List Accent 6" w:uiPriority="61"/>
-    <w:lsdException w:name="Light Grid Accent 6" w:uiPriority="62"/>
-    <w:lsdException w:name="Medium Shading 1 Accent 6" w:uiPriority="63"/>
-    <w:lsdException w:name="Medium Shading 2 Accent 6" w:uiPriority="64"/>
-    <w:lsdException w:name="Medium List 1 Accent 6" w:uiPriority="65"/>
-    <w:lsdException w:name="Medium List 2 Accent 6" w:uiPriority="66"/>
-    <w:lsdException w:name="Medium Grid 1 Accent 6" w:uiPriority="67"/>
-    <w:lsdException w:name="Medium Grid 2 Accent 6" w:uiPriority="68"/>
-    <w:lsdException w:name="Medium Grid 3 Accent 6" w:uiPriority="69"/>
-    <w:lsdException w:name="Dark List Accent 6" w:uiPriority="70"/>
-    <w:lsdException w:name="Colorful Shading Accent 6" w:uiPriority="71"/>
-    <w:lsdException w:name="Colorful List Accent 6" w:uiPriority="72"/>
-    <w:lsdException w:name="Colorful Grid Accent 6" w:uiPriority="73"/>
-    <w:lsdException w:name="Subtle Emphasis" w:uiPriority="19" w:qFormat="1"/>
-    <w:lsdException w:name="Intense Emphasis" w:uiPriority="21" w:qFormat="1"/>
-    <w:lsdException w:name="Subtle Reference" w:uiPriority="31" w:qFormat="1"/>
-    <w:lsdException w:name="Intense Reference" w:uiPriority="32" w:qFormat="1"/>
-    <w:lsdException w:name="Book Title" w:uiPriority="33" w:qFormat="1"/>
-    <w:lsdException w:name="Bibliography" w:semiHidden="1" w:uiPriority="37" w:unhideWhenUsed="1"/>
-    <w:lsdException w:name="TOC Heading" w:semiHidden="1" w:uiPriority="39" w:unhideWhenUsed="1" w:qFormat="1"/>
-    <w:lsdException w:name="Plain Table 1" w:uiPriority="41"/>
-    <w:lsdException w:name="Plain Table 2" w:uiPriority="42"/>
-    <w:lsdException w:name="Plain Table 3" w:uiPriority="43"/>
-    <w:lsdException w:name="Plain Table 4" w:uiPriority="44"/>
-    <w:lsdException w:name="Plain Table 5" w:uiPriority="45"/>
-    <w:lsdException w:name="Grid Table Light" w:uiPriority="40"/>
-    <w:lsdException w:name="Grid Table 1 Light" w:uiPriority="46"/>
-    <w:lsdException w:name="Grid Table 2" w:uiPriority="47"/>
-    <w:lsdException w:name="Grid Table 3" w:uiPriority="48"/>
-    <w:lsdException w:name="Grid Table 4" w:uiPriority="49"/>
-    <w:lsdException w:name="Grid Table 5 Dark" w:uiPriority="50"/>
-    <w:lsdException w:name="Grid Table 6 Colorful" w:uiPriority="51"/>
-    <w:lsdException w:name="Grid Table 7 Colorful" w:uiPriority="52"/>
-    <w:lsdException w:name="Grid Table 1 Light Accent 1" w:uiPriority="46"/>
-    <w:lsdException w:name="Grid Table 2 Accent 1" w:uiPriority="47"/>
-    <w:lsdException w:name="Grid Table 3 Accent 1" w:uiPriority="48"/>
-    <w:lsdException w:name="Grid Table 4 Accent 1" w:uiPriority="49"/>
-    <w:lsdException w:name="Grid Table 5 Dark Accent 1" w:uiPriority="50"/>
-    <w:lsdException w:name="Grid Table 6 Colorful Accent 1" w:uiPriority="51"/>
-    <w:lsdException w:name="Grid Table 7 Colorful Accent 1" w:uiPriority="52"/>
-    <w:lsdException w:name="Grid Table 1 Light Accent 2" w:uiPriority="46"/>
-    <w:lsdException w:name="Grid Table 2 Accent 2" w:uiPriority="47"/>
-    <w:lsdException w:name="Grid Table 3 Accent 2" w:uiPriority="48"/>
-    <w:lsdException w:name="Grid Table 4 Accent 2" w:uiPriority="49"/>
-    <w:lsdException w:name="Grid Table 5 Dark Accent 2" w:uiPriority="50"/>
-    <w:lsdException w:name="Grid Table 6 Colorful Accent 2" w:uiPriority="51"/>
-    <w:lsdException w:name="Grid Table 7 Colorful Accent 2" w:uiPriority="52"/>
-    <w:lsdException w:name="Grid Table 1 Light Accent 3" w:uiPriority="46"/>
-    <w:lsdException w:name="Grid Table 2 Accent 3" w:uiPriority="47"/>
-    <w:lsdException w:name="Grid Table 3 Accent 3" w:uiPriority="48"/>
-    <w:lsdException w:name="Grid Table 4 Accent 3" w:uiPriority="49"/>
-    <w:lsdException w:name="Grid Table 5 Dark Accent 3" w:uiPriority="50"/>
-    <w:lsdException w:name="Grid Table 6 Colorful Accent 3" w:uiPriority="51"/>
-    <w:lsdException w:name="Grid Table 7 Colorful Accent 3" w:uiPriority="52"/>
-    <w:lsdException w:name="Grid Table 1 Light Accent 4" w:uiPriority="46"/>
-    <w:lsdException w:name="Grid Table 2 Accent 4" w:uiPriority="47"/>
-    <w:lsdException w:name="Grid Table 3 Accent 4" w:uiPriority="48"/>
-    <w:lsdException w:name="Grid Table 4 Accent 4" w:uiPriority="49"/>
-    <w:lsdException w:name="Grid Table 5 Dark Accent 4" w:uiPriority="50"/>
-    <w:lsdException w:name="Grid Table 6 Colorful Accent 4" w:uiPriority="51"/>
-    <w:lsdException w:name="Grid Table 7 Colorful Accent 4" w:uiPriority="52"/>
-    <w:lsdException w:name="Grid Table 1 Light Accent 5" w:uiPriority="46"/>
-    <w:lsdException w:name="Grid Table 2 Accent 5" w:uiPriority="47"/>
-    <w:lsdException w:name="Grid Table 3 Accent 5" w:uiPriority="48"/>
-    <w:lsdException w:name="Grid Table 4 Accent 5" w:uiPriority="49"/>
-    <w:lsdException w:name="Grid Table 5 Dark Accent 5" w:uiPriority="50"/>
-    <w:lsdException w:name="Grid Table 6 Colorful Accent 5" w:uiPriority="51"/>
-    <w:lsdException w:name="Grid Table 7 Colorful Accent 5" w:uiPriority="52"/>
-    <w:lsdException w:name="Grid Table 1 Light Accent 6" w:uiPriority="46"/>
-    <w:lsdException w:name="Grid Table 2 Accent 6" w:uiPriority="47"/>
-    <w:lsdException w:name="Grid Table 3 Accent 6" w:uiPriority="48"/>
-    <w:lsdException w:name="Grid Table 4 Accent 6" w:uiPriority="49"/>
-    <w:lsdException w:name="Grid Table 5 Dark Accent 6" w:uiPriority="50"/>
-    <w:lsdException w:name="Grid Table 6 Colorful Accent 6" w:uiPriority="51"/>
-    <w:lsdException w:name="Grid Table 7 Colorful Accent 6" w:uiPriority="52"/>
-    <w:lsdException w:name="List Table 1 Light" w:uiPriority="46"/>
-    <w:lsdException w:name="List Table 2" w:uiPriority="47"/>
-    <w:lsdException w:name="List Table 3" w:uiPriority="48"/>
-    <w:lsdException w:name="List Table 4" w:uiPriority="49"/>
-    <w:lsdException w:name="List Table 5 Dark" w:uiPriority="50"/>
-    <w:lsdException w:name="List Table 6 Colorful" w:uiPriority="51"/>
-    <w:lsdException w:name="List Table 7 Colorful" w:uiPriority="52"/>
-    <w:lsdException w:name="List Table 1 Light Accent 1" w:uiPriority="46"/>
-    <w:lsdException w:name="List Table 2 Accent 1" w:uiPriority="47"/>
-    <w:lsdException w:name="List Table 3 Accent 1" w:uiPriority="48"/>
-    <w:lsdException w:name="List Table 4 Accent 1" w:uiPriority="49"/>
-    <w:lsdException w:name="List Table 5 Dark Accent 1" w:uiPriority="50"/>
-    <w:lsdException w:name="List Table 6 Colorful Accent 1" w:uiPriority="51"/>
-    <w:lsdException w:name="List Table 7 Colorful Accent 1" w:uiPriority="52"/>
-    <w:lsdException w:name="List Table 1 Light Accent 2" w:uiPriority="46"/>
-    <w:lsdException w:name="List Table 2 Accent 2" w:uiPriority="47"/>
-    <w:lsdException w:name="List Table 3 Accent 2" w:uiPriority="48"/>
-    <w:lsdException w:name="List Table 4 Accent 2" w:uiPriority="49"/>
-    <w:lsdException w:name="List Table 5 Dark Accent 2" w:uiPriority="50"/>
-    <w:lsdException w:name="List Table 6 Colorful Accent 2" w:uiPriority="51"/>
-    <w:lsdException w:name="List Table 7 Colorful Accent 2" w:uiPriority="52"/>
-    <w:lsdException w:name="List Table 1 Light Accent 3" w:uiPriority="46"/>
-    <w:lsdException w:name="List Table 2 Accent 3" w:uiPriority="47"/>
-    <w:lsdException w:name="List Table 3 Accent 3" w:uiPriority="48"/>
-    <w:lsdException w:name="List Table 4 Accent 3" w:uiPriority="49"/>
-    <w:lsdException w:name="List Table 5 Dark Accent 3" w:uiPriority="50"/>
-    <w:lsdException w:name="List Table 6 Colorful Accent 3" w:uiPriority="51"/>
-    <w:lsdException w:name="List Table 7 Colorful Accent 3" w:uiPriority="52"/>
-    <w:lsdException w:name="List Table 1 Light Accent 4" w:uiPriority="46"/>
-    <w:lsdException w:name="List Table 2 Accent 4" w:uiPriority="47"/>
-    <w:lsdException w:name="List Table 3 Accent 4" w:uiPriority="48"/>
-    <w:lsdException w:name="List Table 4 Accent 4" w:uiPriority="49"/>
-    <w:lsdException w:name="List Table 5 Dark Accent 4" w:uiPriority="50"/>
-    <w:lsdException w:name="List Table 6 Colorful Accent 4" w:uiPriority="51"/>
-    <w:lsdException w:name="List Table 7 Colorful Accent 4" w:uiPriority="52"/>
-    <w:lsdException w:name="List Table 1 Light Accent 5" w:uiPriority="46"/>
-    <w:lsdException w:name="List Table 2 Accent 5" w:uiPriority="47"/>
-    <w:lsdException w:name="List Table 3 Accent 5" w:uiPriority="48"/>
-    <w:lsdException w:name="List Table 4 Accent 5" w:uiPriority="49"/>
-    <w:lsdException w:name="List Table 5 Dark Accent 5" w:uiPriority="50"/>
-    <w:lsdException w:name="List Table 6 Colorful Accent 5" w:uiPriority="51"/>
-    <w:lsdException w:name="List Table 7 Colorful Accent 5" w:uiPriority="52"/>
-    <w:lsdException w:name="List Table 1 Light Accent 6" w:uiPriority="46"/>
-    <w:lsdException w:name="List Table 2 Accent 6" w:uiPriority="47"/>
-    <w:lsdException w:name="List Table 3 Accent 6" w:uiPriority="48"/>
-    <w:lsdException w:name="List Table 4 Accent 6" w:uiPriority="49"/>
-    <w:lsdException w:name="List Table 5 Dark Accent 6" w:uiPriority="50"/>
-    <w:lsdException w:name="List Table 6 Colorful Accent 6" w:uiPriority="51"/>
-    <w:lsdException w:name="List Table 7 Colorful Accent 6" w:uiPriority="52"/>
-    <w:lsdException w:name="Mention" w:semiHidden="1" w:unhideWhenUsed="1"/>
-    <w:lsdException w:name="Smart Hyperlink" w:semiHidden="1" w:unhideWhenUsed="1"/>
-    <w:lsdException w:name="Hashtag" w:semiHidden="1" w:unhideWhenUsed="1"/>
-    <w:lsdException w:name="Unresolved Mention" w:semiHidden="1" w:unhideWhenUsed="1"/>
-    <w:lsdException w:name="Smart Link" w:semiHidden="1" w:unhideWhenUsed="1"/>
+  <w:latentStyles w:defLockedState="0" w:defUIPriority="99" w:defSemiHidden="1" w:defUnhideWhenUsed="1" w:defQFormat="0" w:count="267">
+    <w:lsdException w:name="Normal" w:semiHidden="0" w:uiPriority="0" w:unhideWhenUsed="0" w:qFormat="1"/>
+    <w:lsdException w:name="heading 1" w:semiHidden="0" w:uiPriority="9" w:unhideWhenUsed="0" w:qFormat="1"/>
+    <w:lsdException w:name="heading 2" w:uiPriority="9" w:qFormat="1"/>
+    <w:lsdException w:name="heading 3" w:uiPriority="9" w:qFormat="1"/>
+    <w:lsdException w:name="heading 4" w:uiPriority="9" w:qFormat="1"/>
+    <w:lsdException w:name="heading 5" w:uiPriority="9" w:qFormat="1"/>
+    <w:lsdException w:name="heading 6" w:uiPriority="9" w:qFormat="1"/>
+    <w:lsdException w:name="heading 7" w:uiPriority="9" w:qFormat="1"/>
+    <w:lsdException w:name="heading 8" w:uiPriority="9" w:qFormat="1"/>
+    <w:lsdException w:name="heading 9" w:uiPriority="9" w:qFormat="1"/>
+    <w:lsdException w:name="toc 1" w:uiPriority="39"/>
+    <w:lsdException w:name="toc 2" w:uiPriority="39"/>
+    <w:lsdException w:name="toc 3" w:uiPriority="39"/>
+    <w:lsdException w:name="toc 4" w:uiPriority="39"/>
+    <w:lsdException w:name="toc 5" w:uiPriority="39"/>
+    <w:lsdException w:name="toc 6" w:uiPriority="39"/>
+    <w:lsdException w:name="toc 7" w:uiPriority="39"/>
+    <w:lsdException w:name="toc 8" w:uiPriority="39"/>
+    <w:lsdException w:name="toc 9" w:uiPriority="39"/>
+    <w:lsdException w:name="caption" w:uiPriority="35" w:qFormat="1"/>
+    <w:lsdException w:name="Title" w:semiHidden="0" w:uiPriority="10" w:unhideWhenUsed="0" w:qFormat="1"/>
+    <w:lsdException w:name="Default Paragraph Font" w:uiPriority="1"/>
+    <w:lsdException w:name="Subtitle" w:semiHidden="0" w:uiPriority="11" w:unhideWhenUsed="0" w:qFormat="1"/>
+    <w:lsdException w:name="Strong" w:semiHidden="0" w:uiPriority="22" w:unhideWhenUsed="0" w:qFormat="1"/>
+    <w:lsdException w:name="Emphasis" w:semiHidden="0" w:uiPriority="20" w:unhideWhenUsed="0" w:qFormat="1"/>
+    <w:lsdException w:name="Table Grid" w:semiHidden="0" w:uiPriority="39" w:unhideWhenUsed="0"/>
+    <w:lsdException w:name="Placeholder Text" w:unhideWhenUsed="0"/>
+    <w:lsdException w:name="No Spacing" w:semiHidden="0" w:uiPriority="1" w:unhideWhenUsed="0" w:qFormat="1"/>
+    <w:lsdException w:name="Light Shading" w:semiHidden="0" w:uiPriority="60" w:unhideWhenUsed="0"/>
+    <w:lsdException w:name="Light List" w:semiHidden="0" w:uiPriority="61" w:unhideWhenUsed="0"/>
+    <w:lsdException w:name="Light Grid" w:semiHidden="0" w:uiPriority="62" w:unhideWhenUsed="0"/>
+    <w:lsdException w:name="Medium Shading 1" w:semiHidden="0" w:uiPriority="63" w:unhideWhenUsed="0"/>
+    <w:lsdException w:name="Medium Shading 2" w:semiHidden="0" w:uiPriority="64" w:unhideWhenUsed="0"/>
+    <w:lsdException w:name="Medium List 1" w:semiHidden="0" w:uiPriority="65" w:unhideWhenUsed="0"/>
+    <w:lsdException w:name="Medium List 2" w:semiHidden="0" w:uiPriority="66" w:unhideWhenUsed="0"/>
+    <w:lsdException w:name="Medium Grid 1" w:semiHidden="0" w:uiPriority="67" w:unhideWhenUsed="0"/>
+    <w:lsdException w:name="Medium Grid 2" w:semiHidden="0" w:uiPriority="68" w:unhideWhenUsed="0"/>
+    <w:lsdException w:name="Medium Grid 3" w:semiHidden="0" w:uiPriority="69" w:unhideWhenUsed="0"/>
+    <w:lsdException w:name="Dark List" w:semiHidden="0" w:uiPriority="70" w:unhideWhenUsed="0"/>
+    <w:lsdException w:name="Colorful Shading" w:semiHidden="0" w:uiPriority="71" w:unhideWhenUsed="0"/>
+    <w:lsdException w:name="Colorful List" w:semiHidden="0" w:uiPriority="72" w:unhideWhenUsed="0"/>
+    <w:lsdException w:name="Colorful Grid" w:semiHidden="0" w:uiPriority="73" w:unhideWhenUsed="0"/>
+    <w:lsdException w:name="Light Shading Accent 1" w:semiHidden="0" w:uiPriority="60" w:unhideWhenUsed="0"/>
+    <w:lsdException w:name="Light List Accent 1" w:semiHidden="0" w:uiPriority="61" w:unhideWhenUsed="0"/>
+    <w:lsdException w:name="Light Grid Accent 1" w:semiHidden="0" w:uiPriority="62" w:unhideWhenUsed="0"/>
+    <w:lsdException w:name="Medium Shading 1 Accent 1" w:semiHidden="0" w:uiPriority="63" w:unhideWhenUsed="0"/>
+    <w:lsdException w:name="Medium Shading 2 Accent 1" w:semiHidden="0" w:uiPriority="64" w:unhideWhenUsed="0"/>
+    <w:lsdException w:name="Medium List 1 Accent 1" w:semiHidden="0" w:uiPriority="65" w:unhideWhenUsed="0"/>
+    <w:lsdException w:name="Revision" w:unhideWhenUsed="0"/>
+    <w:lsdException w:name="List Paragraph" w:semiHidden="0" w:uiPriority="34" w:unhideWhenUsed="0" w:qFormat="1"/>
+    <w:lsdException w:name="Quote" w:semiHidden="0" w:uiPriority="29" w:unhideWhenUsed="0" w:qFormat="1"/>
+    <w:lsdException w:name="Intense Quote" w:semiHidden="0" w:uiPriority="30" w:unhideWhenUsed="0" w:qFormat="1"/>
+    <w:lsdException w:name="Medium List 2 Accent 1" w:semiHidden="0" w:uiPriority="66" w:unhideWhenUsed="0"/>
+    <w:lsdException w:name="Medium Grid 1 Accent 1" w:semiHidden="0" w:uiPriority="67" w:unhideWhenUsed="0"/>
+    <w:lsdException w:name="Medium Grid 2 Accent 1" w:semiHidden="0" w:uiPriority="68" w:unhideWhenUsed="0"/>
+    <w:lsdException w:name="Medium Grid 3 Accent 1" w:semiHidden="0" w:uiPriority="69" w:unhideWhenUsed="0"/>
+    <w:lsdException w:name="Dark List Accent 1" w:semiHidden="0" w:uiPriority="70" w:unhideWhenUsed="0"/>
+    <w:lsdException w:name="Colorful Shading Accent 1" w:semiHidden="0" w:uiPriority="71" w:unhideWhenUsed="0"/>
+    <w:lsdException w:name="Colorful List Accent 1" w:semiHidden="0" w:uiPriority="72" w:unhideWhenUsed="0"/>
+    <w:lsdException w:name="Colorful Grid Accent 1" w:semiHidden="0" w:uiPriority="73" w:unhideWhenUsed="0"/>
+    <w:lsdException w:name="Light Shading Accent 2" w:semiHidden="0" w:uiPriority="60" w:unhideWhenUsed="0"/>
+    <w:lsdException w:name="Light List Accent 2" w:semiHidden="0" w:uiPriority="61" w:unhideWhenUsed="0"/>
+    <w:lsdException w:name="Light Grid Accent 2" w:semiHidden="0" w:uiPriority="62" w:unhideWhenUsed="0"/>
+    <w:lsdException w:name="Medium Shading 1 Accent 2" w:semiHidden="0" w:uiPriority="63" w:unhideWhenUsed="0"/>
+    <w:lsdException w:name="Medium Shading 2 Accent 2" w:semiHidden="0" w:uiPriority="64" w:unhideWhenUsed="0"/>
+    <w:lsdException w:name="Medium List 1 Accent 2" w:semiHidden="0" w:uiPriority="65" w:unhideWhenUsed="0"/>
+    <w:lsdException w:name="Medium List 2 Accent 2" w:semiHidden="0" w:uiPriority="66" w:unhideWhenUsed="0"/>
+    <w:lsdException w:name="Medium Grid 1 Accent 2" w:semiHidden="0" w:uiPriority="67" w:unhideWhenUsed="0"/>
+    <w:lsdException w:name="Medium Grid 2 Accent 2" w:semiHidden="0" w:uiPriority="68" w:unhideWhenUsed="0"/>
+    <w:lsdException w:name="Medium Grid 3 Accent 2" w:semiHidden="0" w:uiPriority="69" w:unhideWhenUsed="0"/>
+    <w:lsdException w:name="Dark List Accent 2" w:semiHidden="0" w:uiPriority="70" w:unhideWhenUsed="0"/>
+    <w:lsdException w:name="Colorful Shading Accent 2" w:semiHidden="0" w:uiPriority="71" w:unhideWhenUsed="0"/>
+    <w:lsdException w:name="Colorful List Accent 2" w:semiHidden="0" w:uiPriority="72" w:unhideWhenUsed="0"/>
+    <w:lsdException w:name="Colorful Grid Accent 2" w:semiHidden="0" w:uiPriority="73" w:unhideWhenUsed="0"/>
+    <w:lsdException w:name="Light Shading Accent 3" w:semiHidden="0" w:uiPriority="60" w:unhideWhenUsed="0"/>
+    <w:lsdException w:name="Light List Accent 3" w:semiHidden="0" w:uiPriority="61" w:unhideWhenUsed="0"/>
+    <w:lsdException w:name="Light Grid Accent 3" w:semiHidden="0" w:uiPriority="62" w:unhideWhenUsed="0"/>
+    <w:lsdException w:name="Medium Shading 1 Accent 3" w:semiHidden="0" w:uiPriority="63" w:unhideWhenUsed="0"/>
+    <w:lsdException w:name="Medium Shading 2 Accent 3" w:semiHidden="0" w:uiPriority="64" w:unhideWhenUsed="0"/>
+    <w:lsdException w:name="Medium List 1 Accent 3" w:semiHidden="0" w:uiPriority="65" w:unhideWhenUsed="0"/>
+    <w:lsdException w:name="Medium List 2 Accent 3" w:semiHidden="0" w:uiPriority="66" w:unhideWhenUsed="0"/>
+    <w:lsdException w:name="Medium Grid 1 Accent 3" w:semiHidden="0" w:uiPriority="67" w:unhideWhenUsed="0"/>
+    <w:lsdException w:name="Medium Grid 2 Accent 3" w:semiHidden="0" w:uiPriority="68" w:unhideWhenUsed="0"/>
+    <w:lsdException w:name="Medium Grid 3 Accent 3" w:semiHidden="0" w:uiPriority="69" w:unhideWhenUsed="0"/>
+    <w:lsdException w:name="Dark List Accent 3" w:semiHidden="0" w:uiPriority="70" w:unhideWhenUsed="0"/>
+    <w:lsdException w:name="Colorful Shading Accent 3" w:semiHidden="0" w:uiPriority="71" w:unhideWhenUsed="0"/>
+    <w:lsdException w:name="Colorful List Accent 3" w:semiHidden="0" w:uiPriority="72" w:unhideWhenUsed="0"/>
+    <w:lsdException w:name="Colorful Grid Accent 3" w:semiHidden="0" w:uiPriority="73" w:unhideWhenUsed="0"/>
+    <w:lsdException w:name="Light Shading Accent 4" w:semiHidden="0" w:uiPriority="60" w:unhideWhenUsed="0"/>
+    <w:lsdException w:name="Light List Accent 4" w:semiHidden="0" w:uiPriority="61" w:unhideWhenUsed="0"/>
+    <w:lsdException w:name="Light Grid Accent 4" w:semiHidden="0" w:uiPriority="62" w:unhideWhenUsed="0"/>
+    <w:lsdException w:name="Medium Shading 1 Accent 4" w:semiHidden="0" w:uiPriority="63" w:unhideWhenUsed="0"/>
+    <w:lsdException w:name="Medium Shading 2 Accent 4" w:semiHidden="0" w:uiPriority="64" w:unhideWhenUsed="0"/>
+    <w:lsdException w:name="Medium List 1 Accent 4" w:semiHidden="0" w:uiPriority="65" w:unhideWhenUsed="0"/>
+    <w:lsdException w:name="Medium List 2 Accent 4" w:semiHidden="0" w:uiPriority="66" w:unhideWhenUsed="0"/>
+    <w:lsdException w:name="Medium Grid 1 Accent 4" w:semiHidden="0" w:uiPriority="67" w:unhideWhenUsed="0"/>
+    <w:lsdException w:name="Medium Grid 2 Accent 4" w:semiHidden="0" w:uiPriority="68" w:unhideWhenUsed="0"/>
+    <w:lsdException w:name="Medium Grid 3 Accent 4" w:semiHidden="0" w:uiPriority="69" w:unhideWhenUsed="0"/>
+    <w:lsdException w:name="Dark List Accent 4" w:semiHidden="0" w:uiPriority="70" w:unhideWhenUsed="0"/>
+    <w:lsdException w:name="Colorful Shading Accent 4" w:semiHidden="0" w:uiPriority="71" w:unhideWhenUsed="0"/>
+    <w:lsdException w:name="Colorful List Accent 4" w:semiHidden="0" w:uiPriority="72" w:unhideWhenUsed="0"/>
+    <w:lsdException w:name="Colorful Grid Accent 4" w:semiHidden="0" w:uiPriority="73" w:unhideWhenUsed="0"/>
+    <w:lsdException w:name="Light Shading Accent 5" w:semiHidden="0" w:uiPriority="60" w:unhideWhenUsed="0"/>
+    <w:lsdException w:name="Light List Accent 5" w:semiHidden="0" w:uiPriority="61" w:unhideWhenUsed="0"/>
+    <w:lsdException w:name="Light Grid Accent 5" w:semiHidden="0" w:uiPriority="62" w:unhideWhenUsed="0"/>
+    <w:lsdException w:name="Medium Shading 1 Accent 5" w:semiHidden="0" w:uiPriority="63" w:unhideWhenUsed="0"/>
+    <w:lsdException w:name="Medium Shading 2 Accent 5" w:semiHidden="0" w:uiPriority="64" w:unhideWhenUsed="0"/>
+    <w:lsdException w:name="Medium List 1 Accent 5" w:semiHidden="0" w:uiPriority="65" w:unhideWhenUsed="0"/>
+    <w:lsdException w:name="Medium List 2 Accent 5" w:semiHidden="0" w:uiPriority="66" w:unhideWhenUsed="0"/>
+    <w:lsdException w:name="Medium Grid 1 Accent 5" w:semiHidden="0" w:uiPriority="67" w:unhideWhenUsed="0"/>
+    <w:lsdException w:name="Medium Grid 2 Accent 5" w:semiHidden="0" w:uiPriority="68" w:unhideWhenUsed="0"/>
+    <w:lsdException w:name="Medium Grid 3 Accent 5" w:semiHidden="0" w:uiPriority="69" w:unhideWhenUsed="0"/>
+    <w:lsdException w:name="Dark List Accent 5" w:semiHidden="0" w:uiPriority="70" w:unhideWhenUsed="0"/>
+    <w:lsdException w:name="Colorful Shading Accent 5" w:semiHidden="0" w:uiPriority="71" w:unhideWhenUsed="0"/>
+    <w:lsdException w:name="Colorful List Accent 5" w:semiHidden="0" w:uiPriority="72" w:unhideWhenUsed="0"/>
+    <w:lsdException w:name="Colorful Grid Accent 5" w:semiHidden="0" w:uiPriority="73" w:unhideWhenUsed="0"/>
+    <w:lsdException w:name="Light Shading Accent 6" w:semiHidden="0" w:uiPriority="60" w:unhideWhenUsed="0"/>
+    <w:lsdException w:name="Light List Accent 6" w:semiHidden="0" w:uiPriority="61" w:unhideWhenUsed="0"/>
+    <w:lsdException w:name="Light Grid Accent 6" w:semiHidden="0" w:uiPriority="62" w:unhideWhenUsed="0"/>
+    <w:lsdException w:name="Medium Shading 1 Accent 6" w:semiHidden="0" w:uiPriority="63" w:unhideWhenUsed="0"/>
+    <w:lsdException w:name="Medium Shading 2 Accent 6" w:semiHidden="0" w:uiPriority="64" w:unhideWhenUsed="0"/>
+    <w:lsdException w:name="Medium List 1 Accent 6" w:semiHidden="0" w:uiPriority="65" w:unhideWhenUsed="0"/>
+    <w:lsdException w:name="Medium List 2 Accent 6" w:semiHidden="0" w:uiPriority="66" w:unhideWhenUsed="0"/>
+    <w:lsdException w:name="Medium Grid 1 Accent 6" w:semiHidden="0" w:uiPriority="67" w:unhideWhenUsed="0"/>
+    <w:lsdException w:name="Medium Grid 2 Accent 6" w:semiHidden="0" w:uiPriority="68" w:unhideWhenUsed="0"/>
+    <w:lsdException w:name="Medium Grid 3 Accent 6" w:semiHidden="0" w:uiPriority="69" w:unhideWhenUsed="0"/>
+    <w:lsdException w:name="Dark List Accent 6" w:semiHidden="0" w:uiPriority="70" w:unhideWhenUsed="0"/>
+    <w:lsdException w:name="Colorful Shading Accent 6" w:semiHidden="0" w:uiPriority="71" w:unhideWhenUsed="0"/>
+    <w:lsdException w:name="Colorful List Accent 6" w:semiHidden="0" w:uiPriority="72" w:unhideWhenUsed="0"/>
+    <w:lsdException w:name="Colorful Grid Accent 6" w:semiHidden="0" w:uiPriority="73" w:unhideWhenUsed="0"/>
+    <w:lsdException w:name="Subtle Emphasis" w:semiHidden="0" w:uiPriority="19" w:unhideWhenUsed="0" w:qFormat="1"/>
+    <w:lsdException w:name="Intense Emphasis" w:semiHidden="0" w:uiPriority="21" w:unhideWhenUsed="0" w:qFormat="1"/>
+    <w:lsdException w:name="Subtle Reference" w:semiHidden="0" w:uiPriority="31" w:unhideWhenUsed="0" w:qFormat="1"/>
+    <w:lsdException w:name="Intense Reference" w:semiHidden="0" w:uiPriority="32" w:unhideWhenUsed="0" w:qFormat="1"/>
+    <w:lsdException w:name="Book Title" w:semiHidden="0" w:uiPriority="33" w:unhideWhenUsed="0" w:qFormat="1"/>
+    <w:lsdException w:name="Bibliography" w:uiPriority="37"/>
+    <w:lsdException w:name="TOC Heading" w:uiPriority="39" w:qFormat="1"/>
   </w:latentStyles>
   <w:style w:type="paragraph" w:default="1" w:styleId="Normal">
     <w:name w:val="Normal"/>
     <w:qFormat/>
+    <w:rsid w:val="007D4783"/>
   </w:style>
   <w:style w:type="paragraph" w:styleId="Heading1">
     <w:name w:val="heading 1"/>
@@ -9822,7 +7978,6 @@
   <w:style w:type="character" w:default="1" w:styleId="DefaultParagraphFont">
     <w:name w:val="Default Paragraph Font"/>
     <w:uiPriority w:val="1"/>
-    <w:semiHidden/>
     <w:unhideWhenUsed/>
   </w:style>
   <w:style w:type="table" w:default="1" w:styleId="TableNormal">
@@ -9830,6 +7985,7 @@
     <w:uiPriority w:val="99"/>
     <w:semiHidden/>
     <w:unhideWhenUsed/>
+    <w:qFormat/>
     <w:tblPr>
       <w:tblInd w:w="0" w:type="dxa"/>
       <w:tblCellMar>
@@ -10150,7 +8306,6 @@
       <w:sz w:val="22"/>
       <w:szCs w:val="22"/>
       <w:lang w:val="en-US"/>
-      <w14:ligatures w14:val="none"/>
     </w:rPr>
   </w:style>
   <w:style w:type="character" w:customStyle="1" w:styleId="NoSpacingChar">
@@ -10165,7 +8320,6 @@
       <w:sz w:val="22"/>
       <w:szCs w:val="22"/>
       <w:lang w:val="en-US"/>
-      <w14:ligatures w14:val="none"/>
     </w:rPr>
   </w:style>
   <w:style w:type="paragraph" w:styleId="Header">
@@ -10229,7 +8383,6 @@
       <w:sz w:val="32"/>
       <w:szCs w:val="32"/>
       <w:lang w:val="en-US"/>
-      <w14:ligatures w14:val="none"/>
     </w:rPr>
   </w:style>
   <w:style w:type="paragraph" w:styleId="TOC2">
@@ -10256,358 +8409,37 @@
       <w:u w:val="single"/>
     </w:rPr>
   </w:style>
+  <w:style w:type="paragraph" w:styleId="BalloonText">
+    <w:name w:val="Balloon Text"/>
+    <w:basedOn w:val="Normal"/>
+    <w:link w:val="BalloonTextChar"/>
+    <w:uiPriority w:val="99"/>
+    <w:semiHidden/>
+    <w:unhideWhenUsed/>
+    <w:rsid w:val="00635ED7"/>
+    <w:pPr>
+      <w:spacing w:after="0" w:line="240" w:lineRule="auto"/>
+    </w:pPr>
+    <w:rPr>
+      <w:rFonts w:ascii="Tahoma" w:hAnsi="Tahoma" w:cs="Tahoma"/>
+      <w:sz w:val="16"/>
+      <w:szCs w:val="16"/>
+    </w:rPr>
+  </w:style>
+  <w:style w:type="character" w:customStyle="1" w:styleId="BalloonTextChar">
+    <w:name w:val="Balloon Text Char"/>
+    <w:basedOn w:val="DefaultParagraphFont"/>
+    <w:link w:val="BalloonText"/>
+    <w:uiPriority w:val="99"/>
+    <w:semiHidden/>
+    <w:rsid w:val="00635ED7"/>
+    <w:rPr>
+      <w:rFonts w:ascii="Tahoma" w:hAnsi="Tahoma" w:cs="Tahoma"/>
+      <w:sz w:val="16"/>
+      <w:szCs w:val="16"/>
+    </w:rPr>
+  </w:style>
 </w:styles>
-</file>
-
-<file path=word/ink/ink1.xml><?xml version="1.0" encoding="utf-8"?>
-<inkml:ink xmlns:inkml="http://www.w3.org/2003/InkML">
-  <inkml:definitions>
-    <inkml:context xml:id="ctx0">
-      <inkml:inkSource xml:id="inkSrc0">
-        <inkml:traceFormat>
-          <inkml:channel name="X" type="integer" min="-2.14748E9" max="2.14748E9" units="cm"/>
-          <inkml:channel name="Y" type="integer" min="-2.14748E9" max="2.14748E9" units="cm"/>
-          <inkml:channel name="F" type="integer" max="32767" units="dev"/>
-        </inkml:traceFormat>
-        <inkml:channelProperties>
-          <inkml:channelProperty channel="X" name="resolution" value="1000" units="1/cm"/>
-          <inkml:channelProperty channel="Y" name="resolution" value="1000" units="1/cm"/>
-          <inkml:channelProperty channel="F" name="resolution" value="0" units="1/dev"/>
-        </inkml:channelProperties>
-      </inkml:inkSource>
-      <inkml:timestamp xml:id="ts0" timeString="2025-12-09T21:23:47.353"/>
-    </inkml:context>
-    <inkml:brush xml:id="br0">
-      <inkml:brushProperty name="width" value="0.035" units="cm"/>
-      <inkml:brushProperty name="height" value="0.035" units="cm"/>
-    </inkml:brush>
-  </inkml:definitions>
-  <inkml:trace contextRef="#ctx0" brushRef="#br0">254 975 23995,'-254'-975'0</inkml:trace>
-</inkml:ink>
-</file>
-
-<file path=word/ink/ink10.xml><?xml version="1.0" encoding="utf-8"?>
-<inkml:ink xmlns:inkml="http://www.w3.org/2003/InkML">
-  <inkml:definitions>
-    <inkml:context xml:id="ctx0">
-      <inkml:inkSource xml:id="inkSrc0">
-        <inkml:traceFormat>
-          <inkml:channel name="X" type="integer" min="-2.14748E9" max="2.14748E9" units="cm"/>
-          <inkml:channel name="Y" type="integer" min="-2.14748E9" max="2.14748E9" units="cm"/>
-          <inkml:channel name="F" type="integer" max="32767" units="dev"/>
-        </inkml:traceFormat>
-        <inkml:channelProperties>
-          <inkml:channelProperty channel="X" name="resolution" value="1000" units="1/cm"/>
-          <inkml:channelProperty channel="Y" name="resolution" value="1000" units="1/cm"/>
-          <inkml:channelProperty channel="F" name="resolution" value="0" units="1/dev"/>
-        </inkml:channelProperties>
-      </inkml:inkSource>
-      <inkml:timestamp xml:id="ts0" timeString="2025-12-09T22:24:51.707"/>
-    </inkml:context>
-    <inkml:brush xml:id="br0">
-      <inkml:brushProperty name="width" value="0.035" units="cm"/>
-      <inkml:brushProperty name="height" value="0.035" units="cm"/>
-    </inkml:brush>
-  </inkml:definitions>
-  <inkml:trace contextRef="#ctx0" brushRef="#br0">1 1 23892,'1778'41'0</inkml:trace>
-</inkml:ink>
-</file>
-
-<file path=word/ink/ink11.xml><?xml version="1.0" encoding="utf-8"?>
-<inkml:ink xmlns:inkml="http://www.w3.org/2003/InkML">
-  <inkml:definitions>
-    <inkml:context xml:id="ctx0">
-      <inkml:inkSource xml:id="inkSrc0">
-        <inkml:traceFormat>
-          <inkml:channel name="X" type="integer" min="-2.14748E9" max="2.14748E9" units="cm"/>
-          <inkml:channel name="Y" type="integer" min="-2.14748E9" max="2.14748E9" units="cm"/>
-          <inkml:channel name="F" type="integer" max="32767" units="dev"/>
-        </inkml:traceFormat>
-        <inkml:channelProperties>
-          <inkml:channelProperty channel="X" name="resolution" value="1000" units="1/cm"/>
-          <inkml:channelProperty channel="Y" name="resolution" value="1000" units="1/cm"/>
-          <inkml:channelProperty channel="F" name="resolution" value="0" units="1/dev"/>
-        </inkml:channelProperties>
-      </inkml:inkSource>
-      <inkml:timestamp xml:id="ts0" timeString="2025-12-09T22:24:46.712"/>
-    </inkml:context>
-    <inkml:brush xml:id="br0">
-      <inkml:brushProperty name="width" value="0.035" units="cm"/>
-      <inkml:brushProperty name="height" value="0.035" units="cm"/>
-    </inkml:brush>
-  </inkml:definitions>
-  <inkml:trace contextRef="#ctx0" brushRef="#br0">0 0 21389,'0'701'0</inkml:trace>
-</inkml:ink>
-</file>
-
-<file path=word/ink/ink12.xml><?xml version="1.0" encoding="utf-8"?>
-<inkml:ink xmlns:inkml="http://www.w3.org/2003/InkML">
-  <inkml:definitions>
-    <inkml:context xml:id="ctx0">
-      <inkml:inkSource xml:id="inkSrc0">
-        <inkml:traceFormat>
-          <inkml:channel name="X" type="integer" min="-2.14748E9" max="2.14748E9" units="cm"/>
-          <inkml:channel name="Y" type="integer" min="-2.14748E9" max="2.14748E9" units="cm"/>
-          <inkml:channel name="F" type="integer" max="32767" units="dev"/>
-        </inkml:traceFormat>
-        <inkml:channelProperties>
-          <inkml:channelProperty channel="X" name="resolution" value="1000" units="1/cm"/>
-          <inkml:channelProperty channel="Y" name="resolution" value="1000" units="1/cm"/>
-          <inkml:channelProperty channel="F" name="resolution" value="0" units="1/dev"/>
-        </inkml:channelProperties>
-      </inkml:inkSource>
-      <inkml:timestamp xml:id="ts0" timeString="2025-12-09T22:24:44.341"/>
-    </inkml:context>
-    <inkml:brush xml:id="br0">
-      <inkml:brushProperty name="width" value="0.035" units="cm"/>
-      <inkml:brushProperty name="height" value="0.035" units="cm"/>
-    </inkml:brush>
-  </inkml:definitions>
-  <inkml:trace contextRef="#ctx0" brushRef="#br0">1631 1 21389,'-1630'0'0</inkml:trace>
-</inkml:ink>
-</file>
-
-<file path=word/ink/ink13.xml><?xml version="1.0" encoding="utf-8"?>
-<inkml:ink xmlns:inkml="http://www.w3.org/2003/InkML">
-  <inkml:definitions>
-    <inkml:context xml:id="ctx0">
-      <inkml:inkSource xml:id="inkSrc0">
-        <inkml:traceFormat>
-          <inkml:channel name="X" type="integer" min="-2.14748E9" max="2.14748E9" units="cm"/>
-          <inkml:channel name="Y" type="integer" min="-2.14748E9" max="2.14748E9" units="cm"/>
-          <inkml:channel name="F" type="integer" max="32767" units="dev"/>
-        </inkml:traceFormat>
-        <inkml:channelProperties>
-          <inkml:channelProperty channel="X" name="resolution" value="1000" units="1/cm"/>
-          <inkml:channelProperty channel="Y" name="resolution" value="1000" units="1/cm"/>
-          <inkml:channelProperty channel="F" name="resolution" value="0" units="1/dev"/>
-        </inkml:channelProperties>
-      </inkml:inkSource>
-      <inkml:timestamp xml:id="ts0" timeString="2025-12-09T22:24:39.706"/>
-    </inkml:context>
-    <inkml:brush xml:id="br0">
-      <inkml:brushProperty name="width" value="0.035" units="cm"/>
-      <inkml:brushProperty name="height" value="0.035" units="cm"/>
-    </inkml:brush>
-  </inkml:definitions>
-  <inkml:trace contextRef="#ctx0" brushRef="#br0">2203 509 24295,'-2202'-508'0</inkml:trace>
-</inkml:ink>
-</file>
-
-<file path=word/ink/ink2.xml><?xml version="1.0" encoding="utf-8"?>
-<inkml:ink xmlns:inkml="http://www.w3.org/2003/InkML">
-  <inkml:definitions>
-    <inkml:context xml:id="ctx0">
-      <inkml:inkSource xml:id="inkSrc0">
-        <inkml:traceFormat>
-          <inkml:channel name="X" type="integer" min="-2.14748E9" max="2.14748E9" units="cm"/>
-          <inkml:channel name="Y" type="integer" min="-2.14748E9" max="2.14748E9" units="cm"/>
-          <inkml:channel name="F" type="integer" max="32767" units="dev"/>
-        </inkml:traceFormat>
-        <inkml:channelProperties>
-          <inkml:channelProperty channel="X" name="resolution" value="1000" units="1/cm"/>
-          <inkml:channelProperty channel="Y" name="resolution" value="1000" units="1/cm"/>
-          <inkml:channelProperty channel="F" name="resolution" value="0" units="1/dev"/>
-        </inkml:channelProperties>
-      </inkml:inkSource>
-      <inkml:timestamp xml:id="ts0" timeString="2025-12-09T21:20:38.254"/>
-    </inkml:context>
-    <inkml:brush xml:id="br0">
-      <inkml:brushProperty name="width" value="0.035" units="cm"/>
-      <inkml:brushProperty name="height" value="0.035" units="cm"/>
-    </inkml:brush>
-  </inkml:definitions>
-  <inkml:trace contextRef="#ctx0" brushRef="#br0">0 3197 24165,'6350'-3196'0</inkml:trace>
-</inkml:ink>
-</file>
-
-<file path=word/ink/ink3.xml><?xml version="1.0" encoding="utf-8"?>
-<inkml:ink xmlns:inkml="http://www.w3.org/2003/InkML">
-  <inkml:definitions>
-    <inkml:context xml:id="ctx0">
-      <inkml:inkSource xml:id="inkSrc0">
-        <inkml:traceFormat>
-          <inkml:channel name="X" type="integer" min="-2.14748E9" max="2.14748E9" units="cm"/>
-          <inkml:channel name="Y" type="integer" min="-2.14748E9" max="2.14748E9" units="cm"/>
-          <inkml:channel name="F" type="integer" max="32767" units="dev"/>
-        </inkml:traceFormat>
-        <inkml:channelProperties>
-          <inkml:channelProperty channel="X" name="resolution" value="1000" units="1/cm"/>
-          <inkml:channelProperty channel="Y" name="resolution" value="1000" units="1/cm"/>
-          <inkml:channelProperty channel="F" name="resolution" value="0" units="1/dev"/>
-        </inkml:channelProperties>
-      </inkml:inkSource>
-      <inkml:timestamp xml:id="ts0" timeString="2025-12-09T21:30:09.428"/>
-    </inkml:context>
-    <inkml:brush xml:id="br0">
-      <inkml:brushProperty name="width" value="0.035" units="cm"/>
-      <inkml:brushProperty name="height" value="0.035" units="cm"/>
-    </inkml:brush>
-  </inkml:definitions>
-  <inkml:trace contextRef="#ctx0" brushRef="#br0">1418 1 24336,'-1418'3387'0</inkml:trace>
-</inkml:ink>
-</file>
-
-<file path=word/ink/ink4.xml><?xml version="1.0" encoding="utf-8"?>
-<inkml:ink xmlns:inkml="http://www.w3.org/2003/InkML">
-  <inkml:definitions>
-    <inkml:context xml:id="ctx0">
-      <inkml:inkSource xml:id="inkSrc0">
-        <inkml:traceFormat>
-          <inkml:channel name="X" type="integer" min="-2.14748E9" max="2.14748E9" units="cm"/>
-          <inkml:channel name="Y" type="integer" min="-2.14748E9" max="2.14748E9" units="cm"/>
-          <inkml:channel name="F" type="integer" max="32767" units="dev"/>
-        </inkml:traceFormat>
-        <inkml:channelProperties>
-          <inkml:channelProperty channel="X" name="resolution" value="1000" units="1/cm"/>
-          <inkml:channelProperty channel="Y" name="resolution" value="1000" units="1/cm"/>
-          <inkml:channelProperty channel="F" name="resolution" value="0" units="1/dev"/>
-        </inkml:channelProperties>
-      </inkml:inkSource>
-      <inkml:timestamp xml:id="ts0" timeString="2025-12-09T21:30:01.452"/>
-    </inkml:context>
-    <inkml:brush xml:id="br0">
-      <inkml:brushProperty name="width" value="0.035" units="cm"/>
-      <inkml:brushProperty name="height" value="0.035" units="cm"/>
-    </inkml:brush>
-  </inkml:definitions>
-  <inkml:trace contextRef="#ctx0" brushRef="#br0">22 0 24053,'-22'3071'0</inkml:trace>
-</inkml:ink>
-</file>
-
-<file path=word/ink/ink5.xml><?xml version="1.0" encoding="utf-8"?>
-<inkml:ink xmlns:inkml="http://www.w3.org/2003/InkML">
-  <inkml:definitions>
-    <inkml:context xml:id="ctx0">
-      <inkml:inkSource xml:id="inkSrc0">
-        <inkml:traceFormat>
-          <inkml:channel name="X" type="integer" min="-2.14748E9" max="2.14748E9" units="cm"/>
-          <inkml:channel name="Y" type="integer" min="-2.14748E9" max="2.14748E9" units="cm"/>
-          <inkml:channel name="F" type="integer" max="32767" units="dev"/>
-        </inkml:traceFormat>
-        <inkml:channelProperties>
-          <inkml:channelProperty channel="X" name="resolution" value="1000" units="1/cm"/>
-          <inkml:channelProperty channel="Y" name="resolution" value="1000" units="1/cm"/>
-          <inkml:channelProperty channel="F" name="resolution" value="0" units="1/dev"/>
-        </inkml:channelProperties>
-      </inkml:inkSource>
-      <inkml:timestamp xml:id="ts0" timeString="2025-12-09T21:29:53.793"/>
-    </inkml:context>
-    <inkml:brush xml:id="br0">
-      <inkml:brushProperty name="width" value="0.035" units="cm"/>
-      <inkml:brushProperty name="height" value="0.035" units="cm"/>
-    </inkml:brush>
-  </inkml:definitions>
-  <inkml:trace contextRef="#ctx0" brushRef="#br0">1 0 24428,'889'3451'0</inkml:trace>
-</inkml:ink>
-</file>
-
-<file path=word/ink/ink6.xml><?xml version="1.0" encoding="utf-8"?>
-<inkml:ink xmlns:inkml="http://www.w3.org/2003/InkML">
-  <inkml:definitions>
-    <inkml:context xml:id="ctx0">
-      <inkml:inkSource xml:id="inkSrc0">
-        <inkml:traceFormat>
-          <inkml:channel name="X" type="integer" min="-2.14748E9" max="2.14748E9" units="cm"/>
-          <inkml:channel name="Y" type="integer" min="-2.14748E9" max="2.14748E9" units="cm"/>
-          <inkml:channel name="F" type="integer" max="32767" units="dev"/>
-        </inkml:traceFormat>
-        <inkml:channelProperties>
-          <inkml:channelProperty channel="X" name="resolution" value="1000" units="1/cm"/>
-          <inkml:channelProperty channel="Y" name="resolution" value="1000" units="1/cm"/>
-          <inkml:channelProperty channel="F" name="resolution" value="0" units="1/dev"/>
-        </inkml:channelProperties>
-      </inkml:inkSource>
-      <inkml:timestamp xml:id="ts0" timeString="2025-12-09T21:49:11.415"/>
-    </inkml:context>
-    <inkml:brush xml:id="br0">
-      <inkml:brushProperty name="width" value="0.035" units="cm"/>
-      <inkml:brushProperty name="height" value="0.035" units="cm"/>
-    </inkml:brush>
-  </inkml:definitions>
-  <inkml:trace contextRef="#ctx0" brushRef="#br0">0 1 24575</inkml:trace>
-</inkml:ink>
-</file>
-
-<file path=word/ink/ink7.xml><?xml version="1.0" encoding="utf-8"?>
-<inkml:ink xmlns:inkml="http://www.w3.org/2003/InkML">
-  <inkml:definitions>
-    <inkml:context xml:id="ctx0">
-      <inkml:inkSource xml:id="inkSrc0">
-        <inkml:traceFormat>
-          <inkml:channel name="X" type="integer" min="-2.14748E9" max="2.14748E9" units="cm"/>
-          <inkml:channel name="Y" type="integer" min="-2.14748E9" max="2.14748E9" units="cm"/>
-          <inkml:channel name="F" type="integer" max="32767" units="dev"/>
-        </inkml:traceFormat>
-        <inkml:channelProperties>
-          <inkml:channelProperty channel="X" name="resolution" value="1000" units="1/cm"/>
-          <inkml:channelProperty channel="Y" name="resolution" value="1000" units="1/cm"/>
-          <inkml:channelProperty channel="F" name="resolution" value="0" units="1/dev"/>
-        </inkml:channelProperties>
-      </inkml:inkSource>
-      <inkml:timestamp xml:id="ts0" timeString="2025-12-09T21:49:05.527"/>
-    </inkml:context>
-    <inkml:brush xml:id="br0">
-      <inkml:brushProperty name="width" value="0.035" units="cm"/>
-      <inkml:brushProperty name="height" value="0.035" units="cm"/>
-    </inkml:brush>
-  </inkml:definitions>
-  <inkml:trace contextRef="#ctx0" brushRef="#br0">1 1884 24426,'3408'-1883'0</inkml:trace>
-</inkml:ink>
-</file>
-
-<file path=word/ink/ink8.xml><?xml version="1.0" encoding="utf-8"?>
-<inkml:ink xmlns:inkml="http://www.w3.org/2003/InkML">
-  <inkml:definitions>
-    <inkml:context xml:id="ctx0">
-      <inkml:inkSource xml:id="inkSrc0">
-        <inkml:traceFormat>
-          <inkml:channel name="X" type="integer" min="-2.14748E9" max="2.14748E9" units="cm"/>
-          <inkml:channel name="Y" type="integer" min="-2.14748E9" max="2.14748E9" units="cm"/>
-          <inkml:channel name="F" type="integer" max="32767" units="dev"/>
-        </inkml:traceFormat>
-        <inkml:channelProperties>
-          <inkml:channelProperty channel="X" name="resolution" value="1000" units="1/cm"/>
-          <inkml:channelProperty channel="Y" name="resolution" value="1000" units="1/cm"/>
-          <inkml:channelProperty channel="F" name="resolution" value="0" units="1/dev"/>
-        </inkml:channelProperties>
-      </inkml:inkSource>
-      <inkml:timestamp xml:id="ts0" timeString="2025-12-09T21:47:28.596"/>
-    </inkml:context>
-    <inkml:brush xml:id="br0">
-      <inkml:brushProperty name="width" value="0.035" units="cm"/>
-      <inkml:brushProperty name="height" value="0.035" units="cm"/>
-    </inkml:brush>
-  </inkml:definitions>
-  <inkml:trace contextRef="#ctx0" brushRef="#br0">3598 44 23209,'-3598'-44'0</inkml:trace>
-</inkml:ink>
-</file>
-
-<file path=word/ink/ink9.xml><?xml version="1.0" encoding="utf-8"?>
-<inkml:ink xmlns:inkml="http://www.w3.org/2003/InkML">
-  <inkml:definitions>
-    <inkml:context xml:id="ctx0">
-      <inkml:inkSource xml:id="inkSrc0">
-        <inkml:traceFormat>
-          <inkml:channel name="X" type="integer" min="-2.14748E9" max="2.14748E9" units="cm"/>
-          <inkml:channel name="Y" type="integer" min="-2.14748E9" max="2.14748E9" units="cm"/>
-          <inkml:channel name="F" type="integer" max="32767" units="dev"/>
-        </inkml:traceFormat>
-        <inkml:channelProperties>
-          <inkml:channelProperty channel="X" name="resolution" value="1000" units="1/cm"/>
-          <inkml:channelProperty channel="Y" name="resolution" value="1000" units="1/cm"/>
-          <inkml:channelProperty channel="F" name="resolution" value="0" units="1/dev"/>
-        </inkml:channelProperties>
-      </inkml:inkSource>
-      <inkml:timestamp xml:id="ts0" timeString="2025-12-09T21:46:03.292"/>
-    </inkml:context>
-    <inkml:brush xml:id="br0">
-      <inkml:brushProperty name="width" value="0.035" units="cm"/>
-      <inkml:brushProperty name="height" value="0.035" units="cm"/>
-    </inkml:brush>
-  </inkml:definitions>
-  <inkml:trace contextRef="#ctx0" brushRef="#br0">3619 2753 24447,'-3619'-2752'0</inkml:trace>
-</inkml:ink>
 </file>
 
 <file path=word/theme/theme1.xml><?xml version="1.0" encoding="utf-8"?>
@@ -10653,7 +8485,7 @@
     </a:clrScheme>
     <a:fontScheme name="Office">
       <a:majorFont>
-        <a:latin typeface="Aptos Display" panose="02110004020202020204"/>
+        <a:latin typeface="Aptos Display"/>
         <a:ea typeface=""/>
         <a:cs typeface=""/>
         <a:font script="Jpan" typeface="游ゴシック Light"/>
@@ -10705,7 +8537,7 @@
         <a:font script="Tfng" typeface="Ebrima"/>
       </a:majorFont>
       <a:minorFont>
-        <a:latin typeface="Aptos" panose="02110004020202020204"/>
+        <a:latin typeface="Aptos"/>
         <a:ea typeface=""/>
         <a:cs typeface=""/>
         <a:font script="Jpan" typeface="游明朝"/>
@@ -10919,7 +8751,7 @@
   <a:extraClrSchemeLst/>
   <a:extLst>
     <a:ext uri="{05A4C25C-085E-4340-85A3-A5531E510DB2}">
-      <thm15:themeFamily xmlns:thm15="http://schemas.microsoft.com/office/thememl/2012/main" name="Office Theme" id="{2E142A2C-CD16-42D6-873A-C26D2A0506FA}" vid="{1BDDFF52-6CD6-40A5-AB3C-68EB2F1E4D0A}"/>
+      <thm15:themeFamily xmlns:thm15="http://schemas.microsoft.com/office/thememl/2012/main" xmlns="" name="Office Theme" id="{2E142A2C-CD16-42D6-873A-C26D2A0506FA}" vid="{1BDDFF52-6CD6-40A5-AB3C-68EB2F1E4D0A}"/>
     </a:ext>
   </a:extLst>
 </a:theme>
@@ -10930,7 +8762,7 @@
 </file>
 
 <file path=customXml/itemProps1.xml><?xml version="1.0" encoding="utf-8"?>
-<ds:datastoreItem xmlns:ds="http://schemas.openxmlformats.org/officeDocument/2006/customXml" ds:itemID="{3C5B7F6A-E11A-4130-8C19-1DFD8115281E}">
+<ds:datastoreItem xmlns:ds="http://schemas.openxmlformats.org/officeDocument/2006/customXml" ds:itemID="{EF8EA0F0-2303-43E8-8B02-2B8E4958565B}">
   <ds:schemaRefs>
     <ds:schemaRef ds:uri="http://schemas.openxmlformats.org/officeDocument/2006/bibliography"/>
   </ds:schemaRefs>

--- a/UserManualAppDevProjectFinal (2).docx
+++ b/UserManualAppDevProjectFinal (2).docx
@@ -1,6 +1,6 @@
 
 <file path=word/document.xml><?xml version="1.0" encoding="utf-8"?>
-<w:document xmlns:ve="http://schemas.openxmlformats.org/markup-compatibility/2006" xmlns:o="urn:schemas-microsoft-com:office:office" xmlns:r="http://schemas.openxmlformats.org/officeDocument/2006/relationships" xmlns:m="http://schemas.openxmlformats.org/officeDocument/2006/math" xmlns:v="urn:schemas-microsoft-com:vml" xmlns:wp="http://schemas.openxmlformats.org/drawingml/2006/wordprocessingDrawing" xmlns:w10="urn:schemas-microsoft-com:office:word" xmlns:w="http://schemas.openxmlformats.org/wordprocessingml/2006/main" xmlns:wne="http://schemas.microsoft.com/office/word/2006/wordml">
+<w:document xmlns:wpc="http://schemas.microsoft.com/office/word/2010/wordprocessingCanvas" xmlns:cx="http://schemas.microsoft.com/office/drawing/2014/chartex" xmlns:cx1="http://schemas.microsoft.com/office/drawing/2015/9/8/chartex" xmlns:cx2="http://schemas.microsoft.com/office/drawing/2015/10/21/chartex" xmlns:cx3="http://schemas.microsoft.com/office/drawing/2016/5/9/chartex" xmlns:cx4="http://schemas.microsoft.com/office/drawing/2016/5/10/chartex" xmlns:cx5="http://schemas.microsoft.com/office/drawing/2016/5/11/chartex" xmlns:cx6="http://schemas.microsoft.com/office/drawing/2016/5/12/chartex" xmlns:cx7="http://schemas.microsoft.com/office/drawing/2016/5/13/chartex" xmlns:cx8="http://schemas.microsoft.com/office/drawing/2016/5/14/chartex" xmlns:mc="http://schemas.openxmlformats.org/markup-compatibility/2006" xmlns:aink="http://schemas.microsoft.com/office/drawing/2016/ink" xmlns:am3d="http://schemas.microsoft.com/office/drawing/2017/model3d" xmlns:o="urn:schemas-microsoft-com:office:office" xmlns:oel="http://schemas.microsoft.com/office/2019/extlst" xmlns:r="http://schemas.openxmlformats.org/officeDocument/2006/relationships" xmlns:m="http://schemas.openxmlformats.org/officeDocument/2006/math" xmlns:v="urn:schemas-microsoft-com:vml" xmlns:wp14="http://schemas.microsoft.com/office/word/2010/wordprocessingDrawing" xmlns:wp="http://schemas.openxmlformats.org/drawingml/2006/wordprocessingDrawing" xmlns:w10="urn:schemas-microsoft-com:office:word" xmlns:w="http://schemas.openxmlformats.org/wordprocessingml/2006/main" xmlns:w14="http://schemas.microsoft.com/office/word/2010/wordml" xmlns:w15="http://schemas.microsoft.com/office/word/2012/wordml" xmlns:w16cex="http://schemas.microsoft.com/office/word/2018/wordml/cex" xmlns:w16cid="http://schemas.microsoft.com/office/word/2016/wordml/cid" xmlns:w16="http://schemas.microsoft.com/office/word/2018/wordml" xmlns:w16du="http://schemas.microsoft.com/office/word/2023/wordml/word16du" xmlns:w16sdtdh="http://schemas.microsoft.com/office/word/2020/wordml/sdtdatahash" xmlns:w16sdtfl="http://schemas.microsoft.com/office/word/2024/wordml/sdtformatlock" xmlns:w16se="http://schemas.microsoft.com/office/word/2015/wordml/symex" xmlns:wpg="http://schemas.microsoft.com/office/word/2010/wordprocessingGroup" xmlns:wpi="http://schemas.microsoft.com/office/word/2010/wordprocessingInk" xmlns:wne="http://schemas.microsoft.com/office/word/2006/wordml" xmlns:wps="http://schemas.microsoft.com/office/word/2010/wordprocessingShape" mc:Ignorable="w14 w15 w16se w16cid w16 w16cex w16sdtdh w16sdtfl w16du wp14">
   <w:body>
     <w:sdt>
       <w:sdtPr>
@@ -26,7 +26,7 @@
             <w:rPr>
               <w:noProof/>
             </w:rPr>
-            <w:pict>
+            <w:pict w14:anchorId="10103D17">
               <v:group id="Group 157" o:spid="_x0000_s1026" style="position:absolute;margin-left:0;margin-top:0;width:8in;height:95.7pt;z-index:251713536;mso-width-percent:941;mso-height-percent:121;mso-top-percent:23;mso-position-horizontal:center;mso-position-horizontal-relative:page;mso-position-vertical-relative:page;mso-width-percent:941;mso-height-percent:121;mso-top-percent:23" coordsize="73152,12161" o:gfxdata="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">
                 <v:shape id="Rectangle 51" o:spid="_x0000_s1027" style="position:absolute;width:73152;height:11303;visibility:visible;mso-wrap-style:square;v-text-anchor:middle" coordsize="7312660,1129665" o:gfxdata="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" path="m,l7312660,r,1129665l3619500,733425,,1091565,,xe" fillcolor="#156082 [3204]" stroked="f" strokeweight="1.5pt">
                   <v:stroke joinstyle="miter"/>
@@ -43,7 +43,7 @@
             <w:rPr>
               <w:noProof/>
             </w:rPr>
-            <w:pict>
+            <w:pict w14:anchorId="10103D19">
               <v:shapetype id="_x0000_t202" coordsize="21600,21600" o:spt="202" path="m,l,21600r21600,l21600,xe">
                 <v:stroke joinstyle="miter"/>
                 <v:path gradientshapeok="t" o:connecttype="rect"/>
@@ -90,7 +90,7 @@
                               <w:color w:val="156082" w:themeColor="accent1"/>
                               <w:sz w:val="64"/>
                               <w:szCs w:val="64"/>
-                              <w:lang w:val="en-US"/>
+                              <w:lang w:val="es-ES"/>
                             </w:rPr>
                             <w:t xml:space="preserve">COMFY COZY CAFÉ </w:t>
                           </w:r>
@@ -101,7 +101,7 @@
                               <w:color w:val="156082" w:themeColor="accent1"/>
                               <w:sz w:val="64"/>
                               <w:szCs w:val="64"/>
-                              <w:lang w:val="en-US"/>
+                              <w:lang w:val="es-ES"/>
                             </w:rPr>
                             <w:br/>
                             <w:t>User Manual</w:t>
@@ -185,7 +185,7 @@
             <w:rPr>
               <w:noProof/>
             </w:rPr>
-            <w:pict>
+            <w:pict w14:anchorId="10103D1A">
               <v:shape id="Text Box 161" o:spid="_x0000_s1053" type="#_x0000_t202" style="position:absolute;margin-left:0;margin-top:0;width:8in;height:79.5pt;z-index:251712512;visibility:visible;mso-width-percent:941;mso-height-percent:100;mso-position-horizontal:center;mso-position-horizontal-relative:margin;mso-position-vertical:bottom;mso-position-vertical-relative:margin;mso-width-percent:941;mso-height-percent:100" o:gfxdata="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" filled="f" stroked="f" strokeweight=".5pt">
                 <v:textbox style="mso-fit-shape-to-text:t" inset="126pt,0,54pt,0">
                   <w:txbxContent>
@@ -234,95 +234,13 @@
                           <w:szCs w:val="20"/>
                         </w:rPr>
                       </w:pPr>
-                      <w:proofErr w:type="spellStart"/>
                       <w:r>
                         <w:rPr>
                           <w:color w:val="595959" w:themeColor="text1" w:themeTint="A6"/>
                           <w:sz w:val="20"/>
                           <w:szCs w:val="20"/>
                         </w:rPr>
-                        <w:t>Kiara</w:t>
-                      </w:r>
-                      <w:proofErr w:type="spellEnd"/>
-                      <w:r>
-                        <w:rPr>
-                          <w:color w:val="595959" w:themeColor="text1" w:themeTint="A6"/>
-                          <w:sz w:val="20"/>
-                          <w:szCs w:val="20"/>
-                        </w:rPr>
-                        <w:t xml:space="preserve"> </w:t>
-                      </w:r>
-                      <w:proofErr w:type="spellStart"/>
-                      <w:r>
-                        <w:rPr>
-                          <w:color w:val="595959" w:themeColor="text1" w:themeTint="A6"/>
-                          <w:sz w:val="20"/>
-                          <w:szCs w:val="20"/>
-                        </w:rPr>
-                        <w:t>Bartuccio</w:t>
-                      </w:r>
-                      <w:proofErr w:type="spellEnd"/>
-                      <w:r>
-                        <w:rPr>
-                          <w:color w:val="595959" w:themeColor="text1" w:themeTint="A6"/>
-                          <w:sz w:val="20"/>
-                          <w:szCs w:val="20"/>
-                        </w:rPr>
-                        <w:t xml:space="preserve">, </w:t>
-                      </w:r>
-                      <w:proofErr w:type="spellStart"/>
-                      <w:r>
-                        <w:rPr>
-                          <w:color w:val="595959" w:themeColor="text1" w:themeTint="A6"/>
-                          <w:sz w:val="20"/>
-                          <w:szCs w:val="20"/>
-                        </w:rPr>
-                        <w:t>Audreane</w:t>
-                      </w:r>
-                      <w:proofErr w:type="spellEnd"/>
-                      <w:r>
-                        <w:rPr>
-                          <w:color w:val="595959" w:themeColor="text1" w:themeTint="A6"/>
-                          <w:sz w:val="20"/>
-                          <w:szCs w:val="20"/>
-                        </w:rPr>
-                        <w:t xml:space="preserve"> </w:t>
-                      </w:r>
-                      <w:proofErr w:type="spellStart"/>
-                      <w:r>
-                        <w:rPr>
-                          <w:color w:val="595959" w:themeColor="text1" w:themeTint="A6"/>
-                          <w:sz w:val="20"/>
-                          <w:szCs w:val="20"/>
-                        </w:rPr>
-                        <w:t>Deschenes</w:t>
-                      </w:r>
-                      <w:proofErr w:type="spellEnd"/>
-                      <w:r>
-                        <w:rPr>
-                          <w:color w:val="595959" w:themeColor="text1" w:themeTint="A6"/>
-                          <w:sz w:val="20"/>
-                          <w:szCs w:val="20"/>
-                        </w:rPr>
-                        <w:t xml:space="preserve">, </w:t>
-                      </w:r>
-                      <w:proofErr w:type="spellStart"/>
-                      <w:r>
-                        <w:rPr>
-                          <w:color w:val="595959" w:themeColor="text1" w:themeTint="A6"/>
-                          <w:sz w:val="20"/>
-                          <w:szCs w:val="20"/>
-                        </w:rPr>
-                        <w:t>Jia</w:t>
-                      </w:r>
-                      <w:proofErr w:type="spellEnd"/>
-                      <w:r>
-                        <w:rPr>
-                          <w:color w:val="595959" w:themeColor="text1" w:themeTint="A6"/>
-                          <w:sz w:val="20"/>
-                          <w:szCs w:val="20"/>
-                        </w:rPr>
-                        <w:t>-Yu Joy Ho</w:t>
+                        <w:t>Kiara Bartuccio, Audreane Deschenes, Jia-Yu Joy Ho</w:t>
                       </w:r>
                     </w:p>
                     <w:p>
@@ -360,54 +278,8 @@
                           <w:sz w:val="20"/>
                           <w:szCs w:val="20"/>
                         </w:rPr>
-                        <w:t xml:space="preserve">Teacher: </w:t>
+                        <w:t>Teacher: Syed Naseem Afzal</w:t>
                       </w:r>
-                      <w:proofErr w:type="spellStart"/>
-                      <w:r>
-                        <w:rPr>
-                          <w:color w:val="595959" w:themeColor="text1" w:themeTint="A6"/>
-                          <w:sz w:val="20"/>
-                          <w:szCs w:val="20"/>
-                        </w:rPr>
-                        <w:t>Syed</w:t>
-                      </w:r>
-                      <w:proofErr w:type="spellEnd"/>
-                      <w:r>
-                        <w:rPr>
-                          <w:color w:val="595959" w:themeColor="text1" w:themeTint="A6"/>
-                          <w:sz w:val="20"/>
-                          <w:szCs w:val="20"/>
-                        </w:rPr>
-                        <w:t xml:space="preserve"> </w:t>
-                      </w:r>
-                      <w:proofErr w:type="spellStart"/>
-                      <w:r>
-                        <w:rPr>
-                          <w:color w:val="595959" w:themeColor="text1" w:themeTint="A6"/>
-                          <w:sz w:val="20"/>
-                          <w:szCs w:val="20"/>
-                        </w:rPr>
-                        <w:t>Naseem</w:t>
-                      </w:r>
-                      <w:proofErr w:type="spellEnd"/>
-                      <w:r>
-                        <w:rPr>
-                          <w:color w:val="595959" w:themeColor="text1" w:themeTint="A6"/>
-                          <w:sz w:val="20"/>
-                          <w:szCs w:val="20"/>
-                        </w:rPr>
-                        <w:t xml:space="preserve"> </w:t>
-                      </w:r>
-                      <w:proofErr w:type="spellStart"/>
-                      <w:r>
-                        <w:rPr>
-                          <w:color w:val="595959" w:themeColor="text1" w:themeTint="A6"/>
-                          <w:sz w:val="20"/>
-                          <w:szCs w:val="20"/>
-                        </w:rPr>
-                        <w:t>Afzal</w:t>
-                      </w:r>
-                      <w:proofErr w:type="spellEnd"/>
                     </w:p>
                   </w:txbxContent>
                 </v:textbox>
@@ -2155,11 +2027,9 @@
       </w:r>
     </w:p>
     <w:p>
-      <w:proofErr w:type="gramStart"/>
       <w:r>
         <w:t>Can instantly switch between the 3 languages with the click of a button.</w:t>
       </w:r>
-      <w:proofErr w:type="gramEnd"/>
     </w:p>
     <w:p>
       <w:r>
@@ -2202,11 +2072,9 @@
           <w:numId w:val="7"/>
         </w:numPr>
       </w:pPr>
-      <w:proofErr w:type="spellStart"/>
       <w:r>
         <w:t>Français</w:t>
       </w:r>
-      <w:proofErr w:type="spellEnd"/>
     </w:p>
     <w:p>
       <w:pPr>
@@ -2216,11 +2084,9 @@
           <w:numId w:val="7"/>
         </w:numPr>
       </w:pPr>
-      <w:proofErr w:type="spellStart"/>
       <w:r>
         <w:t>Espanol</w:t>
       </w:r>
-      <w:proofErr w:type="spellEnd"/>
     </w:p>
     <w:p/>
     <w:p>
@@ -2283,6 +2149,7 @@
     </w:p>
     <w:p>
       <w:r>
+        <w:lastRenderedPageBreak/>
         <w:tab/>
       </w:r>
     </w:p>
@@ -2295,7 +2162,6 @@
         </w:numPr>
       </w:pPr>
       <w:r>
-        <w:lastRenderedPageBreak/>
         <w:t>Name</w:t>
       </w:r>
     </w:p>
@@ -2344,13 +2210,8 @@
         </w:numPr>
       </w:pPr>
       <w:r>
-        <w:t xml:space="preserve">Add </w:t>
-      </w:r>
-      <w:proofErr w:type="spellStart"/>
-      <w:r>
-        <w:t>Ons</w:t>
-      </w:r>
-      <w:proofErr w:type="spellEnd"/>
+        <w:t>Add Ons</w:t>
+      </w:r>
     </w:p>
     <w:p>
       <w:r>
@@ -2460,7 +2321,7 @@
         <w:rPr>
           <w:noProof/>
         </w:rPr>
-        <w:pict>
+        <w:pict w14:anchorId="10103D1B">
           <v:shapetype id="_x0000_t127" coordsize="21600,21600" o:spt="127" path="m10800,l21600,21600,,21600xe">
             <v:stroke joinstyle="miter"/>
             <v:path gradientshapeok="t" o:connecttype="custom" o:connectlocs="10800,0;5400,10800;10800,21600;16200,10800" textboxrect="5400,10800,16200,21600"/>
@@ -2507,7 +2368,7 @@
         <w:rPr>
           <w:noProof/>
         </w:rPr>
-        <w:pict>
+        <w:pict w14:anchorId="10103D1C">
           <v:shape id="Text Box 2" o:spid="_x0000_s1051" type="#_x0000_t202" style="position:absolute;left:0;text-align:left;margin-left:-37.2pt;margin-top:13.8pt;width:57pt;height:32.4pt;z-index:251667456;visibility:visible;mso-wrap-distance-top:3.6pt;mso-wrap-distance-bottom:3.6pt;mso-width-relative:margin;mso-height-relative:margin" o:gfxdata="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">
             <v:textbox>
               <w:txbxContent>
@@ -2560,7 +2421,7 @@
         <w:rPr>
           <w:noProof/>
         </w:rPr>
-        <w:pict>
+        <w:pict w14:anchorId="10103D1D">
           <v:shapetype id="_x0000_t75" coordsize="21600,21600" o:spt="75" o:preferrelative="t" path="m@4@5l@4@11@9@11@9@5xe" filled="f" stroked="f">
             <v:stroke joinstyle="miter"/>
             <v:formulas>
@@ -2594,7 +2455,8 @@
         <w:rPr>
           <w:noProof/>
         </w:rPr>
-        <w:pict>
+        <w:lastRenderedPageBreak/>
+        <w:pict w14:anchorId="10103D1E">
           <v:shape id="_x0000_s1029" type="#_x0000_t202" style="position:absolute;margin-left:404.35pt;margin-top:26.35pt;width:78.6pt;height:46.2pt;z-index:251663360;visibility:visible;mso-wrap-distance-top:3.6pt;mso-wrap-distance-bottom:3.6pt;mso-width-relative:margin;mso-height-relative:margin" o:gfxdata="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">
             <v:textbox>
               <w:txbxContent>
@@ -2623,7 +2485,7 @@
         <w:rPr>
           <w:noProof/>
         </w:rPr>
-        <w:pict>
+        <w:pict w14:anchorId="10103D1F">
           <v:shape id="Ink 3" o:spid="_x0000_s1049" type="#_x0000_t75" style="position:absolute;margin-left:223.9pt;margin-top:52.8pt;width:181.05pt;height:91.6pt;z-index:251661312;visibility:visible" o:gfxdata="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">
             <v:imagedata r:id="rId11" o:title=""/>
           </v:shape>
@@ -2635,7 +2497,7 @@
           <w:lang w:val="en-US" w:eastAsia="zh-CN"/>
         </w:rPr>
         <w:drawing>
-          <wp:inline distT="0" distB="0" distL="0" distR="0">
+          <wp:inline distT="0" distB="0" distL="0" distR="0" wp14:anchorId="10103D20" wp14:editId="10103D21">
             <wp:extent cx="4458004" cy="3124200"/>
             <wp:effectExtent l="0" t="0" r="0" b="0"/>
             <wp:docPr id="2052935248" name="Picture 1" descr="A group of drinks and pastries on a table&#10;&#10;AI-generated content may be incorrect."/>
@@ -2677,7 +2539,6 @@
       </w:pPr>
       <w:bookmarkStart w:id="8" w:name="_Toc216317510"/>
       <w:r>
-        <w:lastRenderedPageBreak/>
         <w:t>Main Menu</w:t>
       </w:r>
       <w:bookmarkEnd w:id="8"/>
@@ -2743,21 +2604,13 @@
         <w:rPr>
           <w:noProof/>
         </w:rPr>
-        <w:pict>
+        <w:pict w14:anchorId="10103D22">
           <v:shape id="_x0000_s1030" type="#_x0000_t202" style="position:absolute;left:0;text-align:left;margin-left:137.4pt;margin-top:226.5pt;width:169.8pt;height:54.6pt;z-index:251675648;visibility:visible;mso-wrap-distance-top:3.6pt;mso-wrap-distance-bottom:3.6pt;mso-width-relative:margin;mso-height-relative:margin" o:gfxdata="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">
             <v:textbox>
               <w:txbxContent>
                 <w:p>
                   <w:r>
-                    <w:t xml:space="preserve">Click on 1 of 3 circles to select </w:t>
-                  </w:r>
-                  <w:proofErr w:type="gramStart"/>
-                  <w:r>
-                    <w:t>either Hot</w:t>
-                  </w:r>
-                  <w:proofErr w:type="gramEnd"/>
-                  <w:r>
-                    <w:t xml:space="preserve"> Drinks, Cold Drinks, or Pastries</w:t>
+                    <w:t>Click on 1 of 3 circles to select either Hot Drinks, Cold Drinks, or Pastries</w:t>
                   </w:r>
                 </w:p>
               </w:txbxContent>
@@ -2770,7 +2623,7 @@
         <w:rPr>
           <w:noProof/>
         </w:rPr>
-        <w:pict>
+        <w:pict w14:anchorId="10103D23">
           <v:shape id="Ink 13" o:spid="_x0000_s1048" type="#_x0000_t75" style="position:absolute;left:0;text-align:left;margin-left:272.5pt;margin-top:128.75pt;width:41.15pt;height:96.95pt;z-index:251673600;visibility:visible;mso-width-relative:margin;mso-height-relative:margin" o:gfxdata="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">
             <v:imagedata r:id="rId13" o:title=""/>
           </v:shape>
@@ -2780,7 +2633,7 @@
         <w:rPr>
           <w:noProof/>
         </w:rPr>
-        <w:pict>
+        <w:pict w14:anchorId="10103D24">
           <v:shape id="Ink 11" o:spid="_x0000_s1047" type="#_x0000_t75" style="position:absolute;left:0;text-align:left;margin-left:229.25pt;margin-top:136.55pt;width:1.6pt;height:88pt;z-index:251671552;visibility:visible" o:gfxdata="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">
             <v:imagedata r:id="rId14" o:title=""/>
           </v:shape>
@@ -2790,7 +2643,7 @@
         <w:rPr>
           <w:noProof/>
         </w:rPr>
-        <w:pict>
+        <w:pict w14:anchorId="10103D25">
           <v:shape id="Ink 9" o:spid="_x0000_s1046" type="#_x0000_t75" style="position:absolute;left:0;text-align:left;margin-left:156.65pt;margin-top:128.15pt;width:26.25pt;height:98.8pt;z-index:251669504;visibility:visible" o:gfxdata="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">
             <v:imagedata r:id="rId15" o:title=""/>
           </v:shape>
@@ -2802,7 +2655,7 @@
           <w:lang w:val="en-US" w:eastAsia="zh-CN"/>
         </w:rPr>
         <w:drawing>
-          <wp:inline distT="0" distB="0" distL="0" distR="0">
+          <wp:inline distT="0" distB="0" distL="0" distR="0" wp14:anchorId="10103D26" wp14:editId="10103D27">
             <wp:extent cx="3634740" cy="2428208"/>
             <wp:effectExtent l="0" t="0" r="3810" b="0"/>
             <wp:docPr id="1865937051" name="Picture 1" descr="A screenshot of a menu&#10;&#10;AI-generated content may be incorrect."/>
@@ -2929,13 +2782,8 @@
         </w:numPr>
       </w:pPr>
       <w:r>
-        <w:t>Add-</w:t>
-      </w:r>
-      <w:proofErr w:type="spellStart"/>
-      <w:r>
-        <w:t>Ons</w:t>
-      </w:r>
-      <w:proofErr w:type="spellEnd"/>
+        <w:t>Add-Ons</w:t>
+      </w:r>
     </w:p>
     <w:p>
       <w:pPr>
@@ -2958,9 +2806,8 @@
           <w:noProof/>
           <w:lang w:val="en-US" w:eastAsia="zh-CN"/>
         </w:rPr>
-        <w:lastRenderedPageBreak/>
         <w:drawing>
-          <wp:inline distT="0" distB="0" distL="0" distR="0">
+          <wp:inline distT="0" distB="0" distL="0" distR="0" wp14:anchorId="10103D28" wp14:editId="10103D29">
             <wp:extent cx="5943600" cy="2703702"/>
             <wp:effectExtent l="19050" t="0" r="0" b="0"/>
             <wp:docPr id="7" name="Picture 7"/>
@@ -3092,7 +2939,7 @@
           <w:lang w:val="en-US" w:eastAsia="zh-CN"/>
         </w:rPr>
         <w:drawing>
-          <wp:inline distT="0" distB="0" distL="0" distR="0">
+          <wp:inline distT="0" distB="0" distL="0" distR="0" wp14:anchorId="10103D2A" wp14:editId="10103D2B">
             <wp:extent cx="1771524" cy="1249680"/>
             <wp:effectExtent l="190500" t="190500" r="191135" b="198120"/>
             <wp:docPr id="485726066" name="Picture 1" descr="A screen shot of a computer error&#10;&#10;AI-generated content may be incorrect."/>
@@ -3146,7 +2993,7 @@
         <w:rPr>
           <w:noProof/>
         </w:rPr>
-        <w:pict>
+        <w:pict w14:anchorId="10103D2C">
           <v:shape id="Ink 30" o:spid="_x0000_s1045" type="#_x0000_t75" style="position:absolute;left:0;text-align:left;margin-left:621.1pt;margin-top:32.05pt;width:1.05pt;height:1.05pt;z-index:251695104;visibility:visible" o:gfxdata="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">
             <v:imagedata r:id="rId19" o:title=""/>
           </v:shape>
@@ -3158,15 +3005,7 @@
         <w:ind w:left="360"/>
       </w:pPr>
       <w:r>
-        <w:t>If your decision was to include Add-</w:t>
-      </w:r>
-      <w:proofErr w:type="spellStart"/>
-      <w:r>
-        <w:t>Ons</w:t>
-      </w:r>
-      <w:proofErr w:type="spellEnd"/>
-      <w:r>
-        <w:t>, this is what you will be faced with:</w:t>
+        <w:t>If your decision was to include Add-Ons, this is what you will be faced with:</w:t>
       </w:r>
     </w:p>
     <w:p>
@@ -3176,10 +3015,65 @@
       <w:r>
         <w:rPr>
           <w:noProof/>
-        </w:rPr>
-        <w:pict>
-          <v:shape id="_x0000_s1031" type="#_x0000_t202" style="position:absolute;left:0;text-align:left;margin-left:32.4pt;margin-top:25.85pt;width:61.8pt;height:57.6pt;z-index:251683840;visibility:visible;mso-wrap-distance-top:3.6pt;mso-wrap-distance-bottom:3.6pt;mso-position-horizontal:right;mso-position-horizontal-relative:left-margin-area;mso-width-relative:margin;mso-height-relative:margin" o:gfxdata="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">
-            <v:textbox>
+          <w:lang w:val="en-US" w:eastAsia="zh-CN"/>
+        </w:rPr>
+        <w:drawing>
+          <wp:anchor distT="0" distB="0" distL="114300" distR="114300" simplePos="0" relativeHeight="251658240" behindDoc="0" locked="0" layoutInCell="1" allowOverlap="1" wp14:anchorId="10103D33" wp14:editId="0701A578">
+            <wp:simplePos x="0" y="0"/>
+            <wp:positionH relativeFrom="column">
+              <wp:posOffset>1181100</wp:posOffset>
+            </wp:positionH>
+            <wp:positionV relativeFrom="paragraph">
+              <wp:posOffset>356235</wp:posOffset>
+            </wp:positionV>
+            <wp:extent cx="3977640" cy="2491105"/>
+            <wp:effectExtent l="0" t="0" r="0" b="0"/>
+            <wp:wrapTopAndBottom/>
+            <wp:docPr id="1342037176" name="Picture 1" descr="A screenshot of a coffee shop&#10;&#10;AI-generated content may be incorrect."/>
+            <wp:cNvGraphicFramePr>
+              <a:graphicFrameLocks xmlns:a="http://schemas.openxmlformats.org/drawingml/2006/main" noChangeAspect="1"/>
+            </wp:cNvGraphicFramePr>
+            <a:graphic xmlns:a="http://schemas.openxmlformats.org/drawingml/2006/main">
+              <a:graphicData uri="http://schemas.openxmlformats.org/drawingml/2006/picture">
+                <pic:pic xmlns:pic="http://schemas.openxmlformats.org/drawingml/2006/picture">
+                  <pic:nvPicPr>
+                    <pic:cNvPr id="1342037176" name="Picture 1" descr="A screenshot of a coffee shop&#10;&#10;AI-generated content may be incorrect."/>
+                    <pic:cNvPicPr/>
+                  </pic:nvPicPr>
+                  <pic:blipFill>
+                    <a:blip r:embed="rId20" cstate="print">
+                      <a:extLst>
+                        <a:ext uri="{28A0092B-C50C-407E-A947-70E740481C1C}">
+                          <a14:useLocalDpi xmlns:a14="http://schemas.microsoft.com/office/drawing/2010/main" val="0"/>
+                        </a:ext>
+                      </a:extLst>
+                    </a:blip>
+                    <a:stretch>
+                      <a:fillRect/>
+                    </a:stretch>
+                  </pic:blipFill>
+                  <pic:spPr>
+                    <a:xfrm>
+                      <a:off x="0" y="0"/>
+                      <a:ext cx="3977640" cy="2491105"/>
+                    </a:xfrm>
+                    <a:prstGeom prst="rect">
+                      <a:avLst/>
+                    </a:prstGeom>
+                  </pic:spPr>
+                </pic:pic>
+              </a:graphicData>
+            </a:graphic>
+          </wp:anchor>
+        </w:drawing>
+      </w:r>
+      <w:r>
+        <w:rPr>
+          <w:noProof/>
+        </w:rPr>
+        <w:pict w14:anchorId="10103D2D">
+          <v:shape id="_x0000_s1031" type="#_x0000_t202" style="position:absolute;left:0;text-align:left;margin-left:43pt;margin-top:25.85pt;width:61.8pt;height:57.6pt;z-index:251683840;visibility:visible;mso-wrap-distance-top:3.6pt;mso-wrap-distance-bottom:3.6pt;mso-position-horizontal:right;mso-position-horizontal-relative:left-margin-area;mso-position-vertical-relative:text;mso-width-relative:margin;mso-height-relative:margin" o:gfxdata="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">
+            <v:textbox style="mso-next-textbox:#_x0000_s1031">
               <w:txbxContent>
                 <w:p>
                   <w:pPr>
@@ -3193,17 +3087,8 @@
                       <w:sz w:val="18"/>
                       <w:szCs w:val="18"/>
                     </w:rPr>
-                    <w:t xml:space="preserve">Can adjust the quantity of </w:t>
+                    <w:t>Can adjust the quantity of Americanos</w:t>
                   </w:r>
-                  <w:proofErr w:type="spellStart"/>
-                  <w:r>
-                    <w:rPr>
-                      <w:sz w:val="18"/>
-                      <w:szCs w:val="18"/>
-                    </w:rPr>
-                    <w:t>Americanos</w:t>
-                  </w:r>
-                  <w:proofErr w:type="spellEnd"/>
                 </w:p>
               </w:txbxContent>
             </v:textbox>
@@ -3221,10 +3106,9 @@
         <w:rPr>
           <w:noProof/>
         </w:rPr>
-        <w:lastRenderedPageBreak/>
-        <w:pict>
+        <w:pict w14:anchorId="10103D2E">
           <v:shape id="_x0000_s1032" type="#_x0000_t202" style="position:absolute;left:0;text-align:left;margin-left:-62.4pt;margin-top:136.9pt;width:60.6pt;height:30pt;z-index:251687936;visibility:visible;mso-wrap-distance-top:3.6pt;mso-wrap-distance-bottom:3.6pt;mso-width-relative:margin;mso-height-relative:margin" o:gfxdata="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">
-            <v:textbox>
+            <v:textbox style="mso-next-textbox:#_x0000_s1032">
               <w:txbxContent>
                 <w:p>
                   <w:pPr>
@@ -3251,9 +3135,9 @@
         <w:rPr>
           <w:noProof/>
         </w:rPr>
-        <w:pict>
+        <w:pict w14:anchorId="10103D2F">
           <v:shape id="Ink 29" o:spid="_x0000_s1044" type="#_x0000_t75" style="position:absolute;left:0;text-align:left;margin-left:370.85pt;margin-top:41.1pt;width:97.55pt;height:54.35pt;z-index:251694080;visibility:visible;mso-width-relative:margin;mso-height-relative:margin" o:gfxdata="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">
-            <v:imagedata r:id="rId20" o:title=""/>
+            <v:imagedata r:id="rId21" o:title=""/>
           </v:shape>
         </w:pict>
       </w:r>
@@ -3261,9 +3145,9 @@
         <w:rPr>
           <w:noProof/>
         </w:rPr>
-        <w:pict>
+        <w:pict w14:anchorId="10103D30">
           <v:shape id="_x0000_s1033" type="#_x0000_t202" style="position:absolute;left:0;text-align:left;margin-left:0;margin-top:7.45pt;width:66pt;height:60.6pt;z-index:251692032;visibility:visible;mso-wrap-distance-top:3.6pt;mso-wrap-distance-bottom:3.6pt;mso-position-horizontal:left;mso-position-horizontal-relative:right-margin-area;mso-width-relative:margin;mso-height-relative:margin" o:gfxdata="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">
-            <v:textbox>
+            <v:textbox style="mso-next-textbox:#_x0000_s1033">
               <w:txbxContent>
                 <w:p>
                   <w:pPr>
@@ -3291,23 +3175,7 @@
                       <w:sz w:val="18"/>
                       <w:szCs w:val="18"/>
                     </w:rPr>
-                    <w:t xml:space="preserve"> of Add-</w:t>
-                  </w:r>
-                  <w:proofErr w:type="spellStart"/>
-                  <w:r>
-                    <w:rPr>
-                      <w:sz w:val="18"/>
-                      <w:szCs w:val="18"/>
-                    </w:rPr>
-                    <w:t>Ons</w:t>
-                  </w:r>
-                  <w:proofErr w:type="spellEnd"/>
-                  <w:r>
-                    <w:rPr>
-                      <w:sz w:val="18"/>
-                      <w:szCs w:val="18"/>
-                    </w:rPr>
-                    <w:t xml:space="preserve"> you would like</w:t>
+                    <w:t xml:space="preserve"> of Add-Ons you would like</w:t>
                   </w:r>
                 </w:p>
               </w:txbxContent>
@@ -3320,18 +3188,8 @@
         <w:rPr>
           <w:noProof/>
         </w:rPr>
-        <w:pict>
+        <w:pict w14:anchorId="10103D31">
           <v:shape id="Ink 27" o:spid="_x0000_s1043" type="#_x0000_t75" style="position:absolute;left:0;text-align:left;margin-left:-.5pt;margin-top:155.1pt;width:103pt;height:2.25pt;z-index:251689984;visibility:visible" o:gfxdata="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">
-            <v:imagedata r:id="rId21" o:title=""/>
-          </v:shape>
-        </w:pict>
-      </w:r>
-      <w:r>
-        <w:rPr>
-          <w:noProof/>
-        </w:rPr>
-        <w:pict>
-          <v:shape id="Ink 24" o:spid="_x0000_s1042" type="#_x0000_t75" style="position:absolute;left:0;text-align:left;margin-left:-1.1pt;margin-top:42.9pt;width:103.55pt;height:78.95pt;z-index:251685888;visibility:visible;mso-width-relative:margin;mso-height-relative:margin" o:gfxdata="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">
             <v:imagedata r:id="rId22" o:title=""/>
           </v:shape>
         </w:pict>
@@ -3339,43 +3197,12 @@
       <w:r>
         <w:rPr>
           <w:noProof/>
-          <w:lang w:val="en-US" w:eastAsia="zh-CN"/>
-        </w:rPr>
-        <w:drawing>
-          <wp:inline distT="0" distB="0" distL="0" distR="0">
-            <wp:extent cx="3977640" cy="2491550"/>
-            <wp:effectExtent l="0" t="0" r="3810" b="4445"/>
-            <wp:docPr id="1342037176" name="Picture 1" descr="A screenshot of a coffee shop&#10;&#10;AI-generated content may be incorrect."/>
-            <wp:cNvGraphicFramePr>
-              <a:graphicFrameLocks xmlns:a="http://schemas.openxmlformats.org/drawingml/2006/main" noChangeAspect="1"/>
-            </wp:cNvGraphicFramePr>
-            <a:graphic xmlns:a="http://schemas.openxmlformats.org/drawingml/2006/main">
-              <a:graphicData uri="http://schemas.openxmlformats.org/drawingml/2006/picture">
-                <pic:pic xmlns:pic="http://schemas.openxmlformats.org/drawingml/2006/picture">
-                  <pic:nvPicPr>
-                    <pic:cNvPr id="1342037176" name="Picture 1" descr="A screenshot of a coffee shop&#10;&#10;AI-generated content may be incorrect."/>
-                    <pic:cNvPicPr/>
-                  </pic:nvPicPr>
-                  <pic:blipFill>
-                    <a:blip r:embed="rId23" cstate="print"/>
-                    <a:stretch>
-                      <a:fillRect/>
-                    </a:stretch>
-                  </pic:blipFill>
-                  <pic:spPr>
-                    <a:xfrm>
-                      <a:off x="0" y="0"/>
-                      <a:ext cx="3991694" cy="2500354"/>
-                    </a:xfrm>
-                    <a:prstGeom prst="rect">
-                      <a:avLst/>
-                    </a:prstGeom>
-                  </pic:spPr>
-                </pic:pic>
-              </a:graphicData>
-            </a:graphic>
-          </wp:inline>
-        </w:drawing>
+        </w:rPr>
+        <w:pict w14:anchorId="10103D32">
+          <v:shape id="Ink 24" o:spid="_x0000_s1042" type="#_x0000_t75" style="position:absolute;left:0;text-align:left;margin-left:-1.1pt;margin-top:42.9pt;width:103.55pt;height:78.95pt;z-index:251685888;visibility:visible;mso-width-relative:margin;mso-height-relative:margin" o:gfxdata="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">
+            <v:imagedata r:id="rId23" o:title=""/>
+          </v:shape>
+        </w:pict>
       </w:r>
     </w:p>
     <w:p>
@@ -3399,7 +3226,7 @@
           <w:lang w:val="en-US" w:eastAsia="zh-CN"/>
         </w:rPr>
         <w:drawing>
-          <wp:inline distT="0" distB="0" distL="0" distR="0">
+          <wp:inline distT="0" distB="0" distL="0" distR="0" wp14:anchorId="10103D35" wp14:editId="10103D36">
             <wp:extent cx="1043305" cy="1150620"/>
             <wp:effectExtent l="190500" t="190500" r="194945" b="182880"/>
             <wp:docPr id="102864072" name="Picture 1" descr="A screenshot of a computer&#10;&#10;AI-generated content may be incorrect."/>
@@ -3459,20 +3286,12 @@
     <w:p>
       <w:pPr>
         <w:rPr>
-          <w:rFonts w:eastAsia="SimSun" w:hint="eastAsia"/>
+          <w:rFonts w:eastAsia="SimSun"/>
           <w:lang w:eastAsia="zh-CN"/>
         </w:rPr>
       </w:pPr>
       <w:r>
-        <w:t>The Cold Drink menu is very similar to the Hot Drink menu. However, in this menu, you do not have the option of Add-</w:t>
-      </w:r>
-      <w:proofErr w:type="spellStart"/>
-      <w:r>
-        <w:t>Ons</w:t>
-      </w:r>
-      <w:proofErr w:type="spellEnd"/>
-      <w:r>
-        <w:t>.</w:t>
+        <w:t>The Cold Drink menu is very similar to the Hot Drink menu. However, in this menu, you do not have the option of Add-Ons.</w:t>
       </w:r>
       <w:r>
         <w:t xml:space="preserve"> </w:t>
@@ -3483,7 +3302,7 @@
           <w:lang w:val="en-US" w:eastAsia="zh-CN"/>
         </w:rPr>
         <w:drawing>
-          <wp:inline distT="0" distB="0" distL="0" distR="0">
+          <wp:inline distT="0" distB="0" distL="0" distR="0" wp14:anchorId="10103D37" wp14:editId="10103D38">
             <wp:extent cx="5943600" cy="2664990"/>
             <wp:effectExtent l="19050" t="0" r="0" b="0"/>
             <wp:docPr id="19" name="Picture 19"/>
@@ -3607,7 +3426,7 @@
           <w:lang w:val="en-US" w:eastAsia="zh-CN"/>
         </w:rPr>
         <w:drawing>
-          <wp:inline distT="0" distB="0" distL="0" distR="0">
+          <wp:inline distT="0" distB="0" distL="0" distR="0" wp14:anchorId="10103D39" wp14:editId="10103D3A">
             <wp:extent cx="2215088" cy="1533525"/>
             <wp:effectExtent l="190500" t="190500" r="185420" b="180975"/>
             <wp:docPr id="1130828236" name="Picture 1" descr="A screen shot of a computer error&#10;&#10;AI-generated content may be incorrect."/>
@@ -3659,32 +3478,14 @@
       </w:pPr>
       <w:bookmarkStart w:id="11" w:name="_Toc216317513"/>
       <w:r>
+        <w:lastRenderedPageBreak/>
         <w:t>Pastry Menu</w:t>
       </w:r>
       <w:bookmarkEnd w:id="11"/>
     </w:p>
     <w:p>
-      <w:pPr>
-        <w:rPr>
-          <w:b/>
-          <w:bCs/>
-          <w:i/>
-          <w:iCs/>
-        </w:rPr>
-      </w:pPr>
-    </w:p>
-    <w:p>
-      <w:r>
-        <w:lastRenderedPageBreak/>
-        <w:t>Also, for the Pastry Menu, it is very similar steps as to the Hot and Cold Drink menu, however, the Pastry Menu does not have Add-</w:t>
-      </w:r>
-      <w:proofErr w:type="spellStart"/>
-      <w:r>
-        <w:t>Ons</w:t>
-      </w:r>
-      <w:proofErr w:type="spellEnd"/>
-      <w:r>
-        <w:t>, nor does it have a size selection.</w:t>
+      <w:r>
+        <w:t>Also, for the Pastry Menu, it is very similar steps as to the Hot and Cold Drink menu, however, the Pastry Menu does not have Add-Ons, nor does it have a size selection.</w:t>
       </w:r>
     </w:p>
     <w:p>
@@ -3697,7 +3498,7 @@
           <w:lang w:val="en-US" w:eastAsia="zh-CN"/>
         </w:rPr>
         <w:drawing>
-          <wp:inline distT="0" distB="0" distL="0" distR="0">
+          <wp:inline distT="0" distB="0" distL="0" distR="0" wp14:anchorId="10103D3B" wp14:editId="10103D3C">
             <wp:extent cx="5943600" cy="2745685"/>
             <wp:effectExtent l="19050" t="0" r="0" b="0"/>
             <wp:docPr id="16" name="Picture 16"/>
@@ -3785,22 +3586,8 @@
       </w:r>
     </w:p>
     <w:p>
-      <w:pPr>
-        <w:pStyle w:val="ListParagraph"/>
-        <w:ind w:left="1440"/>
-      </w:pPr>
-    </w:p>
-    <w:p>
-      <w:r>
-        <w:t xml:space="preserve">Then you are presented with </w:t>
-      </w:r>
-      <w:proofErr w:type="gramStart"/>
-      <w:r>
-        <w:t>a</w:t>
-      </w:r>
-      <w:proofErr w:type="gramEnd"/>
-      <w:r>
-        <w:t xml:space="preserve"> “Add to Cart” button and once the item is added</w:t>
+      <w:r>
+        <w:t>Then you are presented with a “Add to Cart” button and once the item is added</w:t>
       </w:r>
       <w:r>
         <w:t>,</w:t>
@@ -3819,7 +3606,7 @@
           <w:lang w:val="en-US" w:eastAsia="zh-CN"/>
         </w:rPr>
         <w:drawing>
-          <wp:inline distT="0" distB="0" distL="0" distR="0">
+          <wp:inline distT="0" distB="0" distL="0" distR="0" wp14:anchorId="10103D3D" wp14:editId="10103D3E">
             <wp:extent cx="967740" cy="1058904"/>
             <wp:effectExtent l="190500" t="190500" r="194310" b="198755"/>
             <wp:docPr id="1371008131" name="Picture 1" descr="A screenshot of a computer&#10;&#10;AI-generated content may be incorrect."/>
@@ -3867,11 +3654,6 @@
     </w:p>
     <w:p>
       <w:pPr>
-        <w:jc w:val="center"/>
-      </w:pPr>
-    </w:p>
-    <w:p>
-      <w:pPr>
         <w:pStyle w:val="Heading2"/>
       </w:pPr>
       <w:bookmarkStart w:id="12" w:name="_Toc216317514"/>
@@ -3885,15 +3667,11 @@
         <w:ind w:left="360"/>
       </w:pPr>
       <w:r>
-        <w:rPr>
-          <w:noProof/>
-          <w:lang w:val="en-US" w:eastAsia="zh-CN"/>
-        </w:rPr>
         <w:drawing>
-          <wp:inline distT="0" distB="0" distL="0" distR="0">
-            <wp:extent cx="5905500" cy="268145"/>
-            <wp:effectExtent l="190500" t="190500" r="190500" b="189230"/>
-            <wp:docPr id="500360240" name="Picture 1"/>
+          <wp:inline distT="0" distB="0" distL="0" distR="0" wp14:anchorId="15B6CD49" wp14:editId="57B13D78">
+            <wp:extent cx="5572125" cy="332740"/>
+            <wp:effectExtent l="190500" t="190500" r="180975" b="162560"/>
+            <wp:docPr id="1523421217" name="Picture 1"/>
             <wp:cNvGraphicFramePr>
               <a:graphicFrameLocks xmlns:a="http://schemas.openxmlformats.org/drawingml/2006/main" noChangeAspect="1"/>
             </wp:cNvGraphicFramePr>
@@ -3901,19 +3679,20 @@
               <a:graphicData uri="http://schemas.openxmlformats.org/drawingml/2006/picture">
                 <pic:pic xmlns:pic="http://schemas.openxmlformats.org/drawingml/2006/picture">
                   <pic:nvPicPr>
-                    <pic:cNvPr id="500360240" name=""/>
+                    <pic:cNvPr id="1523421217" name=""/>
                     <pic:cNvPicPr/>
                   </pic:nvPicPr>
-                  <pic:blipFill>
-                    <a:blip r:embed="rId29" cstate="print"/>
+                  <pic:blipFill rotWithShape="1">
+                    <a:blip r:embed="rId29"/>
+                    <a:srcRect t="5415"/>
                     <a:stretch>
                       <a:fillRect/>
                     </a:stretch>
                   </pic:blipFill>
-                  <pic:spPr>
+                  <pic:spPr bwMode="auto">
                     <a:xfrm>
                       <a:off x="0" y="0"/>
-                      <a:ext cx="5910723" cy="268382"/>
+                      <a:ext cx="5572125" cy="332740"/>
                     </a:xfrm>
                     <a:prstGeom prst="rect">
                       <a:avLst/>
@@ -3928,6 +3707,11 @@
                         </a:srgbClr>
                       </a:outerShdw>
                     </a:effectLst>
+                    <a:extLst>
+                      <a:ext uri="{53640926-AAD7-44D8-BBD7-CCE9431645EC}">
+                        <a14:shadowObscured xmlns:a14="http://schemas.microsoft.com/office/drawing/2010/main"/>
+                      </a:ext>
+                    </a:extLst>
                   </pic:spPr>
                 </pic:pic>
               </a:graphicData>
@@ -4002,20 +3786,7 @@
         <w:ind w:left="360"/>
       </w:pPr>
       <w:r>
-        <w:t xml:space="preserve">Once you have added an item to cart, the Cart and Checkout button will change from light </w:t>
-      </w:r>
-      <w:proofErr w:type="gramStart"/>
-      <w:r>
-        <w:t>grey(</w:t>
-      </w:r>
-      <w:proofErr w:type="spellStart"/>
-      <w:proofErr w:type="gramEnd"/>
-      <w:r>
-        <w:t>unclickable</w:t>
-      </w:r>
-      <w:proofErr w:type="spellEnd"/>
-      <w:r>
-        <w:t>) to black(clickable), which will bring you to the screen that you selected.</w:t>
+        <w:t>Once you have added an item to cart, the Cart and Checkout button will change from light grey(unclickable) to black(clickable), which will bring you to the screen that you selected.</w:t>
       </w:r>
     </w:p>
     <w:p>
@@ -4043,15 +3814,7 @@
         <w:ind w:left="360"/>
       </w:pPr>
       <w:r>
-        <w:t xml:space="preserve">This is where </w:t>
-      </w:r>
-      <w:proofErr w:type="spellStart"/>
-      <w:r>
-        <w:t>al</w:t>
-      </w:r>
-      <w:proofErr w:type="spellEnd"/>
-      <w:r>
-        <w:t xml:space="preserve"> the items you added to cart get put into a list</w:t>
+        <w:t>This is where al the items you added to cart get put into a list</w:t>
       </w:r>
     </w:p>
     <w:p>
@@ -4065,93 +3828,13 @@
       <w:r>
         <w:rPr>
           <w:noProof/>
-        </w:rPr>
-        <w:pict>
-          <v:shape id="Ink 35" o:spid="_x0000_s1038" type="#_x0000_t75" style="position:absolute;left:0;text-align:left;margin-left:-34.75pt;margin-top:83pt;width:63.45pt;height:15.45pt;z-index:251702272;visibility:visible" o:gfxdata="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">
-            <v:imagedata r:id="rId30" o:title=""/>
-          </v:shape>
-        </w:pict>
-      </w:r>
-      <w:r>
-        <w:rPr>
-          <w:noProof/>
-        </w:rPr>
-        <w:pict>
-          <v:shape id="_x0000_s1035" type="#_x0000_t202" style="position:absolute;left:0;text-align:left;margin-left:-57.75pt;margin-top:44.75pt;width:90pt;height:39pt;z-index:251697152;visibility:visible;mso-wrap-distance-top:3.6pt;mso-wrap-distance-bottom:3.6pt;mso-width-relative:margin;mso-height-relative:margin" o:gfxdata="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">
-            <v:textbox>
-              <w:txbxContent>
-                <w:p>
-                  <w:r>
-                    <w:t xml:space="preserve">Where the list of items </w:t>
-                  </w:r>
-                  <w:r>
-                    <w:t>goes</w:t>
-                  </w:r>
-                </w:p>
-              </w:txbxContent>
-            </v:textbox>
-            <w10:wrap type="square"/>
-          </v:shape>
-        </w:pict>
-      </w:r>
-      <w:r>
-        <w:rPr>
-          <w:noProof/>
-        </w:rPr>
-        <w:pict>
-          <v:shape id="Ink 39" o:spid="_x0000_s1040" type="#_x0000_t75" style="position:absolute;left:0;text-align:left;margin-left:167.2pt;margin-top:325.05pt;width:1.75pt;height:20.75pt;z-index:251706368;visibility:visible;mso-height-relative:margin" o:gfxdata="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">
-            <v:imagedata r:id="rId31" o:title=""/>
-          </v:shape>
-        </w:pict>
-      </w:r>
-      <w:r>
-        <w:rPr>
-          <w:noProof/>
-        </w:rPr>
-        <w:pict>
-          <v:shape id="Ink 37" o:spid="_x0000_s1039" type="#_x0000_t75" style="position:absolute;left:0;text-align:left;margin-left:-18.55pt;margin-top:304.5pt;width:47.25pt;height:1.05pt;z-index:251704320;visibility:visible" o:gfxdata="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">
-            <v:imagedata r:id="rId32" o:title=""/>
-          </v:shape>
-        </w:pict>
-      </w:r>
-      <w:r>
-        <w:rPr>
-          <w:noProof/>
-        </w:rPr>
-        <w:pict>
-          <v:shape id="Text Box 32" o:spid="_x0000_s1036" type="#_x0000_t202" style="position:absolute;left:0;text-align:left;margin-left:-73.95pt;margin-top:266.3pt;width:57pt;height:46.8pt;z-index:251699200;visibility:visible;mso-height-relative:margin" o:gfxdata="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" fillcolor="white [3201]" strokeweight=".5pt">
-            <v:textbox>
-              <w:txbxContent>
-                <w:p>
-                  <w:pPr>
-                    <w:rPr>
-                      <w:sz w:val="18"/>
-                      <w:szCs w:val="18"/>
-                    </w:rPr>
-                  </w:pPr>
-                  <w:r>
-                    <w:rPr>
-                      <w:sz w:val="18"/>
-                      <w:szCs w:val="18"/>
-                    </w:rPr>
-                    <w:t>Remove Item button</w:t>
-                  </w:r>
-                </w:p>
-              </w:txbxContent>
-            </v:textbox>
-          </v:shape>
-        </w:pict>
-      </w:r>
-      <w:r>
-        <w:rPr>
-          <w:noProof/>
           <w:lang w:val="en-US" w:eastAsia="zh-CN"/>
         </w:rPr>
         <w:drawing>
-          <wp:inline distT="0" distB="0" distL="0" distR="0">
-            <wp:extent cx="5067300" cy="4200525"/>
-            <wp:effectExtent l="19050" t="0" r="0" b="0"/>
-            <wp:docPr id="22" name="Picture 22"/>
+          <wp:inline distT="0" distB="0" distL="0" distR="0" wp14:anchorId="025899BD" wp14:editId="062EFBC2">
+            <wp:extent cx="4948566" cy="3886200"/>
+            <wp:effectExtent l="0" t="0" r="0" b="0"/>
+            <wp:docPr id="270658672" name="Picture 1"/>
             <wp:cNvGraphicFramePr>
               <a:graphicFrameLocks xmlns:a="http://schemas.openxmlformats.org/drawingml/2006/main" noChangeAspect="1"/>
             </wp:cNvGraphicFramePr>
@@ -4159,33 +3842,23 @@
               <a:graphicData uri="http://schemas.openxmlformats.org/drawingml/2006/picture">
                 <pic:pic xmlns:pic="http://schemas.openxmlformats.org/drawingml/2006/picture">
                   <pic:nvPicPr>
-                    <pic:cNvPr id="0" name="Picture 22"/>
-                    <pic:cNvPicPr>
-                      <a:picLocks noChangeAspect="1" noChangeArrowheads="1"/>
-                    </pic:cNvPicPr>
+                    <pic:cNvPr id="270658672" name=""/>
+                    <pic:cNvPicPr/>
                   </pic:nvPicPr>
                   <pic:blipFill>
-                    <a:blip r:embed="rId33" cstate="print"/>
-                    <a:srcRect/>
+                    <a:blip r:embed="rId30"/>
                     <a:stretch>
                       <a:fillRect/>
                     </a:stretch>
                   </pic:blipFill>
-                  <pic:spPr bwMode="auto">
+                  <pic:spPr>
                     <a:xfrm>
                       <a:off x="0" y="0"/>
-                      <a:ext cx="5067300" cy="4200525"/>
+                      <a:ext cx="4951559" cy="3888550"/>
                     </a:xfrm>
                     <a:prstGeom prst="rect">
                       <a:avLst/>
                     </a:prstGeom>
-                    <a:noFill/>
-                    <a:ln w="9525">
-                      <a:noFill/>
-                      <a:miter lim="800000"/>
-                      <a:headEnd/>
-                      <a:tailEnd/>
-                    </a:ln>
                   </pic:spPr>
                 </pic:pic>
               </a:graphicData>
@@ -4197,88 +3870,50 @@
     <w:p>
       <w:pPr>
         <w:ind w:left="360"/>
-        <w:jc w:val="center"/>
-      </w:pPr>
-      <w:r>
-        <w:rPr>
-          <w:noProof/>
-        </w:rPr>
-        <w:pict>
-          <v:shape id="Text Box 33" o:spid="_x0000_s1037" type="#_x0000_t202" style="position:absolute;left:0;text-align:left;margin-left:205.2pt;margin-top:5.7pt;width:87.6pt;height:38.4pt;z-index:251700224;visibility:visible;mso-width-relative:margin;mso-height-relative:margin" o:gfxdata="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" fillcolor="white [3201]" strokeweight=".5pt">
-            <v:textbox>
-              <w:txbxContent>
-                <w:p>
-                  <w:r>
-                    <w:t>Edit Quantity buttons</w:t>
-                  </w:r>
-                </w:p>
-              </w:txbxContent>
-            </v:textbox>
-          </v:shape>
-        </w:pict>
+      </w:pPr>
+      <w:r>
+        <w:t>The Remove Item button and Edit Quantity button:</w:t>
       </w:r>
     </w:p>
     <w:p>
       <w:pPr>
         <w:ind w:left="360"/>
       </w:pPr>
+      <w:r>
+        <w:lastRenderedPageBreak/>
+        <w:t>To remove an item or edit the quantity of an item, you need to select the item first then click what button you choose.</w:t>
+      </w:r>
+      <w:r>
+        <w:rPr>
+          <w:lang w:val="en-US"/>
+        </w:rPr>
+        <w:t xml:space="preserve"> </w:t>
+      </w:r>
     </w:p>
     <w:p>
       <w:pPr>
         <w:ind w:left="360"/>
       </w:pPr>
       <w:r>
-        <w:lastRenderedPageBreak/>
-        <w:t>The Remove Item button and Edit Quantity button:</w:t>
-      </w:r>
+        <w:t>Once something is added to cart the menu resets.</w:t>
+      </w:r>
+    </w:p>
+    <w:p>
+      <w:pPr>
+        <w:pStyle w:val="Heading2"/>
+      </w:pPr>
+      <w:bookmarkStart w:id="14" w:name="_Toc216317516"/>
+      <w:r>
+        <w:t>Checkout Screen (Pickup and delivery)</w:t>
+      </w:r>
+      <w:bookmarkEnd w:id="14"/>
     </w:p>
     <w:p>
       <w:pPr>
         <w:ind w:left="360"/>
       </w:pPr>
       <w:r>
-        <w:t>To remove an item or edit the quantity of an item, you need to select the item first then click what button you choose.</w:t>
-      </w:r>
-    </w:p>
-    <w:p>
-      <w:pPr>
-        <w:ind w:left="360"/>
-      </w:pPr>
-      <w:proofErr w:type="gramStart"/>
-      <w:r>
-        <w:t>Once something is added to cart the menu resets.</w:t>
-      </w:r>
-      <w:proofErr w:type="gramEnd"/>
-    </w:p>
-    <w:p>
-      <w:pPr>
-        <w:ind w:left="360"/>
-      </w:pPr>
-    </w:p>
-    <w:p>
-      <w:pPr>
-        <w:pStyle w:val="Heading2"/>
-      </w:pPr>
-      <w:bookmarkStart w:id="14" w:name="_Toc216317516"/>
-      <w:r>
-        <w:t>Checkout Screen (Pickup and delivery)</w:t>
-      </w:r>
-      <w:bookmarkEnd w:id="14"/>
-    </w:p>
-    <w:p>
-      <w:pPr>
-        <w:ind w:left="360"/>
-      </w:pPr>
-      <w:r>
-        <w:t xml:space="preserve">You will be presented with a form to fill out and at the end decided whether you would like to </w:t>
-      </w:r>
-      <w:proofErr w:type="spellStart"/>
-      <w:r>
-        <w:t>pickup</w:t>
-      </w:r>
-      <w:proofErr w:type="spellEnd"/>
-      <w:r>
-        <w:t xml:space="preserve"> your items or have then delivered.</w:t>
+        <w:t>You will be presented with a form to fill out and at the end decided whether you would like to pickup your items or have then delivered.</w:t>
       </w:r>
     </w:p>
     <w:p>
@@ -4360,11 +3995,9 @@
       </w:r>
     </w:p>
     <w:p>
-      <w:proofErr w:type="gramStart"/>
       <w:r>
         <w:t>The total amount of your order on the bottom right.</w:t>
       </w:r>
-      <w:proofErr w:type="gramEnd"/>
     </w:p>
     <w:p>
       <w:pPr>
@@ -4372,14 +4005,13 @@
       </w:pPr>
       <w:r>
         <w:rPr>
-          <w:noProof/>
-          <w:lang w:val="en-US" w:eastAsia="zh-CN"/>
+          <w:lang w:val="en-US"/>
         </w:rPr>
         <w:drawing>
-          <wp:inline distT="0" distB="0" distL="0" distR="0">
-            <wp:extent cx="4352925" cy="3362881"/>
-            <wp:effectExtent l="19050" t="0" r="9525" b="0"/>
-            <wp:docPr id="31" name="Picture 31"/>
+          <wp:inline distT="0" distB="0" distL="0" distR="0" wp14:anchorId="0F8A0B2F" wp14:editId="0435780F">
+            <wp:extent cx="5943600" cy="3642995"/>
+            <wp:effectExtent l="0" t="0" r="0" b="0"/>
+            <wp:docPr id="221209580" name="Picture 1"/>
             <wp:cNvGraphicFramePr>
               <a:graphicFrameLocks xmlns:a="http://schemas.openxmlformats.org/drawingml/2006/main" noChangeAspect="1"/>
             </wp:cNvGraphicFramePr>
@@ -4387,33 +4019,23 @@
               <a:graphicData uri="http://schemas.openxmlformats.org/drawingml/2006/picture">
                 <pic:pic xmlns:pic="http://schemas.openxmlformats.org/drawingml/2006/picture">
                   <pic:nvPicPr>
-                    <pic:cNvPr id="0" name="Picture 31"/>
-                    <pic:cNvPicPr>
-                      <a:picLocks noChangeAspect="1" noChangeArrowheads="1"/>
-                    </pic:cNvPicPr>
+                    <pic:cNvPr id="221209580" name=""/>
+                    <pic:cNvPicPr/>
                   </pic:nvPicPr>
                   <pic:blipFill>
-                    <a:blip r:embed="rId34" cstate="print"/>
-                    <a:srcRect/>
+                    <a:blip r:embed="rId31"/>
                     <a:stretch>
                       <a:fillRect/>
                     </a:stretch>
                   </pic:blipFill>
-                  <pic:spPr bwMode="auto">
+                  <pic:spPr>
                     <a:xfrm>
                       <a:off x="0" y="0"/>
-                      <a:ext cx="4356169" cy="3365387"/>
+                      <a:ext cx="5943600" cy="3642995"/>
                     </a:xfrm>
                     <a:prstGeom prst="rect">
                       <a:avLst/>
                     </a:prstGeom>
-                    <a:noFill/>
-                    <a:ln w="9525">
-                      <a:noFill/>
-                      <a:miter lim="800000"/>
-                      <a:headEnd/>
-                      <a:tailEnd/>
-                    </a:ln>
                   </pic:spPr>
                 </pic:pic>
               </a:graphicData>
@@ -4426,13 +4048,57 @@
       <w:pPr>
         <w:ind w:left="360"/>
       </w:pPr>
+      <w:r>
+        <w:lastRenderedPageBreak/>
+        <w:t>If you picked delivery, you will be charged extra to the total amount.</w:t>
+      </w:r>
+      <w:r>
+        <w:t xml:space="preserve"> And another pop up will open for you to enter your delivery information.</w:t>
+      </w:r>
+      <w:r>
+        <w:t xml:space="preserve"> </w:t>
+      </w:r>
     </w:p>
     <w:p>
       <w:pPr>
         <w:ind w:left="360"/>
       </w:pPr>
       <w:r>
-        <w:t>If you picked delivery, you will be charged extra to the total amount.</w:t>
+        <w:drawing>
+          <wp:inline distT="0" distB="0" distL="0" distR="0" wp14:anchorId="76DFD08A" wp14:editId="03504469">
+            <wp:extent cx="3139712" cy="2461473"/>
+            <wp:effectExtent l="0" t="0" r="3810" b="0"/>
+            <wp:docPr id="388784525" name="Picture 1"/>
+            <wp:cNvGraphicFramePr>
+              <a:graphicFrameLocks xmlns:a="http://schemas.openxmlformats.org/drawingml/2006/main" noChangeAspect="1"/>
+            </wp:cNvGraphicFramePr>
+            <a:graphic xmlns:a="http://schemas.openxmlformats.org/drawingml/2006/main">
+              <a:graphicData uri="http://schemas.openxmlformats.org/drawingml/2006/picture">
+                <pic:pic xmlns:pic="http://schemas.openxmlformats.org/drawingml/2006/picture">
+                  <pic:nvPicPr>
+                    <pic:cNvPr id="388784525" name=""/>
+                    <pic:cNvPicPr/>
+                  </pic:nvPicPr>
+                  <pic:blipFill>
+                    <a:blip r:embed="rId32"/>
+                    <a:stretch>
+                      <a:fillRect/>
+                    </a:stretch>
+                  </pic:blipFill>
+                  <pic:spPr>
+                    <a:xfrm>
+                      <a:off x="0" y="0"/>
+                      <a:ext cx="3139712" cy="2461473"/>
+                    </a:xfrm>
+                    <a:prstGeom prst="rect">
+                      <a:avLst/>
+                    </a:prstGeom>
+                  </pic:spPr>
+                </pic:pic>
+              </a:graphicData>
+            </a:graphic>
+          </wp:inline>
+        </w:drawing>
       </w:r>
     </w:p>
     <w:p>
@@ -4448,11 +4114,6 @@
       <w:r>
         <w:t>and the cart resets.</w:t>
       </w:r>
-    </w:p>
-    <w:p>
-      <w:pPr>
-        <w:ind w:left="360"/>
-      </w:pPr>
     </w:p>
     <w:p>
       <w:pPr>
@@ -4662,6 +4323,7 @@
           <w:sz w:val="20"/>
           <w:szCs w:val="20"/>
         </w:rPr>
+        <w:lastRenderedPageBreak/>
         <w:t>Some fields are missing</w:t>
       </w:r>
     </w:p>
@@ -4798,7 +4460,6 @@
           <w:sz w:val="20"/>
           <w:szCs w:val="20"/>
         </w:rPr>
-        <w:lastRenderedPageBreak/>
         <w:t>Ensure you are using Windows 10 or 11</w:t>
       </w:r>
     </w:p>
@@ -4908,6 +4569,7 @@
         </w:numPr>
       </w:pPr>
       <w:r>
+        <w:lastRenderedPageBreak/>
         <w:t>Contact 1 of the 3 system administrators</w:t>
       </w:r>
     </w:p>
@@ -4936,7 +4598,7 @@
       </w:r>
     </w:p>
     <w:sectPr>
-      <w:footerReference w:type="default" r:id="rId35"/>
+      <w:footerReference w:type="default" r:id="rId33"/>
       <w:type w:val="continuous"/>
       <w:pgSz w:w="12240" w:h="15840"/>
       <w:pgMar w:top="1440" w:right="1440" w:bottom="1440" w:left="1440" w:header="708" w:footer="708" w:gutter="0"/>
@@ -4950,7 +4612,7 @@
 </file>
 
 <file path=word/endnotes.xml><?xml version="1.0" encoding="utf-8"?>
-<w:endnotes xmlns:ve="http://schemas.openxmlformats.org/markup-compatibility/2006" xmlns:o="urn:schemas-microsoft-com:office:office" xmlns:r="http://schemas.openxmlformats.org/officeDocument/2006/relationships" xmlns:m="http://schemas.openxmlformats.org/officeDocument/2006/math" xmlns:v="urn:schemas-microsoft-com:vml" xmlns:wp="http://schemas.openxmlformats.org/drawingml/2006/wordprocessingDrawing" xmlns:w10="urn:schemas-microsoft-com:office:word" xmlns:w="http://schemas.openxmlformats.org/wordprocessingml/2006/main" xmlns:wne="http://schemas.microsoft.com/office/word/2006/wordml">
+<w:endnotes xmlns:wpc="http://schemas.microsoft.com/office/word/2010/wordprocessingCanvas" xmlns:cx="http://schemas.microsoft.com/office/drawing/2014/chartex" xmlns:cx1="http://schemas.microsoft.com/office/drawing/2015/9/8/chartex" xmlns:cx2="http://schemas.microsoft.com/office/drawing/2015/10/21/chartex" xmlns:cx3="http://schemas.microsoft.com/office/drawing/2016/5/9/chartex" xmlns:cx4="http://schemas.microsoft.com/office/drawing/2016/5/10/chartex" xmlns:cx5="http://schemas.microsoft.com/office/drawing/2016/5/11/chartex" xmlns:cx6="http://schemas.microsoft.com/office/drawing/2016/5/12/chartex" xmlns:cx7="http://schemas.microsoft.com/office/drawing/2016/5/13/chartex" xmlns:cx8="http://schemas.microsoft.com/office/drawing/2016/5/14/chartex" xmlns:mc="http://schemas.openxmlformats.org/markup-compatibility/2006" xmlns:aink="http://schemas.microsoft.com/office/drawing/2016/ink" xmlns:am3d="http://schemas.microsoft.com/office/drawing/2017/model3d" xmlns:o="urn:schemas-microsoft-com:office:office" xmlns:oel="http://schemas.microsoft.com/office/2019/extlst" xmlns:r="http://schemas.openxmlformats.org/officeDocument/2006/relationships" xmlns:m="http://schemas.openxmlformats.org/officeDocument/2006/math" xmlns:v="urn:schemas-microsoft-com:vml" xmlns:wp14="http://schemas.microsoft.com/office/word/2010/wordprocessingDrawing" xmlns:wp="http://schemas.openxmlformats.org/drawingml/2006/wordprocessingDrawing" xmlns:w10="urn:schemas-microsoft-com:office:word" xmlns:w="http://schemas.openxmlformats.org/wordprocessingml/2006/main" xmlns:w14="http://schemas.microsoft.com/office/word/2010/wordml" xmlns:w15="http://schemas.microsoft.com/office/word/2012/wordml" xmlns:w16cex="http://schemas.microsoft.com/office/word/2018/wordml/cex" xmlns:w16cid="http://schemas.microsoft.com/office/word/2016/wordml/cid" xmlns:w16="http://schemas.microsoft.com/office/word/2018/wordml" xmlns:w16du="http://schemas.microsoft.com/office/word/2023/wordml/word16du" xmlns:w16sdtdh="http://schemas.microsoft.com/office/word/2020/wordml/sdtdatahash" xmlns:w16sdtfl="http://schemas.microsoft.com/office/word/2024/wordml/sdtformatlock" xmlns:w16se="http://schemas.microsoft.com/office/word/2015/wordml/symex" xmlns:wpg="http://schemas.microsoft.com/office/word/2010/wordprocessingGroup" xmlns:wpi="http://schemas.microsoft.com/office/word/2010/wordprocessingInk" xmlns:wne="http://schemas.microsoft.com/office/word/2006/wordml" xmlns:wps="http://schemas.microsoft.com/office/word/2010/wordprocessingShape" mc:Ignorable="w14 w15 w16se w16cid w16 w16cex w16sdtdh w16sdtfl w16du wp14">
   <w:endnote w:type="separator" w:id="-1">
     <w:p>
       <w:pPr>
@@ -4975,7 +4637,7 @@
 </file>
 
 <file path=word/footer1.xml><?xml version="1.0" encoding="utf-8"?>
-<w:ftr xmlns:ve="http://schemas.openxmlformats.org/markup-compatibility/2006" xmlns:o="urn:schemas-microsoft-com:office:office" xmlns:r="http://schemas.openxmlformats.org/officeDocument/2006/relationships" xmlns:m="http://schemas.openxmlformats.org/officeDocument/2006/math" xmlns:v="urn:schemas-microsoft-com:vml" xmlns:wp="http://schemas.openxmlformats.org/drawingml/2006/wordprocessingDrawing" xmlns:w10="urn:schemas-microsoft-com:office:word" xmlns:w="http://schemas.openxmlformats.org/wordprocessingml/2006/main" xmlns:wne="http://schemas.microsoft.com/office/word/2006/wordml">
+<w:ftr xmlns:wpc="http://schemas.microsoft.com/office/word/2010/wordprocessingCanvas" xmlns:cx="http://schemas.microsoft.com/office/drawing/2014/chartex" xmlns:cx1="http://schemas.microsoft.com/office/drawing/2015/9/8/chartex" xmlns:cx2="http://schemas.microsoft.com/office/drawing/2015/10/21/chartex" xmlns:cx3="http://schemas.microsoft.com/office/drawing/2016/5/9/chartex" xmlns:cx4="http://schemas.microsoft.com/office/drawing/2016/5/10/chartex" xmlns:cx5="http://schemas.microsoft.com/office/drawing/2016/5/11/chartex" xmlns:cx6="http://schemas.microsoft.com/office/drawing/2016/5/12/chartex" xmlns:cx7="http://schemas.microsoft.com/office/drawing/2016/5/13/chartex" xmlns:cx8="http://schemas.microsoft.com/office/drawing/2016/5/14/chartex" xmlns:mc="http://schemas.openxmlformats.org/markup-compatibility/2006" xmlns:aink="http://schemas.microsoft.com/office/drawing/2016/ink" xmlns:am3d="http://schemas.microsoft.com/office/drawing/2017/model3d" xmlns:o="urn:schemas-microsoft-com:office:office" xmlns:oel="http://schemas.microsoft.com/office/2019/extlst" xmlns:r="http://schemas.openxmlformats.org/officeDocument/2006/relationships" xmlns:m="http://schemas.openxmlformats.org/officeDocument/2006/math" xmlns:v="urn:schemas-microsoft-com:vml" xmlns:wp14="http://schemas.microsoft.com/office/word/2010/wordprocessingDrawing" xmlns:wp="http://schemas.openxmlformats.org/drawingml/2006/wordprocessingDrawing" xmlns:w10="urn:schemas-microsoft-com:office:word" xmlns:w="http://schemas.openxmlformats.org/wordprocessingml/2006/main" xmlns:w14="http://schemas.microsoft.com/office/word/2010/wordml" xmlns:w15="http://schemas.microsoft.com/office/word/2012/wordml" xmlns:w16cex="http://schemas.microsoft.com/office/word/2018/wordml/cex" xmlns:w16cid="http://schemas.microsoft.com/office/word/2016/wordml/cid" xmlns:w16="http://schemas.microsoft.com/office/word/2018/wordml" xmlns:w16du="http://schemas.microsoft.com/office/word/2023/wordml/word16du" xmlns:w16sdtdh="http://schemas.microsoft.com/office/word/2020/wordml/sdtdatahash" xmlns:w16sdtfl="http://schemas.microsoft.com/office/word/2024/wordml/sdtformatlock" xmlns:w16se="http://schemas.microsoft.com/office/word/2015/wordml/symex" xmlns:wpg="http://schemas.microsoft.com/office/word/2010/wordprocessingGroup" xmlns:wpi="http://schemas.microsoft.com/office/word/2010/wordprocessingInk" xmlns:wne="http://schemas.microsoft.com/office/word/2006/wordml" xmlns:wps="http://schemas.microsoft.com/office/word/2010/wordprocessingShape" mc:Ignorable="w14 w15 w16se w16cid w16 w16cex w16sdtdh w16sdtfl w16du wp14">
   <w:sdt>
     <w:sdtPr>
       <w:id w:val="-277881989"/>
@@ -5042,7 +4704,7 @@
 </file>
 
 <file path=word/footer2.xml><?xml version="1.0" encoding="utf-8"?>
-<w:ftr xmlns:ve="http://schemas.openxmlformats.org/markup-compatibility/2006" xmlns:o="urn:schemas-microsoft-com:office:office" xmlns:r="http://schemas.openxmlformats.org/officeDocument/2006/relationships" xmlns:m="http://schemas.openxmlformats.org/officeDocument/2006/math" xmlns:v="urn:schemas-microsoft-com:vml" xmlns:wp="http://schemas.openxmlformats.org/drawingml/2006/wordprocessingDrawing" xmlns:w10="urn:schemas-microsoft-com:office:word" xmlns:w="http://schemas.openxmlformats.org/wordprocessingml/2006/main" xmlns:wne="http://schemas.microsoft.com/office/word/2006/wordml">
+<w:ftr xmlns:wpc="http://schemas.microsoft.com/office/word/2010/wordprocessingCanvas" xmlns:cx="http://schemas.microsoft.com/office/drawing/2014/chartex" xmlns:cx1="http://schemas.microsoft.com/office/drawing/2015/9/8/chartex" xmlns:cx2="http://schemas.microsoft.com/office/drawing/2015/10/21/chartex" xmlns:cx3="http://schemas.microsoft.com/office/drawing/2016/5/9/chartex" xmlns:cx4="http://schemas.microsoft.com/office/drawing/2016/5/10/chartex" xmlns:cx5="http://schemas.microsoft.com/office/drawing/2016/5/11/chartex" xmlns:cx6="http://schemas.microsoft.com/office/drawing/2016/5/12/chartex" xmlns:cx7="http://schemas.microsoft.com/office/drawing/2016/5/13/chartex" xmlns:cx8="http://schemas.microsoft.com/office/drawing/2016/5/14/chartex" xmlns:mc="http://schemas.openxmlformats.org/markup-compatibility/2006" xmlns:aink="http://schemas.microsoft.com/office/drawing/2016/ink" xmlns:am3d="http://schemas.microsoft.com/office/drawing/2017/model3d" xmlns:o="urn:schemas-microsoft-com:office:office" xmlns:oel="http://schemas.microsoft.com/office/2019/extlst" xmlns:r="http://schemas.openxmlformats.org/officeDocument/2006/relationships" xmlns:m="http://schemas.openxmlformats.org/officeDocument/2006/math" xmlns:v="urn:schemas-microsoft-com:vml" xmlns:wp14="http://schemas.microsoft.com/office/word/2010/wordprocessingDrawing" xmlns:wp="http://schemas.openxmlformats.org/drawingml/2006/wordprocessingDrawing" xmlns:w10="urn:schemas-microsoft-com:office:word" xmlns:w="http://schemas.openxmlformats.org/wordprocessingml/2006/main" xmlns:w14="http://schemas.microsoft.com/office/word/2010/wordml" xmlns:w15="http://schemas.microsoft.com/office/word/2012/wordml" xmlns:w16cex="http://schemas.microsoft.com/office/word/2018/wordml/cex" xmlns:w16cid="http://schemas.microsoft.com/office/word/2016/wordml/cid" xmlns:w16="http://schemas.microsoft.com/office/word/2018/wordml" xmlns:w16du="http://schemas.microsoft.com/office/word/2023/wordml/word16du" xmlns:w16sdtdh="http://schemas.microsoft.com/office/word/2020/wordml/sdtdatahash" xmlns:w16sdtfl="http://schemas.microsoft.com/office/word/2024/wordml/sdtformatlock" xmlns:w16se="http://schemas.microsoft.com/office/word/2015/wordml/symex" xmlns:wpg="http://schemas.microsoft.com/office/word/2010/wordprocessingGroup" xmlns:wpi="http://schemas.microsoft.com/office/word/2010/wordprocessingInk" xmlns:wne="http://schemas.microsoft.com/office/word/2006/wordml" xmlns:wps="http://schemas.microsoft.com/office/word/2010/wordprocessingShape" mc:Ignorable="w14 w15 w16se w16cid w16 w16cex w16sdtdh w16sdtfl w16du wp14">
   <w:sdt>
     <w:sdtPr>
       <w:id w:val="-1307316314"/>
@@ -5109,7 +4771,7 @@
 </file>
 
 <file path=word/footnotes.xml><?xml version="1.0" encoding="utf-8"?>
-<w:footnotes xmlns:ve="http://schemas.openxmlformats.org/markup-compatibility/2006" xmlns:o="urn:schemas-microsoft-com:office:office" xmlns:r="http://schemas.openxmlformats.org/officeDocument/2006/relationships" xmlns:m="http://schemas.openxmlformats.org/officeDocument/2006/math" xmlns:v="urn:schemas-microsoft-com:vml" xmlns:wp="http://schemas.openxmlformats.org/drawingml/2006/wordprocessingDrawing" xmlns:w10="urn:schemas-microsoft-com:office:word" xmlns:w="http://schemas.openxmlformats.org/wordprocessingml/2006/main" xmlns:wne="http://schemas.microsoft.com/office/word/2006/wordml">
+<w:footnotes xmlns:wpc="http://schemas.microsoft.com/office/word/2010/wordprocessingCanvas" xmlns:cx="http://schemas.microsoft.com/office/drawing/2014/chartex" xmlns:cx1="http://schemas.microsoft.com/office/drawing/2015/9/8/chartex" xmlns:cx2="http://schemas.microsoft.com/office/drawing/2015/10/21/chartex" xmlns:cx3="http://schemas.microsoft.com/office/drawing/2016/5/9/chartex" xmlns:cx4="http://schemas.microsoft.com/office/drawing/2016/5/10/chartex" xmlns:cx5="http://schemas.microsoft.com/office/drawing/2016/5/11/chartex" xmlns:cx6="http://schemas.microsoft.com/office/drawing/2016/5/12/chartex" xmlns:cx7="http://schemas.microsoft.com/office/drawing/2016/5/13/chartex" xmlns:cx8="http://schemas.microsoft.com/office/drawing/2016/5/14/chartex" xmlns:mc="http://schemas.openxmlformats.org/markup-compatibility/2006" xmlns:aink="http://schemas.microsoft.com/office/drawing/2016/ink" xmlns:am3d="http://schemas.microsoft.com/office/drawing/2017/model3d" xmlns:o="urn:schemas-microsoft-com:office:office" xmlns:oel="http://schemas.microsoft.com/office/2019/extlst" xmlns:r="http://schemas.openxmlformats.org/officeDocument/2006/relationships" xmlns:m="http://schemas.openxmlformats.org/officeDocument/2006/math" xmlns:v="urn:schemas-microsoft-com:vml" xmlns:wp14="http://schemas.microsoft.com/office/word/2010/wordprocessingDrawing" xmlns:wp="http://schemas.openxmlformats.org/drawingml/2006/wordprocessingDrawing" xmlns:w10="urn:schemas-microsoft-com:office:word" xmlns:w="http://schemas.openxmlformats.org/wordprocessingml/2006/main" xmlns:w14="http://schemas.microsoft.com/office/word/2010/wordml" xmlns:w15="http://schemas.microsoft.com/office/word/2012/wordml" xmlns:w16cex="http://schemas.microsoft.com/office/word/2018/wordml/cex" xmlns:w16cid="http://schemas.microsoft.com/office/word/2016/wordml/cid" xmlns:w16="http://schemas.microsoft.com/office/word/2018/wordml" xmlns:w16du="http://schemas.microsoft.com/office/word/2023/wordml/word16du" xmlns:w16sdtdh="http://schemas.microsoft.com/office/word/2020/wordml/sdtdatahash" xmlns:w16sdtfl="http://schemas.microsoft.com/office/word/2024/wordml/sdtformatlock" xmlns:w16se="http://schemas.microsoft.com/office/word/2015/wordml/symex" xmlns:wpg="http://schemas.microsoft.com/office/word/2010/wordprocessingGroup" xmlns:wpi="http://schemas.microsoft.com/office/word/2010/wordprocessingInk" xmlns:wne="http://schemas.microsoft.com/office/word/2006/wordml" xmlns:wps="http://schemas.microsoft.com/office/word/2010/wordprocessingShape" mc:Ignorable="w14 w15 w16se w16cid w16 w16cex w16sdtdh w16sdtfl w16du wp14">
   <w:footnote w:type="separator" w:id="-1">
     <w:p>
       <w:pPr>
@@ -5134,8 +4796,8 @@
 </file>
 
 <file path=word/numbering.xml><?xml version="1.0" encoding="utf-8"?>
-<w:numbering xmlns:ve="http://schemas.openxmlformats.org/markup-compatibility/2006" xmlns:o="urn:schemas-microsoft-com:office:office" xmlns:r="http://schemas.openxmlformats.org/officeDocument/2006/relationships" xmlns:m="http://schemas.openxmlformats.org/officeDocument/2006/math" xmlns:v="urn:schemas-microsoft-com:vml" xmlns:wp="http://schemas.openxmlformats.org/drawingml/2006/wordprocessingDrawing" xmlns:w10="urn:schemas-microsoft-com:office:word" xmlns:w="http://schemas.openxmlformats.org/wordprocessingml/2006/main" xmlns:wne="http://schemas.microsoft.com/office/word/2006/wordml">
-  <w:abstractNum w:abstractNumId="0">
+<w:numbering xmlns:wpc="http://schemas.microsoft.com/office/word/2010/wordprocessingCanvas" xmlns:cx="http://schemas.microsoft.com/office/drawing/2014/chartex" xmlns:cx1="http://schemas.microsoft.com/office/drawing/2015/9/8/chartex" xmlns:cx2="http://schemas.microsoft.com/office/drawing/2015/10/21/chartex" xmlns:cx3="http://schemas.microsoft.com/office/drawing/2016/5/9/chartex" xmlns:cx4="http://schemas.microsoft.com/office/drawing/2016/5/10/chartex" xmlns:cx5="http://schemas.microsoft.com/office/drawing/2016/5/11/chartex" xmlns:cx6="http://schemas.microsoft.com/office/drawing/2016/5/12/chartex" xmlns:cx7="http://schemas.microsoft.com/office/drawing/2016/5/13/chartex" xmlns:cx8="http://schemas.microsoft.com/office/drawing/2016/5/14/chartex" xmlns:mc="http://schemas.openxmlformats.org/markup-compatibility/2006" xmlns:aink="http://schemas.microsoft.com/office/drawing/2016/ink" xmlns:am3d="http://schemas.microsoft.com/office/drawing/2017/model3d" xmlns:o="urn:schemas-microsoft-com:office:office" xmlns:oel="http://schemas.microsoft.com/office/2019/extlst" xmlns:r="http://schemas.openxmlformats.org/officeDocument/2006/relationships" xmlns:m="http://schemas.openxmlformats.org/officeDocument/2006/math" xmlns:v="urn:schemas-microsoft-com:vml" xmlns:wp14="http://schemas.microsoft.com/office/word/2010/wordprocessingDrawing" xmlns:wp="http://schemas.openxmlformats.org/drawingml/2006/wordprocessingDrawing" xmlns:w10="urn:schemas-microsoft-com:office:word" xmlns:w="http://schemas.openxmlformats.org/wordprocessingml/2006/main" xmlns:w14="http://schemas.microsoft.com/office/word/2010/wordml" xmlns:w15="http://schemas.microsoft.com/office/word/2012/wordml" xmlns:w16cex="http://schemas.microsoft.com/office/word/2018/wordml/cex" xmlns:w16cid="http://schemas.microsoft.com/office/word/2016/wordml/cid" xmlns:w16="http://schemas.microsoft.com/office/word/2018/wordml" xmlns:w16du="http://schemas.microsoft.com/office/word/2023/wordml/word16du" xmlns:w16sdtdh="http://schemas.microsoft.com/office/word/2020/wordml/sdtdatahash" xmlns:w16sdtfl="http://schemas.microsoft.com/office/word/2024/wordml/sdtformatlock" xmlns:w16se="http://schemas.microsoft.com/office/word/2015/wordml/symex" xmlns:wpg="http://schemas.microsoft.com/office/word/2010/wordprocessingGroup" xmlns:wpi="http://schemas.microsoft.com/office/word/2010/wordprocessingInk" xmlns:wne="http://schemas.microsoft.com/office/word/2006/wordml" xmlns:wps="http://schemas.microsoft.com/office/word/2010/wordprocessingShape" mc:Ignorable="w14 w15 w16se w16cid w16 w16cex w16sdtdh w16sdtfl w16du wp14">
+  <w:abstractNum w:abstractNumId="0" w15:restartNumberingAfterBreak="0">
     <w:nsid w:val="02757763"/>
     <w:multiLevelType w:val="hybridMultilevel"/>
     <w:tmpl w:val="D860780E"/>
@@ -5248,7 +4910,7 @@
       </w:rPr>
     </w:lvl>
   </w:abstractNum>
-  <w:abstractNum w:abstractNumId="1">
+  <w:abstractNum w:abstractNumId="1" w15:restartNumberingAfterBreak="0">
     <w:nsid w:val="04BA0EA0"/>
     <w:multiLevelType w:val="hybridMultilevel"/>
     <w:tmpl w:val="142A0254"/>
@@ -5338,7 +5000,7 @@
       </w:pPr>
     </w:lvl>
   </w:abstractNum>
-  <w:abstractNum w:abstractNumId="2">
+  <w:abstractNum w:abstractNumId="2" w15:restartNumberingAfterBreak="0">
     <w:nsid w:val="06B46867"/>
     <w:multiLevelType w:val="hybridMultilevel"/>
     <w:tmpl w:val="10DC35E8"/>
@@ -5451,7 +5113,7 @@
       </w:rPr>
     </w:lvl>
   </w:abstractNum>
-  <w:abstractNum w:abstractNumId="3">
+  <w:abstractNum w:abstractNumId="3" w15:restartNumberingAfterBreak="0">
     <w:nsid w:val="169F1227"/>
     <w:multiLevelType w:val="hybridMultilevel"/>
     <w:tmpl w:val="9BEAD41E"/>
@@ -5540,7 +5202,7 @@
       </w:pPr>
     </w:lvl>
   </w:abstractNum>
-  <w:abstractNum w:abstractNumId="4">
+  <w:abstractNum w:abstractNumId="4" w15:restartNumberingAfterBreak="0">
     <w:nsid w:val="240A550C"/>
     <w:multiLevelType w:val="hybridMultilevel"/>
     <w:tmpl w:val="09A0B050"/>
@@ -5653,7 +5315,7 @@
       </w:rPr>
     </w:lvl>
   </w:abstractNum>
-  <w:abstractNum w:abstractNumId="5">
+  <w:abstractNum w:abstractNumId="5" w15:restartNumberingAfterBreak="0">
     <w:nsid w:val="27C90426"/>
     <w:multiLevelType w:val="hybridMultilevel"/>
     <w:tmpl w:val="C518B384"/>
@@ -5742,7 +5404,7 @@
       </w:pPr>
     </w:lvl>
   </w:abstractNum>
-  <w:abstractNum w:abstractNumId="6">
+  <w:abstractNum w:abstractNumId="6" w15:restartNumberingAfterBreak="0">
     <w:nsid w:val="27F94161"/>
     <w:multiLevelType w:val="hybridMultilevel"/>
     <w:tmpl w:val="30C42060"/>
@@ -5831,7 +5493,7 @@
       </w:pPr>
     </w:lvl>
   </w:abstractNum>
-  <w:abstractNum w:abstractNumId="7">
+  <w:abstractNum w:abstractNumId="7" w15:restartNumberingAfterBreak="0">
     <w:nsid w:val="2A0C4A33"/>
     <w:multiLevelType w:val="hybridMultilevel"/>
     <w:tmpl w:val="A5BEEE04"/>
@@ -5944,7 +5606,7 @@
       </w:rPr>
     </w:lvl>
   </w:abstractNum>
-  <w:abstractNum w:abstractNumId="8">
+  <w:abstractNum w:abstractNumId="8" w15:restartNumberingAfterBreak="0">
     <w:nsid w:val="350F36A5"/>
     <w:multiLevelType w:val="hybridMultilevel"/>
     <w:tmpl w:val="44F846CC"/>
@@ -6057,7 +5719,7 @@
       </w:rPr>
     </w:lvl>
   </w:abstractNum>
-  <w:abstractNum w:abstractNumId="9">
+  <w:abstractNum w:abstractNumId="9" w15:restartNumberingAfterBreak="0">
     <w:nsid w:val="36385335"/>
     <w:multiLevelType w:val="hybridMultilevel"/>
     <w:tmpl w:val="3BDE35D0"/>
@@ -6170,7 +5832,7 @@
       </w:rPr>
     </w:lvl>
   </w:abstractNum>
-  <w:abstractNum w:abstractNumId="10">
+  <w:abstractNum w:abstractNumId="10" w15:restartNumberingAfterBreak="0">
     <w:nsid w:val="41341E75"/>
     <w:multiLevelType w:val="hybridMultilevel"/>
     <w:tmpl w:val="DA0CA84E"/>
@@ -6259,7 +5921,7 @@
       </w:pPr>
     </w:lvl>
   </w:abstractNum>
-  <w:abstractNum w:abstractNumId="11">
+  <w:abstractNum w:abstractNumId="11" w15:restartNumberingAfterBreak="0">
     <w:nsid w:val="41522EE4"/>
     <w:multiLevelType w:val="hybridMultilevel"/>
     <w:tmpl w:val="2318A15C"/>
@@ -6372,7 +6034,7 @@
       </w:rPr>
     </w:lvl>
   </w:abstractNum>
-  <w:abstractNum w:abstractNumId="12">
+  <w:abstractNum w:abstractNumId="12" w15:restartNumberingAfterBreak="0">
     <w:nsid w:val="4A334963"/>
     <w:multiLevelType w:val="hybridMultilevel"/>
     <w:tmpl w:val="9BA470DA"/>
@@ -6485,7 +6147,7 @@
       </w:rPr>
     </w:lvl>
   </w:abstractNum>
-  <w:abstractNum w:abstractNumId="13">
+  <w:abstractNum w:abstractNumId="13" w15:restartNumberingAfterBreak="0">
     <w:nsid w:val="4E1B3529"/>
     <w:multiLevelType w:val="hybridMultilevel"/>
     <w:tmpl w:val="4788B1AE"/>
@@ -6574,7 +6236,7 @@
       </w:pPr>
     </w:lvl>
   </w:abstractNum>
-  <w:abstractNum w:abstractNumId="14">
+  <w:abstractNum w:abstractNumId="14" w15:restartNumberingAfterBreak="0">
     <w:nsid w:val="50B445EA"/>
     <w:multiLevelType w:val="hybridMultilevel"/>
     <w:tmpl w:val="39480C1E"/>
@@ -6663,7 +6325,7 @@
       </w:pPr>
     </w:lvl>
   </w:abstractNum>
-  <w:abstractNum w:abstractNumId="15">
+  <w:abstractNum w:abstractNumId="15" w15:restartNumberingAfterBreak="0">
     <w:nsid w:val="526A6E70"/>
     <w:multiLevelType w:val="hybridMultilevel"/>
     <w:tmpl w:val="2C6A2C76"/>
@@ -6776,7 +6438,7 @@
       </w:rPr>
     </w:lvl>
   </w:abstractNum>
-  <w:abstractNum w:abstractNumId="16">
+  <w:abstractNum w:abstractNumId="16" w15:restartNumberingAfterBreak="0">
     <w:nsid w:val="56C22AE8"/>
     <w:multiLevelType w:val="hybridMultilevel"/>
     <w:tmpl w:val="2DE06170"/>
@@ -6889,7 +6551,7 @@
       </w:rPr>
     </w:lvl>
   </w:abstractNum>
-  <w:abstractNum w:abstractNumId="17">
+  <w:abstractNum w:abstractNumId="17" w15:restartNumberingAfterBreak="0">
     <w:nsid w:val="62150C78"/>
     <w:multiLevelType w:val="hybridMultilevel"/>
     <w:tmpl w:val="2FB2508A"/>
@@ -7002,7 +6664,7 @@
       </w:rPr>
     </w:lvl>
   </w:abstractNum>
-  <w:abstractNum w:abstractNumId="18">
+  <w:abstractNum w:abstractNumId="18" w15:restartNumberingAfterBreak="0">
     <w:nsid w:val="6B1B2A04"/>
     <w:multiLevelType w:val="hybridMultilevel"/>
     <w:tmpl w:val="29A296A0"/>
@@ -7115,7 +6777,7 @@
       </w:rPr>
     </w:lvl>
   </w:abstractNum>
-  <w:abstractNum w:abstractNumId="19">
+  <w:abstractNum w:abstractNumId="19" w15:restartNumberingAfterBreak="0">
     <w:nsid w:val="741A58E0"/>
     <w:multiLevelType w:val="hybridMultilevel"/>
     <w:tmpl w:val="9DDEDB5C"/>
@@ -7228,7 +6890,7 @@
       </w:rPr>
     </w:lvl>
   </w:abstractNum>
-  <w:abstractNum w:abstractNumId="20">
+  <w:abstractNum w:abstractNumId="20" w15:restartNumberingAfterBreak="0">
     <w:nsid w:val="76311878"/>
     <w:multiLevelType w:val="hybridMultilevel"/>
     <w:tmpl w:val="CF4ADD3A"/>
@@ -7341,7 +7003,7 @@
       </w:rPr>
     </w:lvl>
   </w:abstractNum>
-  <w:abstractNum w:abstractNumId="21">
+  <w:abstractNum w:abstractNumId="21" w15:restartNumberingAfterBreak="0">
     <w:nsid w:val="7C756F38"/>
     <w:multiLevelType w:val="hybridMultilevel"/>
     <w:tmpl w:val="15C694BA"/>
@@ -7454,7 +7116,7 @@
       </w:rPr>
     </w:lvl>
   </w:abstractNum>
-  <w:abstractNum w:abstractNumId="22">
+  <w:abstractNum w:abstractNumId="22" w15:restartNumberingAfterBreak="0">
     <w:nsid w:val="7C8542FA"/>
     <w:multiLevelType w:val="hybridMultilevel"/>
     <w:tmpl w:val="A6C69C1E"/>
@@ -7543,80 +7205,80 @@
       </w:pPr>
     </w:lvl>
   </w:abstractNum>
-  <w:num w:numId="1">
+  <w:num w:numId="1" w16cid:durableId="1550073383">
     <w:abstractNumId w:val="10"/>
   </w:num>
-  <w:num w:numId="2">
+  <w:num w:numId="2" w16cid:durableId="1899784042">
     <w:abstractNumId w:val="15"/>
   </w:num>
-  <w:num w:numId="3">
+  <w:num w:numId="3" w16cid:durableId="686373080">
     <w:abstractNumId w:val="7"/>
   </w:num>
-  <w:num w:numId="4">
+  <w:num w:numId="4" w16cid:durableId="230193540">
     <w:abstractNumId w:val="8"/>
   </w:num>
-  <w:num w:numId="5">
+  <w:num w:numId="5" w16cid:durableId="1544176446">
     <w:abstractNumId w:val="9"/>
   </w:num>
-  <w:num w:numId="6">
+  <w:num w:numId="6" w16cid:durableId="1843162224">
     <w:abstractNumId w:val="3"/>
   </w:num>
-  <w:num w:numId="7">
+  <w:num w:numId="7" w16cid:durableId="532962773">
     <w:abstractNumId w:val="5"/>
   </w:num>
-  <w:num w:numId="8">
+  <w:num w:numId="8" w16cid:durableId="1651401639">
     <w:abstractNumId w:val="20"/>
   </w:num>
-  <w:num w:numId="9">
+  <w:num w:numId="9" w16cid:durableId="1099105465">
     <w:abstractNumId w:val="16"/>
   </w:num>
-  <w:num w:numId="10">
+  <w:num w:numId="10" w16cid:durableId="1374840932">
     <w:abstractNumId w:val="13"/>
   </w:num>
-  <w:num w:numId="11">
+  <w:num w:numId="11" w16cid:durableId="362633443">
     <w:abstractNumId w:val="4"/>
   </w:num>
-  <w:num w:numId="12">
+  <w:num w:numId="12" w16cid:durableId="791828469">
     <w:abstractNumId w:val="6"/>
   </w:num>
-  <w:num w:numId="13">
+  <w:num w:numId="13" w16cid:durableId="2097434914">
     <w:abstractNumId w:val="18"/>
   </w:num>
-  <w:num w:numId="14">
+  <w:num w:numId="14" w16cid:durableId="969433979">
     <w:abstractNumId w:val="2"/>
   </w:num>
-  <w:num w:numId="15">
+  <w:num w:numId="15" w16cid:durableId="1281378569">
     <w:abstractNumId w:val="19"/>
   </w:num>
-  <w:num w:numId="16">
+  <w:num w:numId="16" w16cid:durableId="316498735">
     <w:abstractNumId w:val="11"/>
   </w:num>
-  <w:num w:numId="17">
+  <w:num w:numId="17" w16cid:durableId="444468892">
     <w:abstractNumId w:val="21"/>
   </w:num>
-  <w:num w:numId="18">
+  <w:num w:numId="18" w16cid:durableId="493297472">
     <w:abstractNumId w:val="14"/>
   </w:num>
-  <w:num w:numId="19">
+  <w:num w:numId="19" w16cid:durableId="1529374379">
     <w:abstractNumId w:val="12"/>
   </w:num>
-  <w:num w:numId="20">
+  <w:num w:numId="20" w16cid:durableId="734738837">
     <w:abstractNumId w:val="17"/>
   </w:num>
-  <w:num w:numId="21">
+  <w:num w:numId="21" w16cid:durableId="1876111268">
     <w:abstractNumId w:val="0"/>
   </w:num>
-  <w:num w:numId="22">
+  <w:num w:numId="22" w16cid:durableId="1121606143">
     <w:abstractNumId w:val="22"/>
   </w:num>
-  <w:num w:numId="23">
+  <w:num w:numId="23" w16cid:durableId="1658144364">
     <w:abstractNumId w:val="1"/>
   </w:num>
 </w:numbering>
 </file>
 
 <file path=word/styles.xml><?xml version="1.0" encoding="utf-8"?>
-<w:styles xmlns:r="http://schemas.openxmlformats.org/officeDocument/2006/relationships" xmlns:w="http://schemas.openxmlformats.org/wordprocessingml/2006/main">
+<w:styles xmlns:mc="http://schemas.openxmlformats.org/markup-compatibility/2006" xmlns:r="http://schemas.openxmlformats.org/officeDocument/2006/relationships" xmlns:w="http://schemas.openxmlformats.org/wordprocessingml/2006/main" xmlns:w14="http://schemas.microsoft.com/office/word/2010/wordml" xmlns:w15="http://schemas.microsoft.com/office/word/2012/wordml" xmlns:w16cex="http://schemas.microsoft.com/office/word/2018/wordml/cex" xmlns:w16cid="http://schemas.microsoft.com/office/word/2016/wordml/cid" xmlns:w16="http://schemas.microsoft.com/office/word/2018/wordml" xmlns:w16du="http://schemas.microsoft.com/office/word/2023/wordml/word16du" xmlns:w16sdtdh="http://schemas.microsoft.com/office/word/2020/wordml/sdtdatahash" xmlns:w16sdtfl="http://schemas.microsoft.com/office/word/2024/wordml/sdtformatlock" xmlns:w16se="http://schemas.microsoft.com/office/word/2015/wordml/symex" mc:Ignorable="w14 w15 w16se w16cid w16 w16cex w16sdtdh w16sdtfl w16du">
   <w:docDefaults>
     <w:rPrDefault>
       <w:rPr>
@@ -7633,144 +7295,383 @@
       </w:pPr>
     </w:pPrDefault>
   </w:docDefaults>
-  <w:latentStyles w:defLockedState="0" w:defUIPriority="99" w:defSemiHidden="1" w:defUnhideWhenUsed="1" w:defQFormat="0" w:count="267">
-    <w:lsdException w:name="Normal" w:semiHidden="0" w:uiPriority="0" w:unhideWhenUsed="0" w:qFormat="1"/>
-    <w:lsdException w:name="heading 1" w:semiHidden="0" w:uiPriority="9" w:unhideWhenUsed="0" w:qFormat="1"/>
-    <w:lsdException w:name="heading 2" w:uiPriority="9" w:qFormat="1"/>
-    <w:lsdException w:name="heading 3" w:uiPriority="9" w:qFormat="1"/>
-    <w:lsdException w:name="heading 4" w:uiPriority="9" w:qFormat="1"/>
-    <w:lsdException w:name="heading 5" w:uiPriority="9" w:qFormat="1"/>
-    <w:lsdException w:name="heading 6" w:uiPriority="9" w:qFormat="1"/>
-    <w:lsdException w:name="heading 7" w:uiPriority="9" w:qFormat="1"/>
-    <w:lsdException w:name="heading 8" w:uiPriority="9" w:qFormat="1"/>
-    <w:lsdException w:name="heading 9" w:uiPriority="9" w:qFormat="1"/>
-    <w:lsdException w:name="toc 1" w:uiPriority="39"/>
-    <w:lsdException w:name="toc 2" w:uiPriority="39"/>
-    <w:lsdException w:name="toc 3" w:uiPriority="39"/>
-    <w:lsdException w:name="toc 4" w:uiPriority="39"/>
-    <w:lsdException w:name="toc 5" w:uiPriority="39"/>
-    <w:lsdException w:name="toc 6" w:uiPriority="39"/>
-    <w:lsdException w:name="toc 7" w:uiPriority="39"/>
-    <w:lsdException w:name="toc 8" w:uiPriority="39"/>
-    <w:lsdException w:name="toc 9" w:uiPriority="39"/>
-    <w:lsdException w:name="caption" w:uiPriority="35" w:qFormat="1"/>
-    <w:lsdException w:name="Title" w:semiHidden="0" w:uiPriority="10" w:unhideWhenUsed="0" w:qFormat="1"/>
-    <w:lsdException w:name="Default Paragraph Font" w:uiPriority="1"/>
-    <w:lsdException w:name="Subtitle" w:semiHidden="0" w:uiPriority="11" w:unhideWhenUsed="0" w:qFormat="1"/>
-    <w:lsdException w:name="Strong" w:semiHidden="0" w:uiPriority="22" w:unhideWhenUsed="0" w:qFormat="1"/>
-    <w:lsdException w:name="Emphasis" w:semiHidden="0" w:uiPriority="20" w:unhideWhenUsed="0" w:qFormat="1"/>
-    <w:lsdException w:name="Table Grid" w:semiHidden="0" w:uiPriority="39" w:unhideWhenUsed="0"/>
-    <w:lsdException w:name="Placeholder Text" w:unhideWhenUsed="0"/>
-    <w:lsdException w:name="No Spacing" w:semiHidden="0" w:uiPriority="1" w:unhideWhenUsed="0" w:qFormat="1"/>
-    <w:lsdException w:name="Light Shading" w:semiHidden="0" w:uiPriority="60" w:unhideWhenUsed="0"/>
-    <w:lsdException w:name="Light List" w:semiHidden="0" w:uiPriority="61" w:unhideWhenUsed="0"/>
-    <w:lsdException w:name="Light Grid" w:semiHidden="0" w:uiPriority="62" w:unhideWhenUsed="0"/>
-    <w:lsdException w:name="Medium Shading 1" w:semiHidden="0" w:uiPriority="63" w:unhideWhenUsed="0"/>
-    <w:lsdException w:name="Medium Shading 2" w:semiHidden="0" w:uiPriority="64" w:unhideWhenUsed="0"/>
-    <w:lsdException w:name="Medium List 1" w:semiHidden="0" w:uiPriority="65" w:unhideWhenUsed="0"/>
-    <w:lsdException w:name="Medium List 2" w:semiHidden="0" w:uiPriority="66" w:unhideWhenUsed="0"/>
-    <w:lsdException w:name="Medium Grid 1" w:semiHidden="0" w:uiPriority="67" w:unhideWhenUsed="0"/>
-    <w:lsdException w:name="Medium Grid 2" w:semiHidden="0" w:uiPriority="68" w:unhideWhenUsed="0"/>
-    <w:lsdException w:name="Medium Grid 3" w:semiHidden="0" w:uiPriority="69" w:unhideWhenUsed="0"/>
-    <w:lsdException w:name="Dark List" w:semiHidden="0" w:uiPriority="70" w:unhideWhenUsed="0"/>
-    <w:lsdException w:name="Colorful Shading" w:semiHidden="0" w:uiPriority="71" w:unhideWhenUsed="0"/>
-    <w:lsdException w:name="Colorful List" w:semiHidden="0" w:uiPriority="72" w:unhideWhenUsed="0"/>
-    <w:lsdException w:name="Colorful Grid" w:semiHidden="0" w:uiPriority="73" w:unhideWhenUsed="0"/>
-    <w:lsdException w:name="Light Shading Accent 1" w:semiHidden="0" w:uiPriority="60" w:unhideWhenUsed="0"/>
-    <w:lsdException w:name="Light List Accent 1" w:semiHidden="0" w:uiPriority="61" w:unhideWhenUsed="0"/>
-    <w:lsdException w:name="Light Grid Accent 1" w:semiHidden="0" w:uiPriority="62" w:unhideWhenUsed="0"/>
-    <w:lsdException w:name="Medium Shading 1 Accent 1" w:semiHidden="0" w:uiPriority="63" w:unhideWhenUsed="0"/>
-    <w:lsdException w:name="Medium Shading 2 Accent 1" w:semiHidden="0" w:uiPriority="64" w:unhideWhenUsed="0"/>
-    <w:lsdException w:name="Medium List 1 Accent 1" w:semiHidden="0" w:uiPriority="65" w:unhideWhenUsed="0"/>
-    <w:lsdException w:name="Revision" w:unhideWhenUsed="0"/>
-    <w:lsdException w:name="List Paragraph" w:semiHidden="0" w:uiPriority="34" w:unhideWhenUsed="0" w:qFormat="1"/>
-    <w:lsdException w:name="Quote" w:semiHidden="0" w:uiPriority="29" w:unhideWhenUsed="0" w:qFormat="1"/>
-    <w:lsdException w:name="Intense Quote" w:semiHidden="0" w:uiPriority="30" w:unhideWhenUsed="0" w:qFormat="1"/>
-    <w:lsdException w:name="Medium List 2 Accent 1" w:semiHidden="0" w:uiPriority="66" w:unhideWhenUsed="0"/>
-    <w:lsdException w:name="Medium Grid 1 Accent 1" w:semiHidden="0" w:uiPriority="67" w:unhideWhenUsed="0"/>
-    <w:lsdException w:name="Medium Grid 2 Accent 1" w:semiHidden="0" w:uiPriority="68" w:unhideWhenUsed="0"/>
-    <w:lsdException w:name="Medium Grid 3 Accent 1" w:semiHidden="0" w:uiPriority="69" w:unhideWhenUsed="0"/>
-    <w:lsdException w:name="Dark List Accent 1" w:semiHidden="0" w:uiPriority="70" w:unhideWhenUsed="0"/>
-    <w:lsdException w:name="Colorful Shading Accent 1" w:semiHidden="0" w:uiPriority="71" w:unhideWhenUsed="0"/>
-    <w:lsdException w:name="Colorful List Accent 1" w:semiHidden="0" w:uiPriority="72" w:unhideWhenUsed="0"/>
-    <w:lsdException w:name="Colorful Grid Accent 1" w:semiHidden="0" w:uiPriority="73" w:unhideWhenUsed="0"/>
-    <w:lsdException w:name="Light Shading Accent 2" w:semiHidden="0" w:uiPriority="60" w:unhideWhenUsed="0"/>
-    <w:lsdException w:name="Light List Accent 2" w:semiHidden="0" w:uiPriority="61" w:unhideWhenUsed="0"/>
-    <w:lsdException w:name="Light Grid Accent 2" w:semiHidden="0" w:uiPriority="62" w:unhideWhenUsed="0"/>
-    <w:lsdException w:name="Medium Shading 1 Accent 2" w:semiHidden="0" w:uiPriority="63" w:unhideWhenUsed="0"/>
-    <w:lsdException w:name="Medium Shading 2 Accent 2" w:semiHidden="0" w:uiPriority="64" w:unhideWhenUsed="0"/>
-    <w:lsdException w:name="Medium List 1 Accent 2" w:semiHidden="0" w:uiPriority="65" w:unhideWhenUsed="0"/>
-    <w:lsdException w:name="Medium List 2 Accent 2" w:semiHidden="0" w:uiPriority="66" w:unhideWhenUsed="0"/>
-    <w:lsdException w:name="Medium Grid 1 Accent 2" w:semiHidden="0" w:uiPriority="67" w:unhideWhenUsed="0"/>
-    <w:lsdException w:name="Medium Grid 2 Accent 2" w:semiHidden="0" w:uiPriority="68" w:unhideWhenUsed="0"/>
-    <w:lsdException w:name="Medium Grid 3 Accent 2" w:semiHidden="0" w:uiPriority="69" w:unhideWhenUsed="0"/>
-    <w:lsdException w:name="Dark List Accent 2" w:semiHidden="0" w:uiPriority="70" w:unhideWhenUsed="0"/>
-    <w:lsdException w:name="Colorful Shading Accent 2" w:semiHidden="0" w:uiPriority="71" w:unhideWhenUsed="0"/>
-    <w:lsdException w:name="Colorful List Accent 2" w:semiHidden="0" w:uiPriority="72" w:unhideWhenUsed="0"/>
-    <w:lsdException w:name="Colorful Grid Accent 2" w:semiHidden="0" w:uiPriority="73" w:unhideWhenUsed="0"/>
-    <w:lsdException w:name="Light Shading Accent 3" w:semiHidden="0" w:uiPriority="60" w:unhideWhenUsed="0"/>
-    <w:lsdException w:name="Light List Accent 3" w:semiHidden="0" w:uiPriority="61" w:unhideWhenUsed="0"/>
-    <w:lsdException w:name="Light Grid Accent 3" w:semiHidden="0" w:uiPriority="62" w:unhideWhenUsed="0"/>
-    <w:lsdException w:name="Medium Shading 1 Accent 3" w:semiHidden="0" w:uiPriority="63" w:unhideWhenUsed="0"/>
-    <w:lsdException w:name="Medium Shading 2 Accent 3" w:semiHidden="0" w:uiPriority="64" w:unhideWhenUsed="0"/>
-    <w:lsdException w:name="Medium List 1 Accent 3" w:semiHidden="0" w:uiPriority="65" w:unhideWhenUsed="0"/>
-    <w:lsdException w:name="Medium List 2 Accent 3" w:semiHidden="0" w:uiPriority="66" w:unhideWhenUsed="0"/>
-    <w:lsdException w:name="Medium Grid 1 Accent 3" w:semiHidden="0" w:uiPriority="67" w:unhideWhenUsed="0"/>
-    <w:lsdException w:name="Medium Grid 2 Accent 3" w:semiHidden="0" w:uiPriority="68" w:unhideWhenUsed="0"/>
-    <w:lsdException w:name="Medium Grid 3 Accent 3" w:semiHidden="0" w:uiPriority="69" w:unhideWhenUsed="0"/>
-    <w:lsdException w:name="Dark List Accent 3" w:semiHidden="0" w:uiPriority="70" w:unhideWhenUsed="0"/>
-    <w:lsdException w:name="Colorful Shading Accent 3" w:semiHidden="0" w:uiPriority="71" w:unhideWhenUsed="0"/>
-    <w:lsdException w:name="Colorful List Accent 3" w:semiHidden="0" w:uiPriority="72" w:unhideWhenUsed="0"/>
-    <w:lsdException w:name="Colorful Grid Accent 3" w:semiHidden="0" w:uiPriority="73" w:unhideWhenUsed="0"/>
-    <w:lsdException w:name="Light Shading Accent 4" w:semiHidden="0" w:uiPriority="60" w:unhideWhenUsed="0"/>
-    <w:lsdException w:name="Light List Accent 4" w:semiHidden="0" w:uiPriority="61" w:unhideWhenUsed="0"/>
-    <w:lsdException w:name="Light Grid Accent 4" w:semiHidden="0" w:uiPriority="62" w:unhideWhenUsed="0"/>
-    <w:lsdException w:name="Medium Shading 1 Accent 4" w:semiHidden="0" w:uiPriority="63" w:unhideWhenUsed="0"/>
-    <w:lsdException w:name="Medium Shading 2 Accent 4" w:semiHidden="0" w:uiPriority="64" w:unhideWhenUsed="0"/>
-    <w:lsdException w:name="Medium List 1 Accent 4" w:semiHidden="0" w:uiPriority="65" w:unhideWhenUsed="0"/>
-    <w:lsdException w:name="Medium List 2 Accent 4" w:semiHidden="0" w:uiPriority="66" w:unhideWhenUsed="0"/>
-    <w:lsdException w:name="Medium Grid 1 Accent 4" w:semiHidden="0" w:uiPriority="67" w:unhideWhenUsed="0"/>
-    <w:lsdException w:name="Medium Grid 2 Accent 4" w:semiHidden="0" w:uiPriority="68" w:unhideWhenUsed="0"/>
-    <w:lsdException w:name="Medium Grid 3 Accent 4" w:semiHidden="0" w:uiPriority="69" w:unhideWhenUsed="0"/>
-    <w:lsdException w:name="Dark List Accent 4" w:semiHidden="0" w:uiPriority="70" w:unhideWhenUsed="0"/>
-    <w:lsdException w:name="Colorful Shading Accent 4" w:semiHidden="0" w:uiPriority="71" w:unhideWhenUsed="0"/>
-    <w:lsdException w:name="Colorful List Accent 4" w:semiHidden="0" w:uiPriority="72" w:unhideWhenUsed="0"/>
-    <w:lsdException w:name="Colorful Grid Accent 4" w:semiHidden="0" w:uiPriority="73" w:unhideWhenUsed="0"/>
-    <w:lsdException w:name="Light Shading Accent 5" w:semiHidden="0" w:uiPriority="60" w:unhideWhenUsed="0"/>
-    <w:lsdException w:name="Light List Accent 5" w:semiHidden="0" w:uiPriority="61" w:unhideWhenUsed="0"/>
-    <w:lsdException w:name="Light Grid Accent 5" w:semiHidden="0" w:uiPriority="62" w:unhideWhenUsed="0"/>
-    <w:lsdException w:name="Medium Shading 1 Accent 5" w:semiHidden="0" w:uiPriority="63" w:unhideWhenUsed="0"/>
-    <w:lsdException w:name="Medium Shading 2 Accent 5" w:semiHidden="0" w:uiPriority="64" w:unhideWhenUsed="0"/>
-    <w:lsdException w:name="Medium List 1 Accent 5" w:semiHidden="0" w:uiPriority="65" w:unhideWhenUsed="0"/>
-    <w:lsdException w:name="Medium List 2 Accent 5" w:semiHidden="0" w:uiPriority="66" w:unhideWhenUsed="0"/>
-    <w:lsdException w:name="Medium Grid 1 Accent 5" w:semiHidden="0" w:uiPriority="67" w:unhideWhenUsed="0"/>
-    <w:lsdException w:name="Medium Grid 2 Accent 5" w:semiHidden="0" w:uiPriority="68" w:unhideWhenUsed="0"/>
-    <w:lsdException w:name="Medium Grid 3 Accent 5" w:semiHidden="0" w:uiPriority="69" w:unhideWhenUsed="0"/>
-    <w:lsdException w:name="Dark List Accent 5" w:semiHidden="0" w:uiPriority="70" w:unhideWhenUsed="0"/>
-    <w:lsdException w:name="Colorful Shading Accent 5" w:semiHidden="0" w:uiPriority="71" w:unhideWhenUsed="0"/>
-    <w:lsdException w:name="Colorful List Accent 5" w:semiHidden="0" w:uiPriority="72" w:unhideWhenUsed="0"/>
-    <w:lsdException w:name="Colorful Grid Accent 5" w:semiHidden="0" w:uiPriority="73" w:unhideWhenUsed="0"/>
-    <w:lsdException w:name="Light Shading Accent 6" w:semiHidden="0" w:uiPriority="60" w:unhideWhenUsed="0"/>
-    <w:lsdException w:name="Light List Accent 6" w:semiHidden="0" w:uiPriority="61" w:unhideWhenUsed="0"/>
-    <w:lsdException w:name="Light Grid Accent 6" w:semiHidden="0" w:uiPriority="62" w:unhideWhenUsed="0"/>
-    <w:lsdException w:name="Medium Shading 1 Accent 6" w:semiHidden="0" w:uiPriority="63" w:unhideWhenUsed="0"/>
-    <w:lsdException w:name="Medium Shading 2 Accent 6" w:semiHidden="0" w:uiPriority="64" w:unhideWhenUsed="0"/>
-    <w:lsdException w:name="Medium List 1 Accent 6" w:semiHidden="0" w:uiPriority="65" w:unhideWhenUsed="0"/>
-    <w:lsdException w:name="Medium List 2 Accent 6" w:semiHidden="0" w:uiPriority="66" w:unhideWhenUsed="0"/>
-    <w:lsdException w:name="Medium Grid 1 Accent 6" w:semiHidden="0" w:uiPriority="67" w:unhideWhenUsed="0"/>
-    <w:lsdException w:name="Medium Grid 2 Accent 6" w:semiHidden="0" w:uiPriority="68" w:unhideWhenUsed="0"/>
-    <w:lsdException w:name="Medium Grid 3 Accent 6" w:semiHidden="0" w:uiPriority="69" w:unhideWhenUsed="0"/>
-    <w:lsdException w:name="Dark List Accent 6" w:semiHidden="0" w:uiPriority="70" w:unhideWhenUsed="0"/>
-    <w:lsdException w:name="Colorful Shading Accent 6" w:semiHidden="0" w:uiPriority="71" w:unhideWhenUsed="0"/>
-    <w:lsdException w:name="Colorful List Accent 6" w:semiHidden="0" w:uiPriority="72" w:unhideWhenUsed="0"/>
-    <w:lsdException w:name="Colorful Grid Accent 6" w:semiHidden="0" w:uiPriority="73" w:unhideWhenUsed="0"/>
-    <w:lsdException w:name="Subtle Emphasis" w:semiHidden="0" w:uiPriority="19" w:unhideWhenUsed="0" w:qFormat="1"/>
-    <w:lsdException w:name="Intense Emphasis" w:semiHidden="0" w:uiPriority="21" w:unhideWhenUsed="0" w:qFormat="1"/>
-    <w:lsdException w:name="Subtle Reference" w:semiHidden="0" w:uiPriority="31" w:unhideWhenUsed="0" w:qFormat="1"/>
-    <w:lsdException w:name="Intense Reference" w:semiHidden="0" w:uiPriority="32" w:unhideWhenUsed="0" w:qFormat="1"/>
-    <w:lsdException w:name="Book Title" w:semiHidden="0" w:uiPriority="33" w:unhideWhenUsed="0" w:qFormat="1"/>
-    <w:lsdException w:name="Bibliography" w:uiPriority="37"/>
-    <w:lsdException w:name="TOC Heading" w:uiPriority="39" w:qFormat="1"/>
+  <w:latentStyles w:defLockedState="0" w:defUIPriority="99" w:defSemiHidden="0" w:defUnhideWhenUsed="0" w:defQFormat="0" w:count="376">
+    <w:lsdException w:name="Normal" w:uiPriority="0" w:qFormat="1"/>
+    <w:lsdException w:name="heading 1" w:uiPriority="9" w:qFormat="1"/>
+    <w:lsdException w:name="heading 2" w:semiHidden="1" w:uiPriority="9" w:unhideWhenUsed="1" w:qFormat="1"/>
+    <w:lsdException w:name="heading 3" w:semiHidden="1" w:uiPriority="9" w:unhideWhenUsed="1" w:qFormat="1"/>
+    <w:lsdException w:name="heading 4" w:semiHidden="1" w:uiPriority="9" w:unhideWhenUsed="1" w:qFormat="1"/>
+    <w:lsdException w:name="heading 5" w:semiHidden="1" w:uiPriority="9" w:unhideWhenUsed="1" w:qFormat="1"/>
+    <w:lsdException w:name="heading 6" w:semiHidden="1" w:uiPriority="9" w:unhideWhenUsed="1" w:qFormat="1"/>
+    <w:lsdException w:name="heading 7" w:semiHidden="1" w:uiPriority="9" w:unhideWhenUsed="1" w:qFormat="1"/>
+    <w:lsdException w:name="heading 8" w:semiHidden="1" w:uiPriority="9" w:unhideWhenUsed="1" w:qFormat="1"/>
+    <w:lsdException w:name="heading 9" w:semiHidden="1" w:uiPriority="9" w:unhideWhenUsed="1" w:qFormat="1"/>
+    <w:lsdException w:name="index 1" w:semiHidden="1" w:unhideWhenUsed="1"/>
+    <w:lsdException w:name="index 2" w:semiHidden="1" w:unhideWhenUsed="1"/>
+    <w:lsdException w:name="index 3" w:semiHidden="1" w:unhideWhenUsed="1"/>
+    <w:lsdException w:name="index 4" w:semiHidden="1" w:unhideWhenUsed="1"/>
+    <w:lsdException w:name="index 5" w:semiHidden="1" w:unhideWhenUsed="1"/>
+    <w:lsdException w:name="index 6" w:semiHidden="1" w:unhideWhenUsed="1"/>
+    <w:lsdException w:name="index 7" w:semiHidden="1" w:unhideWhenUsed="1"/>
+    <w:lsdException w:name="index 8" w:semiHidden="1" w:unhideWhenUsed="1"/>
+    <w:lsdException w:name="index 9" w:semiHidden="1" w:unhideWhenUsed="1"/>
+    <w:lsdException w:name="toc 1" w:semiHidden="1" w:uiPriority="39" w:unhideWhenUsed="1"/>
+    <w:lsdException w:name="toc 2" w:semiHidden="1" w:uiPriority="39" w:unhideWhenUsed="1"/>
+    <w:lsdException w:name="toc 3" w:semiHidden="1" w:uiPriority="39" w:unhideWhenUsed="1"/>
+    <w:lsdException w:name="toc 4" w:semiHidden="1" w:uiPriority="39" w:unhideWhenUsed="1"/>
+    <w:lsdException w:name="toc 5" w:semiHidden="1" w:uiPriority="39" w:unhideWhenUsed="1"/>
+    <w:lsdException w:name="toc 6" w:semiHidden="1" w:uiPriority="39" w:unhideWhenUsed="1"/>
+    <w:lsdException w:name="toc 7" w:semiHidden="1" w:uiPriority="39" w:unhideWhenUsed="1"/>
+    <w:lsdException w:name="toc 8" w:semiHidden="1" w:uiPriority="39" w:unhideWhenUsed="1"/>
+    <w:lsdException w:name="toc 9" w:semiHidden="1" w:uiPriority="39" w:unhideWhenUsed="1"/>
+    <w:lsdException w:name="Normal Indent" w:semiHidden="1" w:unhideWhenUsed="1"/>
+    <w:lsdException w:name="footnote text" w:semiHidden="1" w:unhideWhenUsed="1"/>
+    <w:lsdException w:name="annotation text" w:semiHidden="1" w:unhideWhenUsed="1"/>
+    <w:lsdException w:name="header" w:semiHidden="1" w:unhideWhenUsed="1"/>
+    <w:lsdException w:name="footer" w:semiHidden="1" w:unhideWhenUsed="1"/>
+    <w:lsdException w:name="index heading" w:semiHidden="1" w:unhideWhenUsed="1"/>
+    <w:lsdException w:name="caption" w:semiHidden="1" w:uiPriority="35" w:unhideWhenUsed="1" w:qFormat="1"/>
+    <w:lsdException w:name="table of figures" w:semiHidden="1" w:unhideWhenUsed="1"/>
+    <w:lsdException w:name="envelope address" w:semiHidden="1" w:unhideWhenUsed="1"/>
+    <w:lsdException w:name="envelope return" w:semiHidden="1" w:unhideWhenUsed="1"/>
+    <w:lsdException w:name="footnote reference" w:semiHidden="1" w:unhideWhenUsed="1"/>
+    <w:lsdException w:name="annotation reference" w:semiHidden="1" w:unhideWhenUsed="1"/>
+    <w:lsdException w:name="line number" w:semiHidden="1" w:unhideWhenUsed="1"/>
+    <w:lsdException w:name="page number" w:semiHidden="1" w:unhideWhenUsed="1"/>
+    <w:lsdException w:name="endnote reference" w:semiHidden="1" w:unhideWhenUsed="1"/>
+    <w:lsdException w:name="endnote text" w:semiHidden="1" w:unhideWhenUsed="1"/>
+    <w:lsdException w:name="table of authorities" w:semiHidden="1" w:unhideWhenUsed="1"/>
+    <w:lsdException w:name="macro" w:semiHidden="1" w:unhideWhenUsed="1"/>
+    <w:lsdException w:name="toa heading" w:semiHidden="1" w:unhideWhenUsed="1"/>
+    <w:lsdException w:name="List" w:semiHidden="1" w:unhideWhenUsed="1"/>
+    <w:lsdException w:name="List Bullet" w:semiHidden="1" w:unhideWhenUsed="1"/>
+    <w:lsdException w:name="List Number" w:semiHidden="1" w:unhideWhenUsed="1"/>
+    <w:lsdException w:name="List 2" w:semiHidden="1" w:unhideWhenUsed="1"/>
+    <w:lsdException w:name="List 3" w:semiHidden="1" w:unhideWhenUsed="1"/>
+    <w:lsdException w:name="List 4" w:semiHidden="1" w:unhideWhenUsed="1"/>
+    <w:lsdException w:name="List 5" w:semiHidden="1" w:unhideWhenUsed="1"/>
+    <w:lsdException w:name="List Bullet 2" w:semiHidden="1" w:unhideWhenUsed="1"/>
+    <w:lsdException w:name="List Bullet 3" w:semiHidden="1" w:unhideWhenUsed="1"/>
+    <w:lsdException w:name="List Bullet 4" w:semiHidden="1" w:unhideWhenUsed="1"/>
+    <w:lsdException w:name="List Bullet 5" w:semiHidden="1" w:unhideWhenUsed="1"/>
+    <w:lsdException w:name="List Number 2" w:semiHidden="1" w:unhideWhenUsed="1"/>
+    <w:lsdException w:name="List Number 3" w:semiHidden="1" w:unhideWhenUsed="1"/>
+    <w:lsdException w:name="List Number 4" w:semiHidden="1" w:unhideWhenUsed="1"/>
+    <w:lsdException w:name="List Number 5" w:semiHidden="1" w:unhideWhenUsed="1"/>
+    <w:lsdException w:name="Title" w:uiPriority="10" w:qFormat="1"/>
+    <w:lsdException w:name="Closing" w:semiHidden="1" w:unhideWhenUsed="1"/>
+    <w:lsdException w:name="Signature" w:semiHidden="1" w:unhideWhenUsed="1"/>
+    <w:lsdException w:name="Default Paragraph Font" w:semiHidden="1" w:uiPriority="1" w:unhideWhenUsed="1"/>
+    <w:lsdException w:name="Body Text" w:semiHidden="1" w:unhideWhenUsed="1"/>
+    <w:lsdException w:name="Body Text Indent" w:semiHidden="1" w:unhideWhenUsed="1"/>
+    <w:lsdException w:name="List Continue" w:semiHidden="1" w:unhideWhenUsed="1"/>
+    <w:lsdException w:name="List Continue 2" w:semiHidden="1" w:unhideWhenUsed="1"/>
+    <w:lsdException w:name="List Continue 3" w:semiHidden="1" w:unhideWhenUsed="1"/>
+    <w:lsdException w:name="List Continue 4" w:semiHidden="1" w:unhideWhenUsed="1"/>
+    <w:lsdException w:name="List Continue 5" w:semiHidden="1" w:unhideWhenUsed="1"/>
+    <w:lsdException w:name="Message Header" w:semiHidden="1" w:unhideWhenUsed="1"/>
+    <w:lsdException w:name="Subtitle" w:uiPriority="11" w:qFormat="1"/>
+    <w:lsdException w:name="Salutation" w:semiHidden="1" w:unhideWhenUsed="1"/>
+    <w:lsdException w:name="Date" w:semiHidden="1" w:unhideWhenUsed="1"/>
+    <w:lsdException w:name="Body Text First Indent" w:semiHidden="1" w:unhideWhenUsed="1"/>
+    <w:lsdException w:name="Body Text First Indent 2" w:semiHidden="1" w:unhideWhenUsed="1"/>
+    <w:lsdException w:name="Note Heading" w:semiHidden="1" w:unhideWhenUsed="1"/>
+    <w:lsdException w:name="Body Text 2" w:semiHidden="1" w:unhideWhenUsed="1"/>
+    <w:lsdException w:name="Body Text 3" w:semiHidden="1" w:unhideWhenUsed="1"/>
+    <w:lsdException w:name="Body Text Indent 2" w:semiHidden="1" w:unhideWhenUsed="1"/>
+    <w:lsdException w:name="Body Text Indent 3" w:semiHidden="1" w:unhideWhenUsed="1"/>
+    <w:lsdException w:name="Block Text" w:semiHidden="1" w:unhideWhenUsed="1"/>
+    <w:lsdException w:name="Hyperlink" w:semiHidden="1" w:unhideWhenUsed="1"/>
+    <w:lsdException w:name="FollowedHyperlink" w:semiHidden="1" w:unhideWhenUsed="1"/>
+    <w:lsdException w:name="Strong" w:uiPriority="22" w:qFormat="1"/>
+    <w:lsdException w:name="Emphasis" w:uiPriority="20" w:qFormat="1"/>
+    <w:lsdException w:name="Document Map" w:semiHidden="1" w:unhideWhenUsed="1"/>
+    <w:lsdException w:name="Plain Text" w:semiHidden="1" w:unhideWhenUsed="1"/>
+    <w:lsdException w:name="E-mail Signature" w:semiHidden="1" w:unhideWhenUsed="1"/>
+    <w:lsdException w:name="HTML Top of Form" w:semiHidden="1" w:unhideWhenUsed="1"/>
+    <w:lsdException w:name="HTML Bottom of Form" w:semiHidden="1" w:unhideWhenUsed="1"/>
+    <w:lsdException w:name="Normal (Web)" w:semiHidden="1" w:unhideWhenUsed="1"/>
+    <w:lsdException w:name="HTML Acronym" w:semiHidden="1" w:unhideWhenUsed="1"/>
+    <w:lsdException w:name="HTML Address" w:semiHidden="1" w:unhideWhenUsed="1"/>
+    <w:lsdException w:name="HTML Cite" w:semiHidden="1" w:unhideWhenUsed="1"/>
+    <w:lsdException w:name="HTML Code" w:semiHidden="1" w:unhideWhenUsed="1"/>
+    <w:lsdException w:name="HTML Definition" w:semiHidden="1" w:unhideWhenUsed="1"/>
+    <w:lsdException w:name="HTML Keyboard" w:semiHidden="1" w:unhideWhenUsed="1"/>
+    <w:lsdException w:name="HTML Preformatted" w:semiHidden="1" w:unhideWhenUsed="1"/>
+    <w:lsdException w:name="HTML Sample" w:semiHidden="1" w:unhideWhenUsed="1"/>
+    <w:lsdException w:name="HTML Typewriter" w:semiHidden="1" w:unhideWhenUsed="1"/>
+    <w:lsdException w:name="HTML Variable" w:semiHidden="1" w:unhideWhenUsed="1"/>
+    <w:lsdException w:name="Normal Table" w:semiHidden="1" w:unhideWhenUsed="1"/>
+    <w:lsdException w:name="annotation subject" w:semiHidden="1" w:unhideWhenUsed="1"/>
+    <w:lsdException w:name="No List" w:semiHidden="1" w:unhideWhenUsed="1"/>
+    <w:lsdException w:name="Outline List 1" w:semiHidden="1" w:unhideWhenUsed="1"/>
+    <w:lsdException w:name="Outline List 2" w:semiHidden="1" w:unhideWhenUsed="1"/>
+    <w:lsdException w:name="Outline List 3" w:semiHidden="1" w:unhideWhenUsed="1"/>
+    <w:lsdException w:name="Table Simple 1" w:semiHidden="1" w:unhideWhenUsed="1"/>
+    <w:lsdException w:name="Table Simple 2" w:semiHidden="1" w:unhideWhenUsed="1"/>
+    <w:lsdException w:name="Table Simple 3" w:semiHidden="1" w:unhideWhenUsed="1"/>
+    <w:lsdException w:name="Table Classic 1" w:semiHidden="1" w:unhideWhenUsed="1"/>
+    <w:lsdException w:name="Table Classic 2" w:semiHidden="1" w:unhideWhenUsed="1"/>
+    <w:lsdException w:name="Table Classic 3" w:semiHidden="1" w:unhideWhenUsed="1"/>
+    <w:lsdException w:name="Table Classic 4" w:semiHidden="1" w:unhideWhenUsed="1"/>
+    <w:lsdException w:name="Table Colorful 1" w:semiHidden="1" w:unhideWhenUsed="1"/>
+    <w:lsdException w:name="Table Colorful 2" w:semiHidden="1" w:unhideWhenUsed="1"/>
+    <w:lsdException w:name="Table Colorful 3" w:semiHidden="1" w:unhideWhenUsed="1"/>
+    <w:lsdException w:name="Table Columns 1" w:semiHidden="1" w:unhideWhenUsed="1"/>
+    <w:lsdException w:name="Table Columns 2" w:semiHidden="1" w:unhideWhenUsed="1"/>
+    <w:lsdException w:name="Table Columns 3" w:semiHidden="1" w:unhideWhenUsed="1"/>
+    <w:lsdException w:name="Table Columns 4" w:semiHidden="1" w:unhideWhenUsed="1"/>
+    <w:lsdException w:name="Table Columns 5" w:semiHidden="1" w:unhideWhenUsed="1"/>
+    <w:lsdException w:name="Table Grid 1" w:semiHidden="1" w:unhideWhenUsed="1"/>
+    <w:lsdException w:name="Table Grid 2" w:semiHidden="1" w:unhideWhenUsed="1"/>
+    <w:lsdException w:name="Table Grid 3" w:semiHidden="1" w:unhideWhenUsed="1"/>
+    <w:lsdException w:name="Table Grid 4" w:semiHidden="1" w:unhideWhenUsed="1"/>
+    <w:lsdException w:name="Table Grid 5" w:semiHidden="1" w:unhideWhenUsed="1"/>
+    <w:lsdException w:name="Table Grid 6" w:semiHidden="1" w:unhideWhenUsed="1"/>
+    <w:lsdException w:name="Table Grid 7" w:semiHidden="1" w:unhideWhenUsed="1"/>
+    <w:lsdException w:name="Table Grid 8" w:semiHidden="1" w:unhideWhenUsed="1"/>
+    <w:lsdException w:name="Table List 1" w:semiHidden="1" w:unhideWhenUsed="1"/>
+    <w:lsdException w:name="Table List 2" w:semiHidden="1" w:unhideWhenUsed="1"/>
+    <w:lsdException w:name="Table List 3" w:semiHidden="1" w:unhideWhenUsed="1"/>
+    <w:lsdException w:name="Table List 4" w:semiHidden="1" w:unhideWhenUsed="1"/>
+    <w:lsdException w:name="Table List 5" w:semiHidden="1" w:unhideWhenUsed="1"/>
+    <w:lsdException w:name="Table List 6" w:semiHidden="1" w:unhideWhenUsed="1"/>
+    <w:lsdException w:name="Table List 7" w:semiHidden="1" w:unhideWhenUsed="1"/>
+    <w:lsdException w:name="Table List 8" w:semiHidden="1" w:unhideWhenUsed="1"/>
+    <w:lsdException w:name="Table 3D effects 1" w:semiHidden="1" w:unhideWhenUsed="1"/>
+    <w:lsdException w:name="Table 3D effects 2" w:semiHidden="1" w:unhideWhenUsed="1"/>
+    <w:lsdException w:name="Table 3D effects 3" w:semiHidden="1" w:unhideWhenUsed="1"/>
+    <w:lsdException w:name="Table Contemporary" w:semiHidden="1" w:unhideWhenUsed="1"/>
+    <w:lsdException w:name="Table Elegant" w:semiHidden="1" w:unhideWhenUsed="1"/>
+    <w:lsdException w:name="Table Professional" w:semiHidden="1" w:unhideWhenUsed="1"/>
+    <w:lsdException w:name="Table Subtle 1" w:semiHidden="1" w:unhideWhenUsed="1"/>
+    <w:lsdException w:name="Table Subtle 2" w:semiHidden="1" w:unhideWhenUsed="1"/>
+    <w:lsdException w:name="Table Web 1" w:semiHidden="1" w:unhideWhenUsed="1"/>
+    <w:lsdException w:name="Table Web 2" w:semiHidden="1" w:unhideWhenUsed="1"/>
+    <w:lsdException w:name="Table Web 3" w:semiHidden="1" w:unhideWhenUsed="1"/>
+    <w:lsdException w:name="Balloon Text" w:semiHidden="1" w:unhideWhenUsed="1"/>
+    <w:lsdException w:name="Table Grid" w:uiPriority="39"/>
+    <w:lsdException w:name="Table Theme" w:semiHidden="1" w:unhideWhenUsed="1"/>
+    <w:lsdException w:name="Placeholder Text" w:semiHidden="1"/>
+    <w:lsdException w:name="No Spacing" w:uiPriority="1" w:qFormat="1"/>
+    <w:lsdException w:name="Light Shading" w:uiPriority="60"/>
+    <w:lsdException w:name="Light List" w:uiPriority="61"/>
+    <w:lsdException w:name="Light Grid" w:uiPriority="62"/>
+    <w:lsdException w:name="Medium Shading 1" w:uiPriority="63"/>
+    <w:lsdException w:name="Medium Shading 2" w:uiPriority="64"/>
+    <w:lsdException w:name="Medium List 1" w:uiPriority="65"/>
+    <w:lsdException w:name="Medium List 2" w:uiPriority="66"/>
+    <w:lsdException w:name="Medium Grid 1" w:uiPriority="67"/>
+    <w:lsdException w:name="Medium Grid 2" w:uiPriority="68"/>
+    <w:lsdException w:name="Medium Grid 3" w:uiPriority="69"/>
+    <w:lsdException w:name="Dark List" w:uiPriority="70"/>
+    <w:lsdException w:name="Colorful Shading" w:uiPriority="71"/>
+    <w:lsdException w:name="Colorful List" w:uiPriority="72"/>
+    <w:lsdException w:name="Colorful Grid" w:uiPriority="73"/>
+    <w:lsdException w:name="Light Shading Accent 1" w:uiPriority="60"/>
+    <w:lsdException w:name="Light List Accent 1" w:uiPriority="61"/>
+    <w:lsdException w:name="Light Grid Accent 1" w:uiPriority="62"/>
+    <w:lsdException w:name="Medium Shading 1 Accent 1" w:uiPriority="63"/>
+    <w:lsdException w:name="Medium Shading 2 Accent 1" w:uiPriority="64"/>
+    <w:lsdException w:name="Medium List 1 Accent 1" w:uiPriority="65"/>
+    <w:lsdException w:name="Revision" w:semiHidden="1"/>
+    <w:lsdException w:name="List Paragraph" w:uiPriority="34" w:qFormat="1"/>
+    <w:lsdException w:name="Quote" w:uiPriority="29" w:qFormat="1"/>
+    <w:lsdException w:name="Intense Quote" w:uiPriority="30" w:qFormat="1"/>
+    <w:lsdException w:name="Medium List 2 Accent 1" w:uiPriority="66"/>
+    <w:lsdException w:name="Medium Grid 1 Accent 1" w:uiPriority="67"/>
+    <w:lsdException w:name="Medium Grid 2 Accent 1" w:uiPriority="68"/>
+    <w:lsdException w:name="Medium Grid 3 Accent 1" w:uiPriority="69"/>
+    <w:lsdException w:name="Dark List Accent 1" w:uiPriority="70"/>
+    <w:lsdException w:name="Colorful Shading Accent 1" w:uiPriority="71"/>
+    <w:lsdException w:name="Colorful List Accent 1" w:uiPriority="72"/>
+    <w:lsdException w:name="Colorful Grid Accent 1" w:uiPriority="73"/>
+    <w:lsdException w:name="Light Shading Accent 2" w:uiPriority="60"/>
+    <w:lsdException w:name="Light List Accent 2" w:uiPriority="61"/>
+    <w:lsdException w:name="Light Grid Accent 2" w:uiPriority="62"/>
+    <w:lsdException w:name="Medium Shading 1 Accent 2" w:uiPriority="63"/>
+    <w:lsdException w:name="Medium Shading 2 Accent 2" w:uiPriority="64"/>
+    <w:lsdException w:name="Medium List 1 Accent 2" w:uiPriority="65"/>
+    <w:lsdException w:name="Medium List 2 Accent 2" w:uiPriority="66"/>
+    <w:lsdException w:name="Medium Grid 1 Accent 2" w:uiPriority="67"/>
+    <w:lsdException w:name="Medium Grid 2 Accent 2" w:uiPriority="68"/>
+    <w:lsdException w:name="Medium Grid 3 Accent 2" w:uiPriority="69"/>
+    <w:lsdException w:name="Dark List Accent 2" w:uiPriority="70"/>
+    <w:lsdException w:name="Colorful Shading Accent 2" w:uiPriority="71"/>
+    <w:lsdException w:name="Colorful List Accent 2" w:uiPriority="72"/>
+    <w:lsdException w:name="Colorful Grid Accent 2" w:uiPriority="73"/>
+    <w:lsdException w:name="Light Shading Accent 3" w:uiPriority="60"/>
+    <w:lsdException w:name="Light List Accent 3" w:uiPriority="61"/>
+    <w:lsdException w:name="Light Grid Accent 3" w:uiPriority="62"/>
+    <w:lsdException w:name="Medium Shading 1 Accent 3" w:uiPriority="63"/>
+    <w:lsdException w:name="Medium Shading 2 Accent 3" w:uiPriority="64"/>
+    <w:lsdException w:name="Medium List 1 Accent 3" w:uiPriority="65"/>
+    <w:lsdException w:name="Medium List 2 Accent 3" w:uiPriority="66"/>
+    <w:lsdException w:name="Medium Grid 1 Accent 3" w:uiPriority="67"/>
+    <w:lsdException w:name="Medium Grid 2 Accent 3" w:uiPriority="68"/>
+    <w:lsdException w:name="Medium Grid 3 Accent 3" w:uiPriority="69"/>
+    <w:lsdException w:name="Dark List Accent 3" w:uiPriority="70"/>
+    <w:lsdException w:name="Colorful Shading Accent 3" w:uiPriority="71"/>
+    <w:lsdException w:name="Colorful List Accent 3" w:uiPriority="72"/>
+    <w:lsdException w:name="Colorful Grid Accent 3" w:uiPriority="73"/>
+    <w:lsdException w:name="Light Shading Accent 4" w:uiPriority="60"/>
+    <w:lsdException w:name="Light List Accent 4" w:uiPriority="61"/>
+    <w:lsdException w:name="Light Grid Accent 4" w:uiPriority="62"/>
+    <w:lsdException w:name="Medium Shading 1 Accent 4" w:uiPriority="63"/>
+    <w:lsdException w:name="Medium Shading 2 Accent 4" w:uiPriority="64"/>
+    <w:lsdException w:name="Medium List 1 Accent 4" w:uiPriority="65"/>
+    <w:lsdException w:name="Medium List 2 Accent 4" w:uiPriority="66"/>
+    <w:lsdException w:name="Medium Grid 1 Accent 4" w:uiPriority="67"/>
+    <w:lsdException w:name="Medium Grid 2 Accent 4" w:uiPriority="68"/>
+    <w:lsdException w:name="Medium Grid 3 Accent 4" w:uiPriority="69"/>
+    <w:lsdException w:name="Dark List Accent 4" w:uiPriority="70"/>
+    <w:lsdException w:name="Colorful Shading Accent 4" w:uiPriority="71"/>
+    <w:lsdException w:name="Colorful List Accent 4" w:uiPriority="72"/>
+    <w:lsdException w:name="Colorful Grid Accent 4" w:uiPriority="73"/>
+    <w:lsdException w:name="Light Shading Accent 5" w:uiPriority="60"/>
+    <w:lsdException w:name="Light List Accent 5" w:uiPriority="61"/>
+    <w:lsdException w:name="Light Grid Accent 5" w:uiPriority="62"/>
+    <w:lsdException w:name="Medium Shading 1 Accent 5" w:uiPriority="63"/>
+    <w:lsdException w:name="Medium Shading 2 Accent 5" w:uiPriority="64"/>
+    <w:lsdException w:name="Medium List 1 Accent 5" w:uiPriority="65"/>
+    <w:lsdException w:name="Medium List 2 Accent 5" w:uiPriority="66"/>
+    <w:lsdException w:name="Medium Grid 1 Accent 5" w:uiPriority="67"/>
+    <w:lsdException w:name="Medium Grid 2 Accent 5" w:uiPriority="68"/>
+    <w:lsdException w:name="Medium Grid 3 Accent 5" w:uiPriority="69"/>
+    <w:lsdException w:name="Dark List Accent 5" w:uiPriority="70"/>
+    <w:lsdException w:name="Colorful Shading Accent 5" w:uiPriority="71"/>
+    <w:lsdException w:name="Colorful List Accent 5" w:uiPriority="72"/>
+    <w:lsdException w:name="Colorful Grid Accent 5" w:uiPriority="73"/>
+    <w:lsdException w:name="Light Shading Accent 6" w:uiPriority="60"/>
+    <w:lsdException w:name="Light List Accent 6" w:uiPriority="61"/>
+    <w:lsdException w:name="Light Grid Accent 6" w:uiPriority="62"/>
+    <w:lsdException w:name="Medium Shading 1 Accent 6" w:uiPriority="63"/>
+    <w:lsdException w:name="Medium Shading 2 Accent 6" w:uiPriority="64"/>
+    <w:lsdException w:name="Medium List 1 Accent 6" w:uiPriority="65"/>
+    <w:lsdException w:name="Medium List 2 Accent 6" w:uiPriority="66"/>
+    <w:lsdException w:name="Medium Grid 1 Accent 6" w:uiPriority="67"/>
+    <w:lsdException w:name="Medium Grid 2 Accent 6" w:uiPriority="68"/>
+    <w:lsdException w:name="Medium Grid 3 Accent 6" w:uiPriority="69"/>
+    <w:lsdException w:name="Dark List Accent 6" w:uiPriority="70"/>
+    <w:lsdException w:name="Colorful Shading Accent 6" w:uiPriority="71"/>
+    <w:lsdException w:name="Colorful List Accent 6" w:uiPriority="72"/>
+    <w:lsdException w:name="Colorful Grid Accent 6" w:uiPriority="73"/>
+    <w:lsdException w:name="Subtle Emphasis" w:uiPriority="19" w:qFormat="1"/>
+    <w:lsdException w:name="Intense Emphasis" w:uiPriority="21" w:qFormat="1"/>
+    <w:lsdException w:name="Subtle Reference" w:uiPriority="31" w:qFormat="1"/>
+    <w:lsdException w:name="Intense Reference" w:uiPriority="32" w:qFormat="1"/>
+    <w:lsdException w:name="Book Title" w:uiPriority="33" w:qFormat="1"/>
+    <w:lsdException w:name="Bibliography" w:semiHidden="1" w:uiPriority="37" w:unhideWhenUsed="1"/>
+    <w:lsdException w:name="TOC Heading" w:semiHidden="1" w:uiPriority="39" w:unhideWhenUsed="1" w:qFormat="1"/>
+    <w:lsdException w:name="Plain Table 1" w:uiPriority="41"/>
+    <w:lsdException w:name="Plain Table 2" w:uiPriority="42"/>
+    <w:lsdException w:name="Plain Table 3" w:uiPriority="43"/>
+    <w:lsdException w:name="Plain Table 4" w:uiPriority="44"/>
+    <w:lsdException w:name="Plain Table 5" w:uiPriority="45"/>
+    <w:lsdException w:name="Grid Table Light" w:uiPriority="40"/>
+    <w:lsdException w:name="Grid Table 1 Light" w:uiPriority="46"/>
+    <w:lsdException w:name="Grid Table 2" w:uiPriority="47"/>
+    <w:lsdException w:name="Grid Table 3" w:uiPriority="48"/>
+    <w:lsdException w:name="Grid Table 4" w:uiPriority="49"/>
+    <w:lsdException w:name="Grid Table 5 Dark" w:uiPriority="50"/>
+    <w:lsdException w:name="Grid Table 6 Colorful" w:uiPriority="51"/>
+    <w:lsdException w:name="Grid Table 7 Colorful" w:uiPriority="52"/>
+    <w:lsdException w:name="Grid Table 1 Light Accent 1" w:uiPriority="46"/>
+    <w:lsdException w:name="Grid Table 2 Accent 1" w:uiPriority="47"/>
+    <w:lsdException w:name="Grid Table 3 Accent 1" w:uiPriority="48"/>
+    <w:lsdException w:name="Grid Table 4 Accent 1" w:uiPriority="49"/>
+    <w:lsdException w:name="Grid Table 5 Dark Accent 1" w:uiPriority="50"/>
+    <w:lsdException w:name="Grid Table 6 Colorful Accent 1" w:uiPriority="51"/>
+    <w:lsdException w:name="Grid Table 7 Colorful Accent 1" w:uiPriority="52"/>
+    <w:lsdException w:name="Grid Table 1 Light Accent 2" w:uiPriority="46"/>
+    <w:lsdException w:name="Grid Table 2 Accent 2" w:uiPriority="47"/>
+    <w:lsdException w:name="Grid Table 3 Accent 2" w:uiPriority="48"/>
+    <w:lsdException w:name="Grid Table 4 Accent 2" w:uiPriority="49"/>
+    <w:lsdException w:name="Grid Table 5 Dark Accent 2" w:uiPriority="50"/>
+    <w:lsdException w:name="Grid Table 6 Colorful Accent 2" w:uiPriority="51"/>
+    <w:lsdException w:name="Grid Table 7 Colorful Accent 2" w:uiPriority="52"/>
+    <w:lsdException w:name="Grid Table 1 Light Accent 3" w:uiPriority="46"/>
+    <w:lsdException w:name="Grid Table 2 Accent 3" w:uiPriority="47"/>
+    <w:lsdException w:name="Grid Table 3 Accent 3" w:uiPriority="48"/>
+    <w:lsdException w:name="Grid Table 4 Accent 3" w:uiPriority="49"/>
+    <w:lsdException w:name="Grid Table 5 Dark Accent 3" w:uiPriority="50"/>
+    <w:lsdException w:name="Grid Table 6 Colorful Accent 3" w:uiPriority="51"/>
+    <w:lsdException w:name="Grid Table 7 Colorful Accent 3" w:uiPriority="52"/>
+    <w:lsdException w:name="Grid Table 1 Light Accent 4" w:uiPriority="46"/>
+    <w:lsdException w:name="Grid Table 2 Accent 4" w:uiPriority="47"/>
+    <w:lsdException w:name="Grid Table 3 Accent 4" w:uiPriority="48"/>
+    <w:lsdException w:name="Grid Table 4 Accent 4" w:uiPriority="49"/>
+    <w:lsdException w:name="Grid Table 5 Dark Accent 4" w:uiPriority="50"/>
+    <w:lsdException w:name="Grid Table 6 Colorful Accent 4" w:uiPriority="51"/>
+    <w:lsdException w:name="Grid Table 7 Colorful Accent 4" w:uiPriority="52"/>
+    <w:lsdException w:name="Grid Table 1 Light Accent 5" w:uiPriority="46"/>
+    <w:lsdException w:name="Grid Table 2 Accent 5" w:uiPriority="47"/>
+    <w:lsdException w:name="Grid Table 3 Accent 5" w:uiPriority="48"/>
+    <w:lsdException w:name="Grid Table 4 Accent 5" w:uiPriority="49"/>
+    <w:lsdException w:name="Grid Table 5 Dark Accent 5" w:uiPriority="50"/>
+    <w:lsdException w:name="Grid Table 6 Colorful Accent 5" w:uiPriority="51"/>
+    <w:lsdException w:name="Grid Table 7 Colorful Accent 5" w:uiPriority="52"/>
+    <w:lsdException w:name="Grid Table 1 Light Accent 6" w:uiPriority="46"/>
+    <w:lsdException w:name="Grid Table 2 Accent 6" w:uiPriority="47"/>
+    <w:lsdException w:name="Grid Table 3 Accent 6" w:uiPriority="48"/>
+    <w:lsdException w:name="Grid Table 4 Accent 6" w:uiPriority="49"/>
+    <w:lsdException w:name="Grid Table 5 Dark Accent 6" w:uiPriority="50"/>
+    <w:lsdException w:name="Grid Table 6 Colorful Accent 6" w:uiPriority="51"/>
+    <w:lsdException w:name="Grid Table 7 Colorful Accent 6" w:uiPriority="52"/>
+    <w:lsdException w:name="List Table 1 Light" w:uiPriority="46"/>
+    <w:lsdException w:name="List Table 2" w:uiPriority="47"/>
+    <w:lsdException w:name="List Table 3" w:uiPriority="48"/>
+    <w:lsdException w:name="List Table 4" w:uiPriority="49"/>
+    <w:lsdException w:name="List Table 5 Dark" w:uiPriority="50"/>
+    <w:lsdException w:name="List Table 6 Colorful" w:uiPriority="51"/>
+    <w:lsdException w:name="List Table 7 Colorful" w:uiPriority="52"/>
+    <w:lsdException w:name="List Table 1 Light Accent 1" w:uiPriority="46"/>
+    <w:lsdException w:name="List Table 2 Accent 1" w:uiPriority="47"/>
+    <w:lsdException w:name="List Table 3 Accent 1" w:uiPriority="48"/>
+    <w:lsdException w:name="List Table 4 Accent 1" w:uiPriority="49"/>
+    <w:lsdException w:name="List Table 5 Dark Accent 1" w:uiPriority="50"/>
+    <w:lsdException w:name="List Table 6 Colorful Accent 1" w:uiPriority="51"/>
+    <w:lsdException w:name="List Table 7 Colorful Accent 1" w:uiPriority="52"/>
+    <w:lsdException w:name="List Table 1 Light Accent 2" w:uiPriority="46"/>
+    <w:lsdException w:name="List Table 2 Accent 2" w:uiPriority="47"/>
+    <w:lsdException w:name="List Table 3 Accent 2" w:uiPriority="48"/>
+    <w:lsdException w:name="List Table 4 Accent 2" w:uiPriority="49"/>
+    <w:lsdException w:name="List Table 5 Dark Accent 2" w:uiPriority="50"/>
+    <w:lsdException w:name="List Table 6 Colorful Accent 2" w:uiPriority="51"/>
+    <w:lsdException w:name="List Table 7 Colorful Accent 2" w:uiPriority="52"/>
+    <w:lsdException w:name="List Table 1 Light Accent 3" w:uiPriority="46"/>
+    <w:lsdException w:name="List Table 2 Accent 3" w:uiPriority="47"/>
+    <w:lsdException w:name="List Table 3 Accent 3" w:uiPriority="48"/>
+    <w:lsdException w:name="List Table 4 Accent 3" w:uiPriority="49"/>
+    <w:lsdException w:name="List Table 5 Dark Accent 3" w:uiPriority="50"/>
+    <w:lsdException w:name="List Table 6 Colorful Accent 3" w:uiPriority="51"/>
+    <w:lsdException w:name="List Table 7 Colorful Accent 3" w:uiPriority="52"/>
+    <w:lsdException w:name="List Table 1 Light Accent 4" w:uiPriority="46"/>
+    <w:lsdException w:name="List Table 2 Accent 4" w:uiPriority="47"/>
+    <w:lsdException w:name="List Table 3 Accent 4" w:uiPriority="48"/>
+    <w:lsdException w:name="List Table 4 Accent 4" w:uiPriority="49"/>
+    <w:lsdException w:name="List Table 5 Dark Accent 4" w:uiPriority="50"/>
+    <w:lsdException w:name="List Table 6 Colorful Accent 4" w:uiPriority="51"/>
+    <w:lsdException w:name="List Table 7 Colorful Accent 4" w:uiPriority="52"/>
+    <w:lsdException w:name="List Table 1 Light Accent 5" w:uiPriority="46"/>
+    <w:lsdException w:name="List Table 2 Accent 5" w:uiPriority="47"/>
+    <w:lsdException w:name="List Table 3 Accent 5" w:uiPriority="48"/>
+    <w:lsdException w:name="List Table 4 Accent 5" w:uiPriority="49"/>
+    <w:lsdException w:name="List Table 5 Dark Accent 5" w:uiPriority="50"/>
+    <w:lsdException w:name="List Table 6 Colorful Accent 5" w:uiPriority="51"/>
+    <w:lsdException w:name="List Table 7 Colorful Accent 5" w:uiPriority="52"/>
+    <w:lsdException w:name="List Table 1 Light Accent 6" w:uiPriority="46"/>
+    <w:lsdException w:name="List Table 2 Accent 6" w:uiPriority="47"/>
+    <w:lsdException w:name="List Table 3 Accent 6" w:uiPriority="48"/>
+    <w:lsdException w:name="List Table 4 Accent 6" w:uiPriority="49"/>
+    <w:lsdException w:name="List Table 5 Dark Accent 6" w:uiPriority="50"/>
+    <w:lsdException w:name="List Table 6 Colorful Accent 6" w:uiPriority="51"/>
+    <w:lsdException w:name="List Table 7 Colorful Accent 6" w:uiPriority="52"/>
+    <w:lsdException w:name="Mention" w:semiHidden="1" w:unhideWhenUsed="1"/>
+    <w:lsdException w:name="Smart Hyperlink" w:semiHidden="1" w:unhideWhenUsed="1"/>
+    <w:lsdException w:name="Hashtag" w:semiHidden="1" w:unhideWhenUsed="1"/>
+    <w:lsdException w:name="Unresolved Mention" w:semiHidden="1" w:unhideWhenUsed="1"/>
+    <w:lsdException w:name="Smart Link" w:semiHidden="1" w:unhideWhenUsed="1"/>
   </w:latentStyles>
   <w:style w:type="paragraph" w:default="1" w:styleId="Normal">
     <w:name w:val="Normal"/>
@@ -7806,11 +7707,11 @@
     <w:uiPriority w:val="9"/>
     <w:unhideWhenUsed/>
     <w:qFormat/>
-    <w:rsid w:val="003565B8"/>
+    <w:rsid w:val="007328A1"/>
     <w:pPr>
       <w:keepNext/>
       <w:keepLines/>
-      <w:spacing w:before="160" w:after="80"/>
+      <w:spacing w:before="360" w:after="80"/>
       <w:outlineLvl w:val="1"/>
     </w:pPr>
     <w:rPr>
@@ -7978,6 +7879,7 @@
   <w:style w:type="character" w:default="1" w:styleId="DefaultParagraphFont">
     <w:name w:val="Default Paragraph Font"/>
     <w:uiPriority w:val="1"/>
+    <w:semiHidden/>
     <w:unhideWhenUsed/>
   </w:style>
   <w:style w:type="table" w:default="1" w:styleId="TableNormal">
@@ -7985,7 +7887,6 @@
     <w:uiPriority w:val="99"/>
     <w:semiHidden/>
     <w:unhideWhenUsed/>
-    <w:qFormat/>
     <w:tblPr>
       <w:tblInd w:w="0" w:type="dxa"/>
       <w:tblCellMar>
@@ -8020,7 +7921,7 @@
     <w:basedOn w:val="DefaultParagraphFont"/>
     <w:link w:val="Heading2"/>
     <w:uiPriority w:val="9"/>
-    <w:rsid w:val="003565B8"/>
+    <w:rsid w:val="007328A1"/>
     <w:rPr>
       <w:rFonts w:asciiTheme="majorHAnsi" w:eastAsiaTheme="majorEastAsia" w:hAnsiTheme="majorHAnsi" w:cstheme="majorBidi"/>
       <w:color w:val="0F4761" w:themeColor="accent1" w:themeShade="BF"/>
@@ -8751,7 +8652,7 @@
   <a:extraClrSchemeLst/>
   <a:extLst>
     <a:ext uri="{05A4C25C-085E-4340-85A3-A5531E510DB2}">
-      <thm15:themeFamily xmlns:thm15="http://schemas.microsoft.com/office/thememl/2012/main" xmlns="" name="Office Theme" id="{2E142A2C-CD16-42D6-873A-C26D2A0506FA}" vid="{1BDDFF52-6CD6-40A5-AB3C-68EB2F1E4D0A}"/>
+      <thm15:themeFamily xmlns:thm15="http://schemas.microsoft.com/office/thememl/2012/main" name="Office Theme" id="{2E142A2C-CD16-42D6-873A-C26D2A0506FA}" vid="{1BDDFF52-6CD6-40A5-AB3C-68EB2F1E4D0A}"/>
     </a:ext>
   </a:extLst>
 </a:theme>
